--- a/docs/handouts/Oct12_session1_handouts.docx
+++ b/docs/handouts/Oct12_session1_handouts.docx
@@ -99,7 +99,6 @@
           <w:trHeight w:val="360" w:hRule="auto"/>
           <w:tblHeader/>
         </w:trPr>
-        header 1
         <w:tc>
           <w:tcPr>
             <w:tcBorders>
@@ -119,6 +118,7 @@
           </w:tcPr>
           <w:p>
             <w:pPr>
+              <w:pStyle w:val="Normal"/>
               <w:jc w:val="left"/>
               <w:pBdr>
                 <w:bottom w:val="none" w:sz="0" w:space="0" w:color="000000"/>
@@ -173,6 +173,7 @@
           </w:tcPr>
           <w:p>
             <w:pPr>
+              <w:pStyle w:val="Normal"/>
               <w:jc w:val="left"/>
               <w:pBdr>
                 <w:bottom w:val="none" w:sz="0" w:space="0" w:color="000000"/>
@@ -227,6 +228,7 @@
           </w:tcPr>
           <w:p>
             <w:pPr>
+              <w:pStyle w:val="Normal"/>
               <w:jc w:val="left"/>
               <w:pBdr>
                 <w:bottom w:val="none" w:sz="0" w:space="0" w:color="000000"/>
@@ -267,7 +269,6 @@
         <w:trPr>
           <w:trHeight w:val="360" w:hRule="auto"/>
         </w:trPr>
-        body 1
         <w:tc>
           <w:tcPr>
             <w:tcBorders>
@@ -287,6 +288,7 @@
           </w:tcPr>
           <w:p>
             <w:pPr>
+              <w:pStyle w:val="Normal"/>
               <w:jc w:val="left"/>
               <w:pBdr>
                 <w:bottom w:val="none" w:sz="0" w:space="0" w:color="000000"/>
@@ -341,6 +343,7 @@
           </w:tcPr>
           <w:p>
             <w:pPr>
+              <w:pStyle w:val="Normal"/>
               <w:jc w:val="left"/>
               <w:pBdr>
                 <w:bottom w:val="none" w:sz="0" w:space="0" w:color="000000"/>
@@ -395,6 +398,7 @@
           </w:tcPr>
           <w:p>
             <w:pPr>
+              <w:pStyle w:val="Normal"/>
               <w:jc w:val="left"/>
               <w:pBdr>
                 <w:bottom w:val="none" w:sz="0" w:space="0" w:color="000000"/>
@@ -435,7 +439,6 @@
         <w:trPr>
           <w:trHeight w:val="360" w:hRule="auto"/>
         </w:trPr>
-        body 2
         <w:tc>
           <w:tcPr>
             <w:tcBorders>
@@ -455,6 +458,7 @@
           </w:tcPr>
           <w:p>
             <w:pPr>
+              <w:pStyle w:val="Normal"/>
               <w:jc w:val="left"/>
               <w:pBdr>
                 <w:bottom w:val="none" w:sz="0" w:space="0" w:color="000000"/>
@@ -509,6 +513,7 @@
           </w:tcPr>
           <w:p>
             <w:pPr>
+              <w:pStyle w:val="Normal"/>
               <w:jc w:val="left"/>
               <w:pBdr>
                 <w:bottom w:val="none" w:sz="0" w:space="0" w:color="000000"/>
@@ -563,6 +568,7 @@
           </w:tcPr>
           <w:p>
             <w:pPr>
+              <w:pStyle w:val="Normal"/>
               <w:jc w:val="left"/>
               <w:pBdr>
                 <w:bottom w:val="none" w:sz="0" w:space="0" w:color="000000"/>
@@ -603,7 +609,6 @@
         <w:trPr>
           <w:trHeight w:val="360" w:hRule="auto"/>
         </w:trPr>
-        body 3
         <w:tc>
           <w:tcPr>
             <w:tcBorders>
@@ -623,6 +628,7 @@
           </w:tcPr>
           <w:p>
             <w:pPr>
+              <w:pStyle w:val="Normal"/>
               <w:jc w:val="left"/>
               <w:pBdr>
                 <w:bottom w:val="none" w:sz="0" w:space="0" w:color="000000"/>
@@ -677,6 +683,7 @@
           </w:tcPr>
           <w:p>
             <w:pPr>
+              <w:pStyle w:val="Normal"/>
               <w:jc w:val="left"/>
               <w:pBdr>
                 <w:bottom w:val="none" w:sz="0" w:space="0" w:color="000000"/>
@@ -731,6 +738,7 @@
           </w:tcPr>
           <w:p>
             <w:pPr>
+              <w:pStyle w:val="Normal"/>
               <w:jc w:val="left"/>
               <w:pBdr>
                 <w:bottom w:val="none" w:sz="0" w:space="0" w:color="000000"/>
@@ -771,7 +779,6 @@
         <w:trPr>
           <w:trHeight w:val="360" w:hRule="auto"/>
         </w:trPr>
-        body 4
         <w:tc>
           <w:tcPr>
             <w:tcBorders>
@@ -791,6 +798,7 @@
           </w:tcPr>
           <w:p>
             <w:pPr>
+              <w:pStyle w:val="Normal"/>
               <w:jc w:val="left"/>
               <w:pBdr>
                 <w:bottom w:val="none" w:sz="0" w:space="0" w:color="000000"/>
@@ -845,6 +853,7 @@
           </w:tcPr>
           <w:p>
             <w:pPr>
+              <w:pStyle w:val="Normal"/>
               <w:jc w:val="left"/>
               <w:pBdr>
                 <w:bottom w:val="none" w:sz="0" w:space="0" w:color="000000"/>
@@ -899,6 +908,7 @@
           </w:tcPr>
           <w:p>
             <w:pPr>
+              <w:pStyle w:val="Normal"/>
               <w:jc w:val="left"/>
               <w:pBdr>
                 <w:bottom w:val="none" w:sz="0" w:space="0" w:color="000000"/>
@@ -939,7 +949,6 @@
         <w:trPr>
           <w:trHeight w:val="360" w:hRule="auto"/>
         </w:trPr>
-        body 5
         <w:tc>
           <w:tcPr>
             <w:tcBorders>
@@ -959,6 +968,7 @@
           </w:tcPr>
           <w:p>
             <w:pPr>
+              <w:pStyle w:val="Normal"/>
               <w:jc w:val="left"/>
               <w:pBdr>
                 <w:bottom w:val="none" w:sz="0" w:space="0" w:color="000000"/>
@@ -1013,6 +1023,7 @@
           </w:tcPr>
           <w:p>
             <w:pPr>
+              <w:pStyle w:val="Normal"/>
               <w:jc w:val="left"/>
               <w:pBdr>
                 <w:bottom w:val="none" w:sz="0" w:space="0" w:color="000000"/>
@@ -1067,6 +1078,7 @@
           </w:tcPr>
           <w:p>
             <w:pPr>
+              <w:pStyle w:val="Normal"/>
               <w:jc w:val="left"/>
               <w:pBdr>
                 <w:bottom w:val="none" w:sz="0" w:space="0" w:color="000000"/>
@@ -1107,7 +1119,6 @@
         <w:trPr>
           <w:trHeight w:val="360" w:hRule="auto"/>
         </w:trPr>
-        body 6
         <w:tc>
           <w:tcPr>
             <w:tcBorders>
@@ -1127,6 +1138,7 @@
           </w:tcPr>
           <w:p>
             <w:pPr>
+              <w:pStyle w:val="Normal"/>
               <w:jc w:val="left"/>
               <w:pBdr>
                 <w:bottom w:val="none" w:sz="0" w:space="0" w:color="000000"/>
@@ -1181,6 +1193,7 @@
           </w:tcPr>
           <w:p>
             <w:pPr>
+              <w:pStyle w:val="Normal"/>
               <w:jc w:val="left"/>
               <w:pBdr>
                 <w:bottom w:val="none" w:sz="0" w:space="0" w:color="000000"/>
@@ -1235,6 +1248,7 @@
           </w:tcPr>
           <w:p>
             <w:pPr>
+              <w:pStyle w:val="Normal"/>
               <w:jc w:val="left"/>
               <w:pBdr>
                 <w:bottom w:val="none" w:sz="0" w:space="0" w:color="000000"/>
@@ -1275,7 +1289,6 @@
         <w:trPr>
           <w:trHeight w:val="360" w:hRule="auto"/>
         </w:trPr>
-        body 7
         <w:tc>
           <w:tcPr>
             <w:tcBorders>
@@ -1295,6 +1308,7 @@
           </w:tcPr>
           <w:p>
             <w:pPr>
+              <w:pStyle w:val="Normal"/>
               <w:jc w:val="left"/>
               <w:pBdr>
                 <w:bottom w:val="none" w:sz="0" w:space="0" w:color="000000"/>
@@ -1349,6 +1363,7 @@
           </w:tcPr>
           <w:p>
             <w:pPr>
+              <w:pStyle w:val="Normal"/>
               <w:jc w:val="left"/>
               <w:pBdr>
                 <w:bottom w:val="none" w:sz="0" w:space="0" w:color="000000"/>
@@ -1403,6 +1418,7 @@
           </w:tcPr>
           <w:p>
             <w:pPr>
+              <w:pStyle w:val="Normal"/>
               <w:jc w:val="left"/>
               <w:pBdr>
                 <w:bottom w:val="none" w:sz="0" w:space="0" w:color="000000"/>
@@ -1443,7 +1459,6 @@
         <w:trPr>
           <w:trHeight w:val="360" w:hRule="auto"/>
         </w:trPr>
-        body 8
         <w:tc>
           <w:tcPr>
             <w:tcBorders>
@@ -1463,6 +1478,7 @@
           </w:tcPr>
           <w:p>
             <w:pPr>
+              <w:pStyle w:val="Normal"/>
               <w:jc w:val="left"/>
               <w:pBdr>
                 <w:bottom w:val="none" w:sz="0" w:space="0" w:color="000000"/>
@@ -1517,6 +1533,7 @@
           </w:tcPr>
           <w:p>
             <w:pPr>
+              <w:pStyle w:val="Normal"/>
               <w:jc w:val="left"/>
               <w:pBdr>
                 <w:bottom w:val="none" w:sz="0" w:space="0" w:color="000000"/>
@@ -1571,6 +1588,7 @@
           </w:tcPr>
           <w:p>
             <w:pPr>
+              <w:pStyle w:val="Normal"/>
               <w:jc w:val="left"/>
               <w:pBdr>
                 <w:bottom w:val="none" w:sz="0" w:space="0" w:color="000000"/>
@@ -1611,7 +1629,6 @@
         <w:trPr>
           <w:trHeight w:val="360" w:hRule="auto"/>
         </w:trPr>
-        body 9
         <w:tc>
           <w:tcPr>
             <w:tcBorders>
@@ -1631,6 +1648,7 @@
           </w:tcPr>
           <w:p>
             <w:pPr>
+              <w:pStyle w:val="Normal"/>
               <w:jc w:val="left"/>
               <w:pBdr>
                 <w:bottom w:val="none" w:sz="0" w:space="0" w:color="000000"/>
@@ -1685,6 +1703,7 @@
           </w:tcPr>
           <w:p>
             <w:pPr>
+              <w:pStyle w:val="Normal"/>
               <w:jc w:val="left"/>
               <w:pBdr>
                 <w:bottom w:val="none" w:sz="0" w:space="0" w:color="000000"/>
@@ -1739,6 +1758,7 @@
           </w:tcPr>
           <w:p>
             <w:pPr>
+              <w:pStyle w:val="Normal"/>
               <w:jc w:val="left"/>
               <w:pBdr>
                 <w:bottom w:val="none" w:sz="0" w:space="0" w:color="000000"/>
@@ -1779,7 +1799,6 @@
         <w:trPr>
           <w:trHeight w:val="360" w:hRule="auto"/>
         </w:trPr>
-        body10
         <w:tc>
           <w:tcPr>
             <w:tcBorders>
@@ -1799,6 +1818,7 @@
           </w:tcPr>
           <w:p>
             <w:pPr>
+              <w:pStyle w:val="Normal"/>
               <w:jc w:val="left"/>
               <w:pBdr>
                 <w:bottom w:val="none" w:sz="0" w:space="0" w:color="000000"/>
@@ -1853,6 +1873,7 @@
           </w:tcPr>
           <w:p>
             <w:pPr>
+              <w:pStyle w:val="Normal"/>
               <w:jc w:val="left"/>
               <w:pBdr>
                 <w:bottom w:val="none" w:sz="0" w:space="0" w:color="000000"/>
@@ -1907,6 +1928,7 @@
           </w:tcPr>
           <w:p>
             <w:pPr>
+              <w:pStyle w:val="Normal"/>
               <w:jc w:val="left"/>
               <w:pBdr>
                 <w:bottom w:val="none" w:sz="0" w:space="0" w:color="000000"/>
@@ -2157,7 +2179,7 @@
           <w:szCs w:val="22"/>
           <w:color w:val="000000"/>
         </w:rPr>
-        <w:t xml:space="preserve">Which moved more, and what does that tell you about a reported average?</w:t>
+        <w:t xml:space="preserve">Which changed more, the mean or the median? What does this tell you about an average in a report?</w:t>
       </w:r>
     </w:p>
     <w:p>
@@ -2318,7 +2340,6 @@
           <w:trHeight w:val="360" w:hRule="auto"/>
           <w:tblHeader/>
         </w:trPr>
-        header1
         <w:tc>
           <w:tcPr>
             <w:tcBorders>
@@ -2338,6 +2359,7 @@
           </w:tcPr>
           <w:p>
             <w:pPr>
+              <w:pStyle w:val="Normal"/>
               <w:jc w:val="left"/>
               <w:pBdr>
                 <w:bottom w:val="none" w:sz="0" w:space="0" w:color="000000"/>
@@ -2392,6 +2414,7 @@
           </w:tcPr>
           <w:p>
             <w:pPr>
+              <w:pStyle w:val="Normal"/>
               <w:jc w:val="left"/>
               <w:pBdr>
                 <w:bottom w:val="none" w:sz="0" w:space="0" w:color="000000"/>
@@ -2446,6 +2469,7 @@
           </w:tcPr>
           <w:p>
             <w:pPr>
+              <w:pStyle w:val="Normal"/>
               <w:jc w:val="left"/>
               <w:pBdr>
                 <w:bottom w:val="none" w:sz="0" w:space="0" w:color="000000"/>
@@ -2500,6 +2524,7 @@
           </w:tcPr>
           <w:p>
             <w:pPr>
+              <w:pStyle w:val="Normal"/>
               <w:jc w:val="left"/>
               <w:pBdr>
                 <w:bottom w:val="none" w:sz="0" w:space="0" w:color="000000"/>
@@ -2540,7 +2565,6 @@
         <w:trPr>
           <w:trHeight w:val="360" w:hRule="auto"/>
         </w:trPr>
-        body1
         <w:tc>
           <w:tcPr>
             <w:tcBorders>
@@ -2560,6 +2584,7 @@
           </w:tcPr>
           <w:p>
             <w:pPr>
+              <w:pStyle w:val="Normal"/>
               <w:jc w:val="left"/>
               <w:pBdr>
                 <w:bottom w:val="none" w:sz="0" w:space="0" w:color="000000"/>
@@ -2614,6 +2639,7 @@
           </w:tcPr>
           <w:p>
             <w:pPr>
+              <w:pStyle w:val="Normal"/>
               <w:jc w:val="left"/>
               <w:pBdr>
                 <w:bottom w:val="none" w:sz="0" w:space="0" w:color="000000"/>
@@ -2668,6 +2694,7 @@
           </w:tcPr>
           <w:p>
             <w:pPr>
+              <w:pStyle w:val="Normal"/>
               <w:jc w:val="left"/>
               <w:pBdr>
                 <w:bottom w:val="none" w:sz="0" w:space="0" w:color="000000"/>
@@ -2722,6 +2749,7 @@
           </w:tcPr>
           <w:p>
             <w:pPr>
+              <w:pStyle w:val="Normal"/>
               <w:jc w:val="left"/>
               <w:pBdr>
                 <w:bottom w:val="none" w:sz="0" w:space="0" w:color="000000"/>
@@ -2762,7 +2790,6 @@
         <w:trPr>
           <w:trHeight w:val="360" w:hRule="auto"/>
         </w:trPr>
-        body2
         <w:tc>
           <w:tcPr>
             <w:tcBorders>
@@ -2782,6 +2809,7 @@
           </w:tcPr>
           <w:p>
             <w:pPr>
+              <w:pStyle w:val="Normal"/>
               <w:jc w:val="left"/>
               <w:pBdr>
                 <w:bottom w:val="none" w:sz="0" w:space="0" w:color="000000"/>
@@ -2836,6 +2864,7 @@
           </w:tcPr>
           <w:p>
             <w:pPr>
+              <w:pStyle w:val="Normal"/>
               <w:jc w:val="left"/>
               <w:pBdr>
                 <w:bottom w:val="none" w:sz="0" w:space="0" w:color="000000"/>
@@ -2890,6 +2919,7 @@
           </w:tcPr>
           <w:p>
             <w:pPr>
+              <w:pStyle w:val="Normal"/>
               <w:jc w:val="left"/>
               <w:pBdr>
                 <w:bottom w:val="none" w:sz="0" w:space="0" w:color="000000"/>
@@ -2944,6 +2974,7 @@
           </w:tcPr>
           <w:p>
             <w:pPr>
+              <w:pStyle w:val="Normal"/>
               <w:jc w:val="left"/>
               <w:pBdr>
                 <w:bottom w:val="none" w:sz="0" w:space="0" w:color="000000"/>
@@ -2984,7 +3015,6 @@
         <w:trPr>
           <w:trHeight w:val="360" w:hRule="auto"/>
         </w:trPr>
-        body3
         <w:tc>
           <w:tcPr>
             <w:tcBorders>
@@ -3004,6 +3034,7 @@
           </w:tcPr>
           <w:p>
             <w:pPr>
+              <w:pStyle w:val="Normal"/>
               <w:jc w:val="left"/>
               <w:pBdr>
                 <w:bottom w:val="none" w:sz="0" w:space="0" w:color="000000"/>
@@ -3058,6 +3089,7 @@
           </w:tcPr>
           <w:p>
             <w:pPr>
+              <w:pStyle w:val="Normal"/>
               <w:jc w:val="left"/>
               <w:pBdr>
                 <w:bottom w:val="none" w:sz="0" w:space="0" w:color="000000"/>
@@ -3112,6 +3144,7 @@
           </w:tcPr>
           <w:p>
             <w:pPr>
+              <w:pStyle w:val="Normal"/>
               <w:jc w:val="left"/>
               <w:pBdr>
                 <w:bottom w:val="none" w:sz="0" w:space="0" w:color="000000"/>
@@ -3166,6 +3199,7 @@
           </w:tcPr>
           <w:p>
             <w:pPr>
+              <w:pStyle w:val="Normal"/>
               <w:jc w:val="left"/>
               <w:pBdr>
                 <w:bottom w:val="none" w:sz="0" w:space="0" w:color="000000"/>
@@ -3254,7 +3288,7 @@
           <w:szCs w:val="22"/>
           <w:color w:val="000000"/>
         </w:rPr>
-        <w:t xml:space="preserve">Three numbers describe this result. Write each one and say what it is:</w:t>
+        <w:t xml:space="preserve">Copy these three numbers from your table:</w:t>
       </w:r>
     </w:p>
     <w:p>
@@ -3308,7 +3342,7 @@
           <w:szCs w:val="22"/>
           <w:color w:val="000000"/>
         </w:rPr>
-        <w:t xml:space="preserve">Which is the effect of the cameras on speed, and why not the other two?</w:t>
+        <w:t xml:space="preserve">Which of these three numbers is the effect of the cameras on speed? Why are the other two numbers not the effect?</w:t>
       </w:r>
     </w:p>
     <w:p>
@@ -3389,7 +3423,7 @@
           <w:szCs w:val="26"/>
           <w:color w:val="215A9E"/>
         </w:rPr>
-        <w:t xml:space="preserve">3. Which one would you act on?</w:t>
+        <w:t xml:space="preserve">3. Which report would you act on?</w:t>
       </w:r>
     </w:p>
     <w:p>
@@ -3416,7 +3450,7 @@
           <w:szCs w:val="22"/>
           <w:color w:val="000000"/>
         </w:rPr>
-        <w:t xml:space="preserve">Three evaluations each report 1.8 fewer injury collisions per road. The bar is 2.0. Tick one for each.</w:t>
+        <w:t xml:space="preserve">Three evaluations each report 1.8 fewer injury collisions per road. The decision rule: act only if the cameras prevent at least 2.0 injury collisions per road. For each report, tick one box.</w:t>
       </w:r>
     </w:p>
     <w:tbl xmlns:a="http://schemas.openxmlformats.org/drawingml/2006/main" xmlns:pic="http://schemas.openxmlformats.org/drawingml/2006/picture">
@@ -3437,7 +3471,6 @@
           <w:trHeight w:val="360" w:hRule="auto"/>
           <w:tblHeader/>
         </w:trPr>
-        header1
         <w:tc>
           <w:tcPr>
             <w:tcBorders>
@@ -3457,6 +3490,7 @@
           </w:tcPr>
           <w:p>
             <w:pPr>
+              <w:pStyle w:val="Normal"/>
               <w:jc w:val="left"/>
               <w:pBdr>
                 <w:bottom w:val="none" w:sz="0" w:space="0" w:color="000000"/>
@@ -3511,6 +3545,7 @@
           </w:tcPr>
           <w:p>
             <w:pPr>
+              <w:pStyle w:val="Normal"/>
               <w:jc w:val="left"/>
               <w:pBdr>
                 <w:bottom w:val="none" w:sz="0" w:space="0" w:color="000000"/>
@@ -3565,6 +3600,7 @@
           </w:tcPr>
           <w:p>
             <w:pPr>
+              <w:pStyle w:val="Normal"/>
               <w:jc w:val="left"/>
               <w:pBdr>
                 <w:bottom w:val="none" w:sz="0" w:space="0" w:color="000000"/>
@@ -3619,6 +3655,7 @@
           </w:tcPr>
           <w:p>
             <w:pPr>
+              <w:pStyle w:val="Normal"/>
               <w:jc w:val="left"/>
               <w:pBdr>
                 <w:bottom w:val="none" w:sz="0" w:space="0" w:color="000000"/>
@@ -3673,6 +3710,7 @@
           </w:tcPr>
           <w:p>
             <w:pPr>
+              <w:pStyle w:val="Normal"/>
               <w:jc w:val="left"/>
               <w:pBdr>
                 <w:bottom w:val="none" w:sz="0" w:space="0" w:color="000000"/>
@@ -3713,7 +3751,6 @@
         <w:trPr>
           <w:trHeight w:val="360" w:hRule="auto"/>
         </w:trPr>
-        body1
         <w:tc>
           <w:tcPr>
             <w:tcBorders>
@@ -3733,6 +3770,7 @@
           </w:tcPr>
           <w:p>
             <w:pPr>
+              <w:pStyle w:val="Normal"/>
               <w:jc w:val="left"/>
               <w:pBdr>
                 <w:bottom w:val="none" w:sz="0" w:space="0" w:color="000000"/>
@@ -3787,6 +3825,7 @@
           </w:tcPr>
           <w:p>
             <w:pPr>
+              <w:pStyle w:val="Normal"/>
               <w:jc w:val="left"/>
               <w:pBdr>
                 <w:bottom w:val="none" w:sz="0" w:space="0" w:color="000000"/>
@@ -3841,6 +3880,7 @@
           </w:tcPr>
           <w:p>
             <w:pPr>
+              <w:pStyle w:val="Normal"/>
               <w:jc w:val="left"/>
               <w:pBdr>
                 <w:bottom w:val="none" w:sz="0" w:space="0" w:color="000000"/>
@@ -3895,6 +3935,7 @@
           </w:tcPr>
           <w:p>
             <w:pPr>
+              <w:pStyle w:val="Normal"/>
               <w:jc w:val="left"/>
               <w:pBdr>
                 <w:bottom w:val="none" w:sz="0" w:space="0" w:color="000000"/>
@@ -3949,6 +3990,7 @@
           </w:tcPr>
           <w:p>
             <w:pPr>
+              <w:pStyle w:val="Normal"/>
               <w:jc w:val="left"/>
               <w:pBdr>
                 <w:bottom w:val="none" w:sz="0" w:space="0" w:color="000000"/>
@@ -3989,7 +4031,6 @@
         <w:trPr>
           <w:trHeight w:val="360" w:hRule="auto"/>
         </w:trPr>
-        body2
         <w:tc>
           <w:tcPr>
             <w:tcBorders>
@@ -4009,6 +4050,7 @@
           </w:tcPr>
           <w:p>
             <w:pPr>
+              <w:pStyle w:val="Normal"/>
               <w:jc w:val="left"/>
               <w:pBdr>
                 <w:bottom w:val="none" w:sz="0" w:space="0" w:color="000000"/>
@@ -4063,6 +4105,7 @@
           </w:tcPr>
           <w:p>
             <w:pPr>
+              <w:pStyle w:val="Normal"/>
               <w:jc w:val="left"/>
               <w:pBdr>
                 <w:bottom w:val="none" w:sz="0" w:space="0" w:color="000000"/>
@@ -4117,6 +4160,7 @@
           </w:tcPr>
           <w:p>
             <w:pPr>
+              <w:pStyle w:val="Normal"/>
               <w:jc w:val="left"/>
               <w:pBdr>
                 <w:bottom w:val="none" w:sz="0" w:space="0" w:color="000000"/>
@@ -4171,6 +4215,7 @@
           </w:tcPr>
           <w:p>
             <w:pPr>
+              <w:pStyle w:val="Normal"/>
               <w:jc w:val="left"/>
               <w:pBdr>
                 <w:bottom w:val="none" w:sz="0" w:space="0" w:color="000000"/>
@@ -4225,6 +4270,7 @@
           </w:tcPr>
           <w:p>
             <w:pPr>
+              <w:pStyle w:val="Normal"/>
               <w:jc w:val="left"/>
               <w:pBdr>
                 <w:bottom w:val="none" w:sz="0" w:space="0" w:color="000000"/>
@@ -4265,7 +4311,6 @@
         <w:trPr>
           <w:trHeight w:val="360" w:hRule="auto"/>
         </w:trPr>
-        body3
         <w:tc>
           <w:tcPr>
             <w:tcBorders>
@@ -4285,6 +4330,7 @@
           </w:tcPr>
           <w:p>
             <w:pPr>
+              <w:pStyle w:val="Normal"/>
               <w:jc w:val="left"/>
               <w:pBdr>
                 <w:bottom w:val="none" w:sz="0" w:space="0" w:color="000000"/>
@@ -4339,6 +4385,7 @@
           </w:tcPr>
           <w:p>
             <w:pPr>
+              <w:pStyle w:val="Normal"/>
               <w:jc w:val="left"/>
               <w:pBdr>
                 <w:bottom w:val="none" w:sz="0" w:space="0" w:color="000000"/>
@@ -4393,6 +4440,7 @@
           </w:tcPr>
           <w:p>
             <w:pPr>
+              <w:pStyle w:val="Normal"/>
               <w:jc w:val="left"/>
               <w:pBdr>
                 <w:bottom w:val="none" w:sz="0" w:space="0" w:color="000000"/>
@@ -4447,6 +4495,7 @@
           </w:tcPr>
           <w:p>
             <w:pPr>
+              <w:pStyle w:val="Normal"/>
               <w:jc w:val="left"/>
               <w:pBdr>
                 <w:bottom w:val="none" w:sz="0" w:space="0" w:color="000000"/>
@@ -4501,6 +4550,7 @@
           </w:tcPr>
           <w:p>
             <w:pPr>
+              <w:pStyle w:val="Normal"/>
               <w:jc w:val="left"/>
               <w:pBdr>
                 <w:bottom w:val="none" w:sz="0" w:space="0" w:color="000000"/>
@@ -4639,7 +4689,6 @@
         <w:trPr>
           <w:trHeight w:val="4608" w:hRule="atLeast"/>
         </w:trPr>
-        body1
         <w:tc>
           <w:tcPr>
             <w:tcBorders>
@@ -4659,6 +4708,7 @@
           </w:tcPr>
           <w:p>
             <w:pPr>
+              <w:pStyle w:val="Normal"/>
               <w:jc w:val="left"/>
               <w:pBdr>
                 <w:bottom w:val="none" w:sz="0" w:space="0" w:color="000000"/>
@@ -4781,7 +4831,7 @@
                 <w:szCs w:val="21"/>
                 <w:color w:val="000000"/>
               </w:rPr>
-              <w:t xml:space="preserve">What did it get wrong or overstate?</w:t>
+              <w:t xml:space="preserve">Did the AI's answer contain mistakes, or claim more than is true?</w:t>
             </w:r>
             <w:r>
               <w:rPr>
@@ -4843,6 +4893,7 @@
           </w:tcPr>
           <w:p>
             <w:pPr>
+              <w:pStyle w:val="Normal"/>
               <w:jc w:val="left"/>
               <w:pBdr>
                 <w:bottom w:val="none" w:sz="0" w:space="0" w:color="000000"/>
@@ -4965,7 +5016,7 @@
                 <w:szCs w:val="21"/>
                 <w:color w:val="000000"/>
               </w:rPr>
-              <w:t xml:space="preserve">What did it get wrong or overstate?</w:t>
+              <w:t xml:space="preserve">Did the AI's answer contain mistakes, or claim more than is true?</w:t>
             </w:r>
             <w:r>
               <w:rPr>
@@ -5013,7 +5064,6 @@
         <w:trPr>
           <w:trHeight w:val="4608" w:hRule="atLeast"/>
         </w:trPr>
-        body2
         <w:tc>
           <w:tcPr>
             <w:tcBorders>
@@ -5033,6 +5083,7 @@
           </w:tcPr>
           <w:p>
             <w:pPr>
+              <w:pStyle w:val="Normal"/>
               <w:jc w:val="left"/>
               <w:pBdr>
                 <w:bottom w:val="none" w:sz="0" w:space="0" w:color="000000"/>
@@ -5155,7 +5206,7 @@
                 <w:szCs w:val="21"/>
                 <w:color w:val="000000"/>
               </w:rPr>
-              <w:t xml:space="preserve">Did it ask what the 32% was compared with?</w:t>
+              <w:t xml:space="preserve">Did the AI ask what the 32% was compared with?</w:t>
             </w:r>
             <w:r>
               <w:rPr>
@@ -5217,6 +5268,7 @@
           </w:tcPr>
           <w:p>
             <w:pPr>
+              <w:pStyle w:val="Normal"/>
               <w:jc w:val="left"/>
               <w:pBdr>
                 <w:bottom w:val="none" w:sz="0" w:space="0" w:color="000000"/>
@@ -5339,7 +5391,7 @@
                 <w:szCs w:val="21"/>
                 <w:color w:val="000000"/>
               </w:rPr>
-              <w:t xml:space="preserve">Did it give you advice about schools?</w:t>
+              <w:t xml:space="preserve">Did the AI give you advice about schools?</w:t>
             </w:r>
             <w:r>
               <w:rPr>
@@ -5468,7 +5520,7 @@
           <w:szCs w:val="22"/>
           <w:color w:val="000000"/>
         </w:rPr>
-        <w:t xml:space="preserve">You are the commissioner. Eight sentences from reports on the camera programme land on your desk. For each one: which of the three questions does it leave unanswered, and what do you do with it?</w:t>
+        <w:t xml:space="preserve">You are the commissioner. You receive eight sentences from reports on the camera programme. For each sentence: which of the three questions (compared to what? how big? how sure?) does the sentence not answer? Would you act on the sentence, not act, or ask a question first?</w:t>
       </w:r>
     </w:p>
     <w:tbl xmlns:a="http://schemas.openxmlformats.org/drawingml/2006/main" xmlns:pic="http://schemas.openxmlformats.org/drawingml/2006/picture">
@@ -5488,7 +5540,6 @@
           <w:trHeight w:val="360" w:hRule="auto"/>
           <w:tblHeader/>
         </w:trPr>
-        header1
         <w:tc>
           <w:tcPr>
             <w:tcBorders>
@@ -5508,6 +5559,7 @@
           </w:tcPr>
           <w:p>
             <w:pPr>
+              <w:pStyle w:val="Normal"/>
               <w:jc w:val="left"/>
               <w:pBdr>
                 <w:bottom w:val="none" w:sz="0" w:space="0" w:color="000000"/>
@@ -5562,6 +5614,7 @@
           </w:tcPr>
           <w:p>
             <w:pPr>
+              <w:pStyle w:val="Normal"/>
               <w:jc w:val="left"/>
               <w:pBdr>
                 <w:bottom w:val="none" w:sz="0" w:space="0" w:color="000000"/>
@@ -5593,7 +5646,7 @@
                 <w:szCs w:val="21"/>
                 <w:color w:val="063360"/>
               </w:rPr>
-              <w:t xml:space="preserve">Unanswered: compared to what? / how big? / how sure? / none</w:t>
+              <w:t xml:space="preserve">Question the sentence does not answer: compared to what? / how big? / how sure? / none</w:t>
             </w:r>
           </w:p>
         </w:tc>
@@ -5616,6 +5669,7 @@
           </w:tcPr>
           <w:p>
             <w:pPr>
+              <w:pStyle w:val="Normal"/>
               <w:jc w:val="left"/>
               <w:pBdr>
                 <w:bottom w:val="none" w:sz="0" w:space="0" w:color="000000"/>
@@ -5670,6 +5724,7 @@
           </w:tcPr>
           <w:p>
             <w:pPr>
+              <w:pStyle w:val="Normal"/>
               <w:jc w:val="left"/>
               <w:pBdr>
                 <w:bottom w:val="none" w:sz="0" w:space="0" w:color="000000"/>
@@ -5701,7 +5756,7 @@
                 <w:szCs w:val="21"/>
                 <w:color w:val="063360"/>
               </w:rPr>
-              <w:t xml:space="preserve">The question you would send back</w:t>
+              <w:t xml:space="preserve">The question you would ask the evaluator</w:t>
             </w:r>
           </w:p>
         </w:tc>
@@ -5710,7 +5765,6 @@
         <w:trPr>
           <w:trHeight w:val="792" w:hRule="atLeast"/>
         </w:trPr>
-        body1
         <w:tc>
           <w:tcPr>
             <w:tcBorders>
@@ -5730,6 +5784,7 @@
           </w:tcPr>
           <w:p>
             <w:pPr>
+              <w:pStyle w:val="Normal"/>
               <w:jc w:val="left"/>
               <w:pBdr>
                 <w:bottom w:val="none" w:sz="0" w:space="0" w:color="000000"/>
@@ -5784,6 +5839,7 @@
           </w:tcPr>
           <w:p>
             <w:pPr>
+              <w:pStyle w:val="Normal"/>
               <w:jc w:val="left"/>
               <w:pBdr>
                 <w:bottom w:val="none" w:sz="0" w:space="0" w:color="000000"/>
@@ -5838,6 +5894,7 @@
           </w:tcPr>
           <w:p>
             <w:pPr>
+              <w:pStyle w:val="Normal"/>
               <w:jc w:val="left"/>
               <w:pBdr>
                 <w:bottom w:val="none" w:sz="0" w:space="0" w:color="000000"/>
@@ -5892,6 +5949,7 @@
           </w:tcPr>
           <w:p>
             <w:pPr>
+              <w:pStyle w:val="Normal"/>
               <w:jc w:val="left"/>
               <w:pBdr>
                 <w:bottom w:val="none" w:sz="0" w:space="0" w:color="000000"/>
@@ -5932,7 +5990,6 @@
         <w:trPr>
           <w:trHeight w:val="792" w:hRule="atLeast"/>
         </w:trPr>
-        body2
         <w:tc>
           <w:tcPr>
             <w:tcBorders>
@@ -5952,6 +6009,7 @@
           </w:tcPr>
           <w:p>
             <w:pPr>
+              <w:pStyle w:val="Normal"/>
               <w:jc w:val="left"/>
               <w:pBdr>
                 <w:bottom w:val="none" w:sz="0" w:space="0" w:color="000000"/>
@@ -6006,6 +6064,7 @@
           </w:tcPr>
           <w:p>
             <w:pPr>
+              <w:pStyle w:val="Normal"/>
               <w:jc w:val="left"/>
               <w:pBdr>
                 <w:bottom w:val="none" w:sz="0" w:space="0" w:color="000000"/>
@@ -6060,6 +6119,7 @@
           </w:tcPr>
           <w:p>
             <w:pPr>
+              <w:pStyle w:val="Normal"/>
               <w:jc w:val="left"/>
               <w:pBdr>
                 <w:bottom w:val="none" w:sz="0" w:space="0" w:color="000000"/>
@@ -6114,6 +6174,7 @@
           </w:tcPr>
           <w:p>
             <w:pPr>
+              <w:pStyle w:val="Normal"/>
               <w:jc w:val="left"/>
               <w:pBdr>
                 <w:bottom w:val="none" w:sz="0" w:space="0" w:color="000000"/>
@@ -6154,7 +6215,6 @@
         <w:trPr>
           <w:trHeight w:val="792" w:hRule="atLeast"/>
         </w:trPr>
-        body3
         <w:tc>
           <w:tcPr>
             <w:tcBorders>
@@ -6174,6 +6234,7 @@
           </w:tcPr>
           <w:p>
             <w:pPr>
+              <w:pStyle w:val="Normal"/>
               <w:jc w:val="left"/>
               <w:pBdr>
                 <w:bottom w:val="none" w:sz="0" w:space="0" w:color="000000"/>
@@ -6228,6 +6289,7 @@
           </w:tcPr>
           <w:p>
             <w:pPr>
+              <w:pStyle w:val="Normal"/>
               <w:jc w:val="left"/>
               <w:pBdr>
                 <w:bottom w:val="none" w:sz="0" w:space="0" w:color="000000"/>
@@ -6282,6 +6344,7 @@
           </w:tcPr>
           <w:p>
             <w:pPr>
+              <w:pStyle w:val="Normal"/>
               <w:jc w:val="left"/>
               <w:pBdr>
                 <w:bottom w:val="none" w:sz="0" w:space="0" w:color="000000"/>
@@ -6336,6 +6399,7 @@
           </w:tcPr>
           <w:p>
             <w:pPr>
+              <w:pStyle w:val="Normal"/>
               <w:jc w:val="left"/>
               <w:pBdr>
                 <w:bottom w:val="none" w:sz="0" w:space="0" w:color="000000"/>
@@ -6376,7 +6440,6 @@
         <w:trPr>
           <w:trHeight w:val="792" w:hRule="atLeast"/>
         </w:trPr>
-        body4
         <w:tc>
           <w:tcPr>
             <w:tcBorders>
@@ -6396,6 +6459,7 @@
           </w:tcPr>
           <w:p>
             <w:pPr>
+              <w:pStyle w:val="Normal"/>
               <w:jc w:val="left"/>
               <w:pBdr>
                 <w:bottom w:val="none" w:sz="0" w:space="0" w:color="000000"/>
@@ -6450,6 +6514,7 @@
           </w:tcPr>
           <w:p>
             <w:pPr>
+              <w:pStyle w:val="Normal"/>
               <w:jc w:val="left"/>
               <w:pBdr>
                 <w:bottom w:val="none" w:sz="0" w:space="0" w:color="000000"/>
@@ -6504,6 +6569,7 @@
           </w:tcPr>
           <w:p>
             <w:pPr>
+              <w:pStyle w:val="Normal"/>
               <w:jc w:val="left"/>
               <w:pBdr>
                 <w:bottom w:val="none" w:sz="0" w:space="0" w:color="000000"/>
@@ -6558,6 +6624,7 @@
           </w:tcPr>
           <w:p>
             <w:pPr>
+              <w:pStyle w:val="Normal"/>
               <w:jc w:val="left"/>
               <w:pBdr>
                 <w:bottom w:val="none" w:sz="0" w:space="0" w:color="000000"/>
@@ -6598,7 +6665,6 @@
         <w:trPr>
           <w:trHeight w:val="792" w:hRule="atLeast"/>
         </w:trPr>
-        body5
         <w:tc>
           <w:tcPr>
             <w:tcBorders>
@@ -6618,6 +6684,7 @@
           </w:tcPr>
           <w:p>
             <w:pPr>
+              <w:pStyle w:val="Normal"/>
               <w:jc w:val="left"/>
               <w:pBdr>
                 <w:bottom w:val="none" w:sz="0" w:space="0" w:color="000000"/>
@@ -6672,6 +6739,7 @@
           </w:tcPr>
           <w:p>
             <w:pPr>
+              <w:pStyle w:val="Normal"/>
               <w:jc w:val="left"/>
               <w:pBdr>
                 <w:bottom w:val="none" w:sz="0" w:space="0" w:color="000000"/>
@@ -6726,6 +6794,7 @@
           </w:tcPr>
           <w:p>
             <w:pPr>
+              <w:pStyle w:val="Normal"/>
               <w:jc w:val="left"/>
               <w:pBdr>
                 <w:bottom w:val="none" w:sz="0" w:space="0" w:color="000000"/>
@@ -6780,6 +6849,7 @@
           </w:tcPr>
           <w:p>
             <w:pPr>
+              <w:pStyle w:val="Normal"/>
               <w:jc w:val="left"/>
               <w:pBdr>
                 <w:bottom w:val="none" w:sz="0" w:space="0" w:color="000000"/>
@@ -6820,7 +6890,6 @@
         <w:trPr>
           <w:trHeight w:val="792" w:hRule="atLeast"/>
         </w:trPr>
-        body6
         <w:tc>
           <w:tcPr>
             <w:tcBorders>
@@ -6840,6 +6909,7 @@
           </w:tcPr>
           <w:p>
             <w:pPr>
+              <w:pStyle w:val="Normal"/>
               <w:jc w:val="left"/>
               <w:pBdr>
                 <w:bottom w:val="none" w:sz="0" w:space="0" w:color="000000"/>
@@ -6894,6 +6964,7 @@
           </w:tcPr>
           <w:p>
             <w:pPr>
+              <w:pStyle w:val="Normal"/>
               <w:jc w:val="left"/>
               <w:pBdr>
                 <w:bottom w:val="none" w:sz="0" w:space="0" w:color="000000"/>
@@ -6948,6 +7019,7 @@
           </w:tcPr>
           <w:p>
             <w:pPr>
+              <w:pStyle w:val="Normal"/>
               <w:jc w:val="left"/>
               <w:pBdr>
                 <w:bottom w:val="none" w:sz="0" w:space="0" w:color="000000"/>
@@ -7002,6 +7074,7 @@
           </w:tcPr>
           <w:p>
             <w:pPr>
+              <w:pStyle w:val="Normal"/>
               <w:jc w:val="left"/>
               <w:pBdr>
                 <w:bottom w:val="none" w:sz="0" w:space="0" w:color="000000"/>
@@ -7042,7 +7115,6 @@
         <w:trPr>
           <w:trHeight w:val="792" w:hRule="atLeast"/>
         </w:trPr>
-        body7
         <w:tc>
           <w:tcPr>
             <w:tcBorders>
@@ -7062,6 +7134,7 @@
           </w:tcPr>
           <w:p>
             <w:pPr>
+              <w:pStyle w:val="Normal"/>
               <w:jc w:val="left"/>
               <w:pBdr>
                 <w:bottom w:val="none" w:sz="0" w:space="0" w:color="000000"/>
@@ -7116,6 +7189,7 @@
           </w:tcPr>
           <w:p>
             <w:pPr>
+              <w:pStyle w:val="Normal"/>
               <w:jc w:val="left"/>
               <w:pBdr>
                 <w:bottom w:val="none" w:sz="0" w:space="0" w:color="000000"/>
@@ -7170,6 +7244,7 @@
           </w:tcPr>
           <w:p>
             <w:pPr>
+              <w:pStyle w:val="Normal"/>
               <w:jc w:val="left"/>
               <w:pBdr>
                 <w:bottom w:val="none" w:sz="0" w:space="0" w:color="000000"/>
@@ -7224,6 +7299,7 @@
           </w:tcPr>
           <w:p>
             <w:pPr>
+              <w:pStyle w:val="Normal"/>
               <w:jc w:val="left"/>
               <w:pBdr>
                 <w:bottom w:val="none" w:sz="0" w:space="0" w:color="000000"/>
@@ -7264,7 +7340,6 @@
         <w:trPr>
           <w:trHeight w:val="792" w:hRule="atLeast"/>
         </w:trPr>
-        body8
         <w:tc>
           <w:tcPr>
             <w:tcBorders>
@@ -7284,6 +7359,7 @@
           </w:tcPr>
           <w:p>
             <w:pPr>
+              <w:pStyle w:val="Normal"/>
               <w:jc w:val="left"/>
               <w:pBdr>
                 <w:bottom w:val="none" w:sz="0" w:space="0" w:color="000000"/>
@@ -7338,6 +7414,7 @@
           </w:tcPr>
           <w:p>
             <w:pPr>
+              <w:pStyle w:val="Normal"/>
               <w:jc w:val="left"/>
               <w:pBdr>
                 <w:bottom w:val="none" w:sz="0" w:space="0" w:color="000000"/>
@@ -7392,6 +7469,7 @@
           </w:tcPr>
           <w:p>
             <w:pPr>
+              <w:pStyle w:val="Normal"/>
               <w:jc w:val="left"/>
               <w:pBdr>
                 <w:bottom w:val="none" w:sz="0" w:space="0" w:color="000000"/>
@@ -7446,6 +7524,7 @@
           </w:tcPr>
           <w:p>
             <w:pPr>
+              <w:pStyle w:val="Normal"/>
               <w:jc w:val="left"/>
               <w:pBdr>
                 <w:bottom w:val="none" w:sz="0" w:space="0" w:color="000000"/>
@@ -7507,7 +7586,7 @@
           <w:szCs w:val="22"/>
           <w:color w:val="000000"/>
         </w:rPr>
-        <w:t xml:space="preserve">Then pick the one excerpt you would be most tempted to act on, and say what would have to be true first.</w:t>
+        <w:t xml:space="preserve">Which excerpt would you most want to act on? What would you need to know before acting on that excerpt?</w:t>
       </w:r>
     </w:p>
     <w:p>
@@ -7638,7 +7717,6 @@
         <w:trPr>
           <w:trHeight w:val="1584" w:hRule="atLeast"/>
         </w:trPr>
-        body1
         <w:tc>
           <w:tcPr>
             <w:tcBorders>
@@ -7658,6 +7736,7 @@
           </w:tcPr>
           <w:p>
             <w:pPr>
+              <w:pStyle w:val="Normal"/>
               <w:jc w:val="left"/>
               <w:pBdr>
                 <w:bottom w:val="none" w:sz="0" w:space="0" w:color="000000"/>
@@ -7738,6 +7817,7 @@
           </w:tcPr>
           <w:p>
             <w:pPr>
+              <w:pStyle w:val="Normal"/>
               <w:jc w:val="left"/>
               <w:pBdr>
                 <w:bottom w:val="none" w:sz="0" w:space="0" w:color="000000"/>
@@ -7804,7 +7884,6 @@
         <w:trPr>
           <w:trHeight w:val="1584" w:hRule="atLeast"/>
         </w:trPr>
-        body2
         <w:tc>
           <w:tcPr>
             <w:tcBorders>
@@ -7824,6 +7903,7 @@
           </w:tcPr>
           <w:p>
             <w:pPr>
+              <w:pStyle w:val="Normal"/>
               <w:jc w:val="left"/>
               <w:pBdr>
                 <w:bottom w:val="none" w:sz="0" w:space="0" w:color="000000"/>
@@ -7904,6 +7984,7 @@
           </w:tcPr>
           <w:p>
             <w:pPr>
+              <w:pStyle w:val="Normal"/>
               <w:jc w:val="left"/>
               <w:pBdr>
                 <w:bottom w:val="none" w:sz="0" w:space="0" w:color="000000"/>
@@ -7970,7 +8051,6 @@
         <w:trPr>
           <w:trHeight w:val="1584" w:hRule="atLeast"/>
         </w:trPr>
-        body3
         <w:tc>
           <w:tcPr>
             <w:tcBorders>
@@ -7990,6 +8070,7 @@
           </w:tcPr>
           <w:p>
             <w:pPr>
+              <w:pStyle w:val="Normal"/>
               <w:jc w:val="left"/>
               <w:pBdr>
                 <w:bottom w:val="none" w:sz="0" w:space="0" w:color="000000"/>
@@ -8070,6 +8151,7 @@
           </w:tcPr>
           <w:p>
             <w:pPr>
+              <w:pStyle w:val="Normal"/>
               <w:jc w:val="left"/>
               <w:pBdr>
                 <w:bottom w:val="none" w:sz="0" w:space="0" w:color="000000"/>
@@ -8136,7 +8218,6 @@
         <w:trPr>
           <w:trHeight w:val="1584" w:hRule="atLeast"/>
         </w:trPr>
-        body4
         <w:tc>
           <w:tcPr>
             <w:tcBorders>
@@ -8156,6 +8237,7 @@
           </w:tcPr>
           <w:p>
             <w:pPr>
+              <w:pStyle w:val="Normal"/>
               <w:jc w:val="left"/>
               <w:pBdr>
                 <w:bottom w:val="none" w:sz="0" w:space="0" w:color="000000"/>
@@ -8236,6 +8318,7 @@
           </w:tcPr>
           <w:p>
             <w:pPr>
+              <w:pStyle w:val="Normal"/>
               <w:jc w:val="left"/>
               <w:pBdr>
                 <w:bottom w:val="none" w:sz="0" w:space="0" w:color="000000"/>
@@ -8400,7 +8483,6 @@
         <w:trPr>
           <w:trHeight w:val="2592" w:hRule="atLeast"/>
         </w:trPr>
-        body1
         <w:tc>
           <w:tcPr>
             <w:tcBorders>
@@ -8420,6 +8502,7 @@
           </w:tcPr>
           <w:p>
             <w:pPr>
+              <w:pStyle w:val="Normal"/>
               <w:jc w:val="left"/>
               <w:pBdr>
                 <w:bottom w:val="none" w:sz="0" w:space="0" w:color="000000"/>
@@ -8503,7 +8586,7 @@
                 <w:szCs w:val="21"/>
                 <w:color w:val="000000"/>
               </w:rPr>
-              <w:t xml:space="preserve">2. How big is it, in units that matter to the decision?</w:t>
+              <w:t xml:space="preserve">2. How big is the number, in units that matter to the decision?</w:t>
             </w:r>
             <w:r>
               <w:rPr>
@@ -8568,7 +8651,7 @@
                 <w:szCs w:val="21"/>
                 <w:color w:val="000000"/>
               </w:rPr>
-              <w:t xml:space="preserve">On my desk, I will ask these about:</w:t>
+              <w:t xml:space="preserve">Back at work, I will ask these questions about:</w:t>
             </w:r>
             <w:r>
               <w:rPr>
@@ -8617,6 +8700,7 @@
           </w:tcPr>
           <w:p>
             <w:pPr>
+              <w:pStyle w:val="Normal"/>
               <w:jc w:val="left"/>
               <w:pBdr>
                 <w:bottom w:val="none" w:sz="0" w:space="0" w:color="000000"/>
@@ -8700,7 +8784,7 @@
                 <w:szCs w:val="21"/>
                 <w:color w:val="000000"/>
               </w:rPr>
-              <w:t xml:space="preserve">2. How big is it, in units that matter to the decision?</w:t>
+              <w:t xml:space="preserve">2. How big is the number, in units that matter to the decision?</w:t>
             </w:r>
             <w:r>
               <w:rPr>
@@ -8765,7 +8849,7 @@
                 <w:szCs w:val="21"/>
                 <w:color w:val="000000"/>
               </w:rPr>
-              <w:t xml:space="preserve">On my desk, I will ask these about:</w:t>
+              <w:t xml:space="preserve">Back at work, I will ask these questions about:</w:t>
             </w:r>
             <w:r>
               <w:rPr>
@@ -8800,7 +8884,6 @@
         <w:trPr>
           <w:trHeight w:val="2592" w:hRule="atLeast"/>
         </w:trPr>
-        body2
         <w:tc>
           <w:tcPr>
             <w:tcBorders>
@@ -8820,6 +8903,7 @@
           </w:tcPr>
           <w:p>
             <w:pPr>
+              <w:pStyle w:val="Normal"/>
               <w:jc w:val="left"/>
               <w:pBdr>
                 <w:bottom w:val="none" w:sz="0" w:space="0" w:color="000000"/>
@@ -8903,7 +8987,7 @@
                 <w:szCs w:val="21"/>
                 <w:color w:val="000000"/>
               </w:rPr>
-              <w:t xml:space="preserve">2. How big is it, in units that matter to the decision?</w:t>
+              <w:t xml:space="preserve">2. How big is the number, in units that matter to the decision?</w:t>
             </w:r>
             <w:r>
               <w:rPr>
@@ -8968,7 +9052,7 @@
                 <w:szCs w:val="21"/>
                 <w:color w:val="000000"/>
               </w:rPr>
-              <w:t xml:space="preserve">On my desk, I will ask these about:</w:t>
+              <w:t xml:space="preserve">Back at work, I will ask these questions about:</w:t>
             </w:r>
             <w:r>
               <w:rPr>
@@ -9017,6 +9101,7 @@
           </w:tcPr>
           <w:p>
             <w:pPr>
+              <w:pStyle w:val="Normal"/>
               <w:jc w:val="left"/>
               <w:pBdr>
                 <w:bottom w:val="none" w:sz="0" w:space="0" w:color="000000"/>
@@ -9100,7 +9185,7 @@
                 <w:szCs w:val="21"/>
                 <w:color w:val="000000"/>
               </w:rPr>
-              <w:t xml:space="preserve">2. How big is it, in units that matter to the decision?</w:t>
+              <w:t xml:space="preserve">2. How big is the number, in units that matter to the decision?</w:t>
             </w:r>
             <w:r>
               <w:rPr>
@@ -9165,7 +9250,7 @@
                 <w:szCs w:val="21"/>
                 <w:color w:val="000000"/>
               </w:rPr>
-              <w:t xml:space="preserve">On my desk, I will ask these about:</w:t>
+              <w:t xml:space="preserve">Back at work, I will ask these questions about:</w:t>
             </w:r>
             <w:r>
               <w:rPr>
@@ -9200,7 +9285,6 @@
         <w:trPr>
           <w:trHeight w:val="2592" w:hRule="atLeast"/>
         </w:trPr>
-        body3
         <w:tc>
           <w:tcPr>
             <w:tcBorders>
@@ -9220,6 +9304,7 @@
           </w:tcPr>
           <w:p>
             <w:pPr>
+              <w:pStyle w:val="Normal"/>
               <w:jc w:val="left"/>
               <w:pBdr>
                 <w:bottom w:val="none" w:sz="0" w:space="0" w:color="000000"/>
@@ -9303,7 +9388,7 @@
                 <w:szCs w:val="21"/>
                 <w:color w:val="000000"/>
               </w:rPr>
-              <w:t xml:space="preserve">2. How big is it, in units that matter to the decision?</w:t>
+              <w:t xml:space="preserve">2. How big is the number, in units that matter to the decision?</w:t>
             </w:r>
             <w:r>
               <w:rPr>
@@ -9368,7 +9453,7 @@
                 <w:szCs w:val="21"/>
                 <w:color w:val="000000"/>
               </w:rPr>
-              <w:t xml:space="preserve">On my desk, I will ask these about:</w:t>
+              <w:t xml:space="preserve">Back at work, I will ask these questions about:</w:t>
             </w:r>
             <w:r>
               <w:rPr>
@@ -9417,6 +9502,7 @@
           </w:tcPr>
           <w:p>
             <w:pPr>
+              <w:pStyle w:val="Normal"/>
               <w:jc w:val="left"/>
               <w:pBdr>
                 <w:bottom w:val="none" w:sz="0" w:space="0" w:color="000000"/>
@@ -9500,7 +9586,7 @@
                 <w:szCs w:val="21"/>
                 <w:color w:val="000000"/>
               </w:rPr>
-              <w:t xml:space="preserve">2. How big is it, in units that matter to the decision?</w:t>
+              <w:t xml:space="preserve">2. How big is the number, in units that matter to the decision?</w:t>
             </w:r>
             <w:r>
               <w:rPr>
@@ -9565,7 +9651,7 @@
                 <w:szCs w:val="21"/>
                 <w:color w:val="000000"/>
               </w:rPr>
-              <w:t xml:space="preserve">On my desk, I will ask these about:</w:t>
+              <w:t xml:space="preserve">Back at work, I will ask these questions about:</w:t>
             </w:r>
             <w:r>
               <w:rPr>
@@ -9600,7 +9686,6 @@
         <w:trPr>
           <w:trHeight w:val="2592" w:hRule="atLeast"/>
         </w:trPr>
-        body4
         <w:tc>
           <w:tcPr>
             <w:tcBorders>
@@ -9620,6 +9705,7 @@
           </w:tcPr>
           <w:p>
             <w:pPr>
+              <w:pStyle w:val="Normal"/>
               <w:jc w:val="left"/>
               <w:pBdr>
                 <w:bottom w:val="none" w:sz="0" w:space="0" w:color="000000"/>
@@ -9703,7 +9789,7 @@
                 <w:szCs w:val="21"/>
                 <w:color w:val="000000"/>
               </w:rPr>
-              <w:t xml:space="preserve">2. How big is it, in units that matter to the decision?</w:t>
+              <w:t xml:space="preserve">2. How big is the number, in units that matter to the decision?</w:t>
             </w:r>
             <w:r>
               <w:rPr>
@@ -9768,7 +9854,7 @@
                 <w:szCs w:val="21"/>
                 <w:color w:val="000000"/>
               </w:rPr>
-              <w:t xml:space="preserve">On my desk, I will ask these about:</w:t>
+              <w:t xml:space="preserve">Back at work, I will ask these questions about:</w:t>
             </w:r>
             <w:r>
               <w:rPr>
@@ -9817,6 +9903,7 @@
           </w:tcPr>
           <w:p>
             <w:pPr>
+              <w:pStyle w:val="Normal"/>
               <w:jc w:val="left"/>
               <w:pBdr>
                 <w:bottom w:val="none" w:sz="0" w:space="0" w:color="000000"/>
@@ -9900,7 +9987,7 @@
                 <w:szCs w:val="21"/>
                 <w:color w:val="000000"/>
               </w:rPr>
-              <w:t xml:space="preserve">2. How big is it, in units that matter to the decision?</w:t>
+              <w:t xml:space="preserve">2. How big is the number, in units that matter to the decision?</w:t>
             </w:r>
             <w:r>
               <w:rPr>
@@ -9965,7 +10052,7 @@
                 <w:szCs w:val="21"/>
                 <w:color w:val="000000"/>
               </w:rPr>
-              <w:t xml:space="preserve">On my desk, I will ask these about:</w:t>
+              <w:t xml:space="preserve">Back at work, I will ask these questions about:</w:t>
             </w:r>
             <w:r>
               <w:rPr>

--- a/docs/handouts/Oct12_session1_handouts.docx
+++ b/docs/handouts/Oct12_session1_handouts.docx
@@ -21,7 +21,6 @@
           <w:i w:val="false"/>
           <w:b w:val="false"/>
           <w:u w:val="none"/>
-          <w:strike w:val="false"/>
           <w:sz w:val="18"/>
           <w:szCs w:val="18"/>
           <w:color w:val="545860"/>
@@ -48,7 +47,6 @@
           <w:i w:val="false"/>
           <w:b w:val="true"/>
           <w:u w:val="none"/>
-          <w:strike w:val="false"/>
           <w:sz w:val="36"/>
           <w:szCs w:val="36"/>
           <w:color w:val="063360"/>
@@ -75,7 +73,6 @@
           <w:i w:val="false"/>
           <w:b w:val="false"/>
           <w:u w:val="none"/>
-          <w:strike w:val="false"/>
           <w:sz w:val="22"/>
           <w:szCs w:val="22"/>
           <w:color w:val="000000"/>
@@ -99,6 +96,7 @@
           <w:trHeight w:val="360" w:hRule="auto"/>
           <w:tblHeader/>
         </w:trPr>
+        header 1
         <w:tc>
           <w:tcPr>
             <w:tcBorders>
@@ -128,24 +126,13 @@
               </w:pBdr>
               <w:spacing w:after="80" w:before="80" w:line="240"/>
               <w:ind w:left="80" w:right="80" w:firstLine="0" w:firstLineChars="0"/>
-              <w:rPr>
-                <w:rFonts w:ascii="Arial" w:hAnsi="Arial" w:eastAsia="Arial" w:cs="Arial"/>
+            </w:pPr>
+            <w:r>
+              <w:rPr>
+                <w:rFonts w:ascii="Arial" w:hAnsi="DejaVu Sans" w:eastAsia="DejaVu Sans" w:cs="DejaVu Sans"/>
                 <w:i w:val="false"/>
                 <w:b w:val="true"/>
                 <w:u w:val="none"/>
-                <w:strike w:val="false"/>
-                <w:sz w:val="21"/>
-                <w:szCs w:val="21"/>
-                <w:color w:val="063360"/>
-              </w:rPr>
-            </w:pPr>
-            <w:r>
-              <w:rPr>
-                <w:rFonts w:ascii="Arial" w:hAnsi="Arial" w:eastAsia="Arial" w:cs="Arial"/>
-                <w:i w:val="false"/>
-                <w:b w:val="true"/>
-                <w:u w:val="none"/>
-                <w:strike w:val="false"/>
                 <w:sz w:val="21"/>
                 <w:szCs w:val="21"/>
                 <w:color w:val="063360"/>
@@ -183,24 +170,13 @@
               </w:pBdr>
               <w:spacing w:after="80" w:before="80" w:line="240"/>
               <w:ind w:left="80" w:right="80" w:firstLine="0" w:firstLineChars="0"/>
-              <w:rPr>
-                <w:rFonts w:ascii="Arial" w:hAnsi="Arial" w:eastAsia="Arial" w:cs="Arial"/>
+            </w:pPr>
+            <w:r>
+              <w:rPr>
+                <w:rFonts w:ascii="Arial" w:hAnsi="DejaVu Sans" w:eastAsia="DejaVu Sans" w:cs="DejaVu Sans"/>
                 <w:i w:val="false"/>
                 <w:b w:val="true"/>
                 <w:u w:val="none"/>
-                <w:strike w:val="false"/>
-                <w:sz w:val="21"/>
-                <w:szCs w:val="21"/>
-                <w:color w:val="063360"/>
-              </w:rPr>
-            </w:pPr>
-            <w:r>
-              <w:rPr>
-                <w:rFonts w:ascii="Arial" w:hAnsi="Arial" w:eastAsia="Arial" w:cs="Arial"/>
-                <w:i w:val="false"/>
-                <w:b w:val="true"/>
-                <w:u w:val="none"/>
-                <w:strike w:val="false"/>
                 <w:sz w:val="21"/>
                 <w:szCs w:val="21"/>
                 <w:color w:val="063360"/>
@@ -238,24 +214,13 @@
               </w:pBdr>
               <w:spacing w:after="80" w:before="80" w:line="240"/>
               <w:ind w:left="80" w:right="80" w:firstLine="0" w:firstLineChars="0"/>
-              <w:rPr>
-                <w:rFonts w:ascii="Arial" w:hAnsi="Arial" w:eastAsia="Arial" w:cs="Arial"/>
+            </w:pPr>
+            <w:r>
+              <w:rPr>
+                <w:rFonts w:ascii="Arial" w:hAnsi="DejaVu Sans" w:eastAsia="DejaVu Sans" w:cs="DejaVu Sans"/>
                 <w:i w:val="false"/>
                 <w:b w:val="true"/>
                 <w:u w:val="none"/>
-                <w:strike w:val="false"/>
-                <w:sz w:val="21"/>
-                <w:szCs w:val="21"/>
-                <w:color w:val="063360"/>
-              </w:rPr>
-            </w:pPr>
-            <w:r>
-              <w:rPr>
-                <w:rFonts w:ascii="Arial" w:hAnsi="Arial" w:eastAsia="Arial" w:cs="Arial"/>
-                <w:i w:val="false"/>
-                <w:b w:val="true"/>
-                <w:u w:val="none"/>
-                <w:strike w:val="false"/>
                 <w:sz w:val="21"/>
                 <w:szCs w:val="21"/>
                 <w:color w:val="063360"/>
@@ -269,6 +234,7 @@
         <w:trPr>
           <w:trHeight w:val="360" w:hRule="auto"/>
         </w:trPr>
+        body 1
         <w:tc>
           <w:tcPr>
             <w:tcBorders>
@@ -298,24 +264,13 @@
               </w:pBdr>
               <w:spacing w:after="80" w:before="80" w:line="240"/>
               <w:ind w:left="80" w:right="80" w:firstLine="0" w:firstLineChars="0"/>
-              <w:rPr>
-                <w:rFonts w:ascii="Arial" w:hAnsi="Arial" w:eastAsia="Arial" w:cs="Arial"/>
-                <w:i w:val="false"/>
-                <w:b w:val="false"/>
-                <w:u w:val="none"/>
-                <w:strike w:val="false"/>
-                <w:sz w:val="21"/>
-                <w:szCs w:val="21"/>
-                <w:color w:val="000000"/>
-              </w:rPr>
-            </w:pPr>
-            <w:r>
-              <w:rPr>
-                <w:rFonts w:ascii="Arial" w:hAnsi="Arial" w:eastAsia="Arial" w:cs="Arial"/>
-                <w:i w:val="false"/>
-                <w:b w:val="false"/>
-                <w:u w:val="none"/>
-                <w:strike w:val="false"/>
+            </w:pPr>
+            <w:r>
+              <w:rPr>
+                <w:rFonts w:ascii="Arial" w:hAnsi="DejaVu Sans" w:eastAsia="DejaVu Sans" w:cs="DejaVu Sans"/>
+                <w:i w:val="false"/>
+                <w:b w:val="false"/>
+                <w:u w:val="none"/>
                 <w:sz w:val="21"/>
                 <w:szCs w:val="21"/>
                 <w:color w:val="000000"/>
@@ -353,24 +308,13 @@
               </w:pBdr>
               <w:spacing w:after="80" w:before="80" w:line="240"/>
               <w:ind w:left="80" w:right="80" w:firstLine="0" w:firstLineChars="0"/>
-              <w:rPr>
-                <w:rFonts w:ascii="Arial" w:hAnsi="Arial" w:eastAsia="Arial" w:cs="Arial"/>
-                <w:i w:val="false"/>
-                <w:b w:val="false"/>
-                <w:u w:val="none"/>
-                <w:strike w:val="false"/>
-                <w:sz w:val="21"/>
-                <w:szCs w:val="21"/>
-                <w:color w:val="000000"/>
-              </w:rPr>
-            </w:pPr>
-            <w:r>
-              <w:rPr>
-                <w:rFonts w:ascii="Arial" w:hAnsi="Arial" w:eastAsia="Arial" w:cs="Arial"/>
-                <w:i w:val="false"/>
-                <w:b w:val="false"/>
-                <w:u w:val="none"/>
-                <w:strike w:val="false"/>
+            </w:pPr>
+            <w:r>
+              <w:rPr>
+                <w:rFonts w:ascii="Arial" w:hAnsi="DejaVu Sans" w:eastAsia="DejaVu Sans" w:cs="DejaVu Sans"/>
+                <w:i w:val="false"/>
+                <w:b w:val="false"/>
+                <w:u w:val="none"/>
                 <w:sz w:val="21"/>
                 <w:szCs w:val="21"/>
                 <w:color w:val="000000"/>
@@ -408,24 +352,13 @@
               </w:pBdr>
               <w:spacing w:after="80" w:before="80" w:line="240"/>
               <w:ind w:left="80" w:right="80" w:firstLine="0" w:firstLineChars="0"/>
-              <w:rPr>
-                <w:rFonts w:ascii="Arial" w:hAnsi="Arial" w:eastAsia="Arial" w:cs="Arial"/>
-                <w:i w:val="false"/>
-                <w:b w:val="false"/>
-                <w:u w:val="none"/>
-                <w:strike w:val="false"/>
-                <w:sz w:val="21"/>
-                <w:szCs w:val="21"/>
-                <w:color w:val="000000"/>
-              </w:rPr>
-            </w:pPr>
-            <w:r>
-              <w:rPr>
-                <w:rFonts w:ascii="Arial" w:hAnsi="Arial" w:eastAsia="Arial" w:cs="Arial"/>
-                <w:i w:val="false"/>
-                <w:b w:val="false"/>
-                <w:u w:val="none"/>
-                <w:strike w:val="false"/>
+            </w:pPr>
+            <w:r>
+              <w:rPr>
+                <w:rFonts w:ascii="Arial" w:hAnsi="DejaVu Sans" w:eastAsia="DejaVu Sans" w:cs="DejaVu Sans"/>
+                <w:i w:val="false"/>
+                <w:b w:val="false"/>
+                <w:u w:val="none"/>
                 <w:sz w:val="21"/>
                 <w:szCs w:val="21"/>
                 <w:color w:val="000000"/>
@@ -439,6 +372,7 @@
         <w:trPr>
           <w:trHeight w:val="360" w:hRule="auto"/>
         </w:trPr>
+        body 2
         <w:tc>
           <w:tcPr>
             <w:tcBorders>
@@ -468,24 +402,13 @@
               </w:pBdr>
               <w:spacing w:after="80" w:before="80" w:line="240"/>
               <w:ind w:left="80" w:right="80" w:firstLine="0" w:firstLineChars="0"/>
-              <w:rPr>
-                <w:rFonts w:ascii="Arial" w:hAnsi="Arial" w:eastAsia="Arial" w:cs="Arial"/>
-                <w:i w:val="false"/>
-                <w:b w:val="false"/>
-                <w:u w:val="none"/>
-                <w:strike w:val="false"/>
-                <w:sz w:val="21"/>
-                <w:szCs w:val="21"/>
-                <w:color w:val="000000"/>
-              </w:rPr>
-            </w:pPr>
-            <w:r>
-              <w:rPr>
-                <w:rFonts w:ascii="Arial" w:hAnsi="Arial" w:eastAsia="Arial" w:cs="Arial"/>
-                <w:i w:val="false"/>
-                <w:b w:val="false"/>
-                <w:u w:val="none"/>
-                <w:strike w:val="false"/>
+            </w:pPr>
+            <w:r>
+              <w:rPr>
+                <w:rFonts w:ascii="Arial" w:hAnsi="DejaVu Sans" w:eastAsia="DejaVu Sans" w:cs="DejaVu Sans"/>
+                <w:i w:val="false"/>
+                <w:b w:val="false"/>
+                <w:u w:val="none"/>
                 <w:sz w:val="21"/>
                 <w:szCs w:val="21"/>
                 <w:color w:val="000000"/>
@@ -523,24 +446,13 @@
               </w:pBdr>
               <w:spacing w:after="80" w:before="80" w:line="240"/>
               <w:ind w:left="80" w:right="80" w:firstLine="0" w:firstLineChars="0"/>
-              <w:rPr>
-                <w:rFonts w:ascii="Arial" w:hAnsi="Arial" w:eastAsia="Arial" w:cs="Arial"/>
-                <w:i w:val="false"/>
-                <w:b w:val="false"/>
-                <w:u w:val="none"/>
-                <w:strike w:val="false"/>
-                <w:sz w:val="21"/>
-                <w:szCs w:val="21"/>
-                <w:color w:val="000000"/>
-              </w:rPr>
-            </w:pPr>
-            <w:r>
-              <w:rPr>
-                <w:rFonts w:ascii="Arial" w:hAnsi="Arial" w:eastAsia="Arial" w:cs="Arial"/>
-                <w:i w:val="false"/>
-                <w:b w:val="false"/>
-                <w:u w:val="none"/>
-                <w:strike w:val="false"/>
+            </w:pPr>
+            <w:r>
+              <w:rPr>
+                <w:rFonts w:ascii="Arial" w:hAnsi="DejaVu Sans" w:eastAsia="DejaVu Sans" w:cs="DejaVu Sans"/>
+                <w:i w:val="false"/>
+                <w:b w:val="false"/>
+                <w:u w:val="none"/>
                 <w:sz w:val="21"/>
                 <w:szCs w:val="21"/>
                 <w:color w:val="000000"/>
@@ -578,24 +490,13 @@
               </w:pBdr>
               <w:spacing w:after="80" w:before="80" w:line="240"/>
               <w:ind w:left="80" w:right="80" w:firstLine="0" w:firstLineChars="0"/>
-              <w:rPr>
-                <w:rFonts w:ascii="Arial" w:hAnsi="Arial" w:eastAsia="Arial" w:cs="Arial"/>
-                <w:i w:val="false"/>
-                <w:b w:val="false"/>
-                <w:u w:val="none"/>
-                <w:strike w:val="false"/>
-                <w:sz w:val="21"/>
-                <w:szCs w:val="21"/>
-                <w:color w:val="000000"/>
-              </w:rPr>
-            </w:pPr>
-            <w:r>
-              <w:rPr>
-                <w:rFonts w:ascii="Arial" w:hAnsi="Arial" w:eastAsia="Arial" w:cs="Arial"/>
-                <w:i w:val="false"/>
-                <w:b w:val="false"/>
-                <w:u w:val="none"/>
-                <w:strike w:val="false"/>
+            </w:pPr>
+            <w:r>
+              <w:rPr>
+                <w:rFonts w:ascii="Arial" w:hAnsi="DejaVu Sans" w:eastAsia="DejaVu Sans" w:cs="DejaVu Sans"/>
+                <w:i w:val="false"/>
+                <w:b w:val="false"/>
+                <w:u w:val="none"/>
                 <w:sz w:val="21"/>
                 <w:szCs w:val="21"/>
                 <w:color w:val="000000"/>
@@ -609,6 +510,7 @@
         <w:trPr>
           <w:trHeight w:val="360" w:hRule="auto"/>
         </w:trPr>
+        body 3
         <w:tc>
           <w:tcPr>
             <w:tcBorders>
@@ -638,24 +540,13 @@
               </w:pBdr>
               <w:spacing w:after="80" w:before="80" w:line="240"/>
               <w:ind w:left="80" w:right="80" w:firstLine="0" w:firstLineChars="0"/>
-              <w:rPr>
-                <w:rFonts w:ascii="Arial" w:hAnsi="Arial" w:eastAsia="Arial" w:cs="Arial"/>
-                <w:i w:val="false"/>
-                <w:b w:val="false"/>
-                <w:u w:val="none"/>
-                <w:strike w:val="false"/>
-                <w:sz w:val="21"/>
-                <w:szCs w:val="21"/>
-                <w:color w:val="000000"/>
-              </w:rPr>
-            </w:pPr>
-            <w:r>
-              <w:rPr>
-                <w:rFonts w:ascii="Arial" w:hAnsi="Arial" w:eastAsia="Arial" w:cs="Arial"/>
-                <w:i w:val="false"/>
-                <w:b w:val="false"/>
-                <w:u w:val="none"/>
-                <w:strike w:val="false"/>
+            </w:pPr>
+            <w:r>
+              <w:rPr>
+                <w:rFonts w:ascii="Arial" w:hAnsi="DejaVu Sans" w:eastAsia="DejaVu Sans" w:cs="DejaVu Sans"/>
+                <w:i w:val="false"/>
+                <w:b w:val="false"/>
+                <w:u w:val="none"/>
                 <w:sz w:val="21"/>
                 <w:szCs w:val="21"/>
                 <w:color w:val="000000"/>
@@ -693,24 +584,13 @@
               </w:pBdr>
               <w:spacing w:after="80" w:before="80" w:line="240"/>
               <w:ind w:left="80" w:right="80" w:firstLine="0" w:firstLineChars="0"/>
-              <w:rPr>
-                <w:rFonts w:ascii="Arial" w:hAnsi="Arial" w:eastAsia="Arial" w:cs="Arial"/>
-                <w:i w:val="false"/>
-                <w:b w:val="false"/>
-                <w:u w:val="none"/>
-                <w:strike w:val="false"/>
-                <w:sz w:val="21"/>
-                <w:szCs w:val="21"/>
-                <w:color w:val="000000"/>
-              </w:rPr>
-            </w:pPr>
-            <w:r>
-              <w:rPr>
-                <w:rFonts w:ascii="Arial" w:hAnsi="Arial" w:eastAsia="Arial" w:cs="Arial"/>
-                <w:i w:val="false"/>
-                <w:b w:val="false"/>
-                <w:u w:val="none"/>
-                <w:strike w:val="false"/>
+            </w:pPr>
+            <w:r>
+              <w:rPr>
+                <w:rFonts w:ascii="Arial" w:hAnsi="DejaVu Sans" w:eastAsia="DejaVu Sans" w:cs="DejaVu Sans"/>
+                <w:i w:val="false"/>
+                <w:b w:val="false"/>
+                <w:u w:val="none"/>
                 <w:sz w:val="21"/>
                 <w:szCs w:val="21"/>
                 <w:color w:val="000000"/>
@@ -748,24 +628,13 @@
               </w:pBdr>
               <w:spacing w:after="80" w:before="80" w:line="240"/>
               <w:ind w:left="80" w:right="80" w:firstLine="0" w:firstLineChars="0"/>
-              <w:rPr>
-                <w:rFonts w:ascii="Arial" w:hAnsi="Arial" w:eastAsia="Arial" w:cs="Arial"/>
-                <w:i w:val="false"/>
-                <w:b w:val="false"/>
-                <w:u w:val="none"/>
-                <w:strike w:val="false"/>
-                <w:sz w:val="21"/>
-                <w:szCs w:val="21"/>
-                <w:color w:val="000000"/>
-              </w:rPr>
-            </w:pPr>
-            <w:r>
-              <w:rPr>
-                <w:rFonts w:ascii="Arial" w:hAnsi="Arial" w:eastAsia="Arial" w:cs="Arial"/>
-                <w:i w:val="false"/>
-                <w:b w:val="false"/>
-                <w:u w:val="none"/>
-                <w:strike w:val="false"/>
+            </w:pPr>
+            <w:r>
+              <w:rPr>
+                <w:rFonts w:ascii="Arial" w:hAnsi="DejaVu Sans" w:eastAsia="DejaVu Sans" w:cs="DejaVu Sans"/>
+                <w:i w:val="false"/>
+                <w:b w:val="false"/>
+                <w:u w:val="none"/>
                 <w:sz w:val="21"/>
                 <w:szCs w:val="21"/>
                 <w:color w:val="000000"/>
@@ -779,6 +648,7 @@
         <w:trPr>
           <w:trHeight w:val="360" w:hRule="auto"/>
         </w:trPr>
+        body 4
         <w:tc>
           <w:tcPr>
             <w:tcBorders>
@@ -808,24 +678,13 @@
               </w:pBdr>
               <w:spacing w:after="80" w:before="80" w:line="240"/>
               <w:ind w:left="80" w:right="80" w:firstLine="0" w:firstLineChars="0"/>
-              <w:rPr>
-                <w:rFonts w:ascii="Arial" w:hAnsi="Arial" w:eastAsia="Arial" w:cs="Arial"/>
-                <w:i w:val="false"/>
-                <w:b w:val="false"/>
-                <w:u w:val="none"/>
-                <w:strike w:val="false"/>
-                <w:sz w:val="21"/>
-                <w:szCs w:val="21"/>
-                <w:color w:val="000000"/>
-              </w:rPr>
-            </w:pPr>
-            <w:r>
-              <w:rPr>
-                <w:rFonts w:ascii="Arial" w:hAnsi="Arial" w:eastAsia="Arial" w:cs="Arial"/>
-                <w:i w:val="false"/>
-                <w:b w:val="false"/>
-                <w:u w:val="none"/>
-                <w:strike w:val="false"/>
+            </w:pPr>
+            <w:r>
+              <w:rPr>
+                <w:rFonts w:ascii="Arial" w:hAnsi="DejaVu Sans" w:eastAsia="DejaVu Sans" w:cs="DejaVu Sans"/>
+                <w:i w:val="false"/>
+                <w:b w:val="false"/>
+                <w:u w:val="none"/>
                 <w:sz w:val="21"/>
                 <w:szCs w:val="21"/>
                 <w:color w:val="000000"/>
@@ -863,24 +722,13 @@
               </w:pBdr>
               <w:spacing w:after="80" w:before="80" w:line="240"/>
               <w:ind w:left="80" w:right="80" w:firstLine="0" w:firstLineChars="0"/>
-              <w:rPr>
-                <w:rFonts w:ascii="Arial" w:hAnsi="Arial" w:eastAsia="Arial" w:cs="Arial"/>
-                <w:i w:val="false"/>
-                <w:b w:val="false"/>
-                <w:u w:val="none"/>
-                <w:strike w:val="false"/>
-                <w:sz w:val="21"/>
-                <w:szCs w:val="21"/>
-                <w:color w:val="000000"/>
-              </w:rPr>
-            </w:pPr>
-            <w:r>
-              <w:rPr>
-                <w:rFonts w:ascii="Arial" w:hAnsi="Arial" w:eastAsia="Arial" w:cs="Arial"/>
-                <w:i w:val="false"/>
-                <w:b w:val="false"/>
-                <w:u w:val="none"/>
-                <w:strike w:val="false"/>
+            </w:pPr>
+            <w:r>
+              <w:rPr>
+                <w:rFonts w:ascii="Arial" w:hAnsi="DejaVu Sans" w:eastAsia="DejaVu Sans" w:cs="DejaVu Sans"/>
+                <w:i w:val="false"/>
+                <w:b w:val="false"/>
+                <w:u w:val="none"/>
                 <w:sz w:val="21"/>
                 <w:szCs w:val="21"/>
                 <w:color w:val="000000"/>
@@ -918,24 +766,13 @@
               </w:pBdr>
               <w:spacing w:after="80" w:before="80" w:line="240"/>
               <w:ind w:left="80" w:right="80" w:firstLine="0" w:firstLineChars="0"/>
-              <w:rPr>
-                <w:rFonts w:ascii="Arial" w:hAnsi="Arial" w:eastAsia="Arial" w:cs="Arial"/>
-                <w:i w:val="false"/>
-                <w:b w:val="false"/>
-                <w:u w:val="none"/>
-                <w:strike w:val="false"/>
-                <w:sz w:val="21"/>
-                <w:szCs w:val="21"/>
-                <w:color w:val="000000"/>
-              </w:rPr>
-            </w:pPr>
-            <w:r>
-              <w:rPr>
-                <w:rFonts w:ascii="Arial" w:hAnsi="Arial" w:eastAsia="Arial" w:cs="Arial"/>
-                <w:i w:val="false"/>
-                <w:b w:val="false"/>
-                <w:u w:val="none"/>
-                <w:strike w:val="false"/>
+            </w:pPr>
+            <w:r>
+              <w:rPr>
+                <w:rFonts w:ascii="Arial" w:hAnsi="DejaVu Sans" w:eastAsia="DejaVu Sans" w:cs="DejaVu Sans"/>
+                <w:i w:val="false"/>
+                <w:b w:val="false"/>
+                <w:u w:val="none"/>
                 <w:sz w:val="21"/>
                 <w:szCs w:val="21"/>
                 <w:color w:val="000000"/>
@@ -949,6 +786,7 @@
         <w:trPr>
           <w:trHeight w:val="360" w:hRule="auto"/>
         </w:trPr>
+        body 5
         <w:tc>
           <w:tcPr>
             <w:tcBorders>
@@ -978,24 +816,13 @@
               </w:pBdr>
               <w:spacing w:after="80" w:before="80" w:line="240"/>
               <w:ind w:left="80" w:right="80" w:firstLine="0" w:firstLineChars="0"/>
-              <w:rPr>
-                <w:rFonts w:ascii="Arial" w:hAnsi="Arial" w:eastAsia="Arial" w:cs="Arial"/>
-                <w:i w:val="false"/>
-                <w:b w:val="false"/>
-                <w:u w:val="none"/>
-                <w:strike w:val="false"/>
-                <w:sz w:val="21"/>
-                <w:szCs w:val="21"/>
-                <w:color w:val="000000"/>
-              </w:rPr>
-            </w:pPr>
-            <w:r>
-              <w:rPr>
-                <w:rFonts w:ascii="Arial" w:hAnsi="Arial" w:eastAsia="Arial" w:cs="Arial"/>
-                <w:i w:val="false"/>
-                <w:b w:val="false"/>
-                <w:u w:val="none"/>
-                <w:strike w:val="false"/>
+            </w:pPr>
+            <w:r>
+              <w:rPr>
+                <w:rFonts w:ascii="Arial" w:hAnsi="DejaVu Sans" w:eastAsia="DejaVu Sans" w:cs="DejaVu Sans"/>
+                <w:i w:val="false"/>
+                <w:b w:val="false"/>
+                <w:u w:val="none"/>
                 <w:sz w:val="21"/>
                 <w:szCs w:val="21"/>
                 <w:color w:val="000000"/>
@@ -1033,24 +860,13 @@
               </w:pBdr>
               <w:spacing w:after="80" w:before="80" w:line="240"/>
               <w:ind w:left="80" w:right="80" w:firstLine="0" w:firstLineChars="0"/>
-              <w:rPr>
-                <w:rFonts w:ascii="Arial" w:hAnsi="Arial" w:eastAsia="Arial" w:cs="Arial"/>
-                <w:i w:val="false"/>
-                <w:b w:val="false"/>
-                <w:u w:val="none"/>
-                <w:strike w:val="false"/>
-                <w:sz w:val="21"/>
-                <w:szCs w:val="21"/>
-                <w:color w:val="000000"/>
-              </w:rPr>
-            </w:pPr>
-            <w:r>
-              <w:rPr>
-                <w:rFonts w:ascii="Arial" w:hAnsi="Arial" w:eastAsia="Arial" w:cs="Arial"/>
-                <w:i w:val="false"/>
-                <w:b w:val="false"/>
-                <w:u w:val="none"/>
-                <w:strike w:val="false"/>
+            </w:pPr>
+            <w:r>
+              <w:rPr>
+                <w:rFonts w:ascii="Arial" w:hAnsi="DejaVu Sans" w:eastAsia="DejaVu Sans" w:cs="DejaVu Sans"/>
+                <w:i w:val="false"/>
+                <w:b w:val="false"/>
+                <w:u w:val="none"/>
                 <w:sz w:val="21"/>
                 <w:szCs w:val="21"/>
                 <w:color w:val="000000"/>
@@ -1088,24 +904,13 @@
               </w:pBdr>
               <w:spacing w:after="80" w:before="80" w:line="240"/>
               <w:ind w:left="80" w:right="80" w:firstLine="0" w:firstLineChars="0"/>
-              <w:rPr>
-                <w:rFonts w:ascii="Arial" w:hAnsi="Arial" w:eastAsia="Arial" w:cs="Arial"/>
-                <w:i w:val="false"/>
-                <w:b w:val="false"/>
-                <w:u w:val="none"/>
-                <w:strike w:val="false"/>
-                <w:sz w:val="21"/>
-                <w:szCs w:val="21"/>
-                <w:color w:val="000000"/>
-              </w:rPr>
-            </w:pPr>
-            <w:r>
-              <w:rPr>
-                <w:rFonts w:ascii="Arial" w:hAnsi="Arial" w:eastAsia="Arial" w:cs="Arial"/>
-                <w:i w:val="false"/>
-                <w:b w:val="false"/>
-                <w:u w:val="none"/>
-                <w:strike w:val="false"/>
+            </w:pPr>
+            <w:r>
+              <w:rPr>
+                <w:rFonts w:ascii="Arial" w:hAnsi="DejaVu Sans" w:eastAsia="DejaVu Sans" w:cs="DejaVu Sans"/>
+                <w:i w:val="false"/>
+                <w:b w:val="false"/>
+                <w:u w:val="none"/>
                 <w:sz w:val="21"/>
                 <w:szCs w:val="21"/>
                 <w:color w:val="000000"/>
@@ -1119,6 +924,7 @@
         <w:trPr>
           <w:trHeight w:val="360" w:hRule="auto"/>
         </w:trPr>
+        body 6
         <w:tc>
           <w:tcPr>
             <w:tcBorders>
@@ -1148,24 +954,13 @@
               </w:pBdr>
               <w:spacing w:after="80" w:before="80" w:line="240"/>
               <w:ind w:left="80" w:right="80" w:firstLine="0" w:firstLineChars="0"/>
-              <w:rPr>
-                <w:rFonts w:ascii="Arial" w:hAnsi="Arial" w:eastAsia="Arial" w:cs="Arial"/>
-                <w:i w:val="false"/>
-                <w:b w:val="false"/>
-                <w:u w:val="none"/>
-                <w:strike w:val="false"/>
-                <w:sz w:val="21"/>
-                <w:szCs w:val="21"/>
-                <w:color w:val="000000"/>
-              </w:rPr>
-            </w:pPr>
-            <w:r>
-              <w:rPr>
-                <w:rFonts w:ascii="Arial" w:hAnsi="Arial" w:eastAsia="Arial" w:cs="Arial"/>
-                <w:i w:val="false"/>
-                <w:b w:val="false"/>
-                <w:u w:val="none"/>
-                <w:strike w:val="false"/>
+            </w:pPr>
+            <w:r>
+              <w:rPr>
+                <w:rFonts w:ascii="Arial" w:hAnsi="DejaVu Sans" w:eastAsia="DejaVu Sans" w:cs="DejaVu Sans"/>
+                <w:i w:val="false"/>
+                <w:b w:val="false"/>
+                <w:u w:val="none"/>
                 <w:sz w:val="21"/>
                 <w:szCs w:val="21"/>
                 <w:color w:val="000000"/>
@@ -1203,24 +998,13 @@
               </w:pBdr>
               <w:spacing w:after="80" w:before="80" w:line="240"/>
               <w:ind w:left="80" w:right="80" w:firstLine="0" w:firstLineChars="0"/>
-              <w:rPr>
-                <w:rFonts w:ascii="Arial" w:hAnsi="Arial" w:eastAsia="Arial" w:cs="Arial"/>
-                <w:i w:val="false"/>
-                <w:b w:val="false"/>
-                <w:u w:val="none"/>
-                <w:strike w:val="false"/>
-                <w:sz w:val="21"/>
-                <w:szCs w:val="21"/>
-                <w:color w:val="000000"/>
-              </w:rPr>
-            </w:pPr>
-            <w:r>
-              <w:rPr>
-                <w:rFonts w:ascii="Arial" w:hAnsi="Arial" w:eastAsia="Arial" w:cs="Arial"/>
-                <w:i w:val="false"/>
-                <w:b w:val="false"/>
-                <w:u w:val="none"/>
-                <w:strike w:val="false"/>
+            </w:pPr>
+            <w:r>
+              <w:rPr>
+                <w:rFonts w:ascii="Arial" w:hAnsi="DejaVu Sans" w:eastAsia="DejaVu Sans" w:cs="DejaVu Sans"/>
+                <w:i w:val="false"/>
+                <w:b w:val="false"/>
+                <w:u w:val="none"/>
                 <w:sz w:val="21"/>
                 <w:szCs w:val="21"/>
                 <w:color w:val="000000"/>
@@ -1258,24 +1042,13 @@
               </w:pBdr>
               <w:spacing w:after="80" w:before="80" w:line="240"/>
               <w:ind w:left="80" w:right="80" w:firstLine="0" w:firstLineChars="0"/>
-              <w:rPr>
-                <w:rFonts w:ascii="Arial" w:hAnsi="Arial" w:eastAsia="Arial" w:cs="Arial"/>
-                <w:i w:val="false"/>
-                <w:b w:val="false"/>
-                <w:u w:val="none"/>
-                <w:strike w:val="false"/>
-                <w:sz w:val="21"/>
-                <w:szCs w:val="21"/>
-                <w:color w:val="000000"/>
-              </w:rPr>
-            </w:pPr>
-            <w:r>
-              <w:rPr>
-                <w:rFonts w:ascii="Arial" w:hAnsi="Arial" w:eastAsia="Arial" w:cs="Arial"/>
-                <w:i w:val="false"/>
-                <w:b w:val="false"/>
-                <w:u w:val="none"/>
-                <w:strike w:val="false"/>
+            </w:pPr>
+            <w:r>
+              <w:rPr>
+                <w:rFonts w:ascii="Arial" w:hAnsi="DejaVu Sans" w:eastAsia="DejaVu Sans" w:cs="DejaVu Sans"/>
+                <w:i w:val="false"/>
+                <w:b w:val="false"/>
+                <w:u w:val="none"/>
                 <w:sz w:val="21"/>
                 <w:szCs w:val="21"/>
                 <w:color w:val="000000"/>
@@ -1289,6 +1062,7 @@
         <w:trPr>
           <w:trHeight w:val="360" w:hRule="auto"/>
         </w:trPr>
+        body 7
         <w:tc>
           <w:tcPr>
             <w:tcBorders>
@@ -1318,24 +1092,13 @@
               </w:pBdr>
               <w:spacing w:after="80" w:before="80" w:line="240"/>
               <w:ind w:left="80" w:right="80" w:firstLine="0" w:firstLineChars="0"/>
-              <w:rPr>
-                <w:rFonts w:ascii="Arial" w:hAnsi="Arial" w:eastAsia="Arial" w:cs="Arial"/>
-                <w:i w:val="false"/>
-                <w:b w:val="false"/>
-                <w:u w:val="none"/>
-                <w:strike w:val="false"/>
-                <w:sz w:val="21"/>
-                <w:szCs w:val="21"/>
-                <w:color w:val="000000"/>
-              </w:rPr>
-            </w:pPr>
-            <w:r>
-              <w:rPr>
-                <w:rFonts w:ascii="Arial" w:hAnsi="Arial" w:eastAsia="Arial" w:cs="Arial"/>
-                <w:i w:val="false"/>
-                <w:b w:val="false"/>
-                <w:u w:val="none"/>
-                <w:strike w:val="false"/>
+            </w:pPr>
+            <w:r>
+              <w:rPr>
+                <w:rFonts w:ascii="Arial" w:hAnsi="DejaVu Sans" w:eastAsia="DejaVu Sans" w:cs="DejaVu Sans"/>
+                <w:i w:val="false"/>
+                <w:b w:val="false"/>
+                <w:u w:val="none"/>
                 <w:sz w:val="21"/>
                 <w:szCs w:val="21"/>
                 <w:color w:val="000000"/>
@@ -1373,24 +1136,13 @@
               </w:pBdr>
               <w:spacing w:after="80" w:before="80" w:line="240"/>
               <w:ind w:left="80" w:right="80" w:firstLine="0" w:firstLineChars="0"/>
-              <w:rPr>
-                <w:rFonts w:ascii="Arial" w:hAnsi="Arial" w:eastAsia="Arial" w:cs="Arial"/>
-                <w:i w:val="false"/>
-                <w:b w:val="false"/>
-                <w:u w:val="none"/>
-                <w:strike w:val="false"/>
-                <w:sz w:val="21"/>
-                <w:szCs w:val="21"/>
-                <w:color w:val="000000"/>
-              </w:rPr>
-            </w:pPr>
-            <w:r>
-              <w:rPr>
-                <w:rFonts w:ascii="Arial" w:hAnsi="Arial" w:eastAsia="Arial" w:cs="Arial"/>
-                <w:i w:val="false"/>
-                <w:b w:val="false"/>
-                <w:u w:val="none"/>
-                <w:strike w:val="false"/>
+            </w:pPr>
+            <w:r>
+              <w:rPr>
+                <w:rFonts w:ascii="Arial" w:hAnsi="DejaVu Sans" w:eastAsia="DejaVu Sans" w:cs="DejaVu Sans"/>
+                <w:i w:val="false"/>
+                <w:b w:val="false"/>
+                <w:u w:val="none"/>
                 <w:sz w:val="21"/>
                 <w:szCs w:val="21"/>
                 <w:color w:val="000000"/>
@@ -1428,24 +1180,13 @@
               </w:pBdr>
               <w:spacing w:after="80" w:before="80" w:line="240"/>
               <w:ind w:left="80" w:right="80" w:firstLine="0" w:firstLineChars="0"/>
-              <w:rPr>
-                <w:rFonts w:ascii="Arial" w:hAnsi="Arial" w:eastAsia="Arial" w:cs="Arial"/>
-                <w:i w:val="false"/>
-                <w:b w:val="false"/>
-                <w:u w:val="none"/>
-                <w:strike w:val="false"/>
-                <w:sz w:val="21"/>
-                <w:szCs w:val="21"/>
-                <w:color w:val="000000"/>
-              </w:rPr>
-            </w:pPr>
-            <w:r>
-              <w:rPr>
-                <w:rFonts w:ascii="Arial" w:hAnsi="Arial" w:eastAsia="Arial" w:cs="Arial"/>
-                <w:i w:val="false"/>
-                <w:b w:val="false"/>
-                <w:u w:val="none"/>
-                <w:strike w:val="false"/>
+            </w:pPr>
+            <w:r>
+              <w:rPr>
+                <w:rFonts w:ascii="Arial" w:hAnsi="DejaVu Sans" w:eastAsia="DejaVu Sans" w:cs="DejaVu Sans"/>
+                <w:i w:val="false"/>
+                <w:b w:val="false"/>
+                <w:u w:val="none"/>
                 <w:sz w:val="21"/>
                 <w:szCs w:val="21"/>
                 <w:color w:val="000000"/>
@@ -1459,6 +1200,7 @@
         <w:trPr>
           <w:trHeight w:val="360" w:hRule="auto"/>
         </w:trPr>
+        body 8
         <w:tc>
           <w:tcPr>
             <w:tcBorders>
@@ -1488,24 +1230,13 @@
               </w:pBdr>
               <w:spacing w:after="80" w:before="80" w:line="240"/>
               <w:ind w:left="80" w:right="80" w:firstLine="0" w:firstLineChars="0"/>
-              <w:rPr>
-                <w:rFonts w:ascii="Arial" w:hAnsi="Arial" w:eastAsia="Arial" w:cs="Arial"/>
-                <w:i w:val="false"/>
-                <w:b w:val="false"/>
-                <w:u w:val="none"/>
-                <w:strike w:val="false"/>
-                <w:sz w:val="21"/>
-                <w:szCs w:val="21"/>
-                <w:color w:val="000000"/>
-              </w:rPr>
-            </w:pPr>
-            <w:r>
-              <w:rPr>
-                <w:rFonts w:ascii="Arial" w:hAnsi="Arial" w:eastAsia="Arial" w:cs="Arial"/>
-                <w:i w:val="false"/>
-                <w:b w:val="false"/>
-                <w:u w:val="none"/>
-                <w:strike w:val="false"/>
+            </w:pPr>
+            <w:r>
+              <w:rPr>
+                <w:rFonts w:ascii="Arial" w:hAnsi="DejaVu Sans" w:eastAsia="DejaVu Sans" w:cs="DejaVu Sans"/>
+                <w:i w:val="false"/>
+                <w:b w:val="false"/>
+                <w:u w:val="none"/>
                 <w:sz w:val="21"/>
                 <w:szCs w:val="21"/>
                 <w:color w:val="000000"/>
@@ -1543,24 +1274,13 @@
               </w:pBdr>
               <w:spacing w:after="80" w:before="80" w:line="240"/>
               <w:ind w:left="80" w:right="80" w:firstLine="0" w:firstLineChars="0"/>
-              <w:rPr>
-                <w:rFonts w:ascii="Arial" w:hAnsi="Arial" w:eastAsia="Arial" w:cs="Arial"/>
-                <w:i w:val="false"/>
-                <w:b w:val="false"/>
-                <w:u w:val="none"/>
-                <w:strike w:val="false"/>
-                <w:sz w:val="21"/>
-                <w:szCs w:val="21"/>
-                <w:color w:val="000000"/>
-              </w:rPr>
-            </w:pPr>
-            <w:r>
-              <w:rPr>
-                <w:rFonts w:ascii="Arial" w:hAnsi="Arial" w:eastAsia="Arial" w:cs="Arial"/>
-                <w:i w:val="false"/>
-                <w:b w:val="false"/>
-                <w:u w:val="none"/>
-                <w:strike w:val="false"/>
+            </w:pPr>
+            <w:r>
+              <w:rPr>
+                <w:rFonts w:ascii="Arial" w:hAnsi="DejaVu Sans" w:eastAsia="DejaVu Sans" w:cs="DejaVu Sans"/>
+                <w:i w:val="false"/>
+                <w:b w:val="false"/>
+                <w:u w:val="none"/>
                 <w:sz w:val="21"/>
                 <w:szCs w:val="21"/>
                 <w:color w:val="000000"/>
@@ -1598,24 +1318,13 @@
               </w:pBdr>
               <w:spacing w:after="80" w:before="80" w:line="240"/>
               <w:ind w:left="80" w:right="80" w:firstLine="0" w:firstLineChars="0"/>
-              <w:rPr>
-                <w:rFonts w:ascii="Arial" w:hAnsi="Arial" w:eastAsia="Arial" w:cs="Arial"/>
-                <w:i w:val="false"/>
-                <w:b w:val="false"/>
-                <w:u w:val="none"/>
-                <w:strike w:val="false"/>
-                <w:sz w:val="21"/>
-                <w:szCs w:val="21"/>
-                <w:color w:val="000000"/>
-              </w:rPr>
-            </w:pPr>
-            <w:r>
-              <w:rPr>
-                <w:rFonts w:ascii="Arial" w:hAnsi="Arial" w:eastAsia="Arial" w:cs="Arial"/>
-                <w:i w:val="false"/>
-                <w:b w:val="false"/>
-                <w:u w:val="none"/>
-                <w:strike w:val="false"/>
+            </w:pPr>
+            <w:r>
+              <w:rPr>
+                <w:rFonts w:ascii="Arial" w:hAnsi="DejaVu Sans" w:eastAsia="DejaVu Sans" w:cs="DejaVu Sans"/>
+                <w:i w:val="false"/>
+                <w:b w:val="false"/>
+                <w:u w:val="none"/>
                 <w:sz w:val="21"/>
                 <w:szCs w:val="21"/>
                 <w:color w:val="000000"/>
@@ -1629,6 +1338,7 @@
         <w:trPr>
           <w:trHeight w:val="360" w:hRule="auto"/>
         </w:trPr>
+        body 9
         <w:tc>
           <w:tcPr>
             <w:tcBorders>
@@ -1658,24 +1368,13 @@
               </w:pBdr>
               <w:spacing w:after="80" w:before="80" w:line="240"/>
               <w:ind w:left="80" w:right="80" w:firstLine="0" w:firstLineChars="0"/>
-              <w:rPr>
-                <w:rFonts w:ascii="Arial" w:hAnsi="Arial" w:eastAsia="Arial" w:cs="Arial"/>
-                <w:i w:val="false"/>
-                <w:b w:val="false"/>
-                <w:u w:val="none"/>
-                <w:strike w:val="false"/>
-                <w:sz w:val="21"/>
-                <w:szCs w:val="21"/>
-                <w:color w:val="000000"/>
-              </w:rPr>
-            </w:pPr>
-            <w:r>
-              <w:rPr>
-                <w:rFonts w:ascii="Arial" w:hAnsi="Arial" w:eastAsia="Arial" w:cs="Arial"/>
-                <w:i w:val="false"/>
-                <w:b w:val="false"/>
-                <w:u w:val="none"/>
-                <w:strike w:val="false"/>
+            </w:pPr>
+            <w:r>
+              <w:rPr>
+                <w:rFonts w:ascii="Arial" w:hAnsi="DejaVu Sans" w:eastAsia="DejaVu Sans" w:cs="DejaVu Sans"/>
+                <w:i w:val="false"/>
+                <w:b w:val="false"/>
+                <w:u w:val="none"/>
                 <w:sz w:val="21"/>
                 <w:szCs w:val="21"/>
                 <w:color w:val="000000"/>
@@ -1713,24 +1412,13 @@
               </w:pBdr>
               <w:spacing w:after="80" w:before="80" w:line="240"/>
               <w:ind w:left="80" w:right="80" w:firstLine="0" w:firstLineChars="0"/>
-              <w:rPr>
-                <w:rFonts w:ascii="Arial" w:hAnsi="Arial" w:eastAsia="Arial" w:cs="Arial"/>
-                <w:i w:val="false"/>
-                <w:b w:val="false"/>
-                <w:u w:val="none"/>
-                <w:strike w:val="false"/>
-                <w:sz w:val="21"/>
-                <w:szCs w:val="21"/>
-                <w:color w:val="000000"/>
-              </w:rPr>
-            </w:pPr>
-            <w:r>
-              <w:rPr>
-                <w:rFonts w:ascii="Arial" w:hAnsi="Arial" w:eastAsia="Arial" w:cs="Arial"/>
-                <w:i w:val="false"/>
-                <w:b w:val="false"/>
-                <w:u w:val="none"/>
-                <w:strike w:val="false"/>
+            </w:pPr>
+            <w:r>
+              <w:rPr>
+                <w:rFonts w:ascii="Arial" w:hAnsi="DejaVu Sans" w:eastAsia="DejaVu Sans" w:cs="DejaVu Sans"/>
+                <w:i w:val="false"/>
+                <w:b w:val="false"/>
+                <w:u w:val="none"/>
                 <w:sz w:val="21"/>
                 <w:szCs w:val="21"/>
                 <w:color w:val="000000"/>
@@ -1768,24 +1456,13 @@
               </w:pBdr>
               <w:spacing w:after="80" w:before="80" w:line="240"/>
               <w:ind w:left="80" w:right="80" w:firstLine="0" w:firstLineChars="0"/>
-              <w:rPr>
-                <w:rFonts w:ascii="Arial" w:hAnsi="Arial" w:eastAsia="Arial" w:cs="Arial"/>
-                <w:i w:val="false"/>
-                <w:b w:val="false"/>
-                <w:u w:val="none"/>
-                <w:strike w:val="false"/>
-                <w:sz w:val="21"/>
-                <w:szCs w:val="21"/>
-                <w:color w:val="000000"/>
-              </w:rPr>
-            </w:pPr>
-            <w:r>
-              <w:rPr>
-                <w:rFonts w:ascii="Arial" w:hAnsi="Arial" w:eastAsia="Arial" w:cs="Arial"/>
-                <w:i w:val="false"/>
-                <w:b w:val="false"/>
-                <w:u w:val="none"/>
-                <w:strike w:val="false"/>
+            </w:pPr>
+            <w:r>
+              <w:rPr>
+                <w:rFonts w:ascii="Arial" w:hAnsi="DejaVu Sans" w:eastAsia="DejaVu Sans" w:cs="DejaVu Sans"/>
+                <w:i w:val="false"/>
+                <w:b w:val="false"/>
+                <w:u w:val="none"/>
                 <w:sz w:val="21"/>
                 <w:szCs w:val="21"/>
                 <w:color w:val="000000"/>
@@ -1799,6 +1476,7 @@
         <w:trPr>
           <w:trHeight w:val="360" w:hRule="auto"/>
         </w:trPr>
+        body10
         <w:tc>
           <w:tcPr>
             <w:tcBorders>
@@ -1828,24 +1506,13 @@
               </w:pBdr>
               <w:spacing w:after="80" w:before="80" w:line="240"/>
               <w:ind w:left="80" w:right="80" w:firstLine="0" w:firstLineChars="0"/>
-              <w:rPr>
-                <w:rFonts w:ascii="Arial" w:hAnsi="Arial" w:eastAsia="Arial" w:cs="Arial"/>
-                <w:i w:val="false"/>
-                <w:b w:val="false"/>
-                <w:u w:val="none"/>
-                <w:strike w:val="false"/>
-                <w:sz w:val="21"/>
-                <w:szCs w:val="21"/>
-                <w:color w:val="000000"/>
-              </w:rPr>
-            </w:pPr>
-            <w:r>
-              <w:rPr>
-                <w:rFonts w:ascii="Arial" w:hAnsi="Arial" w:eastAsia="Arial" w:cs="Arial"/>
-                <w:i w:val="false"/>
-                <w:b w:val="false"/>
-                <w:u w:val="none"/>
-                <w:strike w:val="false"/>
+            </w:pPr>
+            <w:r>
+              <w:rPr>
+                <w:rFonts w:ascii="Arial" w:hAnsi="DejaVu Sans" w:eastAsia="DejaVu Sans" w:cs="DejaVu Sans"/>
+                <w:i w:val="false"/>
+                <w:b w:val="false"/>
+                <w:u w:val="none"/>
                 <w:sz w:val="21"/>
                 <w:szCs w:val="21"/>
                 <w:color w:val="000000"/>
@@ -1883,24 +1550,13 @@
               </w:pBdr>
               <w:spacing w:after="80" w:before="80" w:line="240"/>
               <w:ind w:left="80" w:right="80" w:firstLine="0" w:firstLineChars="0"/>
-              <w:rPr>
-                <w:rFonts w:ascii="Arial" w:hAnsi="Arial" w:eastAsia="Arial" w:cs="Arial"/>
-                <w:i w:val="false"/>
-                <w:b w:val="false"/>
-                <w:u w:val="none"/>
-                <w:strike w:val="false"/>
-                <w:sz w:val="21"/>
-                <w:szCs w:val="21"/>
-                <w:color w:val="000000"/>
-              </w:rPr>
-            </w:pPr>
-            <w:r>
-              <w:rPr>
-                <w:rFonts w:ascii="Arial" w:hAnsi="Arial" w:eastAsia="Arial" w:cs="Arial"/>
-                <w:i w:val="false"/>
-                <w:b w:val="false"/>
-                <w:u w:val="none"/>
-                <w:strike w:val="false"/>
+            </w:pPr>
+            <w:r>
+              <w:rPr>
+                <w:rFonts w:ascii="Arial" w:hAnsi="DejaVu Sans" w:eastAsia="DejaVu Sans" w:cs="DejaVu Sans"/>
+                <w:i w:val="false"/>
+                <w:b w:val="false"/>
+                <w:u w:val="none"/>
                 <w:sz w:val="21"/>
                 <w:szCs w:val="21"/>
                 <w:color w:val="000000"/>
@@ -1938,24 +1594,13 @@
               </w:pBdr>
               <w:spacing w:after="80" w:before="80" w:line="240"/>
               <w:ind w:left="80" w:right="80" w:firstLine="0" w:firstLineChars="0"/>
-              <w:rPr>
-                <w:rFonts w:ascii="Arial" w:hAnsi="Arial" w:eastAsia="Arial" w:cs="Arial"/>
-                <w:i w:val="false"/>
-                <w:b w:val="false"/>
-                <w:u w:val="none"/>
-                <w:strike w:val="false"/>
-                <w:sz w:val="21"/>
-                <w:szCs w:val="21"/>
-                <w:color w:val="000000"/>
-              </w:rPr>
-            </w:pPr>
-            <w:r>
-              <w:rPr>
-                <w:rFonts w:ascii="Arial" w:hAnsi="Arial" w:eastAsia="Arial" w:cs="Arial"/>
-                <w:i w:val="false"/>
-                <w:b w:val="false"/>
-                <w:u w:val="none"/>
-                <w:strike w:val="false"/>
+            </w:pPr>
+            <w:r>
+              <w:rPr>
+                <w:rFonts w:ascii="Arial" w:hAnsi="DejaVu Sans" w:eastAsia="DejaVu Sans" w:cs="DejaVu Sans"/>
+                <w:i w:val="false"/>
+                <w:b w:val="false"/>
+                <w:u w:val="none"/>
                 <w:sz w:val="21"/>
                 <w:szCs w:val="21"/>
                 <w:color w:val="000000"/>
@@ -1985,7 +1630,6 @@
           <w:i w:val="true"/>
           <w:b w:val="false"/>
           <w:u w:val="none"/>
-          <w:strike w:val="false"/>
           <w:sz w:val="17"/>
           <w:szCs w:val="17"/>
           <w:color w:val="545860"/>
@@ -2012,7 +1656,6 @@
           <w:i w:val="false"/>
           <w:b w:val="true"/>
           <w:u w:val="none"/>
-          <w:strike w:val="false"/>
           <w:sz w:val="26"/>
           <w:szCs w:val="26"/>
           <w:color w:val="215A9E"/>
@@ -2039,7 +1682,6 @@
           <w:i w:val="false"/>
           <w:b w:val="false"/>
           <w:u w:val="none"/>
-          <w:strike w:val="false"/>
           <w:sz w:val="22"/>
           <w:szCs w:val="22"/>
           <w:color w:val="000000"/>
@@ -2066,7 +1708,6 @@
           <w:i w:val="false"/>
           <w:b w:val="false"/>
           <w:u w:val="none"/>
-          <w:strike w:val="false"/>
           <w:sz w:val="22"/>
           <w:szCs w:val="22"/>
           <w:color w:val="000000"/>
@@ -2093,7 +1734,6 @@
           <w:i w:val="false"/>
           <w:b w:val="false"/>
           <w:u w:val="none"/>
-          <w:strike w:val="false"/>
           <w:sz w:val="22"/>
           <w:szCs w:val="22"/>
           <w:color w:val="000000"/>
@@ -2120,7 +1760,6 @@
           <w:i w:val="false"/>
           <w:b w:val="true"/>
           <w:u w:val="none"/>
-          <w:strike w:val="false"/>
           <w:sz w:val="26"/>
           <w:szCs w:val="26"/>
           <w:color w:val="215A9E"/>
@@ -2147,7 +1786,6 @@
           <w:i w:val="false"/>
           <w:b w:val="false"/>
           <w:u w:val="none"/>
-          <w:strike w:val="false"/>
           <w:sz w:val="22"/>
           <w:szCs w:val="22"/>
           <w:color w:val="000000"/>
@@ -2174,7 +1812,6 @@
           <w:i w:val="false"/>
           <w:b w:val="false"/>
           <w:u w:val="none"/>
-          <w:strike w:val="false"/>
           <w:sz w:val="22"/>
           <w:szCs w:val="22"/>
           <w:color w:val="000000"/>
@@ -2201,7 +1838,6 @@
           <w:i w:val="false"/>
           <w:b w:val="false"/>
           <w:u w:val="none"/>
-          <w:strike w:val="false"/>
           <w:sz w:val="22"/>
           <w:szCs w:val="22"/>
           <w:color w:val="B5BEC9"/>
@@ -2228,7 +1864,6 @@
           <w:i w:val="false"/>
           <w:b w:val="false"/>
           <w:u w:val="none"/>
-          <w:strike w:val="false"/>
           <w:sz w:val="22"/>
           <w:szCs w:val="22"/>
           <w:color w:val="B5BEC9"/>
@@ -2261,7 +1896,6 @@
           <w:i w:val="false"/>
           <w:b w:val="false"/>
           <w:u w:val="none"/>
-          <w:strike w:val="false"/>
           <w:sz w:val="18"/>
           <w:szCs w:val="18"/>
           <w:color w:val="545860"/>
@@ -2288,7 +1922,6 @@
           <w:i w:val="false"/>
           <w:b w:val="true"/>
           <w:u w:val="none"/>
-          <w:strike w:val="false"/>
           <w:sz w:val="36"/>
           <w:szCs w:val="36"/>
           <w:color w:val="063360"/>
@@ -2315,7 +1948,6 @@
           <w:i w:val="false"/>
           <w:b w:val="false"/>
           <w:u w:val="none"/>
-          <w:strike w:val="false"/>
           <w:sz w:val="22"/>
           <w:szCs w:val="22"/>
           <w:color w:val="000000"/>
@@ -2340,6 +1972,7 @@
           <w:trHeight w:val="360" w:hRule="auto"/>
           <w:tblHeader/>
         </w:trPr>
+        header1
         <w:tc>
           <w:tcPr>
             <w:tcBorders>
@@ -2369,24 +2002,13 @@
               </w:pBdr>
               <w:spacing w:after="80" w:before="80" w:line="240"/>
               <w:ind w:left="80" w:right="80" w:firstLine="0" w:firstLineChars="0"/>
-              <w:rPr>
-                <w:rFonts w:ascii="Arial" w:hAnsi="Arial" w:eastAsia="Arial" w:cs="Arial"/>
+            </w:pPr>
+            <w:r>
+              <w:rPr>
+                <w:rFonts w:ascii="Arial" w:hAnsi="DejaVu Sans" w:eastAsia="DejaVu Sans" w:cs="DejaVu Sans"/>
                 <w:i w:val="false"/>
                 <w:b w:val="true"/>
                 <w:u w:val="none"/>
-                <w:strike w:val="false"/>
-                <w:sz w:val="21"/>
-                <w:szCs w:val="21"/>
-                <w:color w:val="063360"/>
-              </w:rPr>
-            </w:pPr>
-            <w:r>
-              <w:rPr>
-                <w:rFonts w:ascii="Arial" w:hAnsi="Arial" w:eastAsia="Arial" w:cs="Arial"/>
-                <w:i w:val="false"/>
-                <w:b w:val="true"/>
-                <w:u w:val="none"/>
-                <w:strike w:val="false"/>
                 <w:sz w:val="21"/>
                 <w:szCs w:val="21"/>
                 <w:color w:val="063360"/>
@@ -2424,24 +2046,13 @@
               </w:pBdr>
               <w:spacing w:after="80" w:before="80" w:line="240"/>
               <w:ind w:left="80" w:right="80" w:firstLine="0" w:firstLineChars="0"/>
-              <w:rPr>
-                <w:rFonts w:ascii="Arial" w:hAnsi="Arial" w:eastAsia="Arial" w:cs="Arial"/>
+            </w:pPr>
+            <w:r>
+              <w:rPr>
+                <w:rFonts w:ascii="Arial" w:hAnsi="DejaVu Sans" w:eastAsia="DejaVu Sans" w:cs="DejaVu Sans"/>
                 <w:i w:val="false"/>
                 <w:b w:val="true"/>
                 <w:u w:val="none"/>
-                <w:strike w:val="false"/>
-                <w:sz w:val="21"/>
-                <w:szCs w:val="21"/>
-                <w:color w:val="063360"/>
-              </w:rPr>
-            </w:pPr>
-            <w:r>
-              <w:rPr>
-                <w:rFonts w:ascii="Arial" w:hAnsi="Arial" w:eastAsia="Arial" w:cs="Arial"/>
-                <w:i w:val="false"/>
-                <w:b w:val="true"/>
-                <w:u w:val="none"/>
-                <w:strike w:val="false"/>
                 <w:sz w:val="21"/>
                 <w:szCs w:val="21"/>
                 <w:color w:val="063360"/>
@@ -2479,24 +2090,13 @@
               </w:pBdr>
               <w:spacing w:after="80" w:before="80" w:line="240"/>
               <w:ind w:left="80" w:right="80" w:firstLine="0" w:firstLineChars="0"/>
-              <w:rPr>
-                <w:rFonts w:ascii="Arial" w:hAnsi="Arial" w:eastAsia="Arial" w:cs="Arial"/>
+            </w:pPr>
+            <w:r>
+              <w:rPr>
+                <w:rFonts w:ascii="Arial" w:hAnsi="DejaVu Sans" w:eastAsia="DejaVu Sans" w:cs="DejaVu Sans"/>
                 <w:i w:val="false"/>
                 <w:b w:val="true"/>
                 <w:u w:val="none"/>
-                <w:strike w:val="false"/>
-                <w:sz w:val="21"/>
-                <w:szCs w:val="21"/>
-                <w:color w:val="063360"/>
-              </w:rPr>
-            </w:pPr>
-            <w:r>
-              <w:rPr>
-                <w:rFonts w:ascii="Arial" w:hAnsi="Arial" w:eastAsia="Arial" w:cs="Arial"/>
-                <w:i w:val="false"/>
-                <w:b w:val="true"/>
-                <w:u w:val="none"/>
-                <w:strike w:val="false"/>
                 <w:sz w:val="21"/>
                 <w:szCs w:val="21"/>
                 <w:color w:val="063360"/>
@@ -2534,24 +2134,13 @@
               </w:pBdr>
               <w:spacing w:after="80" w:before="80" w:line="240"/>
               <w:ind w:left="80" w:right="80" w:firstLine="0" w:firstLineChars="0"/>
-              <w:rPr>
-                <w:rFonts w:ascii="Arial" w:hAnsi="Arial" w:eastAsia="Arial" w:cs="Arial"/>
+            </w:pPr>
+            <w:r>
+              <w:rPr>
+                <w:rFonts w:ascii="Arial" w:hAnsi="DejaVu Sans" w:eastAsia="DejaVu Sans" w:cs="DejaVu Sans"/>
                 <w:i w:val="false"/>
                 <w:b w:val="true"/>
                 <w:u w:val="none"/>
-                <w:strike w:val="false"/>
-                <w:sz w:val="21"/>
-                <w:szCs w:val="21"/>
-                <w:color w:val="063360"/>
-              </w:rPr>
-            </w:pPr>
-            <w:r>
-              <w:rPr>
-                <w:rFonts w:ascii="Arial" w:hAnsi="Arial" w:eastAsia="Arial" w:cs="Arial"/>
-                <w:i w:val="false"/>
-                <w:b w:val="true"/>
-                <w:u w:val="none"/>
-                <w:strike w:val="false"/>
                 <w:sz w:val="21"/>
                 <w:szCs w:val="21"/>
                 <w:color w:val="063360"/>
@@ -2565,6 +2154,7 @@
         <w:trPr>
           <w:trHeight w:val="360" w:hRule="auto"/>
         </w:trPr>
+        body1
         <w:tc>
           <w:tcPr>
             <w:tcBorders>
@@ -2594,24 +2184,13 @@
               </w:pBdr>
               <w:spacing w:after="80" w:before="80" w:line="240"/>
               <w:ind w:left="80" w:right="80" w:firstLine="0" w:firstLineChars="0"/>
-              <w:rPr>
-                <w:rFonts w:ascii="Arial" w:hAnsi="Arial" w:eastAsia="Arial" w:cs="Arial"/>
-                <w:i w:val="false"/>
-                <w:b w:val="false"/>
-                <w:u w:val="none"/>
-                <w:strike w:val="false"/>
-                <w:sz w:val="21"/>
-                <w:szCs w:val="21"/>
-                <w:color w:val="000000"/>
-              </w:rPr>
-            </w:pPr>
-            <w:r>
-              <w:rPr>
-                <w:rFonts w:ascii="Arial" w:hAnsi="Arial" w:eastAsia="Arial" w:cs="Arial"/>
-                <w:i w:val="false"/>
-                <w:b w:val="false"/>
-                <w:u w:val="none"/>
-                <w:strike w:val="false"/>
+            </w:pPr>
+            <w:r>
+              <w:rPr>
+                <w:rFonts w:ascii="Arial" w:hAnsi="DejaVu Sans" w:eastAsia="DejaVu Sans" w:cs="DejaVu Sans"/>
+                <w:i w:val="false"/>
+                <w:b w:val="false"/>
+                <w:u w:val="none"/>
                 <w:sz w:val="21"/>
                 <w:szCs w:val="21"/>
                 <w:color w:val="000000"/>
@@ -2649,24 +2228,13 @@
               </w:pBdr>
               <w:spacing w:after="80" w:before="80" w:line="240"/>
               <w:ind w:left="80" w:right="80" w:firstLine="0" w:firstLineChars="0"/>
-              <w:rPr>
-                <w:rFonts w:ascii="Arial" w:hAnsi="Arial" w:eastAsia="Arial" w:cs="Arial"/>
-                <w:i w:val="false"/>
-                <w:b w:val="false"/>
-                <w:u w:val="none"/>
-                <w:strike w:val="false"/>
-                <w:sz w:val="21"/>
-                <w:szCs w:val="21"/>
-                <w:color w:val="000000"/>
-              </w:rPr>
-            </w:pPr>
-            <w:r>
-              <w:rPr>
-                <w:rFonts w:ascii="Arial" w:hAnsi="Arial" w:eastAsia="Arial" w:cs="Arial"/>
-                <w:i w:val="false"/>
-                <w:b w:val="false"/>
-                <w:u w:val="none"/>
-                <w:strike w:val="false"/>
+            </w:pPr>
+            <w:r>
+              <w:rPr>
+                <w:rFonts w:ascii="Arial" w:hAnsi="DejaVu Sans" w:eastAsia="DejaVu Sans" w:cs="DejaVu Sans"/>
+                <w:i w:val="false"/>
+                <w:b w:val="false"/>
+                <w:u w:val="none"/>
                 <w:sz w:val="21"/>
                 <w:szCs w:val="21"/>
                 <w:color w:val="000000"/>
@@ -2704,24 +2272,13 @@
               </w:pBdr>
               <w:spacing w:after="80" w:before="80" w:line="240"/>
               <w:ind w:left="80" w:right="80" w:firstLine="0" w:firstLineChars="0"/>
-              <w:rPr>
-                <w:rFonts w:ascii="Arial" w:hAnsi="Arial" w:eastAsia="Arial" w:cs="Arial"/>
-                <w:i w:val="false"/>
-                <w:b w:val="false"/>
-                <w:u w:val="none"/>
-                <w:strike w:val="false"/>
-                <w:sz w:val="21"/>
-                <w:szCs w:val="21"/>
-                <w:color w:val="000000"/>
-              </w:rPr>
-            </w:pPr>
-            <w:r>
-              <w:rPr>
-                <w:rFonts w:ascii="Arial" w:hAnsi="Arial" w:eastAsia="Arial" w:cs="Arial"/>
-                <w:i w:val="false"/>
-                <w:b w:val="false"/>
-                <w:u w:val="none"/>
-                <w:strike w:val="false"/>
+            </w:pPr>
+            <w:r>
+              <w:rPr>
+                <w:rFonts w:ascii="Arial" w:hAnsi="DejaVu Sans" w:eastAsia="DejaVu Sans" w:cs="DejaVu Sans"/>
+                <w:i w:val="false"/>
+                <w:b w:val="false"/>
+                <w:u w:val="none"/>
                 <w:sz w:val="21"/>
                 <w:szCs w:val="21"/>
                 <w:color w:val="000000"/>
@@ -2759,24 +2316,13 @@
               </w:pBdr>
               <w:spacing w:after="80" w:before="80" w:line="240"/>
               <w:ind w:left="80" w:right="80" w:firstLine="0" w:firstLineChars="0"/>
-              <w:rPr>
-                <w:rFonts w:ascii="Arial" w:hAnsi="Arial" w:eastAsia="Arial" w:cs="Arial"/>
-                <w:i w:val="false"/>
-                <w:b w:val="false"/>
-                <w:u w:val="none"/>
-                <w:strike w:val="false"/>
-                <w:sz w:val="21"/>
-                <w:szCs w:val="21"/>
-                <w:color w:val="000000"/>
-              </w:rPr>
-            </w:pPr>
-            <w:r>
-              <w:rPr>
-                <w:rFonts w:ascii="Arial" w:hAnsi="Arial" w:eastAsia="Arial" w:cs="Arial"/>
-                <w:i w:val="false"/>
-                <w:b w:val="false"/>
-                <w:u w:val="none"/>
-                <w:strike w:val="false"/>
+            </w:pPr>
+            <w:r>
+              <w:rPr>
+                <w:rFonts w:ascii="Arial" w:hAnsi="DejaVu Sans" w:eastAsia="DejaVu Sans" w:cs="DejaVu Sans"/>
+                <w:i w:val="false"/>
+                <w:b w:val="false"/>
+                <w:u w:val="none"/>
                 <w:sz w:val="21"/>
                 <w:szCs w:val="21"/>
                 <w:color w:val="000000"/>
@@ -2790,6 +2336,7 @@
         <w:trPr>
           <w:trHeight w:val="360" w:hRule="auto"/>
         </w:trPr>
+        body2
         <w:tc>
           <w:tcPr>
             <w:tcBorders>
@@ -2819,24 +2366,13 @@
               </w:pBdr>
               <w:spacing w:after="80" w:before="80" w:line="240"/>
               <w:ind w:left="80" w:right="80" w:firstLine="0" w:firstLineChars="0"/>
-              <w:rPr>
-                <w:rFonts w:ascii="Arial" w:hAnsi="Arial" w:eastAsia="Arial" w:cs="Arial"/>
-                <w:i w:val="false"/>
-                <w:b w:val="false"/>
-                <w:u w:val="none"/>
-                <w:strike w:val="false"/>
-                <w:sz w:val="21"/>
-                <w:szCs w:val="21"/>
-                <w:color w:val="000000"/>
-              </w:rPr>
-            </w:pPr>
-            <w:r>
-              <w:rPr>
-                <w:rFonts w:ascii="Arial" w:hAnsi="Arial" w:eastAsia="Arial" w:cs="Arial"/>
-                <w:i w:val="false"/>
-                <w:b w:val="false"/>
-                <w:u w:val="none"/>
-                <w:strike w:val="false"/>
+            </w:pPr>
+            <w:r>
+              <w:rPr>
+                <w:rFonts w:ascii="Arial" w:hAnsi="DejaVu Sans" w:eastAsia="DejaVu Sans" w:cs="DejaVu Sans"/>
+                <w:i w:val="false"/>
+                <w:b w:val="false"/>
+                <w:u w:val="none"/>
                 <w:sz w:val="21"/>
                 <w:szCs w:val="21"/>
                 <w:color w:val="000000"/>
@@ -2874,24 +2410,13 @@
               </w:pBdr>
               <w:spacing w:after="80" w:before="80" w:line="240"/>
               <w:ind w:left="80" w:right="80" w:firstLine="0" w:firstLineChars="0"/>
-              <w:rPr>
-                <w:rFonts w:ascii="Arial" w:hAnsi="Arial" w:eastAsia="Arial" w:cs="Arial"/>
-                <w:i w:val="false"/>
-                <w:b w:val="false"/>
-                <w:u w:val="none"/>
-                <w:strike w:val="false"/>
-                <w:sz w:val="21"/>
-                <w:szCs w:val="21"/>
-                <w:color w:val="000000"/>
-              </w:rPr>
-            </w:pPr>
-            <w:r>
-              <w:rPr>
-                <w:rFonts w:ascii="Arial" w:hAnsi="Arial" w:eastAsia="Arial" w:cs="Arial"/>
-                <w:i w:val="false"/>
-                <w:b w:val="false"/>
-                <w:u w:val="none"/>
-                <w:strike w:val="false"/>
+            </w:pPr>
+            <w:r>
+              <w:rPr>
+                <w:rFonts w:ascii="Arial" w:hAnsi="DejaVu Sans" w:eastAsia="DejaVu Sans" w:cs="DejaVu Sans"/>
+                <w:i w:val="false"/>
+                <w:b w:val="false"/>
+                <w:u w:val="none"/>
                 <w:sz w:val="21"/>
                 <w:szCs w:val="21"/>
                 <w:color w:val="000000"/>
@@ -2929,24 +2454,13 @@
               </w:pBdr>
               <w:spacing w:after="80" w:before="80" w:line="240"/>
               <w:ind w:left="80" w:right="80" w:firstLine="0" w:firstLineChars="0"/>
-              <w:rPr>
-                <w:rFonts w:ascii="Arial" w:hAnsi="Arial" w:eastAsia="Arial" w:cs="Arial"/>
-                <w:i w:val="false"/>
-                <w:b w:val="false"/>
-                <w:u w:val="none"/>
-                <w:strike w:val="false"/>
-                <w:sz w:val="21"/>
-                <w:szCs w:val="21"/>
-                <w:color w:val="000000"/>
-              </w:rPr>
-            </w:pPr>
-            <w:r>
-              <w:rPr>
-                <w:rFonts w:ascii="Arial" w:hAnsi="Arial" w:eastAsia="Arial" w:cs="Arial"/>
-                <w:i w:val="false"/>
-                <w:b w:val="false"/>
-                <w:u w:val="none"/>
-                <w:strike w:val="false"/>
+            </w:pPr>
+            <w:r>
+              <w:rPr>
+                <w:rFonts w:ascii="Arial" w:hAnsi="DejaVu Sans" w:eastAsia="DejaVu Sans" w:cs="DejaVu Sans"/>
+                <w:i w:val="false"/>
+                <w:b w:val="false"/>
+                <w:u w:val="none"/>
                 <w:sz w:val="21"/>
                 <w:szCs w:val="21"/>
                 <w:color w:val="000000"/>
@@ -2984,24 +2498,13 @@
               </w:pBdr>
               <w:spacing w:after="80" w:before="80" w:line="240"/>
               <w:ind w:left="80" w:right="80" w:firstLine="0" w:firstLineChars="0"/>
-              <w:rPr>
-                <w:rFonts w:ascii="Arial" w:hAnsi="Arial" w:eastAsia="Arial" w:cs="Arial"/>
-                <w:i w:val="false"/>
-                <w:b w:val="false"/>
-                <w:u w:val="none"/>
-                <w:strike w:val="false"/>
-                <w:sz w:val="21"/>
-                <w:szCs w:val="21"/>
-                <w:color w:val="000000"/>
-              </w:rPr>
-            </w:pPr>
-            <w:r>
-              <w:rPr>
-                <w:rFonts w:ascii="Arial" w:hAnsi="Arial" w:eastAsia="Arial" w:cs="Arial"/>
-                <w:i w:val="false"/>
-                <w:b w:val="false"/>
-                <w:u w:val="none"/>
-                <w:strike w:val="false"/>
+            </w:pPr>
+            <w:r>
+              <w:rPr>
+                <w:rFonts w:ascii="Arial" w:hAnsi="DejaVu Sans" w:eastAsia="DejaVu Sans" w:cs="DejaVu Sans"/>
+                <w:i w:val="false"/>
+                <w:b w:val="false"/>
+                <w:u w:val="none"/>
                 <w:sz w:val="21"/>
                 <w:szCs w:val="21"/>
                 <w:color w:val="000000"/>
@@ -3015,6 +2518,7 @@
         <w:trPr>
           <w:trHeight w:val="360" w:hRule="auto"/>
         </w:trPr>
+        body3
         <w:tc>
           <w:tcPr>
             <w:tcBorders>
@@ -3044,24 +2548,13 @@
               </w:pBdr>
               <w:spacing w:after="80" w:before="80" w:line="240"/>
               <w:ind w:left="80" w:right="80" w:firstLine="0" w:firstLineChars="0"/>
-              <w:rPr>
-                <w:rFonts w:ascii="Arial" w:hAnsi="Arial" w:eastAsia="Arial" w:cs="Arial"/>
-                <w:i w:val="false"/>
-                <w:b w:val="false"/>
-                <w:u w:val="none"/>
-                <w:strike w:val="false"/>
-                <w:sz w:val="21"/>
-                <w:szCs w:val="21"/>
-                <w:color w:val="000000"/>
-              </w:rPr>
-            </w:pPr>
-            <w:r>
-              <w:rPr>
-                <w:rFonts w:ascii="Arial" w:hAnsi="Arial" w:eastAsia="Arial" w:cs="Arial"/>
-                <w:i w:val="false"/>
-                <w:b w:val="false"/>
-                <w:u w:val="none"/>
-                <w:strike w:val="false"/>
+            </w:pPr>
+            <w:r>
+              <w:rPr>
+                <w:rFonts w:ascii="Arial" w:hAnsi="DejaVu Sans" w:eastAsia="DejaVu Sans" w:cs="DejaVu Sans"/>
+                <w:i w:val="false"/>
+                <w:b w:val="false"/>
+                <w:u w:val="none"/>
                 <w:sz w:val="21"/>
                 <w:szCs w:val="21"/>
                 <w:color w:val="000000"/>
@@ -3099,24 +2592,13 @@
               </w:pBdr>
               <w:spacing w:after="80" w:before="80" w:line="240"/>
               <w:ind w:left="80" w:right="80" w:firstLine="0" w:firstLineChars="0"/>
-              <w:rPr>
-                <w:rFonts w:ascii="Arial" w:hAnsi="Arial" w:eastAsia="Arial" w:cs="Arial"/>
-                <w:i w:val="false"/>
-                <w:b w:val="false"/>
-                <w:u w:val="none"/>
-                <w:strike w:val="false"/>
-                <w:sz w:val="21"/>
-                <w:szCs w:val="21"/>
-                <w:color w:val="000000"/>
-              </w:rPr>
-            </w:pPr>
-            <w:r>
-              <w:rPr>
-                <w:rFonts w:ascii="Arial" w:hAnsi="Arial" w:eastAsia="Arial" w:cs="Arial"/>
-                <w:i w:val="false"/>
-                <w:b w:val="false"/>
-                <w:u w:val="none"/>
-                <w:strike w:val="false"/>
+            </w:pPr>
+            <w:r>
+              <w:rPr>
+                <w:rFonts w:ascii="Arial" w:hAnsi="DejaVu Sans" w:eastAsia="DejaVu Sans" w:cs="DejaVu Sans"/>
+                <w:i w:val="false"/>
+                <w:b w:val="false"/>
+                <w:u w:val="none"/>
                 <w:sz w:val="21"/>
                 <w:szCs w:val="21"/>
                 <w:color w:val="000000"/>
@@ -3154,24 +2636,13 @@
               </w:pBdr>
               <w:spacing w:after="80" w:before="80" w:line="240"/>
               <w:ind w:left="80" w:right="80" w:firstLine="0" w:firstLineChars="0"/>
-              <w:rPr>
-                <w:rFonts w:ascii="Arial" w:hAnsi="Arial" w:eastAsia="Arial" w:cs="Arial"/>
-                <w:i w:val="false"/>
-                <w:b w:val="false"/>
-                <w:u w:val="none"/>
-                <w:strike w:val="false"/>
-                <w:sz w:val="21"/>
-                <w:szCs w:val="21"/>
-                <w:color w:val="000000"/>
-              </w:rPr>
-            </w:pPr>
-            <w:r>
-              <w:rPr>
-                <w:rFonts w:ascii="Arial" w:hAnsi="Arial" w:eastAsia="Arial" w:cs="Arial"/>
-                <w:i w:val="false"/>
-                <w:b w:val="false"/>
-                <w:u w:val="none"/>
-                <w:strike w:val="false"/>
+            </w:pPr>
+            <w:r>
+              <w:rPr>
+                <w:rFonts w:ascii="Arial" w:hAnsi="DejaVu Sans" w:eastAsia="DejaVu Sans" w:cs="DejaVu Sans"/>
+                <w:i w:val="false"/>
+                <w:b w:val="false"/>
+                <w:u w:val="none"/>
                 <w:sz w:val="21"/>
                 <w:szCs w:val="21"/>
                 <w:color w:val="000000"/>
@@ -3209,24 +2680,13 @@
               </w:pBdr>
               <w:spacing w:after="80" w:before="80" w:line="240"/>
               <w:ind w:left="80" w:right="80" w:firstLine="0" w:firstLineChars="0"/>
-              <w:rPr>
-                <w:rFonts w:ascii="Arial" w:hAnsi="Arial" w:eastAsia="Arial" w:cs="Arial"/>
-                <w:i w:val="false"/>
-                <w:b w:val="false"/>
-                <w:u w:val="none"/>
-                <w:strike w:val="false"/>
-                <w:sz w:val="21"/>
-                <w:szCs w:val="21"/>
-                <w:color w:val="000000"/>
-              </w:rPr>
-            </w:pPr>
-            <w:r>
-              <w:rPr>
-                <w:rFonts w:ascii="Arial" w:hAnsi="Arial" w:eastAsia="Arial" w:cs="Arial"/>
-                <w:i w:val="false"/>
-                <w:b w:val="false"/>
-                <w:u w:val="none"/>
-                <w:strike w:val="false"/>
+            </w:pPr>
+            <w:r>
+              <w:rPr>
+                <w:rFonts w:ascii="Arial" w:hAnsi="DejaVu Sans" w:eastAsia="DejaVu Sans" w:cs="DejaVu Sans"/>
+                <w:i w:val="false"/>
+                <w:b w:val="false"/>
+                <w:u w:val="none"/>
                 <w:sz w:val="21"/>
                 <w:szCs w:val="21"/>
                 <w:color w:val="000000"/>
@@ -3256,7 +2716,6 @@
           <w:i w:val="true"/>
           <w:b w:val="false"/>
           <w:u w:val="none"/>
-          <w:strike w:val="false"/>
           <w:sz w:val="17"/>
           <w:szCs w:val="17"/>
           <w:color w:val="545860"/>
@@ -3283,7 +2742,6 @@
           <w:i w:val="false"/>
           <w:b w:val="false"/>
           <w:u w:val="none"/>
-          <w:strike w:val="false"/>
           <w:sz w:val="22"/>
           <w:szCs w:val="22"/>
           <w:color w:val="000000"/>
@@ -3310,7 +2768,6 @@
           <w:i w:val="false"/>
           <w:b w:val="false"/>
           <w:u w:val="none"/>
-          <w:strike w:val="false"/>
           <w:sz w:val="22"/>
           <w:szCs w:val="22"/>
           <w:color w:val="000000"/>
@@ -3337,7 +2794,6 @@
           <w:i w:val="false"/>
           <w:b w:val="false"/>
           <w:u w:val="none"/>
-          <w:strike w:val="false"/>
           <w:sz w:val="22"/>
           <w:szCs w:val="22"/>
           <w:color w:val="000000"/>
@@ -3364,7 +2820,6 @@
           <w:i w:val="false"/>
           <w:b w:val="false"/>
           <w:u w:val="none"/>
-          <w:strike w:val="false"/>
           <w:sz w:val="22"/>
           <w:szCs w:val="22"/>
           <w:color w:val="B5BEC9"/>
@@ -3391,7 +2846,6 @@
           <w:i w:val="false"/>
           <w:b w:val="false"/>
           <w:u w:val="none"/>
-          <w:strike w:val="false"/>
           <w:sz w:val="22"/>
           <w:szCs w:val="22"/>
           <w:color w:val="B5BEC9"/>
@@ -3418,7 +2872,6 @@
           <w:i w:val="false"/>
           <w:b w:val="true"/>
           <w:u w:val="none"/>
-          <w:strike w:val="false"/>
           <w:sz w:val="26"/>
           <w:szCs w:val="26"/>
           <w:color w:val="215A9E"/>
@@ -3445,7 +2898,6 @@
           <w:i w:val="false"/>
           <w:b w:val="false"/>
           <w:u w:val="none"/>
-          <w:strike w:val="false"/>
           <w:sz w:val="22"/>
           <w:szCs w:val="22"/>
           <w:color w:val="000000"/>
@@ -3471,6 +2923,7 @@
           <w:trHeight w:val="360" w:hRule="auto"/>
           <w:tblHeader/>
         </w:trPr>
+        header1
         <w:tc>
           <w:tcPr>
             <w:tcBorders>
@@ -3500,24 +2953,13 @@
               </w:pBdr>
               <w:spacing w:after="80" w:before="80" w:line="240"/>
               <w:ind w:left="80" w:right="80" w:firstLine="0" w:firstLineChars="0"/>
-              <w:rPr>
-                <w:rFonts w:ascii="Arial" w:hAnsi="Arial" w:eastAsia="Arial" w:cs="Arial"/>
+            </w:pPr>
+            <w:r>
+              <w:rPr>
+                <w:rFonts w:ascii="Arial" w:hAnsi="DejaVu Sans" w:eastAsia="DejaVu Sans" w:cs="DejaVu Sans"/>
                 <w:i w:val="false"/>
                 <w:b w:val="true"/>
                 <w:u w:val="none"/>
-                <w:strike w:val="false"/>
-                <w:sz w:val="21"/>
-                <w:szCs w:val="21"/>
-                <w:color w:val="063360"/>
-              </w:rPr>
-            </w:pPr>
-            <w:r>
-              <w:rPr>
-                <w:rFonts w:ascii="Arial" w:hAnsi="Arial" w:eastAsia="Arial" w:cs="Arial"/>
-                <w:i w:val="false"/>
-                <w:b w:val="true"/>
-                <w:u w:val="none"/>
-                <w:strike w:val="false"/>
                 <w:sz w:val="21"/>
                 <w:szCs w:val="21"/>
                 <w:color w:val="063360"/>
@@ -3555,24 +2997,13 @@
               </w:pBdr>
               <w:spacing w:after="80" w:before="80" w:line="240"/>
               <w:ind w:left="80" w:right="80" w:firstLine="0" w:firstLineChars="0"/>
-              <w:rPr>
-                <w:rFonts w:ascii="Arial" w:hAnsi="Arial" w:eastAsia="Arial" w:cs="Arial"/>
+            </w:pPr>
+            <w:r>
+              <w:rPr>
+                <w:rFonts w:ascii="Arial" w:hAnsi="DejaVu Sans" w:eastAsia="DejaVu Sans" w:cs="DejaVu Sans"/>
                 <w:i w:val="false"/>
                 <w:b w:val="true"/>
                 <w:u w:val="none"/>
-                <w:strike w:val="false"/>
-                <w:sz w:val="21"/>
-                <w:szCs w:val="21"/>
-                <w:color w:val="063360"/>
-              </w:rPr>
-            </w:pPr>
-            <w:r>
-              <w:rPr>
-                <w:rFonts w:ascii="Arial" w:hAnsi="Arial" w:eastAsia="Arial" w:cs="Arial"/>
-                <w:i w:val="false"/>
-                <w:b w:val="true"/>
-                <w:u w:val="none"/>
-                <w:strike w:val="false"/>
                 <w:sz w:val="21"/>
                 <w:szCs w:val="21"/>
                 <w:color w:val="063360"/>
@@ -3610,24 +3041,13 @@
               </w:pBdr>
               <w:spacing w:after="80" w:before="80" w:line="240"/>
               <w:ind w:left="80" w:right="80" w:firstLine="0" w:firstLineChars="0"/>
-              <w:rPr>
-                <w:rFonts w:ascii="Arial" w:hAnsi="Arial" w:eastAsia="Arial" w:cs="Arial"/>
+            </w:pPr>
+            <w:r>
+              <w:rPr>
+                <w:rFonts w:ascii="Arial" w:hAnsi="DejaVu Sans" w:eastAsia="DejaVu Sans" w:cs="DejaVu Sans"/>
                 <w:i w:val="false"/>
                 <w:b w:val="true"/>
                 <w:u w:val="none"/>
-                <w:strike w:val="false"/>
-                <w:sz w:val="21"/>
-                <w:szCs w:val="21"/>
-                <w:color w:val="063360"/>
-              </w:rPr>
-            </w:pPr>
-            <w:r>
-              <w:rPr>
-                <w:rFonts w:ascii="Arial" w:hAnsi="Arial" w:eastAsia="Arial" w:cs="Arial"/>
-                <w:i w:val="false"/>
-                <w:b w:val="true"/>
-                <w:u w:val="none"/>
-                <w:strike w:val="false"/>
                 <w:sz w:val="21"/>
                 <w:szCs w:val="21"/>
                 <w:color w:val="063360"/>
@@ -3665,24 +3085,13 @@
               </w:pBdr>
               <w:spacing w:after="80" w:before="80" w:line="240"/>
               <w:ind w:left="80" w:right="80" w:firstLine="0" w:firstLineChars="0"/>
-              <w:rPr>
-                <w:rFonts w:ascii="Arial" w:hAnsi="Arial" w:eastAsia="Arial" w:cs="Arial"/>
+            </w:pPr>
+            <w:r>
+              <w:rPr>
+                <w:rFonts w:ascii="Arial" w:hAnsi="DejaVu Sans" w:eastAsia="DejaVu Sans" w:cs="DejaVu Sans"/>
                 <w:i w:val="false"/>
                 <w:b w:val="true"/>
                 <w:u w:val="none"/>
-                <w:strike w:val="false"/>
-                <w:sz w:val="21"/>
-                <w:szCs w:val="21"/>
-                <w:color w:val="063360"/>
-              </w:rPr>
-            </w:pPr>
-            <w:r>
-              <w:rPr>
-                <w:rFonts w:ascii="Arial" w:hAnsi="Arial" w:eastAsia="Arial" w:cs="Arial"/>
-                <w:i w:val="false"/>
-                <w:b w:val="true"/>
-                <w:u w:val="none"/>
-                <w:strike w:val="false"/>
                 <w:sz w:val="21"/>
                 <w:szCs w:val="21"/>
                 <w:color w:val="063360"/>
@@ -3720,24 +3129,13 @@
               </w:pBdr>
               <w:spacing w:after="80" w:before="80" w:line="240"/>
               <w:ind w:left="80" w:right="80" w:firstLine="0" w:firstLineChars="0"/>
-              <w:rPr>
-                <w:rFonts w:ascii="Arial" w:hAnsi="Arial" w:eastAsia="Arial" w:cs="Arial"/>
+            </w:pPr>
+            <w:r>
+              <w:rPr>
+                <w:rFonts w:ascii="Arial" w:hAnsi="DejaVu Sans" w:eastAsia="DejaVu Sans" w:cs="DejaVu Sans"/>
                 <w:i w:val="false"/>
                 <w:b w:val="true"/>
                 <w:u w:val="none"/>
-                <w:strike w:val="false"/>
-                <w:sz w:val="21"/>
-                <w:szCs w:val="21"/>
-                <w:color w:val="063360"/>
-              </w:rPr>
-            </w:pPr>
-            <w:r>
-              <w:rPr>
-                <w:rFonts w:ascii="Arial" w:hAnsi="Arial" w:eastAsia="Arial" w:cs="Arial"/>
-                <w:i w:val="false"/>
-                <w:b w:val="true"/>
-                <w:u w:val="none"/>
-                <w:strike w:val="false"/>
                 <w:sz w:val="21"/>
                 <w:szCs w:val="21"/>
                 <w:color w:val="063360"/>
@@ -3751,6 +3149,7 @@
         <w:trPr>
           <w:trHeight w:val="360" w:hRule="auto"/>
         </w:trPr>
+        body1
         <w:tc>
           <w:tcPr>
             <w:tcBorders>
@@ -3780,24 +3179,13 @@
               </w:pBdr>
               <w:spacing w:after="80" w:before="80" w:line="240"/>
               <w:ind w:left="80" w:right="80" w:firstLine="0" w:firstLineChars="0"/>
-              <w:rPr>
-                <w:rFonts w:ascii="Arial" w:hAnsi="Arial" w:eastAsia="Arial" w:cs="Arial"/>
-                <w:i w:val="false"/>
-                <w:b w:val="false"/>
-                <w:u w:val="none"/>
-                <w:strike w:val="false"/>
-                <w:sz w:val="21"/>
-                <w:szCs w:val="21"/>
-                <w:color w:val="000000"/>
-              </w:rPr>
-            </w:pPr>
-            <w:r>
-              <w:rPr>
-                <w:rFonts w:ascii="Arial" w:hAnsi="Arial" w:eastAsia="Arial" w:cs="Arial"/>
-                <w:i w:val="false"/>
-                <w:b w:val="false"/>
-                <w:u w:val="none"/>
-                <w:strike w:val="false"/>
+            </w:pPr>
+            <w:r>
+              <w:rPr>
+                <w:rFonts w:ascii="Arial" w:hAnsi="DejaVu Sans" w:eastAsia="DejaVu Sans" w:cs="DejaVu Sans"/>
+                <w:i w:val="false"/>
+                <w:b w:val="false"/>
+                <w:u w:val="none"/>
                 <w:sz w:val="21"/>
                 <w:szCs w:val="21"/>
                 <w:color w:val="000000"/>
@@ -3835,24 +3223,13 @@
               </w:pBdr>
               <w:spacing w:after="80" w:before="80" w:line="240"/>
               <w:ind w:left="80" w:right="80" w:firstLine="0" w:firstLineChars="0"/>
-              <w:rPr>
-                <w:rFonts w:ascii="Arial" w:hAnsi="Arial" w:eastAsia="Arial" w:cs="Arial"/>
-                <w:i w:val="false"/>
-                <w:b w:val="false"/>
-                <w:u w:val="none"/>
-                <w:strike w:val="false"/>
-                <w:sz w:val="21"/>
-                <w:szCs w:val="21"/>
-                <w:color w:val="000000"/>
-              </w:rPr>
-            </w:pPr>
-            <w:r>
-              <w:rPr>
-                <w:rFonts w:ascii="Arial" w:hAnsi="Arial" w:eastAsia="Arial" w:cs="Arial"/>
-                <w:i w:val="false"/>
-                <w:b w:val="false"/>
-                <w:u w:val="none"/>
-                <w:strike w:val="false"/>
+            </w:pPr>
+            <w:r>
+              <w:rPr>
+                <w:rFonts w:ascii="Arial" w:hAnsi="DejaVu Sans" w:eastAsia="DejaVu Sans" w:cs="DejaVu Sans"/>
+                <w:i w:val="false"/>
+                <w:b w:val="false"/>
+                <w:u w:val="none"/>
                 <w:sz w:val="21"/>
                 <w:szCs w:val="21"/>
                 <w:color w:val="000000"/>
@@ -3890,24 +3267,13 @@
               </w:pBdr>
               <w:spacing w:after="80" w:before="80" w:line="240"/>
               <w:ind w:left="80" w:right="80" w:firstLine="0" w:firstLineChars="0"/>
-              <w:rPr>
-                <w:rFonts w:ascii="Arial" w:hAnsi="Arial" w:eastAsia="Arial" w:cs="Arial"/>
-                <w:i w:val="false"/>
-                <w:b w:val="false"/>
-                <w:u w:val="none"/>
-                <w:strike w:val="false"/>
-                <w:sz w:val="21"/>
-                <w:szCs w:val="21"/>
-                <w:color w:val="000000"/>
-              </w:rPr>
-            </w:pPr>
-            <w:r>
-              <w:rPr>
-                <w:rFonts w:ascii="Arial" w:hAnsi="Arial" w:eastAsia="Arial" w:cs="Arial"/>
-                <w:i w:val="false"/>
-                <w:b w:val="false"/>
-                <w:u w:val="none"/>
-                <w:strike w:val="false"/>
+            </w:pPr>
+            <w:r>
+              <w:rPr>
+                <w:rFonts w:ascii="Arial" w:hAnsi="DejaVu Sans" w:eastAsia="DejaVu Sans" w:cs="DejaVu Sans"/>
+                <w:i w:val="false"/>
+                <w:b w:val="false"/>
+                <w:u w:val="none"/>
                 <w:sz w:val="21"/>
                 <w:szCs w:val="21"/>
                 <w:color w:val="000000"/>
@@ -3945,24 +3311,13 @@
               </w:pBdr>
               <w:spacing w:after="80" w:before="80" w:line="240"/>
               <w:ind w:left="80" w:right="80" w:firstLine="0" w:firstLineChars="0"/>
-              <w:rPr>
-                <w:rFonts w:ascii="Arial" w:hAnsi="Arial" w:eastAsia="Arial" w:cs="Arial"/>
-                <w:i w:val="false"/>
-                <w:b w:val="false"/>
-                <w:u w:val="none"/>
-                <w:strike w:val="false"/>
-                <w:sz w:val="21"/>
-                <w:szCs w:val="21"/>
-                <w:color w:val="000000"/>
-              </w:rPr>
-            </w:pPr>
-            <w:r>
-              <w:rPr>
-                <w:rFonts w:ascii="Arial" w:hAnsi="Arial" w:eastAsia="Arial" w:cs="Arial"/>
-                <w:i w:val="false"/>
-                <w:b w:val="false"/>
-                <w:u w:val="none"/>
-                <w:strike w:val="false"/>
+            </w:pPr>
+            <w:r>
+              <w:rPr>
+                <w:rFonts w:ascii="Arial" w:hAnsi="DejaVu Sans" w:eastAsia="DejaVu Sans" w:cs="DejaVu Sans"/>
+                <w:i w:val="false"/>
+                <w:b w:val="false"/>
+                <w:u w:val="none"/>
                 <w:sz w:val="21"/>
                 <w:szCs w:val="21"/>
                 <w:color w:val="000000"/>
@@ -4000,24 +3355,13 @@
               </w:pBdr>
               <w:spacing w:after="80" w:before="80" w:line="240"/>
               <w:ind w:left="80" w:right="80" w:firstLine="0" w:firstLineChars="0"/>
-              <w:rPr>
-                <w:rFonts w:ascii="Arial" w:hAnsi="Arial" w:eastAsia="Arial" w:cs="Arial"/>
-                <w:i w:val="false"/>
-                <w:b w:val="false"/>
-                <w:u w:val="none"/>
-                <w:strike w:val="false"/>
-                <w:sz w:val="21"/>
-                <w:szCs w:val="21"/>
-                <w:color w:val="000000"/>
-              </w:rPr>
-            </w:pPr>
-            <w:r>
-              <w:rPr>
-                <w:rFonts w:ascii="Arial" w:hAnsi="Arial" w:eastAsia="Arial" w:cs="Arial"/>
-                <w:i w:val="false"/>
-                <w:b w:val="false"/>
-                <w:u w:val="none"/>
-                <w:strike w:val="false"/>
+            </w:pPr>
+            <w:r>
+              <w:rPr>
+                <w:rFonts w:ascii="Arial" w:hAnsi="DejaVu Sans" w:eastAsia="DejaVu Sans" w:cs="DejaVu Sans"/>
+                <w:i w:val="false"/>
+                <w:b w:val="false"/>
+                <w:u w:val="none"/>
                 <w:sz w:val="21"/>
                 <w:szCs w:val="21"/>
                 <w:color w:val="000000"/>
@@ -4031,6 +3375,7 @@
         <w:trPr>
           <w:trHeight w:val="360" w:hRule="auto"/>
         </w:trPr>
+        body2
         <w:tc>
           <w:tcPr>
             <w:tcBorders>
@@ -4060,24 +3405,13 @@
               </w:pBdr>
               <w:spacing w:after="80" w:before="80" w:line="240"/>
               <w:ind w:left="80" w:right="80" w:firstLine="0" w:firstLineChars="0"/>
-              <w:rPr>
-                <w:rFonts w:ascii="Arial" w:hAnsi="Arial" w:eastAsia="Arial" w:cs="Arial"/>
-                <w:i w:val="false"/>
-                <w:b w:val="false"/>
-                <w:u w:val="none"/>
-                <w:strike w:val="false"/>
-                <w:sz w:val="21"/>
-                <w:szCs w:val="21"/>
-                <w:color w:val="000000"/>
-              </w:rPr>
-            </w:pPr>
-            <w:r>
-              <w:rPr>
-                <w:rFonts w:ascii="Arial" w:hAnsi="Arial" w:eastAsia="Arial" w:cs="Arial"/>
-                <w:i w:val="false"/>
-                <w:b w:val="false"/>
-                <w:u w:val="none"/>
-                <w:strike w:val="false"/>
+            </w:pPr>
+            <w:r>
+              <w:rPr>
+                <w:rFonts w:ascii="Arial" w:hAnsi="DejaVu Sans" w:eastAsia="DejaVu Sans" w:cs="DejaVu Sans"/>
+                <w:i w:val="false"/>
+                <w:b w:val="false"/>
+                <w:u w:val="none"/>
                 <w:sz w:val="21"/>
                 <w:szCs w:val="21"/>
                 <w:color w:val="000000"/>
@@ -4115,24 +3449,13 @@
               </w:pBdr>
               <w:spacing w:after="80" w:before="80" w:line="240"/>
               <w:ind w:left="80" w:right="80" w:firstLine="0" w:firstLineChars="0"/>
-              <w:rPr>
-                <w:rFonts w:ascii="Arial" w:hAnsi="Arial" w:eastAsia="Arial" w:cs="Arial"/>
-                <w:i w:val="false"/>
-                <w:b w:val="false"/>
-                <w:u w:val="none"/>
-                <w:strike w:val="false"/>
-                <w:sz w:val="21"/>
-                <w:szCs w:val="21"/>
-                <w:color w:val="000000"/>
-              </w:rPr>
-            </w:pPr>
-            <w:r>
-              <w:rPr>
-                <w:rFonts w:ascii="Arial" w:hAnsi="Arial" w:eastAsia="Arial" w:cs="Arial"/>
-                <w:i w:val="false"/>
-                <w:b w:val="false"/>
-                <w:u w:val="none"/>
-                <w:strike w:val="false"/>
+            </w:pPr>
+            <w:r>
+              <w:rPr>
+                <w:rFonts w:ascii="Arial" w:hAnsi="DejaVu Sans" w:eastAsia="DejaVu Sans" w:cs="DejaVu Sans"/>
+                <w:i w:val="false"/>
+                <w:b w:val="false"/>
+                <w:u w:val="none"/>
                 <w:sz w:val="21"/>
                 <w:szCs w:val="21"/>
                 <w:color w:val="000000"/>
@@ -4170,24 +3493,13 @@
               </w:pBdr>
               <w:spacing w:after="80" w:before="80" w:line="240"/>
               <w:ind w:left="80" w:right="80" w:firstLine="0" w:firstLineChars="0"/>
-              <w:rPr>
-                <w:rFonts w:ascii="Arial" w:hAnsi="Arial" w:eastAsia="Arial" w:cs="Arial"/>
-                <w:i w:val="false"/>
-                <w:b w:val="false"/>
-                <w:u w:val="none"/>
-                <w:strike w:val="false"/>
-                <w:sz w:val="21"/>
-                <w:szCs w:val="21"/>
-                <w:color w:val="000000"/>
-              </w:rPr>
-            </w:pPr>
-            <w:r>
-              <w:rPr>
-                <w:rFonts w:ascii="Arial" w:hAnsi="Arial" w:eastAsia="Arial" w:cs="Arial"/>
-                <w:i w:val="false"/>
-                <w:b w:val="false"/>
-                <w:u w:val="none"/>
-                <w:strike w:val="false"/>
+            </w:pPr>
+            <w:r>
+              <w:rPr>
+                <w:rFonts w:ascii="Arial" w:hAnsi="DejaVu Sans" w:eastAsia="DejaVu Sans" w:cs="DejaVu Sans"/>
+                <w:i w:val="false"/>
+                <w:b w:val="false"/>
+                <w:u w:val="none"/>
                 <w:sz w:val="21"/>
                 <w:szCs w:val="21"/>
                 <w:color w:val="000000"/>
@@ -4225,24 +3537,13 @@
               </w:pBdr>
               <w:spacing w:after="80" w:before="80" w:line="240"/>
               <w:ind w:left="80" w:right="80" w:firstLine="0" w:firstLineChars="0"/>
-              <w:rPr>
-                <w:rFonts w:ascii="Arial" w:hAnsi="Arial" w:eastAsia="Arial" w:cs="Arial"/>
-                <w:i w:val="false"/>
-                <w:b w:val="false"/>
-                <w:u w:val="none"/>
-                <w:strike w:val="false"/>
-                <w:sz w:val="21"/>
-                <w:szCs w:val="21"/>
-                <w:color w:val="000000"/>
-              </w:rPr>
-            </w:pPr>
-            <w:r>
-              <w:rPr>
-                <w:rFonts w:ascii="Arial" w:hAnsi="Arial" w:eastAsia="Arial" w:cs="Arial"/>
-                <w:i w:val="false"/>
-                <w:b w:val="false"/>
-                <w:u w:val="none"/>
-                <w:strike w:val="false"/>
+            </w:pPr>
+            <w:r>
+              <w:rPr>
+                <w:rFonts w:ascii="Arial" w:hAnsi="DejaVu Sans" w:eastAsia="DejaVu Sans" w:cs="DejaVu Sans"/>
+                <w:i w:val="false"/>
+                <w:b w:val="false"/>
+                <w:u w:val="none"/>
                 <w:sz w:val="21"/>
                 <w:szCs w:val="21"/>
                 <w:color w:val="000000"/>
@@ -4280,24 +3581,13 @@
               </w:pBdr>
               <w:spacing w:after="80" w:before="80" w:line="240"/>
               <w:ind w:left="80" w:right="80" w:firstLine="0" w:firstLineChars="0"/>
-              <w:rPr>
-                <w:rFonts w:ascii="Arial" w:hAnsi="Arial" w:eastAsia="Arial" w:cs="Arial"/>
-                <w:i w:val="false"/>
-                <w:b w:val="false"/>
-                <w:u w:val="none"/>
-                <w:strike w:val="false"/>
-                <w:sz w:val="21"/>
-                <w:szCs w:val="21"/>
-                <w:color w:val="000000"/>
-              </w:rPr>
-            </w:pPr>
-            <w:r>
-              <w:rPr>
-                <w:rFonts w:ascii="Arial" w:hAnsi="Arial" w:eastAsia="Arial" w:cs="Arial"/>
-                <w:i w:val="false"/>
-                <w:b w:val="false"/>
-                <w:u w:val="none"/>
-                <w:strike w:val="false"/>
+            </w:pPr>
+            <w:r>
+              <w:rPr>
+                <w:rFonts w:ascii="Arial" w:hAnsi="DejaVu Sans" w:eastAsia="DejaVu Sans" w:cs="DejaVu Sans"/>
+                <w:i w:val="false"/>
+                <w:b w:val="false"/>
+                <w:u w:val="none"/>
                 <w:sz w:val="21"/>
                 <w:szCs w:val="21"/>
                 <w:color w:val="000000"/>
@@ -4311,6 +3601,7 @@
         <w:trPr>
           <w:trHeight w:val="360" w:hRule="auto"/>
         </w:trPr>
+        body3
         <w:tc>
           <w:tcPr>
             <w:tcBorders>
@@ -4340,24 +3631,13 @@
               </w:pBdr>
               <w:spacing w:after="80" w:before="80" w:line="240"/>
               <w:ind w:left="80" w:right="80" w:firstLine="0" w:firstLineChars="0"/>
-              <w:rPr>
-                <w:rFonts w:ascii="Arial" w:hAnsi="Arial" w:eastAsia="Arial" w:cs="Arial"/>
-                <w:i w:val="false"/>
-                <w:b w:val="false"/>
-                <w:u w:val="none"/>
-                <w:strike w:val="false"/>
-                <w:sz w:val="21"/>
-                <w:szCs w:val="21"/>
-                <w:color w:val="000000"/>
-              </w:rPr>
-            </w:pPr>
-            <w:r>
-              <w:rPr>
-                <w:rFonts w:ascii="Arial" w:hAnsi="Arial" w:eastAsia="Arial" w:cs="Arial"/>
-                <w:i w:val="false"/>
-                <w:b w:val="false"/>
-                <w:u w:val="none"/>
-                <w:strike w:val="false"/>
+            </w:pPr>
+            <w:r>
+              <w:rPr>
+                <w:rFonts w:ascii="Arial" w:hAnsi="DejaVu Sans" w:eastAsia="DejaVu Sans" w:cs="DejaVu Sans"/>
+                <w:i w:val="false"/>
+                <w:b w:val="false"/>
+                <w:u w:val="none"/>
                 <w:sz w:val="21"/>
                 <w:szCs w:val="21"/>
                 <w:color w:val="000000"/>
@@ -4395,24 +3675,13 @@
               </w:pBdr>
               <w:spacing w:after="80" w:before="80" w:line="240"/>
               <w:ind w:left="80" w:right="80" w:firstLine="0" w:firstLineChars="0"/>
-              <w:rPr>
-                <w:rFonts w:ascii="Arial" w:hAnsi="Arial" w:eastAsia="Arial" w:cs="Arial"/>
-                <w:i w:val="false"/>
-                <w:b w:val="false"/>
-                <w:u w:val="none"/>
-                <w:strike w:val="false"/>
-                <w:sz w:val="21"/>
-                <w:szCs w:val="21"/>
-                <w:color w:val="000000"/>
-              </w:rPr>
-            </w:pPr>
-            <w:r>
-              <w:rPr>
-                <w:rFonts w:ascii="Arial" w:hAnsi="Arial" w:eastAsia="Arial" w:cs="Arial"/>
-                <w:i w:val="false"/>
-                <w:b w:val="false"/>
-                <w:u w:val="none"/>
-                <w:strike w:val="false"/>
+            </w:pPr>
+            <w:r>
+              <w:rPr>
+                <w:rFonts w:ascii="Arial" w:hAnsi="DejaVu Sans" w:eastAsia="DejaVu Sans" w:cs="DejaVu Sans"/>
+                <w:i w:val="false"/>
+                <w:b w:val="false"/>
+                <w:u w:val="none"/>
                 <w:sz w:val="21"/>
                 <w:szCs w:val="21"/>
                 <w:color w:val="000000"/>
@@ -4450,24 +3719,13 @@
               </w:pBdr>
               <w:spacing w:after="80" w:before="80" w:line="240"/>
               <w:ind w:left="80" w:right="80" w:firstLine="0" w:firstLineChars="0"/>
-              <w:rPr>
-                <w:rFonts w:ascii="Arial" w:hAnsi="Arial" w:eastAsia="Arial" w:cs="Arial"/>
-                <w:i w:val="false"/>
-                <w:b w:val="false"/>
-                <w:u w:val="none"/>
-                <w:strike w:val="false"/>
-                <w:sz w:val="21"/>
-                <w:szCs w:val="21"/>
-                <w:color w:val="000000"/>
-              </w:rPr>
-            </w:pPr>
-            <w:r>
-              <w:rPr>
-                <w:rFonts w:ascii="Arial" w:hAnsi="Arial" w:eastAsia="Arial" w:cs="Arial"/>
-                <w:i w:val="false"/>
-                <w:b w:val="false"/>
-                <w:u w:val="none"/>
-                <w:strike w:val="false"/>
+            </w:pPr>
+            <w:r>
+              <w:rPr>
+                <w:rFonts w:ascii="Arial" w:hAnsi="DejaVu Sans" w:eastAsia="DejaVu Sans" w:cs="DejaVu Sans"/>
+                <w:i w:val="false"/>
+                <w:b w:val="false"/>
+                <w:u w:val="none"/>
                 <w:sz w:val="21"/>
                 <w:szCs w:val="21"/>
                 <w:color w:val="000000"/>
@@ -4505,24 +3763,13 @@
               </w:pBdr>
               <w:spacing w:after="80" w:before="80" w:line="240"/>
               <w:ind w:left="80" w:right="80" w:firstLine="0" w:firstLineChars="0"/>
-              <w:rPr>
-                <w:rFonts w:ascii="Arial" w:hAnsi="Arial" w:eastAsia="Arial" w:cs="Arial"/>
-                <w:i w:val="false"/>
-                <w:b w:val="false"/>
-                <w:u w:val="none"/>
-                <w:strike w:val="false"/>
-                <w:sz w:val="21"/>
-                <w:szCs w:val="21"/>
-                <w:color w:val="000000"/>
-              </w:rPr>
-            </w:pPr>
-            <w:r>
-              <w:rPr>
-                <w:rFonts w:ascii="Arial" w:hAnsi="Arial" w:eastAsia="Arial" w:cs="Arial"/>
-                <w:i w:val="false"/>
-                <w:b w:val="false"/>
-                <w:u w:val="none"/>
-                <w:strike w:val="false"/>
+            </w:pPr>
+            <w:r>
+              <w:rPr>
+                <w:rFonts w:ascii="Arial" w:hAnsi="DejaVu Sans" w:eastAsia="DejaVu Sans" w:cs="DejaVu Sans"/>
+                <w:i w:val="false"/>
+                <w:b w:val="false"/>
+                <w:u w:val="none"/>
                 <w:sz w:val="21"/>
                 <w:szCs w:val="21"/>
                 <w:color w:val="000000"/>
@@ -4560,24 +3807,13 @@
               </w:pBdr>
               <w:spacing w:after="80" w:before="80" w:line="240"/>
               <w:ind w:left="80" w:right="80" w:firstLine="0" w:firstLineChars="0"/>
-              <w:rPr>
-                <w:rFonts w:ascii="Arial" w:hAnsi="Arial" w:eastAsia="Arial" w:cs="Arial"/>
-                <w:i w:val="false"/>
-                <w:b w:val="false"/>
-                <w:u w:val="none"/>
-                <w:strike w:val="false"/>
-                <w:sz w:val="21"/>
-                <w:szCs w:val="21"/>
-                <w:color w:val="000000"/>
-              </w:rPr>
-            </w:pPr>
-            <w:r>
-              <w:rPr>
-                <w:rFonts w:ascii="Arial" w:hAnsi="Arial" w:eastAsia="Arial" w:cs="Arial"/>
-                <w:i w:val="false"/>
-                <w:b w:val="false"/>
-                <w:u w:val="none"/>
-                <w:strike w:val="false"/>
+            </w:pPr>
+            <w:r>
+              <w:rPr>
+                <w:rFonts w:ascii="Arial" w:hAnsi="DejaVu Sans" w:eastAsia="DejaVu Sans" w:cs="DejaVu Sans"/>
+                <w:i w:val="false"/>
+                <w:b w:val="false"/>
+                <w:u w:val="none"/>
                 <w:sz w:val="21"/>
                 <w:szCs w:val="21"/>
                 <w:color w:val="000000"/>
@@ -4607,7 +3843,6 @@
           <w:i w:val="true"/>
           <w:b w:val="false"/>
           <w:u w:val="none"/>
-          <w:strike w:val="false"/>
           <w:sz w:val="17"/>
           <w:szCs w:val="17"/>
           <w:color w:val="545860"/>
@@ -4640,7 +3875,6 @@
           <w:i w:val="false"/>
           <w:b w:val="false"/>
           <w:u w:val="none"/>
-          <w:strike w:val="false"/>
           <w:sz w:val="18"/>
           <w:szCs w:val="18"/>
           <w:color w:val="545860"/>
@@ -4667,7 +3901,6 @@
           <w:i w:val="false"/>
           <w:b w:val="true"/>
           <w:u w:val="none"/>
-          <w:strike w:val="false"/>
           <w:sz w:val="36"/>
           <w:szCs w:val="36"/>
           <w:color w:val="063360"/>
@@ -4689,6 +3922,7 @@
         <w:trPr>
           <w:trHeight w:val="4608" w:hRule="atLeast"/>
         </w:trPr>
+        body1
         <w:tc>
           <w:tcPr>
             <w:tcBorders>
@@ -4718,16 +3952,6 @@
               </w:pBdr>
               <w:spacing w:after="200" w:before="200" w:line="240"/>
               <w:ind w:left="200" w:right="200" w:firstLine="0" w:firstLineChars="0"/>
-              <w:rPr>
-                <w:rFonts w:ascii="Arial" w:hAnsi="Arial" w:eastAsia="Arial" w:cs="Arial"/>
-                <w:i w:val="false"/>
-                <w:b w:val="false"/>
-                <w:u w:val="none"/>
-                <w:strike w:val="false"/>
-                <w:sz w:val="21"/>
-                <w:szCs w:val="21"/>
-                <w:color w:val="000000"/>
-              </w:rPr>
             </w:pPr>
             <w:r>
               <w:rPr>
@@ -4735,7 +3959,6 @@
                 <w:i w:val="false"/>
                 <w:b w:val="true"/>
                 <w:u w:val="none"/>
-                <w:strike w:val="false"/>
                 <w:sz w:val="22"/>
                 <w:szCs w:val="22"/>
                 <w:color w:val="063360"/>
@@ -4748,7 +3971,6 @@
                 <w:i w:val="false"/>
                 <w:b w:val="false"/>
                 <w:u w:val="none"/>
-                <w:strike w:val="false"/>
                 <w:sz w:val="21"/>
                 <w:szCs w:val="21"/>
                 <w:color w:val="000000"/>
@@ -4761,7 +3983,6 @@
                 <w:i w:val="false"/>
                 <w:b w:val="false"/>
                 <w:u w:val="none"/>
-                <w:strike w:val="false"/>
                 <w:sz w:val="21"/>
                 <w:szCs w:val="21"/>
                 <w:color w:val="000000"/>
@@ -4774,7 +3995,6 @@
                 <w:i w:val="false"/>
                 <w:b w:val="false"/>
                 <w:u w:val="none"/>
-                <w:strike w:val="false"/>
                 <w:sz w:val="21"/>
                 <w:szCs w:val="21"/>
                 <w:color w:val="000000"/>
@@ -4787,7 +4007,6 @@
                 <w:i w:val="false"/>
                 <w:b w:val="false"/>
                 <w:u w:val="none"/>
-                <w:strike w:val="false"/>
                 <w:sz w:val="21"/>
                 <w:szCs w:val="21"/>
                 <w:color w:val="000000"/>
@@ -4800,7 +4019,6 @@
                 <w:i w:val="false"/>
                 <w:b w:val="false"/>
                 <w:u w:val="none"/>
-                <w:strike w:val="false"/>
                 <w:sz w:val="21"/>
                 <w:szCs w:val="21"/>
                 <w:color w:val="000000"/>
@@ -4813,7 +4031,6 @@
                 <w:i w:val="false"/>
                 <w:b w:val="false"/>
                 <w:u w:val="none"/>
-                <w:strike w:val="false"/>
                 <w:sz w:val="21"/>
                 <w:szCs w:val="21"/>
                 <w:color w:val="000000"/>
@@ -4826,7 +4043,6 @@
                 <w:i w:val="false"/>
                 <w:b w:val="false"/>
                 <w:u w:val="none"/>
-                <w:strike w:val="false"/>
                 <w:sz w:val="21"/>
                 <w:szCs w:val="21"/>
                 <w:color w:val="000000"/>
@@ -4839,7 +4055,6 @@
                 <w:i w:val="false"/>
                 <w:b w:val="false"/>
                 <w:u w:val="none"/>
-                <w:strike w:val="false"/>
                 <w:sz w:val="21"/>
                 <w:szCs w:val="21"/>
                 <w:color w:val="000000"/>
@@ -4852,7 +4067,6 @@
                 <w:i w:val="false"/>
                 <w:b w:val="false"/>
                 <w:u w:val="none"/>
-                <w:strike w:val="false"/>
                 <w:sz w:val="21"/>
                 <w:szCs w:val="21"/>
                 <w:color w:val="000000"/>
@@ -4865,7 +4079,6 @@
                 <w:i w:val="false"/>
                 <w:b w:val="false"/>
                 <w:u w:val="none"/>
-                <w:strike w:val="false"/>
                 <w:sz w:val="21"/>
                 <w:szCs w:val="21"/>
                 <w:color w:val="000000"/>
@@ -4903,16 +4116,6 @@
               </w:pBdr>
               <w:spacing w:after="200" w:before="200" w:line="240"/>
               <w:ind w:left="200" w:right="200" w:firstLine="0" w:firstLineChars="0"/>
-              <w:rPr>
-                <w:rFonts w:ascii="Arial" w:hAnsi="Arial" w:eastAsia="Arial" w:cs="Arial"/>
-                <w:i w:val="false"/>
-                <w:b w:val="false"/>
-                <w:u w:val="none"/>
-                <w:strike w:val="false"/>
-                <w:sz w:val="21"/>
-                <w:szCs w:val="21"/>
-                <w:color w:val="000000"/>
-              </w:rPr>
             </w:pPr>
             <w:r>
               <w:rPr>
@@ -4920,7 +4123,6 @@
                 <w:i w:val="false"/>
                 <w:b w:val="true"/>
                 <w:u w:val="none"/>
-                <w:strike w:val="false"/>
                 <w:sz w:val="22"/>
                 <w:szCs w:val="22"/>
                 <w:color w:val="063360"/>
@@ -4933,7 +4135,6 @@
                 <w:i w:val="false"/>
                 <w:b w:val="false"/>
                 <w:u w:val="none"/>
-                <w:strike w:val="false"/>
                 <w:sz w:val="21"/>
                 <w:szCs w:val="21"/>
                 <w:color w:val="000000"/>
@@ -4946,7 +4147,6 @@
                 <w:i w:val="false"/>
                 <w:b w:val="false"/>
                 <w:u w:val="none"/>
-                <w:strike w:val="false"/>
                 <w:sz w:val="21"/>
                 <w:szCs w:val="21"/>
                 <w:color w:val="000000"/>
@@ -4959,7 +4159,6 @@
                 <w:i w:val="false"/>
                 <w:b w:val="false"/>
                 <w:u w:val="none"/>
-                <w:strike w:val="false"/>
                 <w:sz w:val="21"/>
                 <w:szCs w:val="21"/>
                 <w:color w:val="000000"/>
@@ -4972,7 +4171,6 @@
                 <w:i w:val="false"/>
                 <w:b w:val="false"/>
                 <w:u w:val="none"/>
-                <w:strike w:val="false"/>
                 <w:sz w:val="21"/>
                 <w:szCs w:val="21"/>
                 <w:color w:val="000000"/>
@@ -4985,7 +4183,6 @@
                 <w:i w:val="false"/>
                 <w:b w:val="false"/>
                 <w:u w:val="none"/>
-                <w:strike w:val="false"/>
                 <w:sz w:val="21"/>
                 <w:szCs w:val="21"/>
                 <w:color w:val="000000"/>
@@ -4998,7 +4195,6 @@
                 <w:i w:val="false"/>
                 <w:b w:val="false"/>
                 <w:u w:val="none"/>
-                <w:strike w:val="false"/>
                 <w:sz w:val="21"/>
                 <w:szCs w:val="21"/>
                 <w:color w:val="000000"/>
@@ -5011,7 +4207,6 @@
                 <w:i w:val="false"/>
                 <w:b w:val="false"/>
                 <w:u w:val="none"/>
-                <w:strike w:val="false"/>
                 <w:sz w:val="21"/>
                 <w:szCs w:val="21"/>
                 <w:color w:val="000000"/>
@@ -5024,7 +4219,6 @@
                 <w:i w:val="false"/>
                 <w:b w:val="false"/>
                 <w:u w:val="none"/>
-                <w:strike w:val="false"/>
                 <w:sz w:val="21"/>
                 <w:szCs w:val="21"/>
                 <w:color w:val="000000"/>
@@ -5037,7 +4231,6 @@
                 <w:i w:val="false"/>
                 <w:b w:val="false"/>
                 <w:u w:val="none"/>
-                <w:strike w:val="false"/>
                 <w:sz w:val="21"/>
                 <w:szCs w:val="21"/>
                 <w:color w:val="000000"/>
@@ -5050,7 +4243,6 @@
                 <w:i w:val="false"/>
                 <w:b w:val="false"/>
                 <w:u w:val="none"/>
-                <w:strike w:val="false"/>
                 <w:sz w:val="21"/>
                 <w:szCs w:val="21"/>
                 <w:color w:val="000000"/>
@@ -5064,6 +4256,7 @@
         <w:trPr>
           <w:trHeight w:val="4608" w:hRule="atLeast"/>
         </w:trPr>
+        body2
         <w:tc>
           <w:tcPr>
             <w:tcBorders>
@@ -5093,16 +4286,6 @@
               </w:pBdr>
               <w:spacing w:after="200" w:before="200" w:line="240"/>
               <w:ind w:left="200" w:right="200" w:firstLine="0" w:firstLineChars="0"/>
-              <w:rPr>
-                <w:rFonts w:ascii="Arial" w:hAnsi="Arial" w:eastAsia="Arial" w:cs="Arial"/>
-                <w:i w:val="false"/>
-                <w:b w:val="false"/>
-                <w:u w:val="none"/>
-                <w:strike w:val="false"/>
-                <w:sz w:val="21"/>
-                <w:szCs w:val="21"/>
-                <w:color w:val="000000"/>
-              </w:rPr>
             </w:pPr>
             <w:r>
               <w:rPr>
@@ -5110,7 +4293,6 @@
                 <w:i w:val="false"/>
                 <w:b w:val="true"/>
                 <w:u w:val="none"/>
-                <w:strike w:val="false"/>
                 <w:sz w:val="22"/>
                 <w:szCs w:val="22"/>
                 <w:color w:val="063360"/>
@@ -5123,7 +4305,6 @@
                 <w:i w:val="false"/>
                 <w:b w:val="false"/>
                 <w:u w:val="none"/>
-                <w:strike w:val="false"/>
                 <w:sz w:val="21"/>
                 <w:szCs w:val="21"/>
                 <w:color w:val="000000"/>
@@ -5136,7 +4317,6 @@
                 <w:i w:val="false"/>
                 <w:b w:val="false"/>
                 <w:u w:val="none"/>
-                <w:strike w:val="false"/>
                 <w:sz w:val="21"/>
                 <w:szCs w:val="21"/>
                 <w:color w:val="000000"/>
@@ -5149,7 +4329,6 @@
                 <w:i w:val="false"/>
                 <w:b w:val="false"/>
                 <w:u w:val="none"/>
-                <w:strike w:val="false"/>
                 <w:sz w:val="21"/>
                 <w:szCs w:val="21"/>
                 <w:color w:val="000000"/>
@@ -5162,7 +4341,6 @@
                 <w:i w:val="false"/>
                 <w:b w:val="false"/>
                 <w:u w:val="none"/>
-                <w:strike w:val="false"/>
                 <w:sz w:val="21"/>
                 <w:szCs w:val="21"/>
                 <w:color w:val="000000"/>
@@ -5175,7 +4353,6 @@
                 <w:i w:val="false"/>
                 <w:b w:val="false"/>
                 <w:u w:val="none"/>
-                <w:strike w:val="false"/>
                 <w:sz w:val="21"/>
                 <w:szCs w:val="21"/>
                 <w:color w:val="000000"/>
@@ -5188,7 +4365,6 @@
                 <w:i w:val="false"/>
                 <w:b w:val="false"/>
                 <w:u w:val="none"/>
-                <w:strike w:val="false"/>
                 <w:sz w:val="21"/>
                 <w:szCs w:val="21"/>
                 <w:color w:val="000000"/>
@@ -5201,7 +4377,6 @@
                 <w:i w:val="false"/>
                 <w:b w:val="false"/>
                 <w:u w:val="none"/>
-                <w:strike w:val="false"/>
                 <w:sz w:val="21"/>
                 <w:szCs w:val="21"/>
                 <w:color w:val="000000"/>
@@ -5214,7 +4389,6 @@
                 <w:i w:val="false"/>
                 <w:b w:val="false"/>
                 <w:u w:val="none"/>
-                <w:strike w:val="false"/>
                 <w:sz w:val="21"/>
                 <w:szCs w:val="21"/>
                 <w:color w:val="000000"/>
@@ -5227,7 +4401,6 @@
                 <w:i w:val="false"/>
                 <w:b w:val="false"/>
                 <w:u w:val="none"/>
-                <w:strike w:val="false"/>
                 <w:sz w:val="21"/>
                 <w:szCs w:val="21"/>
                 <w:color w:val="000000"/>
@@ -5240,7 +4413,6 @@
                 <w:i w:val="false"/>
                 <w:b w:val="false"/>
                 <w:u w:val="none"/>
-                <w:strike w:val="false"/>
                 <w:sz w:val="21"/>
                 <w:szCs w:val="21"/>
                 <w:color w:val="000000"/>
@@ -5278,16 +4450,6 @@
               </w:pBdr>
               <w:spacing w:after="200" w:before="200" w:line="240"/>
               <w:ind w:left="200" w:right="200" w:firstLine="0" w:firstLineChars="0"/>
-              <w:rPr>
-                <w:rFonts w:ascii="Arial" w:hAnsi="Arial" w:eastAsia="Arial" w:cs="Arial"/>
-                <w:i w:val="false"/>
-                <w:b w:val="false"/>
-                <w:u w:val="none"/>
-                <w:strike w:val="false"/>
-                <w:sz w:val="21"/>
-                <w:szCs w:val="21"/>
-                <w:color w:val="000000"/>
-              </w:rPr>
             </w:pPr>
             <w:r>
               <w:rPr>
@@ -5295,7 +4457,6 @@
                 <w:i w:val="false"/>
                 <w:b w:val="true"/>
                 <w:u w:val="none"/>
-                <w:strike w:val="false"/>
                 <w:sz w:val="22"/>
                 <w:szCs w:val="22"/>
                 <w:color w:val="063360"/>
@@ -5308,7 +4469,6 @@
                 <w:i w:val="false"/>
                 <w:b w:val="false"/>
                 <w:u w:val="none"/>
-                <w:strike w:val="false"/>
                 <w:sz w:val="21"/>
                 <w:szCs w:val="21"/>
                 <w:color w:val="000000"/>
@@ -5321,7 +4481,6 @@
                 <w:i w:val="false"/>
                 <w:b w:val="false"/>
                 <w:u w:val="none"/>
-                <w:strike w:val="false"/>
                 <w:sz w:val="21"/>
                 <w:szCs w:val="21"/>
                 <w:color w:val="000000"/>
@@ -5334,7 +4493,6 @@
                 <w:i w:val="false"/>
                 <w:b w:val="false"/>
                 <w:u w:val="none"/>
-                <w:strike w:val="false"/>
                 <w:sz w:val="21"/>
                 <w:szCs w:val="21"/>
                 <w:color w:val="000000"/>
@@ -5347,7 +4505,6 @@
                 <w:i w:val="false"/>
                 <w:b w:val="false"/>
                 <w:u w:val="none"/>
-                <w:strike w:val="false"/>
                 <w:sz w:val="21"/>
                 <w:szCs w:val="21"/>
                 <w:color w:val="000000"/>
@@ -5360,7 +4517,6 @@
                 <w:i w:val="false"/>
                 <w:b w:val="false"/>
                 <w:u w:val="none"/>
-                <w:strike w:val="false"/>
                 <w:sz w:val="21"/>
                 <w:szCs w:val="21"/>
                 <w:color w:val="000000"/>
@@ -5373,7 +4529,6 @@
                 <w:i w:val="false"/>
                 <w:b w:val="false"/>
                 <w:u w:val="none"/>
-                <w:strike w:val="false"/>
                 <w:sz w:val="21"/>
                 <w:szCs w:val="21"/>
                 <w:color w:val="000000"/>
@@ -5386,7 +4541,6 @@
                 <w:i w:val="false"/>
                 <w:b w:val="false"/>
                 <w:u w:val="none"/>
-                <w:strike w:val="false"/>
                 <w:sz w:val="21"/>
                 <w:szCs w:val="21"/>
                 <w:color w:val="000000"/>
@@ -5399,7 +4553,6 @@
                 <w:i w:val="false"/>
                 <w:b w:val="false"/>
                 <w:u w:val="none"/>
-                <w:strike w:val="false"/>
                 <w:sz w:val="21"/>
                 <w:szCs w:val="21"/>
                 <w:color w:val="000000"/>
@@ -5412,7 +4565,6 @@
                 <w:i w:val="false"/>
                 <w:b w:val="false"/>
                 <w:u w:val="none"/>
-                <w:strike w:val="false"/>
                 <w:sz w:val="21"/>
                 <w:szCs w:val="21"/>
                 <w:color w:val="000000"/>
@@ -5425,7 +4577,6 @@
                 <w:i w:val="false"/>
                 <w:b w:val="false"/>
                 <w:u w:val="none"/>
-                <w:strike w:val="false"/>
                 <w:sz w:val="21"/>
                 <w:szCs w:val="21"/>
                 <w:color w:val="000000"/>
@@ -5461,7 +4612,6 @@
           <w:i w:val="false"/>
           <w:b w:val="false"/>
           <w:u w:val="none"/>
-          <w:strike w:val="false"/>
           <w:sz w:val="18"/>
           <w:szCs w:val="18"/>
           <w:color w:val="545860"/>
@@ -5488,7 +4638,6 @@
           <w:i w:val="false"/>
           <w:b w:val="true"/>
           <w:u w:val="none"/>
-          <w:strike w:val="false"/>
           <w:sz w:val="36"/>
           <w:szCs w:val="36"/>
           <w:color w:val="063360"/>
@@ -5515,12 +4664,11 @@
           <w:i w:val="false"/>
           <w:b w:val="false"/>
           <w:u w:val="none"/>
-          <w:strike w:val="false"/>
           <w:sz w:val="22"/>
           <w:szCs w:val="22"/>
           <w:color w:val="000000"/>
         </w:rPr>
-        <w:t xml:space="preserve">You are the commissioner. You receive eight sentences from reports on the camera programme. For each sentence: which of the three questions (compared to what? how big? how sure?) does the sentence not answer? Would you act on the sentence, not act, or ask a question first?</w:t>
+        <w:t xml:space="preserve">You are the commissioner. You receive four sentences from reports on the camera programme. For each sentence: which of the three questions (compared to what? how big? how sure?) does the sentence not answer? Would you act on the sentence, not act, or ask a question first?</w:t>
       </w:r>
     </w:p>
     <w:tbl xmlns:a="http://schemas.openxmlformats.org/drawingml/2006/main" xmlns:pic="http://schemas.openxmlformats.org/drawingml/2006/picture">
@@ -5540,6 +4688,7 @@
           <w:trHeight w:val="360" w:hRule="auto"/>
           <w:tblHeader/>
         </w:trPr>
+        header1
         <w:tc>
           <w:tcPr>
             <w:tcBorders>
@@ -5569,24 +4718,13 @@
               </w:pBdr>
               <w:spacing w:after="80" w:before="80" w:line="240"/>
               <w:ind w:left="80" w:right="80" w:firstLine="0" w:firstLineChars="0"/>
-              <w:rPr>
-                <w:rFonts w:ascii="Arial" w:hAnsi="Arial" w:eastAsia="Arial" w:cs="Arial"/>
+            </w:pPr>
+            <w:r>
+              <w:rPr>
+                <w:rFonts w:ascii="Arial" w:hAnsi="DejaVu Sans" w:eastAsia="DejaVu Sans" w:cs="DejaVu Sans"/>
                 <w:i w:val="false"/>
                 <w:b w:val="true"/>
                 <w:u w:val="none"/>
-                <w:strike w:val="false"/>
-                <w:sz w:val="21"/>
-                <w:szCs w:val="21"/>
-                <w:color w:val="063360"/>
-              </w:rPr>
-            </w:pPr>
-            <w:r>
-              <w:rPr>
-                <w:rFonts w:ascii="Arial" w:hAnsi="Arial" w:eastAsia="Arial" w:cs="Arial"/>
-                <w:i w:val="false"/>
-                <w:b w:val="true"/>
-                <w:u w:val="none"/>
-                <w:strike w:val="false"/>
                 <w:sz w:val="21"/>
                 <w:szCs w:val="21"/>
                 <w:color w:val="063360"/>
@@ -5624,24 +4762,13 @@
               </w:pBdr>
               <w:spacing w:after="80" w:before="80" w:line="240"/>
               <w:ind w:left="80" w:right="80" w:firstLine="0" w:firstLineChars="0"/>
-              <w:rPr>
-                <w:rFonts w:ascii="Arial" w:hAnsi="Arial" w:eastAsia="Arial" w:cs="Arial"/>
+            </w:pPr>
+            <w:r>
+              <w:rPr>
+                <w:rFonts w:ascii="Arial" w:hAnsi="DejaVu Sans" w:eastAsia="DejaVu Sans" w:cs="DejaVu Sans"/>
                 <w:i w:val="false"/>
                 <w:b w:val="true"/>
                 <w:u w:val="none"/>
-                <w:strike w:val="false"/>
-                <w:sz w:val="21"/>
-                <w:szCs w:val="21"/>
-                <w:color w:val="063360"/>
-              </w:rPr>
-            </w:pPr>
-            <w:r>
-              <w:rPr>
-                <w:rFonts w:ascii="Arial" w:hAnsi="Arial" w:eastAsia="Arial" w:cs="Arial"/>
-                <w:i w:val="false"/>
-                <w:b w:val="true"/>
-                <w:u w:val="none"/>
-                <w:strike w:val="false"/>
                 <w:sz w:val="21"/>
                 <w:szCs w:val="21"/>
                 <w:color w:val="063360"/>
@@ -5679,24 +4806,13 @@
               </w:pBdr>
               <w:spacing w:after="80" w:before="80" w:line="240"/>
               <w:ind w:left="80" w:right="80" w:firstLine="0" w:firstLineChars="0"/>
-              <w:rPr>
-                <w:rFonts w:ascii="Arial" w:hAnsi="Arial" w:eastAsia="Arial" w:cs="Arial"/>
+            </w:pPr>
+            <w:r>
+              <w:rPr>
+                <w:rFonts w:ascii="Arial" w:hAnsi="DejaVu Sans" w:eastAsia="DejaVu Sans" w:cs="DejaVu Sans"/>
                 <w:i w:val="false"/>
                 <w:b w:val="true"/>
                 <w:u w:val="none"/>
-                <w:strike w:val="false"/>
-                <w:sz w:val="21"/>
-                <w:szCs w:val="21"/>
-                <w:color w:val="063360"/>
-              </w:rPr>
-            </w:pPr>
-            <w:r>
-              <w:rPr>
-                <w:rFonts w:ascii="Arial" w:hAnsi="Arial" w:eastAsia="Arial" w:cs="Arial"/>
-                <w:i w:val="false"/>
-                <w:b w:val="true"/>
-                <w:u w:val="none"/>
-                <w:strike w:val="false"/>
                 <w:sz w:val="21"/>
                 <w:szCs w:val="21"/>
                 <w:color w:val="063360"/>
@@ -5734,24 +4850,13 @@
               </w:pBdr>
               <w:spacing w:after="80" w:before="80" w:line="240"/>
               <w:ind w:left="80" w:right="80" w:firstLine="0" w:firstLineChars="0"/>
-              <w:rPr>
-                <w:rFonts w:ascii="Arial" w:hAnsi="Arial" w:eastAsia="Arial" w:cs="Arial"/>
+            </w:pPr>
+            <w:r>
+              <w:rPr>
+                <w:rFonts w:ascii="Arial" w:hAnsi="DejaVu Sans" w:eastAsia="DejaVu Sans" w:cs="DejaVu Sans"/>
                 <w:i w:val="false"/>
                 <w:b w:val="true"/>
                 <w:u w:val="none"/>
-                <w:strike w:val="false"/>
-                <w:sz w:val="21"/>
-                <w:szCs w:val="21"/>
-                <w:color w:val="063360"/>
-              </w:rPr>
-            </w:pPr>
-            <w:r>
-              <w:rPr>
-                <w:rFonts w:ascii="Arial" w:hAnsi="Arial" w:eastAsia="Arial" w:cs="Arial"/>
-                <w:i w:val="false"/>
-                <w:b w:val="true"/>
-                <w:u w:val="none"/>
-                <w:strike w:val="false"/>
                 <w:sz w:val="21"/>
                 <w:szCs w:val="21"/>
                 <w:color w:val="063360"/>
@@ -5763,8 +4868,9 @@
       </w:tr>
       <w:tr>
         <w:trPr>
-          <w:trHeight w:val="792" w:hRule="atLeast"/>
+          <w:trHeight w:val="1152" w:hRule="atLeast"/>
         </w:trPr>
+        body1
         <w:tc>
           <w:tcPr>
             <w:tcBorders>
@@ -5794,24 +4900,13 @@
               </w:pBdr>
               <w:spacing w:after="80" w:before="80" w:line="240"/>
               <w:ind w:left="80" w:right="80" w:firstLine="0" w:firstLineChars="0"/>
-              <w:rPr>
-                <w:rFonts w:ascii="Arial" w:hAnsi="Arial" w:eastAsia="Arial" w:cs="Arial"/>
-                <w:i w:val="false"/>
-                <w:b w:val="false"/>
-                <w:u w:val="none"/>
-                <w:strike w:val="false"/>
-                <w:sz w:val="21"/>
-                <w:szCs w:val="21"/>
-                <w:color w:val="000000"/>
-              </w:rPr>
-            </w:pPr>
-            <w:r>
-              <w:rPr>
-                <w:rFonts w:ascii="Arial" w:hAnsi="Arial" w:eastAsia="Arial" w:cs="Arial"/>
-                <w:i w:val="false"/>
-                <w:b w:val="false"/>
-                <w:u w:val="none"/>
-                <w:strike w:val="false"/>
+            </w:pPr>
+            <w:r>
+              <w:rPr>
+                <w:rFonts w:ascii="Arial" w:hAnsi="DejaVu Sans" w:eastAsia="DejaVu Sans" w:cs="DejaVu Sans"/>
+                <w:i w:val="false"/>
+                <w:b w:val="false"/>
+                <w:u w:val="none"/>
                 <w:sz w:val="21"/>
                 <w:szCs w:val="21"/>
                 <w:color w:val="000000"/>
@@ -5849,24 +4944,13 @@
               </w:pBdr>
               <w:spacing w:after="80" w:before="80" w:line="240"/>
               <w:ind w:left="80" w:right="80" w:firstLine="0" w:firstLineChars="0"/>
-              <w:rPr>
-                <w:rFonts w:ascii="Arial" w:hAnsi="Arial" w:eastAsia="Arial" w:cs="Arial"/>
-                <w:i w:val="false"/>
-                <w:b w:val="false"/>
-                <w:u w:val="none"/>
-                <w:strike w:val="false"/>
-                <w:sz w:val="21"/>
-                <w:szCs w:val="21"/>
-                <w:color w:val="000000"/>
-              </w:rPr>
-            </w:pPr>
-            <w:r>
-              <w:rPr>
-                <w:rFonts w:ascii="Arial" w:hAnsi="Arial" w:eastAsia="Arial" w:cs="Arial"/>
-                <w:i w:val="false"/>
-                <w:b w:val="false"/>
-                <w:u w:val="none"/>
-                <w:strike w:val="false"/>
+            </w:pPr>
+            <w:r>
+              <w:rPr>
+                <w:rFonts w:ascii="Arial" w:hAnsi="DejaVu Sans" w:eastAsia="DejaVu Sans" w:cs="DejaVu Sans"/>
+                <w:i w:val="false"/>
+                <w:b w:val="false"/>
+                <w:u w:val="none"/>
                 <w:sz w:val="21"/>
                 <w:szCs w:val="21"/>
                 <w:color w:val="000000"/>
@@ -5904,24 +4988,13 @@
               </w:pBdr>
               <w:spacing w:after="80" w:before="80" w:line="240"/>
               <w:ind w:left="80" w:right="80" w:firstLine="0" w:firstLineChars="0"/>
-              <w:rPr>
-                <w:rFonts w:ascii="Arial" w:hAnsi="Arial" w:eastAsia="Arial" w:cs="Arial"/>
-                <w:i w:val="false"/>
-                <w:b w:val="false"/>
-                <w:u w:val="none"/>
-                <w:strike w:val="false"/>
-                <w:sz w:val="21"/>
-                <w:szCs w:val="21"/>
-                <w:color w:val="000000"/>
-              </w:rPr>
-            </w:pPr>
-            <w:r>
-              <w:rPr>
-                <w:rFonts w:ascii="Arial" w:hAnsi="Arial" w:eastAsia="Arial" w:cs="Arial"/>
-                <w:i w:val="false"/>
-                <w:b w:val="false"/>
-                <w:u w:val="none"/>
-                <w:strike w:val="false"/>
+            </w:pPr>
+            <w:r>
+              <w:rPr>
+                <w:rFonts w:ascii="Arial" w:hAnsi="DejaVu Sans" w:eastAsia="DejaVu Sans" w:cs="DejaVu Sans"/>
+                <w:i w:val="false"/>
+                <w:b w:val="false"/>
+                <w:u w:val="none"/>
                 <w:sz w:val="21"/>
                 <w:szCs w:val="21"/>
                 <w:color w:val="000000"/>
@@ -5959,24 +5032,13 @@
               </w:pBdr>
               <w:spacing w:after="80" w:before="80" w:line="240"/>
               <w:ind w:left="80" w:right="80" w:firstLine="0" w:firstLineChars="0"/>
-              <w:rPr>
-                <w:rFonts w:ascii="Arial" w:hAnsi="Arial" w:eastAsia="Arial" w:cs="Arial"/>
-                <w:i w:val="false"/>
-                <w:b w:val="false"/>
-                <w:u w:val="none"/>
-                <w:strike w:val="false"/>
-                <w:sz w:val="21"/>
-                <w:szCs w:val="21"/>
-                <w:color w:val="000000"/>
-              </w:rPr>
-            </w:pPr>
-            <w:r>
-              <w:rPr>
-                <w:rFonts w:ascii="Arial" w:hAnsi="Arial" w:eastAsia="Arial" w:cs="Arial"/>
-                <w:i w:val="false"/>
-                <w:b w:val="false"/>
-                <w:u w:val="none"/>
-                <w:strike w:val="false"/>
+            </w:pPr>
+            <w:r>
+              <w:rPr>
+                <w:rFonts w:ascii="Arial" w:hAnsi="DejaVu Sans" w:eastAsia="DejaVu Sans" w:cs="DejaVu Sans"/>
+                <w:i w:val="false"/>
+                <w:b w:val="false"/>
+                <w:u w:val="none"/>
                 <w:sz w:val="21"/>
                 <w:szCs w:val="21"/>
                 <w:color w:val="000000"/>
@@ -5988,8 +5050,9 @@
       </w:tr>
       <w:tr>
         <w:trPr>
-          <w:trHeight w:val="792" w:hRule="atLeast"/>
+          <w:trHeight w:val="1152" w:hRule="atLeast"/>
         </w:trPr>
+        body2
         <w:tc>
           <w:tcPr>
             <w:tcBorders>
@@ -6019,24 +5082,13 @@
               </w:pBdr>
               <w:spacing w:after="80" w:before="80" w:line="240"/>
               <w:ind w:left="80" w:right="80" w:firstLine="0" w:firstLineChars="0"/>
-              <w:rPr>
-                <w:rFonts w:ascii="Arial" w:hAnsi="Arial" w:eastAsia="Arial" w:cs="Arial"/>
-                <w:i w:val="false"/>
-                <w:b w:val="false"/>
-                <w:u w:val="none"/>
-                <w:strike w:val="false"/>
-                <w:sz w:val="21"/>
-                <w:szCs w:val="21"/>
-                <w:color w:val="000000"/>
-              </w:rPr>
-            </w:pPr>
-            <w:r>
-              <w:rPr>
-                <w:rFonts w:ascii="Arial" w:hAnsi="Arial" w:eastAsia="Arial" w:cs="Arial"/>
-                <w:i w:val="false"/>
-                <w:b w:val="false"/>
-                <w:u w:val="none"/>
-                <w:strike w:val="false"/>
+            </w:pPr>
+            <w:r>
+              <w:rPr>
+                <w:rFonts w:ascii="Arial" w:hAnsi="DejaVu Sans" w:eastAsia="DejaVu Sans" w:cs="DejaVu Sans"/>
+                <w:i w:val="false"/>
+                <w:b w:val="false"/>
+                <w:u w:val="none"/>
                 <w:sz w:val="21"/>
                 <w:szCs w:val="21"/>
                 <w:color w:val="000000"/>
@@ -6074,24 +5126,13 @@
               </w:pBdr>
               <w:spacing w:after="80" w:before="80" w:line="240"/>
               <w:ind w:left="80" w:right="80" w:firstLine="0" w:firstLineChars="0"/>
-              <w:rPr>
-                <w:rFonts w:ascii="Arial" w:hAnsi="Arial" w:eastAsia="Arial" w:cs="Arial"/>
-                <w:i w:val="false"/>
-                <w:b w:val="false"/>
-                <w:u w:val="none"/>
-                <w:strike w:val="false"/>
-                <w:sz w:val="21"/>
-                <w:szCs w:val="21"/>
-                <w:color w:val="000000"/>
-              </w:rPr>
-            </w:pPr>
-            <w:r>
-              <w:rPr>
-                <w:rFonts w:ascii="Arial" w:hAnsi="Arial" w:eastAsia="Arial" w:cs="Arial"/>
-                <w:i w:val="false"/>
-                <w:b w:val="false"/>
-                <w:u w:val="none"/>
-                <w:strike w:val="false"/>
+            </w:pPr>
+            <w:r>
+              <w:rPr>
+                <w:rFonts w:ascii="Arial" w:hAnsi="DejaVu Sans" w:eastAsia="DejaVu Sans" w:cs="DejaVu Sans"/>
+                <w:i w:val="false"/>
+                <w:b w:val="false"/>
+                <w:u w:val="none"/>
                 <w:sz w:val="21"/>
                 <w:szCs w:val="21"/>
                 <w:color w:val="000000"/>
@@ -6129,24 +5170,13 @@
               </w:pBdr>
               <w:spacing w:after="80" w:before="80" w:line="240"/>
               <w:ind w:left="80" w:right="80" w:firstLine="0" w:firstLineChars="0"/>
-              <w:rPr>
-                <w:rFonts w:ascii="Arial" w:hAnsi="Arial" w:eastAsia="Arial" w:cs="Arial"/>
-                <w:i w:val="false"/>
-                <w:b w:val="false"/>
-                <w:u w:val="none"/>
-                <w:strike w:val="false"/>
-                <w:sz w:val="21"/>
-                <w:szCs w:val="21"/>
-                <w:color w:val="000000"/>
-              </w:rPr>
-            </w:pPr>
-            <w:r>
-              <w:rPr>
-                <w:rFonts w:ascii="Arial" w:hAnsi="Arial" w:eastAsia="Arial" w:cs="Arial"/>
-                <w:i w:val="false"/>
-                <w:b w:val="false"/>
-                <w:u w:val="none"/>
-                <w:strike w:val="false"/>
+            </w:pPr>
+            <w:r>
+              <w:rPr>
+                <w:rFonts w:ascii="Arial" w:hAnsi="DejaVu Sans" w:eastAsia="DejaVu Sans" w:cs="DejaVu Sans"/>
+                <w:i w:val="false"/>
+                <w:b w:val="false"/>
+                <w:u w:val="none"/>
                 <w:sz w:val="21"/>
                 <w:szCs w:val="21"/>
                 <w:color w:val="000000"/>
@@ -6184,24 +5214,13 @@
               </w:pBdr>
               <w:spacing w:after="80" w:before="80" w:line="240"/>
               <w:ind w:left="80" w:right="80" w:firstLine="0" w:firstLineChars="0"/>
-              <w:rPr>
-                <w:rFonts w:ascii="Arial" w:hAnsi="Arial" w:eastAsia="Arial" w:cs="Arial"/>
-                <w:i w:val="false"/>
-                <w:b w:val="false"/>
-                <w:u w:val="none"/>
-                <w:strike w:val="false"/>
-                <w:sz w:val="21"/>
-                <w:szCs w:val="21"/>
-                <w:color w:val="000000"/>
-              </w:rPr>
-            </w:pPr>
-            <w:r>
-              <w:rPr>
-                <w:rFonts w:ascii="Arial" w:hAnsi="Arial" w:eastAsia="Arial" w:cs="Arial"/>
-                <w:i w:val="false"/>
-                <w:b w:val="false"/>
-                <w:u w:val="none"/>
-                <w:strike w:val="false"/>
+            </w:pPr>
+            <w:r>
+              <w:rPr>
+                <w:rFonts w:ascii="Arial" w:hAnsi="DejaVu Sans" w:eastAsia="DejaVu Sans" w:cs="DejaVu Sans"/>
+                <w:i w:val="false"/>
+                <w:b w:val="false"/>
+                <w:u w:val="none"/>
                 <w:sz w:val="21"/>
                 <w:szCs w:val="21"/>
                 <w:color w:val="000000"/>
@@ -6213,8 +5232,9 @@
       </w:tr>
       <w:tr>
         <w:trPr>
-          <w:trHeight w:val="792" w:hRule="atLeast"/>
+          <w:trHeight w:val="1152" w:hRule="atLeast"/>
         </w:trPr>
+        body3
         <w:tc>
           <w:tcPr>
             <w:tcBorders>
@@ -6244,24 +5264,13 @@
               </w:pBdr>
               <w:spacing w:after="80" w:before="80" w:line="240"/>
               <w:ind w:left="80" w:right="80" w:firstLine="0" w:firstLineChars="0"/>
-              <w:rPr>
-                <w:rFonts w:ascii="Arial" w:hAnsi="Arial" w:eastAsia="Arial" w:cs="Arial"/>
-                <w:i w:val="false"/>
-                <w:b w:val="false"/>
-                <w:u w:val="none"/>
-                <w:strike w:val="false"/>
-                <w:sz w:val="21"/>
-                <w:szCs w:val="21"/>
-                <w:color w:val="000000"/>
-              </w:rPr>
-            </w:pPr>
-            <w:r>
-              <w:rPr>
-                <w:rFonts w:ascii="Arial" w:hAnsi="Arial" w:eastAsia="Arial" w:cs="Arial"/>
-                <w:i w:val="false"/>
-                <w:b w:val="false"/>
-                <w:u w:val="none"/>
-                <w:strike w:val="false"/>
+            </w:pPr>
+            <w:r>
+              <w:rPr>
+                <w:rFonts w:ascii="Arial" w:hAnsi="DejaVu Sans" w:eastAsia="DejaVu Sans" w:cs="DejaVu Sans"/>
+                <w:i w:val="false"/>
+                <w:b w:val="false"/>
+                <w:u w:val="none"/>
                 <w:sz w:val="21"/>
                 <w:szCs w:val="21"/>
                 <w:color w:val="000000"/>
@@ -6299,24 +5308,13 @@
               </w:pBdr>
               <w:spacing w:after="80" w:before="80" w:line="240"/>
               <w:ind w:left="80" w:right="80" w:firstLine="0" w:firstLineChars="0"/>
-              <w:rPr>
-                <w:rFonts w:ascii="Arial" w:hAnsi="Arial" w:eastAsia="Arial" w:cs="Arial"/>
-                <w:i w:val="false"/>
-                <w:b w:val="false"/>
-                <w:u w:val="none"/>
-                <w:strike w:val="false"/>
-                <w:sz w:val="21"/>
-                <w:szCs w:val="21"/>
-                <w:color w:val="000000"/>
-              </w:rPr>
-            </w:pPr>
-            <w:r>
-              <w:rPr>
-                <w:rFonts w:ascii="Arial" w:hAnsi="Arial" w:eastAsia="Arial" w:cs="Arial"/>
-                <w:i w:val="false"/>
-                <w:b w:val="false"/>
-                <w:u w:val="none"/>
-                <w:strike w:val="false"/>
+            </w:pPr>
+            <w:r>
+              <w:rPr>
+                <w:rFonts w:ascii="Arial" w:hAnsi="DejaVu Sans" w:eastAsia="DejaVu Sans" w:cs="DejaVu Sans"/>
+                <w:i w:val="false"/>
+                <w:b w:val="false"/>
+                <w:u w:val="none"/>
                 <w:sz w:val="21"/>
                 <w:szCs w:val="21"/>
                 <w:color w:val="000000"/>
@@ -6354,24 +5352,13 @@
               </w:pBdr>
               <w:spacing w:after="80" w:before="80" w:line="240"/>
               <w:ind w:left="80" w:right="80" w:firstLine="0" w:firstLineChars="0"/>
-              <w:rPr>
-                <w:rFonts w:ascii="Arial" w:hAnsi="Arial" w:eastAsia="Arial" w:cs="Arial"/>
-                <w:i w:val="false"/>
-                <w:b w:val="false"/>
-                <w:u w:val="none"/>
-                <w:strike w:val="false"/>
-                <w:sz w:val="21"/>
-                <w:szCs w:val="21"/>
-                <w:color w:val="000000"/>
-              </w:rPr>
-            </w:pPr>
-            <w:r>
-              <w:rPr>
-                <w:rFonts w:ascii="Arial" w:hAnsi="Arial" w:eastAsia="Arial" w:cs="Arial"/>
-                <w:i w:val="false"/>
-                <w:b w:val="false"/>
-                <w:u w:val="none"/>
-                <w:strike w:val="false"/>
+            </w:pPr>
+            <w:r>
+              <w:rPr>
+                <w:rFonts w:ascii="Arial" w:hAnsi="DejaVu Sans" w:eastAsia="DejaVu Sans" w:cs="DejaVu Sans"/>
+                <w:i w:val="false"/>
+                <w:b w:val="false"/>
+                <w:u w:val="none"/>
                 <w:sz w:val="21"/>
                 <w:szCs w:val="21"/>
                 <w:color w:val="000000"/>
@@ -6409,24 +5396,13 @@
               </w:pBdr>
               <w:spacing w:after="80" w:before="80" w:line="240"/>
               <w:ind w:left="80" w:right="80" w:firstLine="0" w:firstLineChars="0"/>
-              <w:rPr>
-                <w:rFonts w:ascii="Arial" w:hAnsi="Arial" w:eastAsia="Arial" w:cs="Arial"/>
-                <w:i w:val="false"/>
-                <w:b w:val="false"/>
-                <w:u w:val="none"/>
-                <w:strike w:val="false"/>
-                <w:sz w:val="21"/>
-                <w:szCs w:val="21"/>
-                <w:color w:val="000000"/>
-              </w:rPr>
-            </w:pPr>
-            <w:r>
-              <w:rPr>
-                <w:rFonts w:ascii="Arial" w:hAnsi="Arial" w:eastAsia="Arial" w:cs="Arial"/>
-                <w:i w:val="false"/>
-                <w:b w:val="false"/>
-                <w:u w:val="none"/>
-                <w:strike w:val="false"/>
+            </w:pPr>
+            <w:r>
+              <w:rPr>
+                <w:rFonts w:ascii="Arial" w:hAnsi="DejaVu Sans" w:eastAsia="DejaVu Sans" w:cs="DejaVu Sans"/>
+                <w:i w:val="false"/>
+                <w:b w:val="false"/>
+                <w:u w:val="none"/>
                 <w:sz w:val="21"/>
                 <w:szCs w:val="21"/>
                 <w:color w:val="000000"/>
@@ -6438,8 +5414,9 @@
       </w:tr>
       <w:tr>
         <w:trPr>
-          <w:trHeight w:val="792" w:hRule="atLeast"/>
+          <w:trHeight w:val="1152" w:hRule="atLeast"/>
         </w:trPr>
+        body4
         <w:tc>
           <w:tcPr>
             <w:tcBorders>
@@ -6469,24 +5446,13 @@
               </w:pBdr>
               <w:spacing w:after="80" w:before="80" w:line="240"/>
               <w:ind w:left="80" w:right="80" w:firstLine="0" w:firstLineChars="0"/>
-              <w:rPr>
-                <w:rFonts w:ascii="Arial" w:hAnsi="Arial" w:eastAsia="Arial" w:cs="Arial"/>
-                <w:i w:val="false"/>
-                <w:b w:val="false"/>
-                <w:u w:val="none"/>
-                <w:strike w:val="false"/>
-                <w:sz w:val="21"/>
-                <w:szCs w:val="21"/>
-                <w:color w:val="000000"/>
-              </w:rPr>
-            </w:pPr>
-            <w:r>
-              <w:rPr>
-                <w:rFonts w:ascii="Arial" w:hAnsi="Arial" w:eastAsia="Arial" w:cs="Arial"/>
-                <w:i w:val="false"/>
-                <w:b w:val="false"/>
-                <w:u w:val="none"/>
-                <w:strike w:val="false"/>
+            </w:pPr>
+            <w:r>
+              <w:rPr>
+                <w:rFonts w:ascii="Arial" w:hAnsi="DejaVu Sans" w:eastAsia="DejaVu Sans" w:cs="DejaVu Sans"/>
+                <w:i w:val="false"/>
+                <w:b w:val="false"/>
+                <w:u w:val="none"/>
                 <w:sz w:val="21"/>
                 <w:szCs w:val="21"/>
                 <w:color w:val="000000"/>
@@ -6524,24 +5490,13 @@
               </w:pBdr>
               <w:spacing w:after="80" w:before="80" w:line="240"/>
               <w:ind w:left="80" w:right="80" w:firstLine="0" w:firstLineChars="0"/>
-              <w:rPr>
-                <w:rFonts w:ascii="Arial" w:hAnsi="Arial" w:eastAsia="Arial" w:cs="Arial"/>
-                <w:i w:val="false"/>
-                <w:b w:val="false"/>
-                <w:u w:val="none"/>
-                <w:strike w:val="false"/>
-                <w:sz w:val="21"/>
-                <w:szCs w:val="21"/>
-                <w:color w:val="000000"/>
-              </w:rPr>
-            </w:pPr>
-            <w:r>
-              <w:rPr>
-                <w:rFonts w:ascii="Arial" w:hAnsi="Arial" w:eastAsia="Arial" w:cs="Arial"/>
-                <w:i w:val="false"/>
-                <w:b w:val="false"/>
-                <w:u w:val="none"/>
-                <w:strike w:val="false"/>
+            </w:pPr>
+            <w:r>
+              <w:rPr>
+                <w:rFonts w:ascii="Arial" w:hAnsi="DejaVu Sans" w:eastAsia="DejaVu Sans" w:cs="DejaVu Sans"/>
+                <w:i w:val="false"/>
+                <w:b w:val="false"/>
+                <w:u w:val="none"/>
                 <w:sz w:val="21"/>
                 <w:szCs w:val="21"/>
                 <w:color w:val="000000"/>
@@ -6579,24 +5534,13 @@
               </w:pBdr>
               <w:spacing w:after="80" w:before="80" w:line="240"/>
               <w:ind w:left="80" w:right="80" w:firstLine="0" w:firstLineChars="0"/>
-              <w:rPr>
-                <w:rFonts w:ascii="Arial" w:hAnsi="Arial" w:eastAsia="Arial" w:cs="Arial"/>
-                <w:i w:val="false"/>
-                <w:b w:val="false"/>
-                <w:u w:val="none"/>
-                <w:strike w:val="false"/>
-                <w:sz w:val="21"/>
-                <w:szCs w:val="21"/>
-                <w:color w:val="000000"/>
-              </w:rPr>
-            </w:pPr>
-            <w:r>
-              <w:rPr>
-                <w:rFonts w:ascii="Arial" w:hAnsi="Arial" w:eastAsia="Arial" w:cs="Arial"/>
-                <w:i w:val="false"/>
-                <w:b w:val="false"/>
-                <w:u w:val="none"/>
-                <w:strike w:val="false"/>
+            </w:pPr>
+            <w:r>
+              <w:rPr>
+                <w:rFonts w:ascii="Arial" w:hAnsi="DejaVu Sans" w:eastAsia="DejaVu Sans" w:cs="DejaVu Sans"/>
+                <w:i w:val="false"/>
+                <w:b w:val="false"/>
+                <w:u w:val="none"/>
                 <w:sz w:val="21"/>
                 <w:szCs w:val="21"/>
                 <w:color w:val="000000"/>
@@ -6634,924 +5578,13 @@
               </w:pBdr>
               <w:spacing w:after="80" w:before="80" w:line="240"/>
               <w:ind w:left="80" w:right="80" w:firstLine="0" w:firstLineChars="0"/>
-              <w:rPr>
-                <w:rFonts w:ascii="Arial" w:hAnsi="Arial" w:eastAsia="Arial" w:cs="Arial"/>
-                <w:i w:val="false"/>
-                <w:b w:val="false"/>
-                <w:u w:val="none"/>
-                <w:strike w:val="false"/>
-                <w:sz w:val="21"/>
-                <w:szCs w:val="21"/>
-                <w:color w:val="000000"/>
-              </w:rPr>
-            </w:pPr>
-            <w:r>
-              <w:rPr>
-                <w:rFonts w:ascii="Arial" w:hAnsi="Arial" w:eastAsia="Arial" w:cs="Arial"/>
-                <w:i w:val="false"/>
-                <w:b w:val="false"/>
-                <w:u w:val="none"/>
-                <w:strike w:val="false"/>
-                <w:sz w:val="21"/>
-                <w:szCs w:val="21"/>
-                <w:color w:val="000000"/>
-              </w:rPr>
-              <w:t xml:space="preserve"/>
-            </w:r>
-          </w:p>
-        </w:tc>
-      </w:tr>
-      <w:tr>
-        <w:trPr>
-          <w:trHeight w:val="792" w:hRule="atLeast"/>
-        </w:trPr>
-        <w:tc>
-          <w:tcPr>
-            <w:tcBorders>
-              <w:bottom w:val="single" w:sz="6" w:space="0" w:color="9AA8B8"/>
-              <w:top w:val="single" w:sz="6" w:space="0" w:color="9AA8B8"/>
-              <w:left w:val="none" w:sz="0" w:space="0" w:color="000000"/>
-              <w:right w:val="none" w:sz="0" w:space="0" w:color="000000"/>
-            </w:tcBorders>
-            <w:shd w:val="clear" w:color="auto" w:fill="FFFFFF"/>
-            <w:tcMar>
-              <w:top w:w="0" w:type="dxa"/>
-              <w:bottom w:w="0" w:type="dxa"/>
-              <w:left w:w="0" w:type="dxa"/>
-              <w:right w:w="0" w:type="dxa"/>
-            </w:tcMar>
-            <w:vAlign w:val="center"/>
-          </w:tcPr>
-          <w:p>
-            <w:pPr>
-              <w:pStyle w:val="Normal"/>
-              <w:jc w:val="left"/>
-              <w:pBdr>
-                <w:bottom w:val="none" w:sz="0" w:space="0" w:color="000000"/>
-                <w:top w:val="none" w:sz="0" w:space="0" w:color="000000"/>
-                <w:left w:val="none" w:sz="0" w:space="0" w:color="000000"/>
-                <w:right w:val="none" w:sz="0" w:space="0" w:color="000000"/>
-              </w:pBdr>
-              <w:spacing w:after="80" w:before="80" w:line="240"/>
-              <w:ind w:left="80" w:right="80" w:firstLine="0" w:firstLineChars="0"/>
-              <w:rPr>
-                <w:rFonts w:ascii="Arial" w:hAnsi="Arial" w:eastAsia="Arial" w:cs="Arial"/>
-                <w:i w:val="false"/>
-                <w:b w:val="false"/>
-                <w:u w:val="none"/>
-                <w:strike w:val="false"/>
-                <w:sz w:val="21"/>
-                <w:szCs w:val="21"/>
-                <w:color w:val="000000"/>
-              </w:rPr>
-            </w:pPr>
-            <w:r>
-              <w:rPr>
-                <w:rFonts w:ascii="Arial" w:hAnsi="Arial" w:eastAsia="Arial" w:cs="Arial"/>
-                <w:i w:val="false"/>
-                <w:b w:val="false"/>
-                <w:u w:val="none"/>
-                <w:strike w:val="false"/>
-                <w:sz w:val="21"/>
-                <w:szCs w:val="21"/>
-                <w:color w:val="000000"/>
-              </w:rPr>
-              <w:t xml:space="preserve">5</w:t>
-            </w:r>
-          </w:p>
-        </w:tc>
-        <w:tc>
-          <w:tcPr>
-            <w:tcBorders>
-              <w:bottom w:val="single" w:sz="6" w:space="0" w:color="9AA8B8"/>
-              <w:top w:val="single" w:sz="6" w:space="0" w:color="9AA8B8"/>
-              <w:left w:val="none" w:sz="0" w:space="0" w:color="000000"/>
-              <w:right w:val="none" w:sz="0" w:space="0" w:color="000000"/>
-            </w:tcBorders>
-            <w:shd w:val="clear" w:color="auto" w:fill="FFFFFF"/>
-            <w:tcMar>
-              <w:top w:w="0" w:type="dxa"/>
-              <w:bottom w:w="0" w:type="dxa"/>
-              <w:left w:w="0" w:type="dxa"/>
-              <w:right w:w="0" w:type="dxa"/>
-            </w:tcMar>
-            <w:vAlign w:val="center"/>
-          </w:tcPr>
-          <w:p>
-            <w:pPr>
-              <w:pStyle w:val="Normal"/>
-              <w:jc w:val="left"/>
-              <w:pBdr>
-                <w:bottom w:val="none" w:sz="0" w:space="0" w:color="000000"/>
-                <w:top w:val="none" w:sz="0" w:space="0" w:color="000000"/>
-                <w:left w:val="none" w:sz="0" w:space="0" w:color="000000"/>
-                <w:right w:val="none" w:sz="0" w:space="0" w:color="000000"/>
-              </w:pBdr>
-              <w:spacing w:after="80" w:before="80" w:line="240"/>
-              <w:ind w:left="80" w:right="80" w:firstLine="0" w:firstLineChars="0"/>
-              <w:rPr>
-                <w:rFonts w:ascii="Arial" w:hAnsi="Arial" w:eastAsia="Arial" w:cs="Arial"/>
-                <w:i w:val="false"/>
-                <w:b w:val="false"/>
-                <w:u w:val="none"/>
-                <w:strike w:val="false"/>
-                <w:sz w:val="21"/>
-                <w:szCs w:val="21"/>
-                <w:color w:val="000000"/>
-              </w:rPr>
-            </w:pPr>
-            <w:r>
-              <w:rPr>
-                <w:rFonts w:ascii="Arial" w:hAnsi="Arial" w:eastAsia="Arial" w:cs="Arial"/>
-                <w:i w:val="false"/>
-                <w:b w:val="false"/>
-                <w:u w:val="none"/>
-                <w:strike w:val="false"/>
-                <w:sz w:val="21"/>
-                <w:szCs w:val="21"/>
-                <w:color w:val="000000"/>
-              </w:rPr>
-              <w:t xml:space="preserve"/>
-            </w:r>
-          </w:p>
-        </w:tc>
-        <w:tc>
-          <w:tcPr>
-            <w:tcBorders>
-              <w:bottom w:val="single" w:sz="6" w:space="0" w:color="9AA8B8"/>
-              <w:top w:val="single" w:sz="6" w:space="0" w:color="9AA8B8"/>
-              <w:left w:val="none" w:sz="0" w:space="0" w:color="000000"/>
-              <w:right w:val="none" w:sz="0" w:space="0" w:color="000000"/>
-            </w:tcBorders>
-            <w:shd w:val="clear" w:color="auto" w:fill="FFFFFF"/>
-            <w:tcMar>
-              <w:top w:w="0" w:type="dxa"/>
-              <w:bottom w:w="0" w:type="dxa"/>
-              <w:left w:w="0" w:type="dxa"/>
-              <w:right w:w="0" w:type="dxa"/>
-            </w:tcMar>
-            <w:vAlign w:val="center"/>
-          </w:tcPr>
-          <w:p>
-            <w:pPr>
-              <w:pStyle w:val="Normal"/>
-              <w:jc w:val="left"/>
-              <w:pBdr>
-                <w:bottom w:val="none" w:sz="0" w:space="0" w:color="000000"/>
-                <w:top w:val="none" w:sz="0" w:space="0" w:color="000000"/>
-                <w:left w:val="none" w:sz="0" w:space="0" w:color="000000"/>
-                <w:right w:val="none" w:sz="0" w:space="0" w:color="000000"/>
-              </w:pBdr>
-              <w:spacing w:after="80" w:before="80" w:line="240"/>
-              <w:ind w:left="80" w:right="80" w:firstLine="0" w:firstLineChars="0"/>
-              <w:rPr>
-                <w:rFonts w:ascii="Arial" w:hAnsi="Arial" w:eastAsia="Arial" w:cs="Arial"/>
-                <w:i w:val="false"/>
-                <w:b w:val="false"/>
-                <w:u w:val="none"/>
-                <w:strike w:val="false"/>
-                <w:sz w:val="21"/>
-                <w:szCs w:val="21"/>
-                <w:color w:val="000000"/>
-              </w:rPr>
-            </w:pPr>
-            <w:r>
-              <w:rPr>
-                <w:rFonts w:ascii="Arial" w:hAnsi="Arial" w:eastAsia="Arial" w:cs="Arial"/>
-                <w:i w:val="false"/>
-                <w:b w:val="false"/>
-                <w:u w:val="none"/>
-                <w:strike w:val="false"/>
-                <w:sz w:val="21"/>
-                <w:szCs w:val="21"/>
-                <w:color w:val="000000"/>
-              </w:rPr>
-              <w:t xml:space="preserve"/>
-            </w:r>
-          </w:p>
-        </w:tc>
-        <w:tc>
-          <w:tcPr>
-            <w:tcBorders>
-              <w:bottom w:val="single" w:sz="6" w:space="0" w:color="9AA8B8"/>
-              <w:top w:val="single" w:sz="6" w:space="0" w:color="9AA8B8"/>
-              <w:left w:val="none" w:sz="0" w:space="0" w:color="000000"/>
-              <w:right w:val="none" w:sz="0" w:space="0" w:color="000000"/>
-            </w:tcBorders>
-            <w:shd w:val="clear" w:color="auto" w:fill="FFFFFF"/>
-            <w:tcMar>
-              <w:top w:w="0" w:type="dxa"/>
-              <w:bottom w:w="0" w:type="dxa"/>
-              <w:left w:w="0" w:type="dxa"/>
-              <w:right w:w="0" w:type="dxa"/>
-            </w:tcMar>
-            <w:vAlign w:val="center"/>
-          </w:tcPr>
-          <w:p>
-            <w:pPr>
-              <w:pStyle w:val="Normal"/>
-              <w:jc w:val="left"/>
-              <w:pBdr>
-                <w:bottom w:val="none" w:sz="0" w:space="0" w:color="000000"/>
-                <w:top w:val="none" w:sz="0" w:space="0" w:color="000000"/>
-                <w:left w:val="none" w:sz="0" w:space="0" w:color="000000"/>
-                <w:right w:val="none" w:sz="0" w:space="0" w:color="000000"/>
-              </w:pBdr>
-              <w:spacing w:after="80" w:before="80" w:line="240"/>
-              <w:ind w:left="80" w:right="80" w:firstLine="0" w:firstLineChars="0"/>
-              <w:rPr>
-                <w:rFonts w:ascii="Arial" w:hAnsi="Arial" w:eastAsia="Arial" w:cs="Arial"/>
-                <w:i w:val="false"/>
-                <w:b w:val="false"/>
-                <w:u w:val="none"/>
-                <w:strike w:val="false"/>
-                <w:sz w:val="21"/>
-                <w:szCs w:val="21"/>
-                <w:color w:val="000000"/>
-              </w:rPr>
-            </w:pPr>
-            <w:r>
-              <w:rPr>
-                <w:rFonts w:ascii="Arial" w:hAnsi="Arial" w:eastAsia="Arial" w:cs="Arial"/>
-                <w:i w:val="false"/>
-                <w:b w:val="false"/>
-                <w:u w:val="none"/>
-                <w:strike w:val="false"/>
-                <w:sz w:val="21"/>
-                <w:szCs w:val="21"/>
-                <w:color w:val="000000"/>
-              </w:rPr>
-              <w:t xml:space="preserve"/>
-            </w:r>
-          </w:p>
-        </w:tc>
-      </w:tr>
-      <w:tr>
-        <w:trPr>
-          <w:trHeight w:val="792" w:hRule="atLeast"/>
-        </w:trPr>
-        <w:tc>
-          <w:tcPr>
-            <w:tcBorders>
-              <w:bottom w:val="single" w:sz="6" w:space="0" w:color="9AA8B8"/>
-              <w:top w:val="single" w:sz="6" w:space="0" w:color="9AA8B8"/>
-              <w:left w:val="none" w:sz="0" w:space="0" w:color="000000"/>
-              <w:right w:val="none" w:sz="0" w:space="0" w:color="000000"/>
-            </w:tcBorders>
-            <w:shd w:val="clear" w:color="auto" w:fill="FFFFFF"/>
-            <w:tcMar>
-              <w:top w:w="0" w:type="dxa"/>
-              <w:bottom w:w="0" w:type="dxa"/>
-              <w:left w:w="0" w:type="dxa"/>
-              <w:right w:w="0" w:type="dxa"/>
-            </w:tcMar>
-            <w:vAlign w:val="center"/>
-          </w:tcPr>
-          <w:p>
-            <w:pPr>
-              <w:pStyle w:val="Normal"/>
-              <w:jc w:val="left"/>
-              <w:pBdr>
-                <w:bottom w:val="none" w:sz="0" w:space="0" w:color="000000"/>
-                <w:top w:val="none" w:sz="0" w:space="0" w:color="000000"/>
-                <w:left w:val="none" w:sz="0" w:space="0" w:color="000000"/>
-                <w:right w:val="none" w:sz="0" w:space="0" w:color="000000"/>
-              </w:pBdr>
-              <w:spacing w:after="80" w:before="80" w:line="240"/>
-              <w:ind w:left="80" w:right="80" w:firstLine="0" w:firstLineChars="0"/>
-              <w:rPr>
-                <w:rFonts w:ascii="Arial" w:hAnsi="Arial" w:eastAsia="Arial" w:cs="Arial"/>
-                <w:i w:val="false"/>
-                <w:b w:val="false"/>
-                <w:u w:val="none"/>
-                <w:strike w:val="false"/>
-                <w:sz w:val="21"/>
-                <w:szCs w:val="21"/>
-                <w:color w:val="000000"/>
-              </w:rPr>
-            </w:pPr>
-            <w:r>
-              <w:rPr>
-                <w:rFonts w:ascii="Arial" w:hAnsi="Arial" w:eastAsia="Arial" w:cs="Arial"/>
-                <w:i w:val="false"/>
-                <w:b w:val="false"/>
-                <w:u w:val="none"/>
-                <w:strike w:val="false"/>
-                <w:sz w:val="21"/>
-                <w:szCs w:val="21"/>
-                <w:color w:val="000000"/>
-              </w:rPr>
-              <w:t xml:space="preserve">6</w:t>
-            </w:r>
-          </w:p>
-        </w:tc>
-        <w:tc>
-          <w:tcPr>
-            <w:tcBorders>
-              <w:bottom w:val="single" w:sz="6" w:space="0" w:color="9AA8B8"/>
-              <w:top w:val="single" w:sz="6" w:space="0" w:color="9AA8B8"/>
-              <w:left w:val="none" w:sz="0" w:space="0" w:color="000000"/>
-              <w:right w:val="none" w:sz="0" w:space="0" w:color="000000"/>
-            </w:tcBorders>
-            <w:shd w:val="clear" w:color="auto" w:fill="FFFFFF"/>
-            <w:tcMar>
-              <w:top w:w="0" w:type="dxa"/>
-              <w:bottom w:w="0" w:type="dxa"/>
-              <w:left w:w="0" w:type="dxa"/>
-              <w:right w:w="0" w:type="dxa"/>
-            </w:tcMar>
-            <w:vAlign w:val="center"/>
-          </w:tcPr>
-          <w:p>
-            <w:pPr>
-              <w:pStyle w:val="Normal"/>
-              <w:jc w:val="left"/>
-              <w:pBdr>
-                <w:bottom w:val="none" w:sz="0" w:space="0" w:color="000000"/>
-                <w:top w:val="none" w:sz="0" w:space="0" w:color="000000"/>
-                <w:left w:val="none" w:sz="0" w:space="0" w:color="000000"/>
-                <w:right w:val="none" w:sz="0" w:space="0" w:color="000000"/>
-              </w:pBdr>
-              <w:spacing w:after="80" w:before="80" w:line="240"/>
-              <w:ind w:left="80" w:right="80" w:firstLine="0" w:firstLineChars="0"/>
-              <w:rPr>
-                <w:rFonts w:ascii="Arial" w:hAnsi="Arial" w:eastAsia="Arial" w:cs="Arial"/>
-                <w:i w:val="false"/>
-                <w:b w:val="false"/>
-                <w:u w:val="none"/>
-                <w:strike w:val="false"/>
-                <w:sz w:val="21"/>
-                <w:szCs w:val="21"/>
-                <w:color w:val="000000"/>
-              </w:rPr>
-            </w:pPr>
-            <w:r>
-              <w:rPr>
-                <w:rFonts w:ascii="Arial" w:hAnsi="Arial" w:eastAsia="Arial" w:cs="Arial"/>
-                <w:i w:val="false"/>
-                <w:b w:val="false"/>
-                <w:u w:val="none"/>
-                <w:strike w:val="false"/>
-                <w:sz w:val="21"/>
-                <w:szCs w:val="21"/>
-                <w:color w:val="000000"/>
-              </w:rPr>
-              <w:t xml:space="preserve"/>
-            </w:r>
-          </w:p>
-        </w:tc>
-        <w:tc>
-          <w:tcPr>
-            <w:tcBorders>
-              <w:bottom w:val="single" w:sz="6" w:space="0" w:color="9AA8B8"/>
-              <w:top w:val="single" w:sz="6" w:space="0" w:color="9AA8B8"/>
-              <w:left w:val="none" w:sz="0" w:space="0" w:color="000000"/>
-              <w:right w:val="none" w:sz="0" w:space="0" w:color="000000"/>
-            </w:tcBorders>
-            <w:shd w:val="clear" w:color="auto" w:fill="FFFFFF"/>
-            <w:tcMar>
-              <w:top w:w="0" w:type="dxa"/>
-              <w:bottom w:w="0" w:type="dxa"/>
-              <w:left w:w="0" w:type="dxa"/>
-              <w:right w:w="0" w:type="dxa"/>
-            </w:tcMar>
-            <w:vAlign w:val="center"/>
-          </w:tcPr>
-          <w:p>
-            <w:pPr>
-              <w:pStyle w:val="Normal"/>
-              <w:jc w:val="left"/>
-              <w:pBdr>
-                <w:bottom w:val="none" w:sz="0" w:space="0" w:color="000000"/>
-                <w:top w:val="none" w:sz="0" w:space="0" w:color="000000"/>
-                <w:left w:val="none" w:sz="0" w:space="0" w:color="000000"/>
-                <w:right w:val="none" w:sz="0" w:space="0" w:color="000000"/>
-              </w:pBdr>
-              <w:spacing w:after="80" w:before="80" w:line="240"/>
-              <w:ind w:left="80" w:right="80" w:firstLine="0" w:firstLineChars="0"/>
-              <w:rPr>
-                <w:rFonts w:ascii="Arial" w:hAnsi="Arial" w:eastAsia="Arial" w:cs="Arial"/>
-                <w:i w:val="false"/>
-                <w:b w:val="false"/>
-                <w:u w:val="none"/>
-                <w:strike w:val="false"/>
-                <w:sz w:val="21"/>
-                <w:szCs w:val="21"/>
-                <w:color w:val="000000"/>
-              </w:rPr>
-            </w:pPr>
-            <w:r>
-              <w:rPr>
-                <w:rFonts w:ascii="Arial" w:hAnsi="Arial" w:eastAsia="Arial" w:cs="Arial"/>
-                <w:i w:val="false"/>
-                <w:b w:val="false"/>
-                <w:u w:val="none"/>
-                <w:strike w:val="false"/>
-                <w:sz w:val="21"/>
-                <w:szCs w:val="21"/>
-                <w:color w:val="000000"/>
-              </w:rPr>
-              <w:t xml:space="preserve"/>
-            </w:r>
-          </w:p>
-        </w:tc>
-        <w:tc>
-          <w:tcPr>
-            <w:tcBorders>
-              <w:bottom w:val="single" w:sz="6" w:space="0" w:color="9AA8B8"/>
-              <w:top w:val="single" w:sz="6" w:space="0" w:color="9AA8B8"/>
-              <w:left w:val="none" w:sz="0" w:space="0" w:color="000000"/>
-              <w:right w:val="none" w:sz="0" w:space="0" w:color="000000"/>
-            </w:tcBorders>
-            <w:shd w:val="clear" w:color="auto" w:fill="FFFFFF"/>
-            <w:tcMar>
-              <w:top w:w="0" w:type="dxa"/>
-              <w:bottom w:w="0" w:type="dxa"/>
-              <w:left w:w="0" w:type="dxa"/>
-              <w:right w:w="0" w:type="dxa"/>
-            </w:tcMar>
-            <w:vAlign w:val="center"/>
-          </w:tcPr>
-          <w:p>
-            <w:pPr>
-              <w:pStyle w:val="Normal"/>
-              <w:jc w:val="left"/>
-              <w:pBdr>
-                <w:bottom w:val="none" w:sz="0" w:space="0" w:color="000000"/>
-                <w:top w:val="none" w:sz="0" w:space="0" w:color="000000"/>
-                <w:left w:val="none" w:sz="0" w:space="0" w:color="000000"/>
-                <w:right w:val="none" w:sz="0" w:space="0" w:color="000000"/>
-              </w:pBdr>
-              <w:spacing w:after="80" w:before="80" w:line="240"/>
-              <w:ind w:left="80" w:right="80" w:firstLine="0" w:firstLineChars="0"/>
-              <w:rPr>
-                <w:rFonts w:ascii="Arial" w:hAnsi="Arial" w:eastAsia="Arial" w:cs="Arial"/>
-                <w:i w:val="false"/>
-                <w:b w:val="false"/>
-                <w:u w:val="none"/>
-                <w:strike w:val="false"/>
-                <w:sz w:val="21"/>
-                <w:szCs w:val="21"/>
-                <w:color w:val="000000"/>
-              </w:rPr>
-            </w:pPr>
-            <w:r>
-              <w:rPr>
-                <w:rFonts w:ascii="Arial" w:hAnsi="Arial" w:eastAsia="Arial" w:cs="Arial"/>
-                <w:i w:val="false"/>
-                <w:b w:val="false"/>
-                <w:u w:val="none"/>
-                <w:strike w:val="false"/>
-                <w:sz w:val="21"/>
-                <w:szCs w:val="21"/>
-                <w:color w:val="000000"/>
-              </w:rPr>
-              <w:t xml:space="preserve"/>
-            </w:r>
-          </w:p>
-        </w:tc>
-      </w:tr>
-      <w:tr>
-        <w:trPr>
-          <w:trHeight w:val="792" w:hRule="atLeast"/>
-        </w:trPr>
-        <w:tc>
-          <w:tcPr>
-            <w:tcBorders>
-              <w:bottom w:val="single" w:sz="6" w:space="0" w:color="9AA8B8"/>
-              <w:top w:val="single" w:sz="6" w:space="0" w:color="9AA8B8"/>
-              <w:left w:val="none" w:sz="0" w:space="0" w:color="000000"/>
-              <w:right w:val="none" w:sz="0" w:space="0" w:color="000000"/>
-            </w:tcBorders>
-            <w:shd w:val="clear" w:color="auto" w:fill="FFFFFF"/>
-            <w:tcMar>
-              <w:top w:w="0" w:type="dxa"/>
-              <w:bottom w:w="0" w:type="dxa"/>
-              <w:left w:w="0" w:type="dxa"/>
-              <w:right w:w="0" w:type="dxa"/>
-            </w:tcMar>
-            <w:vAlign w:val="center"/>
-          </w:tcPr>
-          <w:p>
-            <w:pPr>
-              <w:pStyle w:val="Normal"/>
-              <w:jc w:val="left"/>
-              <w:pBdr>
-                <w:bottom w:val="none" w:sz="0" w:space="0" w:color="000000"/>
-                <w:top w:val="none" w:sz="0" w:space="0" w:color="000000"/>
-                <w:left w:val="none" w:sz="0" w:space="0" w:color="000000"/>
-                <w:right w:val="none" w:sz="0" w:space="0" w:color="000000"/>
-              </w:pBdr>
-              <w:spacing w:after="80" w:before="80" w:line="240"/>
-              <w:ind w:left="80" w:right="80" w:firstLine="0" w:firstLineChars="0"/>
-              <w:rPr>
-                <w:rFonts w:ascii="Arial" w:hAnsi="Arial" w:eastAsia="Arial" w:cs="Arial"/>
-                <w:i w:val="false"/>
-                <w:b w:val="false"/>
-                <w:u w:val="none"/>
-                <w:strike w:val="false"/>
-                <w:sz w:val="21"/>
-                <w:szCs w:val="21"/>
-                <w:color w:val="000000"/>
-              </w:rPr>
-            </w:pPr>
-            <w:r>
-              <w:rPr>
-                <w:rFonts w:ascii="Arial" w:hAnsi="Arial" w:eastAsia="Arial" w:cs="Arial"/>
-                <w:i w:val="false"/>
-                <w:b w:val="false"/>
-                <w:u w:val="none"/>
-                <w:strike w:val="false"/>
-                <w:sz w:val="21"/>
-                <w:szCs w:val="21"/>
-                <w:color w:val="000000"/>
-              </w:rPr>
-              <w:t xml:space="preserve">7</w:t>
-            </w:r>
-          </w:p>
-        </w:tc>
-        <w:tc>
-          <w:tcPr>
-            <w:tcBorders>
-              <w:bottom w:val="single" w:sz="6" w:space="0" w:color="9AA8B8"/>
-              <w:top w:val="single" w:sz="6" w:space="0" w:color="9AA8B8"/>
-              <w:left w:val="none" w:sz="0" w:space="0" w:color="000000"/>
-              <w:right w:val="none" w:sz="0" w:space="0" w:color="000000"/>
-            </w:tcBorders>
-            <w:shd w:val="clear" w:color="auto" w:fill="FFFFFF"/>
-            <w:tcMar>
-              <w:top w:w="0" w:type="dxa"/>
-              <w:bottom w:w="0" w:type="dxa"/>
-              <w:left w:w="0" w:type="dxa"/>
-              <w:right w:w="0" w:type="dxa"/>
-            </w:tcMar>
-            <w:vAlign w:val="center"/>
-          </w:tcPr>
-          <w:p>
-            <w:pPr>
-              <w:pStyle w:val="Normal"/>
-              <w:jc w:val="left"/>
-              <w:pBdr>
-                <w:bottom w:val="none" w:sz="0" w:space="0" w:color="000000"/>
-                <w:top w:val="none" w:sz="0" w:space="0" w:color="000000"/>
-                <w:left w:val="none" w:sz="0" w:space="0" w:color="000000"/>
-                <w:right w:val="none" w:sz="0" w:space="0" w:color="000000"/>
-              </w:pBdr>
-              <w:spacing w:after="80" w:before="80" w:line="240"/>
-              <w:ind w:left="80" w:right="80" w:firstLine="0" w:firstLineChars="0"/>
-              <w:rPr>
-                <w:rFonts w:ascii="Arial" w:hAnsi="Arial" w:eastAsia="Arial" w:cs="Arial"/>
-                <w:i w:val="false"/>
-                <w:b w:val="false"/>
-                <w:u w:val="none"/>
-                <w:strike w:val="false"/>
-                <w:sz w:val="21"/>
-                <w:szCs w:val="21"/>
-                <w:color w:val="000000"/>
-              </w:rPr>
-            </w:pPr>
-            <w:r>
-              <w:rPr>
-                <w:rFonts w:ascii="Arial" w:hAnsi="Arial" w:eastAsia="Arial" w:cs="Arial"/>
-                <w:i w:val="false"/>
-                <w:b w:val="false"/>
-                <w:u w:val="none"/>
-                <w:strike w:val="false"/>
-                <w:sz w:val="21"/>
-                <w:szCs w:val="21"/>
-                <w:color w:val="000000"/>
-              </w:rPr>
-              <w:t xml:space="preserve"/>
-            </w:r>
-          </w:p>
-        </w:tc>
-        <w:tc>
-          <w:tcPr>
-            <w:tcBorders>
-              <w:bottom w:val="single" w:sz="6" w:space="0" w:color="9AA8B8"/>
-              <w:top w:val="single" w:sz="6" w:space="0" w:color="9AA8B8"/>
-              <w:left w:val="none" w:sz="0" w:space="0" w:color="000000"/>
-              <w:right w:val="none" w:sz="0" w:space="0" w:color="000000"/>
-            </w:tcBorders>
-            <w:shd w:val="clear" w:color="auto" w:fill="FFFFFF"/>
-            <w:tcMar>
-              <w:top w:w="0" w:type="dxa"/>
-              <w:bottom w:w="0" w:type="dxa"/>
-              <w:left w:w="0" w:type="dxa"/>
-              <w:right w:w="0" w:type="dxa"/>
-            </w:tcMar>
-            <w:vAlign w:val="center"/>
-          </w:tcPr>
-          <w:p>
-            <w:pPr>
-              <w:pStyle w:val="Normal"/>
-              <w:jc w:val="left"/>
-              <w:pBdr>
-                <w:bottom w:val="none" w:sz="0" w:space="0" w:color="000000"/>
-                <w:top w:val="none" w:sz="0" w:space="0" w:color="000000"/>
-                <w:left w:val="none" w:sz="0" w:space="0" w:color="000000"/>
-                <w:right w:val="none" w:sz="0" w:space="0" w:color="000000"/>
-              </w:pBdr>
-              <w:spacing w:after="80" w:before="80" w:line="240"/>
-              <w:ind w:left="80" w:right="80" w:firstLine="0" w:firstLineChars="0"/>
-              <w:rPr>
-                <w:rFonts w:ascii="Arial" w:hAnsi="Arial" w:eastAsia="Arial" w:cs="Arial"/>
-                <w:i w:val="false"/>
-                <w:b w:val="false"/>
-                <w:u w:val="none"/>
-                <w:strike w:val="false"/>
-                <w:sz w:val="21"/>
-                <w:szCs w:val="21"/>
-                <w:color w:val="000000"/>
-              </w:rPr>
-            </w:pPr>
-            <w:r>
-              <w:rPr>
-                <w:rFonts w:ascii="Arial" w:hAnsi="Arial" w:eastAsia="Arial" w:cs="Arial"/>
-                <w:i w:val="false"/>
-                <w:b w:val="false"/>
-                <w:u w:val="none"/>
-                <w:strike w:val="false"/>
-                <w:sz w:val="21"/>
-                <w:szCs w:val="21"/>
-                <w:color w:val="000000"/>
-              </w:rPr>
-              <w:t xml:space="preserve"/>
-            </w:r>
-          </w:p>
-        </w:tc>
-        <w:tc>
-          <w:tcPr>
-            <w:tcBorders>
-              <w:bottom w:val="single" w:sz="6" w:space="0" w:color="9AA8B8"/>
-              <w:top w:val="single" w:sz="6" w:space="0" w:color="9AA8B8"/>
-              <w:left w:val="none" w:sz="0" w:space="0" w:color="000000"/>
-              <w:right w:val="none" w:sz="0" w:space="0" w:color="000000"/>
-            </w:tcBorders>
-            <w:shd w:val="clear" w:color="auto" w:fill="FFFFFF"/>
-            <w:tcMar>
-              <w:top w:w="0" w:type="dxa"/>
-              <w:bottom w:w="0" w:type="dxa"/>
-              <w:left w:w="0" w:type="dxa"/>
-              <w:right w:w="0" w:type="dxa"/>
-            </w:tcMar>
-            <w:vAlign w:val="center"/>
-          </w:tcPr>
-          <w:p>
-            <w:pPr>
-              <w:pStyle w:val="Normal"/>
-              <w:jc w:val="left"/>
-              <w:pBdr>
-                <w:bottom w:val="none" w:sz="0" w:space="0" w:color="000000"/>
-                <w:top w:val="none" w:sz="0" w:space="0" w:color="000000"/>
-                <w:left w:val="none" w:sz="0" w:space="0" w:color="000000"/>
-                <w:right w:val="none" w:sz="0" w:space="0" w:color="000000"/>
-              </w:pBdr>
-              <w:spacing w:after="80" w:before="80" w:line="240"/>
-              <w:ind w:left="80" w:right="80" w:firstLine="0" w:firstLineChars="0"/>
-              <w:rPr>
-                <w:rFonts w:ascii="Arial" w:hAnsi="Arial" w:eastAsia="Arial" w:cs="Arial"/>
-                <w:i w:val="false"/>
-                <w:b w:val="false"/>
-                <w:u w:val="none"/>
-                <w:strike w:val="false"/>
-                <w:sz w:val="21"/>
-                <w:szCs w:val="21"/>
-                <w:color w:val="000000"/>
-              </w:rPr>
-            </w:pPr>
-            <w:r>
-              <w:rPr>
-                <w:rFonts w:ascii="Arial" w:hAnsi="Arial" w:eastAsia="Arial" w:cs="Arial"/>
-                <w:i w:val="false"/>
-                <w:b w:val="false"/>
-                <w:u w:val="none"/>
-                <w:strike w:val="false"/>
-                <w:sz w:val="21"/>
-                <w:szCs w:val="21"/>
-                <w:color w:val="000000"/>
-              </w:rPr>
-              <w:t xml:space="preserve"/>
-            </w:r>
-          </w:p>
-        </w:tc>
-      </w:tr>
-      <w:tr>
-        <w:trPr>
-          <w:trHeight w:val="792" w:hRule="atLeast"/>
-        </w:trPr>
-        <w:tc>
-          <w:tcPr>
-            <w:tcBorders>
-              <w:bottom w:val="single" w:sz="6" w:space="0" w:color="9AA8B8"/>
-              <w:top w:val="single" w:sz="6" w:space="0" w:color="9AA8B8"/>
-              <w:left w:val="none" w:sz="0" w:space="0" w:color="000000"/>
-              <w:right w:val="none" w:sz="0" w:space="0" w:color="000000"/>
-            </w:tcBorders>
-            <w:shd w:val="clear" w:color="auto" w:fill="FFFFFF"/>
-            <w:tcMar>
-              <w:top w:w="0" w:type="dxa"/>
-              <w:bottom w:w="0" w:type="dxa"/>
-              <w:left w:w="0" w:type="dxa"/>
-              <w:right w:w="0" w:type="dxa"/>
-            </w:tcMar>
-            <w:vAlign w:val="center"/>
-          </w:tcPr>
-          <w:p>
-            <w:pPr>
-              <w:pStyle w:val="Normal"/>
-              <w:jc w:val="left"/>
-              <w:pBdr>
-                <w:bottom w:val="none" w:sz="0" w:space="0" w:color="000000"/>
-                <w:top w:val="none" w:sz="0" w:space="0" w:color="000000"/>
-                <w:left w:val="none" w:sz="0" w:space="0" w:color="000000"/>
-                <w:right w:val="none" w:sz="0" w:space="0" w:color="000000"/>
-              </w:pBdr>
-              <w:spacing w:after="80" w:before="80" w:line="240"/>
-              <w:ind w:left="80" w:right="80" w:firstLine="0" w:firstLineChars="0"/>
-              <w:rPr>
-                <w:rFonts w:ascii="Arial" w:hAnsi="Arial" w:eastAsia="Arial" w:cs="Arial"/>
-                <w:i w:val="false"/>
-                <w:b w:val="false"/>
-                <w:u w:val="none"/>
-                <w:strike w:val="false"/>
-                <w:sz w:val="21"/>
-                <w:szCs w:val="21"/>
-                <w:color w:val="000000"/>
-              </w:rPr>
-            </w:pPr>
-            <w:r>
-              <w:rPr>
-                <w:rFonts w:ascii="Arial" w:hAnsi="Arial" w:eastAsia="Arial" w:cs="Arial"/>
-                <w:i w:val="false"/>
-                <w:b w:val="false"/>
-                <w:u w:val="none"/>
-                <w:strike w:val="false"/>
-                <w:sz w:val="21"/>
-                <w:szCs w:val="21"/>
-                <w:color w:val="000000"/>
-              </w:rPr>
-              <w:t xml:space="preserve">8</w:t>
-            </w:r>
-          </w:p>
-        </w:tc>
-        <w:tc>
-          <w:tcPr>
-            <w:tcBorders>
-              <w:bottom w:val="single" w:sz="6" w:space="0" w:color="9AA8B8"/>
-              <w:top w:val="single" w:sz="6" w:space="0" w:color="9AA8B8"/>
-              <w:left w:val="none" w:sz="0" w:space="0" w:color="000000"/>
-              <w:right w:val="none" w:sz="0" w:space="0" w:color="000000"/>
-            </w:tcBorders>
-            <w:shd w:val="clear" w:color="auto" w:fill="FFFFFF"/>
-            <w:tcMar>
-              <w:top w:w="0" w:type="dxa"/>
-              <w:bottom w:w="0" w:type="dxa"/>
-              <w:left w:w="0" w:type="dxa"/>
-              <w:right w:w="0" w:type="dxa"/>
-            </w:tcMar>
-            <w:vAlign w:val="center"/>
-          </w:tcPr>
-          <w:p>
-            <w:pPr>
-              <w:pStyle w:val="Normal"/>
-              <w:jc w:val="left"/>
-              <w:pBdr>
-                <w:bottom w:val="none" w:sz="0" w:space="0" w:color="000000"/>
-                <w:top w:val="none" w:sz="0" w:space="0" w:color="000000"/>
-                <w:left w:val="none" w:sz="0" w:space="0" w:color="000000"/>
-                <w:right w:val="none" w:sz="0" w:space="0" w:color="000000"/>
-              </w:pBdr>
-              <w:spacing w:after="80" w:before="80" w:line="240"/>
-              <w:ind w:left="80" w:right="80" w:firstLine="0" w:firstLineChars="0"/>
-              <w:rPr>
-                <w:rFonts w:ascii="Arial" w:hAnsi="Arial" w:eastAsia="Arial" w:cs="Arial"/>
-                <w:i w:val="false"/>
-                <w:b w:val="false"/>
-                <w:u w:val="none"/>
-                <w:strike w:val="false"/>
-                <w:sz w:val="21"/>
-                <w:szCs w:val="21"/>
-                <w:color w:val="000000"/>
-              </w:rPr>
-            </w:pPr>
-            <w:r>
-              <w:rPr>
-                <w:rFonts w:ascii="Arial" w:hAnsi="Arial" w:eastAsia="Arial" w:cs="Arial"/>
-                <w:i w:val="false"/>
-                <w:b w:val="false"/>
-                <w:u w:val="none"/>
-                <w:strike w:val="false"/>
-                <w:sz w:val="21"/>
-                <w:szCs w:val="21"/>
-                <w:color w:val="000000"/>
-              </w:rPr>
-              <w:t xml:space="preserve"/>
-            </w:r>
-          </w:p>
-        </w:tc>
-        <w:tc>
-          <w:tcPr>
-            <w:tcBorders>
-              <w:bottom w:val="single" w:sz="6" w:space="0" w:color="9AA8B8"/>
-              <w:top w:val="single" w:sz="6" w:space="0" w:color="9AA8B8"/>
-              <w:left w:val="none" w:sz="0" w:space="0" w:color="000000"/>
-              <w:right w:val="none" w:sz="0" w:space="0" w:color="000000"/>
-            </w:tcBorders>
-            <w:shd w:val="clear" w:color="auto" w:fill="FFFFFF"/>
-            <w:tcMar>
-              <w:top w:w="0" w:type="dxa"/>
-              <w:bottom w:w="0" w:type="dxa"/>
-              <w:left w:w="0" w:type="dxa"/>
-              <w:right w:w="0" w:type="dxa"/>
-            </w:tcMar>
-            <w:vAlign w:val="center"/>
-          </w:tcPr>
-          <w:p>
-            <w:pPr>
-              <w:pStyle w:val="Normal"/>
-              <w:jc w:val="left"/>
-              <w:pBdr>
-                <w:bottom w:val="none" w:sz="0" w:space="0" w:color="000000"/>
-                <w:top w:val="none" w:sz="0" w:space="0" w:color="000000"/>
-                <w:left w:val="none" w:sz="0" w:space="0" w:color="000000"/>
-                <w:right w:val="none" w:sz="0" w:space="0" w:color="000000"/>
-              </w:pBdr>
-              <w:spacing w:after="80" w:before="80" w:line="240"/>
-              <w:ind w:left="80" w:right="80" w:firstLine="0" w:firstLineChars="0"/>
-              <w:rPr>
-                <w:rFonts w:ascii="Arial" w:hAnsi="Arial" w:eastAsia="Arial" w:cs="Arial"/>
-                <w:i w:val="false"/>
-                <w:b w:val="false"/>
-                <w:u w:val="none"/>
-                <w:strike w:val="false"/>
-                <w:sz w:val="21"/>
-                <w:szCs w:val="21"/>
-                <w:color w:val="000000"/>
-              </w:rPr>
-            </w:pPr>
-            <w:r>
-              <w:rPr>
-                <w:rFonts w:ascii="Arial" w:hAnsi="Arial" w:eastAsia="Arial" w:cs="Arial"/>
-                <w:i w:val="false"/>
-                <w:b w:val="false"/>
-                <w:u w:val="none"/>
-                <w:strike w:val="false"/>
-                <w:sz w:val="21"/>
-                <w:szCs w:val="21"/>
-                <w:color w:val="000000"/>
-              </w:rPr>
-              <w:t xml:space="preserve"/>
-            </w:r>
-          </w:p>
-        </w:tc>
-        <w:tc>
-          <w:tcPr>
-            <w:tcBorders>
-              <w:bottom w:val="single" w:sz="6" w:space="0" w:color="9AA8B8"/>
-              <w:top w:val="single" w:sz="6" w:space="0" w:color="9AA8B8"/>
-              <w:left w:val="none" w:sz="0" w:space="0" w:color="000000"/>
-              <w:right w:val="none" w:sz="0" w:space="0" w:color="000000"/>
-            </w:tcBorders>
-            <w:shd w:val="clear" w:color="auto" w:fill="FFFFFF"/>
-            <w:tcMar>
-              <w:top w:w="0" w:type="dxa"/>
-              <w:bottom w:w="0" w:type="dxa"/>
-              <w:left w:w="0" w:type="dxa"/>
-              <w:right w:w="0" w:type="dxa"/>
-            </w:tcMar>
-            <w:vAlign w:val="center"/>
-          </w:tcPr>
-          <w:p>
-            <w:pPr>
-              <w:pStyle w:val="Normal"/>
-              <w:jc w:val="left"/>
-              <w:pBdr>
-                <w:bottom w:val="none" w:sz="0" w:space="0" w:color="000000"/>
-                <w:top w:val="none" w:sz="0" w:space="0" w:color="000000"/>
-                <w:left w:val="none" w:sz="0" w:space="0" w:color="000000"/>
-                <w:right w:val="none" w:sz="0" w:space="0" w:color="000000"/>
-              </w:pBdr>
-              <w:spacing w:after="80" w:before="80" w:line="240"/>
-              <w:ind w:left="80" w:right="80" w:firstLine="0" w:firstLineChars="0"/>
-              <w:rPr>
-                <w:rFonts w:ascii="Arial" w:hAnsi="Arial" w:eastAsia="Arial" w:cs="Arial"/>
-                <w:i w:val="false"/>
-                <w:b w:val="false"/>
-                <w:u w:val="none"/>
-                <w:strike w:val="false"/>
-                <w:sz w:val="21"/>
-                <w:szCs w:val="21"/>
-                <w:color w:val="000000"/>
-              </w:rPr>
-            </w:pPr>
-            <w:r>
-              <w:rPr>
-                <w:rFonts w:ascii="Arial" w:hAnsi="Arial" w:eastAsia="Arial" w:cs="Arial"/>
-                <w:i w:val="false"/>
-                <w:b w:val="false"/>
-                <w:u w:val="none"/>
-                <w:strike w:val="false"/>
+            </w:pPr>
+            <w:r>
+              <w:rPr>
+                <w:rFonts w:ascii="Arial" w:hAnsi="DejaVu Sans" w:eastAsia="DejaVu Sans" w:cs="DejaVu Sans"/>
+                <w:i w:val="false"/>
+                <w:b w:val="false"/>
+                <w:u w:val="none"/>
                 <w:sz w:val="21"/>
                 <w:szCs w:val="21"/>
                 <w:color w:val="000000"/>
@@ -7579,9 +5612,34 @@
         <w:rPr>
           <w:rFonts w:ascii="Arial" w:hAnsi="Arial" w:eastAsia="Arial" w:cs="Arial"/>
           <w:i w:val="false"/>
+          <w:b w:val="true"/>
+          <w:u w:val="none"/>
+          <w:sz w:val="22"/>
+          <w:szCs w:val="22"/>
+          <w:color w:val="000000"/>
+        </w:rPr>
+        <w:t xml:space="preserve">If the trainer uses the wall matrix: draw a stripe in your group's colour across each excerpt slip, then tape each slip in the cell that matches your answer (row: the question it does not answer; column: act, ask first or do not act).</w:t>
+      </w:r>
+    </w:p>
+    <w:p>
+      <w:pPr>
+        <w:pStyle w:val="Normal"/>
+        <w:jc w:val="left"/>
+        <w:pBdr>
+          <w:bottom w:val="none" w:sz="0" w:space="0" w:color="000000"/>
+          <w:top w:val="none" w:sz="0" w:space="0" w:color="000000"/>
+          <w:left w:val="none" w:sz="0" w:space="0" w:color="000000"/>
+          <w:right w:val="none" w:sz="0" w:space="0" w:color="000000"/>
+        </w:pBdr>
+        <w:spacing w:after="80" w:before="0" w:line="240"/>
+        <w:ind w:left="0" w:right="0" w:firstLine="0" w:firstLineChars="0"/>
+      </w:pPr>
+      <w:r>
+        <w:rPr>
+          <w:rFonts w:ascii="Arial" w:hAnsi="Arial" w:eastAsia="Arial" w:cs="Arial"/>
+          <w:i w:val="false"/>
           <w:b w:val="false"/>
           <w:u w:val="none"/>
-          <w:strike w:val="false"/>
           <w:sz w:val="22"/>
           <w:szCs w:val="22"/>
           <w:color w:val="000000"/>
@@ -7608,7 +5666,6 @@
           <w:i w:val="false"/>
           <w:b w:val="false"/>
           <w:u w:val="none"/>
-          <w:strike w:val="false"/>
           <w:sz w:val="22"/>
           <w:szCs w:val="22"/>
           <w:color w:val="B5BEC9"/>
@@ -7635,7 +5692,6 @@
           <w:i w:val="false"/>
           <w:b w:val="false"/>
           <w:u w:val="none"/>
-          <w:strike w:val="false"/>
           <w:sz w:val="22"/>
           <w:szCs w:val="22"/>
           <w:color w:val="B5BEC9"/>
@@ -7668,7 +5724,6 @@
           <w:i w:val="false"/>
           <w:b w:val="false"/>
           <w:u w:val="none"/>
-          <w:strike w:val="false"/>
           <w:sz w:val="18"/>
           <w:szCs w:val="18"/>
           <w:color w:val="545860"/>
@@ -7695,7 +5750,6 @@
           <w:i w:val="false"/>
           <w:b w:val="true"/>
           <w:u w:val="none"/>
-          <w:strike w:val="false"/>
           <w:sz w:val="36"/>
           <w:szCs w:val="36"/>
           <w:color w:val="063360"/>
@@ -7715,8 +5769,9 @@
       </w:tblGrid>
       <w:tr>
         <w:trPr>
-          <w:trHeight w:val="1584" w:hRule="atLeast"/>
+          <w:trHeight w:val="3168" w:hRule="atLeast"/>
         </w:trPr>
+        body1
         <w:tc>
           <w:tcPr>
             <w:tcBorders>
@@ -7746,16 +5801,6 @@
               </w:pBdr>
               <w:spacing w:after="200" w:before="200" w:line="240"/>
               <w:ind w:left="200" w:right="200" w:firstLine="0" w:firstLineChars="0"/>
-              <w:rPr>
-                <w:rFonts w:ascii="Arial" w:hAnsi="Arial" w:eastAsia="Arial" w:cs="Arial"/>
-                <w:i w:val="false"/>
-                <w:b w:val="false"/>
-                <w:u w:val="none"/>
-                <w:strike w:val="false"/>
-                <w:sz w:val="21"/>
-                <w:szCs w:val="21"/>
-                <w:color w:val="000000"/>
-              </w:rPr>
             </w:pPr>
             <w:r>
               <w:rPr>
@@ -7763,9 +5808,8 @@
                 <w:i w:val="false"/>
                 <w:b w:val="true"/>
                 <w:u w:val="none"/>
-                <w:strike w:val="false"/>
-                <w:sz w:val="22"/>
-                <w:szCs w:val="22"/>
+                <w:sz w:val="28"/>
+                <w:szCs w:val="28"/>
                 <w:color w:val="063360"/>
               </w:rPr>
               <w:t xml:space="preserve">Excerpt 1</w:t>
@@ -7776,9 +5820,8 @@
                 <w:i w:val="false"/>
                 <w:b w:val="false"/>
                 <w:u w:val="none"/>
-                <w:strike w:val="false"/>
-                <w:sz w:val="21"/>
-                <w:szCs w:val="21"/>
+                <w:sz w:val="32"/>
+                <w:szCs w:val="32"/>
                 <w:color w:val="000000"/>
               </w:rPr>
               <w:br/>
@@ -7789,9 +5832,8 @@
                 <w:i w:val="false"/>
                 <w:b w:val="false"/>
                 <w:u w:val="none"/>
-                <w:strike w:val="false"/>
-                <w:sz w:val="21"/>
-                <w:szCs w:val="21"/>
+                <w:sz w:val="32"/>
+                <w:szCs w:val="32"/>
                 <w:color w:val="000000"/>
               </w:rPr>
               <w:t xml:space="preserve">Fatal collisions on camera roads fell 32% over two years.</w:t>
@@ -7827,16 +5869,6 @@
               </w:pBdr>
               <w:spacing w:after="200" w:before="200" w:line="240"/>
               <w:ind w:left="200" w:right="200" w:firstLine="0" w:firstLineChars="0"/>
-              <w:rPr>
-                <w:rFonts w:ascii="Arial" w:hAnsi="Arial" w:eastAsia="Arial" w:cs="Arial"/>
-                <w:i w:val="false"/>
-                <w:b w:val="false"/>
-                <w:u w:val="none"/>
-                <w:strike w:val="false"/>
-                <w:sz w:val="21"/>
-                <w:szCs w:val="21"/>
-                <w:color w:val="000000"/>
-              </w:rPr>
             </w:pPr>
             <w:r>
               <w:rPr>
@@ -7844,9 +5876,8 @@
                 <w:i w:val="false"/>
                 <w:b w:val="true"/>
                 <w:u w:val="none"/>
-                <w:strike w:val="false"/>
-                <w:sz w:val="22"/>
-                <w:szCs w:val="22"/>
+                <w:sz w:val="28"/>
+                <w:szCs w:val="28"/>
                 <w:color w:val="063360"/>
               </w:rPr>
               <w:t xml:space="preserve">Excerpt 2</w:t>
@@ -7857,9 +5888,8 @@
                 <w:i w:val="false"/>
                 <w:b w:val="false"/>
                 <w:u w:val="none"/>
-                <w:strike w:val="false"/>
-                <w:sz w:val="21"/>
-                <w:szCs w:val="21"/>
+                <w:sz w:val="32"/>
+                <w:szCs w:val="32"/>
                 <w:color w:val="000000"/>
               </w:rPr>
               <w:br/>
@@ -7870,9 +5900,8 @@
                 <w:i w:val="false"/>
                 <w:b w:val="false"/>
                 <w:u w:val="none"/>
-                <w:strike w:val="false"/>
-                <w:sz w:val="21"/>
-                <w:szCs w:val="21"/>
+                <w:sz w:val="32"/>
+                <w:szCs w:val="32"/>
                 <w:color w:val="000000"/>
               </w:rPr>
               <w:t xml:space="preserve">The effect of cameras on speed is -3.4 km/h, 95% confidence interval -3.6 to -3.1.</w:t>
@@ -7882,8 +5911,9 @@
       </w:tr>
       <w:tr>
         <w:trPr>
-          <w:trHeight w:val="1584" w:hRule="atLeast"/>
+          <w:trHeight w:val="3168" w:hRule="atLeast"/>
         </w:trPr>
+        body2
         <w:tc>
           <w:tcPr>
             <w:tcBorders>
@@ -7913,16 +5943,6 @@
               </w:pBdr>
               <w:spacing w:after="200" w:before="200" w:line="240"/>
               <w:ind w:left="200" w:right="200" w:firstLine="0" w:firstLineChars="0"/>
-              <w:rPr>
-                <w:rFonts w:ascii="Arial" w:hAnsi="Arial" w:eastAsia="Arial" w:cs="Arial"/>
-                <w:i w:val="false"/>
-                <w:b w:val="false"/>
-                <w:u w:val="none"/>
-                <w:strike w:val="false"/>
-                <w:sz w:val="21"/>
-                <w:szCs w:val="21"/>
-                <w:color w:val="000000"/>
-              </w:rPr>
             </w:pPr>
             <w:r>
               <w:rPr>
@@ -7930,9 +5950,8 @@
                 <w:i w:val="false"/>
                 <w:b w:val="true"/>
                 <w:u w:val="none"/>
-                <w:strike w:val="false"/>
-                <w:sz w:val="22"/>
-                <w:szCs w:val="22"/>
+                <w:sz w:val="28"/>
+                <w:szCs w:val="28"/>
                 <w:color w:val="063360"/>
               </w:rPr>
               <w:t xml:space="preserve">Excerpt 3</w:t>
@@ -7943,9 +5962,8 @@
                 <w:i w:val="false"/>
                 <w:b w:val="false"/>
                 <w:u w:val="none"/>
-                <w:strike w:val="false"/>
-                <w:sz w:val="21"/>
-                <w:szCs w:val="21"/>
+                <w:sz w:val="32"/>
+                <w:szCs w:val="32"/>
                 <w:color w:val="000000"/>
               </w:rPr>
               <w:br/>
@@ -7956,9 +5974,8 @@
                 <w:i w:val="false"/>
                 <w:b w:val="false"/>
                 <w:u w:val="none"/>
-                <w:strike w:val="false"/>
-                <w:sz w:val="21"/>
-                <w:szCs w:val="21"/>
+                <w:sz w:val="32"/>
+                <w:szCs w:val="32"/>
                 <w:color w:val="000000"/>
               </w:rPr>
               <w:t xml:space="preserve">The fall in speed is statistically significant (p &lt; 0.001), so every road should get a camera.</w:t>
@@ -7994,16 +6011,6 @@
               </w:pBdr>
               <w:spacing w:after="200" w:before="200" w:line="240"/>
               <w:ind w:left="200" w:right="200" w:firstLine="0" w:firstLineChars="0"/>
-              <w:rPr>
-                <w:rFonts w:ascii="Arial" w:hAnsi="Arial" w:eastAsia="Arial" w:cs="Arial"/>
-                <w:i w:val="false"/>
-                <w:b w:val="false"/>
-                <w:u w:val="none"/>
-                <w:strike w:val="false"/>
-                <w:sz w:val="21"/>
-                <w:szCs w:val="21"/>
-                <w:color w:val="000000"/>
-              </w:rPr>
             </w:pPr>
             <w:r>
               <w:rPr>
@@ -8011,9 +6018,8 @@
                 <w:i w:val="false"/>
                 <w:b w:val="true"/>
                 <w:u w:val="none"/>
-                <w:strike w:val="false"/>
-                <w:sz w:val="22"/>
-                <w:szCs w:val="22"/>
+                <w:sz w:val="28"/>
+                <w:szCs w:val="28"/>
                 <w:color w:val="063360"/>
               </w:rPr>
               <w:t xml:space="preserve">Excerpt 4</w:t>
@@ -8024,9 +6030,8 @@
                 <w:i w:val="false"/>
                 <w:b w:val="false"/>
                 <w:u w:val="none"/>
-                <w:strike w:val="false"/>
-                <w:sz w:val="21"/>
-                <w:szCs w:val="21"/>
+                <w:sz w:val="32"/>
+                <w:szCs w:val="32"/>
                 <w:color w:val="000000"/>
               </w:rPr>
               <w:br/>
@@ -8037,346 +6042,11 @@
                 <w:i w:val="false"/>
                 <w:b w:val="false"/>
                 <w:u w:val="none"/>
-                <w:strike w:val="false"/>
-                <w:sz w:val="21"/>
-                <w:szCs w:val="21"/>
+                <w:sz w:val="32"/>
+                <w:szCs w:val="32"/>
                 <w:color w:val="000000"/>
               </w:rPr>
               <w:t xml:space="preserve">Speed fell 3.4 km/h on camera roads and did not change on roads without them.</w:t>
-            </w:r>
-          </w:p>
-        </w:tc>
-      </w:tr>
-      <w:tr>
-        <w:trPr>
-          <w:trHeight w:val="1584" w:hRule="atLeast"/>
-        </w:trPr>
-        <w:tc>
-          <w:tcPr>
-            <w:tcBorders>
-              <w:bottom w:val="dashed" w:sz="8" w:space="0" w:color="9AA8B8"/>
-              <w:top w:val="dashed" w:sz="8" w:space="0" w:color="9AA8B8"/>
-              <w:left w:val="dashed" w:sz="8" w:space="0" w:color="9AA8B8"/>
-              <w:right w:val="dashed" w:sz="8" w:space="0" w:color="9AA8B8"/>
-            </w:tcBorders>
-            <w:shd w:val="clear" w:color="auto" w:fill="FFFFFF"/>
-            <w:tcMar>
-              <w:top w:w="0" w:type="dxa"/>
-              <w:bottom w:w="0" w:type="dxa"/>
-              <w:left w:w="0" w:type="dxa"/>
-              <w:right w:w="0" w:type="dxa"/>
-            </w:tcMar>
-            <w:vAlign w:val="top"/>
-          </w:tcPr>
-          <w:p>
-            <w:pPr>
-              <w:pStyle w:val="Normal"/>
-              <w:jc w:val="left"/>
-              <w:pBdr>
-                <w:bottom w:val="none" w:sz="0" w:space="0" w:color="000000"/>
-                <w:top w:val="none" w:sz="0" w:space="0" w:color="000000"/>
-                <w:left w:val="none" w:sz="0" w:space="0" w:color="000000"/>
-                <w:right w:val="none" w:sz="0" w:space="0" w:color="000000"/>
-              </w:pBdr>
-              <w:spacing w:after="200" w:before="200" w:line="240"/>
-              <w:ind w:left="200" w:right="200" w:firstLine="0" w:firstLineChars="0"/>
-              <w:rPr>
-                <w:rFonts w:ascii="Arial" w:hAnsi="Arial" w:eastAsia="Arial" w:cs="Arial"/>
-                <w:i w:val="false"/>
-                <w:b w:val="false"/>
-                <w:u w:val="none"/>
-                <w:strike w:val="false"/>
-                <w:sz w:val="21"/>
-                <w:szCs w:val="21"/>
-                <w:color w:val="000000"/>
-              </w:rPr>
-            </w:pPr>
-            <w:r>
-              <w:rPr>
-                <w:rFonts w:ascii="Arial" w:hAnsi="Arial" w:eastAsia="Arial" w:cs="Arial"/>
-                <w:i w:val="false"/>
-                <w:b w:val="true"/>
-                <w:u w:val="none"/>
-                <w:strike w:val="false"/>
-                <w:sz w:val="22"/>
-                <w:szCs w:val="22"/>
-                <w:color w:val="063360"/>
-              </w:rPr>
-              <w:t xml:space="preserve">Excerpt 5</w:t>
-            </w:r>
-            <w:r>
-              <w:rPr>
-                <w:rFonts w:ascii="Arial" w:hAnsi="Arial" w:eastAsia="Arial" w:cs="Arial"/>
-                <w:i w:val="false"/>
-                <w:b w:val="false"/>
-                <w:u w:val="none"/>
-                <w:strike w:val="false"/>
-                <w:sz w:val="21"/>
-                <w:szCs w:val="21"/>
-                <w:color w:val="000000"/>
-              </w:rPr>
-              <w:br/>
-            </w:r>
-            <w:r>
-              <w:rPr>
-                <w:rFonts w:ascii="Arial" w:hAnsi="Arial" w:eastAsia="Arial" w:cs="Arial"/>
-                <w:i w:val="false"/>
-                <w:b w:val="false"/>
-                <w:u w:val="none"/>
-                <w:strike w:val="false"/>
-                <w:sz w:val="21"/>
-                <w:szCs w:val="21"/>
-                <w:color w:val="000000"/>
-              </w:rPr>
-              <w:t xml:space="preserve">The average road in our sample had 13.5 injury collisions.</w:t>
-            </w:r>
-          </w:p>
-        </w:tc>
-        <w:tc>
-          <w:tcPr>
-            <w:tcBorders>
-              <w:bottom w:val="dashed" w:sz="8" w:space="0" w:color="9AA8B8"/>
-              <w:top w:val="dashed" w:sz="8" w:space="0" w:color="9AA8B8"/>
-              <w:left w:val="dashed" w:sz="8" w:space="0" w:color="9AA8B8"/>
-              <w:right w:val="dashed" w:sz="8" w:space="0" w:color="9AA8B8"/>
-            </w:tcBorders>
-            <w:shd w:val="clear" w:color="auto" w:fill="FFFFFF"/>
-            <w:tcMar>
-              <w:top w:w="0" w:type="dxa"/>
-              <w:bottom w:w="0" w:type="dxa"/>
-              <w:left w:w="0" w:type="dxa"/>
-              <w:right w:w="0" w:type="dxa"/>
-            </w:tcMar>
-            <w:vAlign w:val="top"/>
-          </w:tcPr>
-          <w:p>
-            <w:pPr>
-              <w:pStyle w:val="Normal"/>
-              <w:jc w:val="left"/>
-              <w:pBdr>
-                <w:bottom w:val="none" w:sz="0" w:space="0" w:color="000000"/>
-                <w:top w:val="none" w:sz="0" w:space="0" w:color="000000"/>
-                <w:left w:val="none" w:sz="0" w:space="0" w:color="000000"/>
-                <w:right w:val="none" w:sz="0" w:space="0" w:color="000000"/>
-              </w:pBdr>
-              <w:spacing w:after="200" w:before="200" w:line="240"/>
-              <w:ind w:left="200" w:right="200" w:firstLine="0" w:firstLineChars="0"/>
-              <w:rPr>
-                <w:rFonts w:ascii="Arial" w:hAnsi="Arial" w:eastAsia="Arial" w:cs="Arial"/>
-                <w:i w:val="false"/>
-                <w:b w:val="false"/>
-                <w:u w:val="none"/>
-                <w:strike w:val="false"/>
-                <w:sz w:val="21"/>
-                <w:szCs w:val="21"/>
-                <w:color w:val="000000"/>
-              </w:rPr>
-            </w:pPr>
-            <w:r>
-              <w:rPr>
-                <w:rFonts w:ascii="Arial" w:hAnsi="Arial" w:eastAsia="Arial" w:cs="Arial"/>
-                <w:i w:val="false"/>
-                <w:b w:val="true"/>
-                <w:u w:val="none"/>
-                <w:strike w:val="false"/>
-                <w:sz w:val="22"/>
-                <w:szCs w:val="22"/>
-                <w:color w:val="063360"/>
-              </w:rPr>
-              <w:t xml:space="preserve">Excerpt 6</w:t>
-            </w:r>
-            <w:r>
-              <w:rPr>
-                <w:rFonts w:ascii="Arial" w:hAnsi="Arial" w:eastAsia="Arial" w:cs="Arial"/>
-                <w:i w:val="false"/>
-                <w:b w:val="false"/>
-                <w:u w:val="none"/>
-                <w:strike w:val="false"/>
-                <w:sz w:val="21"/>
-                <w:szCs w:val="21"/>
-                <w:color w:val="000000"/>
-              </w:rPr>
-              <w:br/>
-            </w:r>
-            <w:r>
-              <w:rPr>
-                <w:rFonts w:ascii="Arial" w:hAnsi="Arial" w:eastAsia="Arial" w:cs="Arial"/>
-                <w:i w:val="false"/>
-                <w:b w:val="false"/>
-                <w:u w:val="none"/>
-                <w:strike w:val="false"/>
-                <w:sz w:val="21"/>
-                <w:szCs w:val="21"/>
-                <w:color w:val="000000"/>
-              </w:rPr>
-              <w:t xml:space="preserve">A study of 20 roads found no significant change in speed.</w:t>
-            </w:r>
-          </w:p>
-        </w:tc>
-      </w:tr>
-      <w:tr>
-        <w:trPr>
-          <w:trHeight w:val="1584" w:hRule="atLeast"/>
-        </w:trPr>
-        <w:tc>
-          <w:tcPr>
-            <w:tcBorders>
-              <w:bottom w:val="dashed" w:sz="8" w:space="0" w:color="9AA8B8"/>
-              <w:top w:val="dashed" w:sz="8" w:space="0" w:color="9AA8B8"/>
-              <w:left w:val="dashed" w:sz="8" w:space="0" w:color="9AA8B8"/>
-              <w:right w:val="dashed" w:sz="8" w:space="0" w:color="9AA8B8"/>
-            </w:tcBorders>
-            <w:shd w:val="clear" w:color="auto" w:fill="FFFFFF"/>
-            <w:tcMar>
-              <w:top w:w="0" w:type="dxa"/>
-              <w:bottom w:w="0" w:type="dxa"/>
-              <w:left w:w="0" w:type="dxa"/>
-              <w:right w:w="0" w:type="dxa"/>
-            </w:tcMar>
-            <w:vAlign w:val="top"/>
-          </w:tcPr>
-          <w:p>
-            <w:pPr>
-              <w:pStyle w:val="Normal"/>
-              <w:jc w:val="left"/>
-              <w:pBdr>
-                <w:bottom w:val="none" w:sz="0" w:space="0" w:color="000000"/>
-                <w:top w:val="none" w:sz="0" w:space="0" w:color="000000"/>
-                <w:left w:val="none" w:sz="0" w:space="0" w:color="000000"/>
-                <w:right w:val="none" w:sz="0" w:space="0" w:color="000000"/>
-              </w:pBdr>
-              <w:spacing w:after="200" w:before="200" w:line="240"/>
-              <w:ind w:left="200" w:right="200" w:firstLine="0" w:firstLineChars="0"/>
-              <w:rPr>
-                <w:rFonts w:ascii="Arial" w:hAnsi="Arial" w:eastAsia="Arial" w:cs="Arial"/>
-                <w:i w:val="false"/>
-                <w:b w:val="false"/>
-                <w:u w:val="none"/>
-                <w:strike w:val="false"/>
-                <w:sz w:val="21"/>
-                <w:szCs w:val="21"/>
-                <w:color w:val="000000"/>
-              </w:rPr>
-            </w:pPr>
-            <w:r>
-              <w:rPr>
-                <w:rFonts w:ascii="Arial" w:hAnsi="Arial" w:eastAsia="Arial" w:cs="Arial"/>
-                <w:i w:val="false"/>
-                <w:b w:val="true"/>
-                <w:u w:val="none"/>
-                <w:strike w:val="false"/>
-                <w:sz w:val="22"/>
-                <w:szCs w:val="22"/>
-                <w:color w:val="063360"/>
-              </w:rPr>
-              <w:t xml:space="preserve">Excerpt 7</w:t>
-            </w:r>
-            <w:r>
-              <w:rPr>
-                <w:rFonts w:ascii="Arial" w:hAnsi="Arial" w:eastAsia="Arial" w:cs="Arial"/>
-                <w:i w:val="false"/>
-                <w:b w:val="false"/>
-                <w:u w:val="none"/>
-                <w:strike w:val="false"/>
-                <w:sz w:val="21"/>
-                <w:szCs w:val="21"/>
-                <w:color w:val="000000"/>
-              </w:rPr>
-              <w:br/>
-            </w:r>
-            <w:r>
-              <w:rPr>
-                <w:rFonts w:ascii="Arial" w:hAnsi="Arial" w:eastAsia="Arial" w:cs="Arial"/>
-                <w:i w:val="false"/>
-                <w:b w:val="false"/>
-                <w:u w:val="none"/>
-                <w:strike w:val="false"/>
-                <w:sz w:val="21"/>
-                <w:szCs w:val="21"/>
-                <w:color w:val="000000"/>
-              </w:rPr>
-              <w:t xml:space="preserve">The coefficient on school_within_500m is -0.37, so schools near roads slow traffic.</w:t>
-            </w:r>
-          </w:p>
-        </w:tc>
-        <w:tc>
-          <w:tcPr>
-            <w:tcBorders>
-              <w:bottom w:val="dashed" w:sz="8" w:space="0" w:color="9AA8B8"/>
-              <w:top w:val="dashed" w:sz="8" w:space="0" w:color="9AA8B8"/>
-              <w:left w:val="dashed" w:sz="8" w:space="0" w:color="9AA8B8"/>
-              <w:right w:val="dashed" w:sz="8" w:space="0" w:color="9AA8B8"/>
-            </w:tcBorders>
-            <w:shd w:val="clear" w:color="auto" w:fill="FFFFFF"/>
-            <w:tcMar>
-              <w:top w:w="0" w:type="dxa"/>
-              <w:bottom w:w="0" w:type="dxa"/>
-              <w:left w:w="0" w:type="dxa"/>
-              <w:right w:w="0" w:type="dxa"/>
-            </w:tcMar>
-            <w:vAlign w:val="top"/>
-          </w:tcPr>
-          <w:p>
-            <w:pPr>
-              <w:pStyle w:val="Normal"/>
-              <w:jc w:val="left"/>
-              <w:pBdr>
-                <w:bottom w:val="none" w:sz="0" w:space="0" w:color="000000"/>
-                <w:top w:val="none" w:sz="0" w:space="0" w:color="000000"/>
-                <w:left w:val="none" w:sz="0" w:space="0" w:color="000000"/>
-                <w:right w:val="none" w:sz="0" w:space="0" w:color="000000"/>
-              </w:pBdr>
-              <w:spacing w:after="200" w:before="200" w:line="240"/>
-              <w:ind w:left="200" w:right="200" w:firstLine="0" w:firstLineChars="0"/>
-              <w:rPr>
-                <w:rFonts w:ascii="Arial" w:hAnsi="Arial" w:eastAsia="Arial" w:cs="Arial"/>
-                <w:i w:val="false"/>
-                <w:b w:val="false"/>
-                <w:u w:val="none"/>
-                <w:strike w:val="false"/>
-                <w:sz w:val="21"/>
-                <w:szCs w:val="21"/>
-                <w:color w:val="000000"/>
-              </w:rPr>
-            </w:pPr>
-            <w:r>
-              <w:rPr>
-                <w:rFonts w:ascii="Arial" w:hAnsi="Arial" w:eastAsia="Arial" w:cs="Arial"/>
-                <w:i w:val="false"/>
-                <w:b w:val="true"/>
-                <w:u w:val="none"/>
-                <w:strike w:val="false"/>
-                <w:sz w:val="22"/>
-                <w:szCs w:val="22"/>
-                <w:color w:val="063360"/>
-              </w:rPr>
-              <w:t xml:space="preserve">Excerpt 8</w:t>
-            </w:r>
-            <w:r>
-              <w:rPr>
-                <w:rFonts w:ascii="Arial" w:hAnsi="Arial" w:eastAsia="Arial" w:cs="Arial"/>
-                <w:i w:val="false"/>
-                <w:b w:val="false"/>
-                <w:u w:val="none"/>
-                <w:strike w:val="false"/>
-                <w:sz w:val="21"/>
-                <w:szCs w:val="21"/>
-                <w:color w:val="000000"/>
-              </w:rPr>
-              <w:br/>
-            </w:r>
-            <w:r>
-              <w:rPr>
-                <w:rFonts w:ascii="Arial" w:hAnsi="Arial" w:eastAsia="Arial" w:cs="Arial"/>
-                <w:i w:val="false"/>
-                <w:b w:val="false"/>
-                <w:u w:val="none"/>
-                <w:strike w:val="false"/>
-                <w:sz w:val="21"/>
-                <w:szCs w:val="21"/>
-                <w:color w:val="000000"/>
-              </w:rPr>
-              <w:t xml:space="preserve">Speed fell 3.4 km/h more than on roads without cameras; the target was at least 3 km/h.</w:t>
             </w:r>
           </w:p>
         </w:tc>
@@ -8401,7 +6071,6 @@
           <w:i w:val="true"/>
           <w:b w:val="false"/>
           <w:u w:val="none"/>
-          <w:strike w:val="false"/>
           <w:sz w:val="17"/>
           <w:szCs w:val="17"/>
           <w:color w:val="545860"/>
@@ -8434,7 +6103,6 @@
           <w:i w:val="false"/>
           <w:b w:val="false"/>
           <w:u w:val="none"/>
-          <w:strike w:val="false"/>
           <w:sz w:val="18"/>
           <w:szCs w:val="18"/>
           <w:color w:val="545860"/>
@@ -8461,7 +6129,6 @@
           <w:i w:val="false"/>
           <w:b w:val="true"/>
           <w:u w:val="none"/>
-          <w:strike w:val="false"/>
           <w:sz w:val="36"/>
           <w:szCs w:val="36"/>
           <w:color w:val="063360"/>
@@ -8483,6 +6150,7 @@
         <w:trPr>
           <w:trHeight w:val="2592" w:hRule="atLeast"/>
         </w:trPr>
+        body1
         <w:tc>
           <w:tcPr>
             <w:tcBorders>
@@ -8512,16 +6180,6 @@
               </w:pBdr>
               <w:spacing w:after="200" w:before="200" w:line="240"/>
               <w:ind w:left="200" w:right="200" w:firstLine="0" w:firstLineChars="0"/>
-              <w:rPr>
-                <w:rFonts w:ascii="Arial" w:hAnsi="Arial" w:eastAsia="Arial" w:cs="Arial"/>
-                <w:i w:val="false"/>
-                <w:b w:val="false"/>
-                <w:u w:val="none"/>
-                <w:strike w:val="false"/>
-                <w:sz w:val="21"/>
-                <w:szCs w:val="21"/>
-                <w:color w:val="000000"/>
-              </w:rPr>
             </w:pPr>
             <w:r>
               <w:rPr>
@@ -8529,7 +6187,6 @@
                 <w:i w:val="false"/>
                 <w:b w:val="true"/>
                 <w:u w:val="none"/>
-                <w:strike w:val="false"/>
                 <w:sz w:val="22"/>
                 <w:szCs w:val="22"/>
                 <w:color w:val="063360"/>
@@ -8542,7 +6199,6 @@
                 <w:i w:val="false"/>
                 <w:b w:val="false"/>
                 <w:u w:val="none"/>
-                <w:strike w:val="false"/>
                 <w:sz w:val="21"/>
                 <w:szCs w:val="21"/>
                 <w:color w:val="000000"/>
@@ -8555,7 +6211,6 @@
                 <w:i w:val="false"/>
                 <w:b w:val="false"/>
                 <w:u w:val="none"/>
-                <w:strike w:val="false"/>
                 <w:sz w:val="21"/>
                 <w:szCs w:val="21"/>
                 <w:color w:val="000000"/>
@@ -8568,7 +6223,6 @@
                 <w:i w:val="false"/>
                 <w:b w:val="false"/>
                 <w:u w:val="none"/>
-                <w:strike w:val="false"/>
                 <w:sz w:val="21"/>
                 <w:szCs w:val="21"/>
                 <w:color w:val="000000"/>
@@ -8581,7 +6235,6 @@
                 <w:i w:val="false"/>
                 <w:b w:val="false"/>
                 <w:u w:val="none"/>
-                <w:strike w:val="false"/>
                 <w:sz w:val="21"/>
                 <w:szCs w:val="21"/>
                 <w:color w:val="000000"/>
@@ -8594,7 +6247,6 @@
                 <w:i w:val="false"/>
                 <w:b w:val="false"/>
                 <w:u w:val="none"/>
-                <w:strike w:val="false"/>
                 <w:sz w:val="21"/>
                 <w:szCs w:val="21"/>
                 <w:color w:val="000000"/>
@@ -8607,7 +6259,6 @@
                 <w:i w:val="false"/>
                 <w:b w:val="false"/>
                 <w:u w:val="none"/>
-                <w:strike w:val="false"/>
                 <w:sz w:val="21"/>
                 <w:szCs w:val="21"/>
                 <w:color w:val="000000"/>
@@ -8620,7 +6271,6 @@
                 <w:i w:val="false"/>
                 <w:b w:val="false"/>
                 <w:u w:val="none"/>
-                <w:strike w:val="false"/>
                 <w:sz w:val="21"/>
                 <w:szCs w:val="21"/>
                 <w:color w:val="000000"/>
@@ -8633,7 +6283,6 @@
                 <w:i w:val="false"/>
                 <w:b w:val="false"/>
                 <w:u w:val="none"/>
-                <w:strike w:val="false"/>
                 <w:sz w:val="21"/>
                 <w:szCs w:val="21"/>
                 <w:color w:val="000000"/>
@@ -8646,7 +6295,6 @@
                 <w:i w:val="false"/>
                 <w:b w:val="false"/>
                 <w:u w:val="none"/>
-                <w:strike w:val="false"/>
                 <w:sz w:val="21"/>
                 <w:szCs w:val="21"/>
                 <w:color w:val="000000"/>
@@ -8659,7 +6307,6 @@
                 <w:i w:val="false"/>
                 <w:b w:val="false"/>
                 <w:u w:val="none"/>
-                <w:strike w:val="false"/>
                 <w:sz w:val="21"/>
                 <w:szCs w:val="21"/>
                 <w:color w:val="000000"/>
@@ -8672,7 +6319,6 @@
                 <w:i w:val="false"/>
                 <w:b w:val="false"/>
                 <w:u w:val="none"/>
-                <w:strike w:val="false"/>
                 <w:sz w:val="21"/>
                 <w:szCs w:val="21"/>
                 <w:color w:val="000000"/>
@@ -8710,16 +6356,6 @@
               </w:pBdr>
               <w:spacing w:after="200" w:before="200" w:line="240"/>
               <w:ind w:left="200" w:right="200" w:firstLine="0" w:firstLineChars="0"/>
-              <w:rPr>
-                <w:rFonts w:ascii="Arial" w:hAnsi="Arial" w:eastAsia="Arial" w:cs="Arial"/>
-                <w:i w:val="false"/>
-                <w:b w:val="false"/>
-                <w:u w:val="none"/>
-                <w:strike w:val="false"/>
-                <w:sz w:val="21"/>
-                <w:szCs w:val="21"/>
-                <w:color w:val="000000"/>
-              </w:rPr>
             </w:pPr>
             <w:r>
               <w:rPr>
@@ -8727,7 +6363,6 @@
                 <w:i w:val="false"/>
                 <w:b w:val="true"/>
                 <w:u w:val="none"/>
-                <w:strike w:val="false"/>
                 <w:sz w:val="22"/>
                 <w:szCs w:val="22"/>
                 <w:color w:val="063360"/>
@@ -8740,7 +6375,6 @@
                 <w:i w:val="false"/>
                 <w:b w:val="false"/>
                 <w:u w:val="none"/>
-                <w:strike w:val="false"/>
                 <w:sz w:val="21"/>
                 <w:szCs w:val="21"/>
                 <w:color w:val="000000"/>
@@ -8753,7 +6387,6 @@
                 <w:i w:val="false"/>
                 <w:b w:val="false"/>
                 <w:u w:val="none"/>
-                <w:strike w:val="false"/>
                 <w:sz w:val="21"/>
                 <w:szCs w:val="21"/>
                 <w:color w:val="000000"/>
@@ -8766,7 +6399,6 @@
                 <w:i w:val="false"/>
                 <w:b w:val="false"/>
                 <w:u w:val="none"/>
-                <w:strike w:val="false"/>
                 <w:sz w:val="21"/>
                 <w:szCs w:val="21"/>
                 <w:color w:val="000000"/>
@@ -8779,7 +6411,6 @@
                 <w:i w:val="false"/>
                 <w:b w:val="false"/>
                 <w:u w:val="none"/>
-                <w:strike w:val="false"/>
                 <w:sz w:val="21"/>
                 <w:szCs w:val="21"/>
                 <w:color w:val="000000"/>
@@ -8792,7 +6423,6 @@
                 <w:i w:val="false"/>
                 <w:b w:val="false"/>
                 <w:u w:val="none"/>
-                <w:strike w:val="false"/>
                 <w:sz w:val="21"/>
                 <w:szCs w:val="21"/>
                 <w:color w:val="000000"/>
@@ -8805,7 +6435,6 @@
                 <w:i w:val="false"/>
                 <w:b w:val="false"/>
                 <w:u w:val="none"/>
-                <w:strike w:val="false"/>
                 <w:sz w:val="21"/>
                 <w:szCs w:val="21"/>
                 <w:color w:val="000000"/>
@@ -8818,7 +6447,6 @@
                 <w:i w:val="false"/>
                 <w:b w:val="false"/>
                 <w:u w:val="none"/>
-                <w:strike w:val="false"/>
                 <w:sz w:val="21"/>
                 <w:szCs w:val="21"/>
                 <w:color w:val="000000"/>
@@ -8831,7 +6459,6 @@
                 <w:i w:val="false"/>
                 <w:b w:val="false"/>
                 <w:u w:val="none"/>
-                <w:strike w:val="false"/>
                 <w:sz w:val="21"/>
                 <w:szCs w:val="21"/>
                 <w:color w:val="000000"/>
@@ -8844,7 +6471,6 @@
                 <w:i w:val="false"/>
                 <w:b w:val="false"/>
                 <w:u w:val="none"/>
-                <w:strike w:val="false"/>
                 <w:sz w:val="21"/>
                 <w:szCs w:val="21"/>
                 <w:color w:val="000000"/>
@@ -8857,7 +6483,6 @@
                 <w:i w:val="false"/>
                 <w:b w:val="false"/>
                 <w:u w:val="none"/>
-                <w:strike w:val="false"/>
                 <w:sz w:val="21"/>
                 <w:szCs w:val="21"/>
                 <w:color w:val="000000"/>
@@ -8870,7 +6495,6 @@
                 <w:i w:val="false"/>
                 <w:b w:val="false"/>
                 <w:u w:val="none"/>
-                <w:strike w:val="false"/>
                 <w:sz w:val="21"/>
                 <w:szCs w:val="21"/>
                 <w:color w:val="000000"/>
@@ -8884,6 +6508,7 @@
         <w:trPr>
           <w:trHeight w:val="2592" w:hRule="atLeast"/>
         </w:trPr>
+        body2
         <w:tc>
           <w:tcPr>
             <w:tcBorders>
@@ -8913,16 +6538,6 @@
               </w:pBdr>
               <w:spacing w:after="200" w:before="200" w:line="240"/>
               <w:ind w:left="200" w:right="200" w:firstLine="0" w:firstLineChars="0"/>
-              <w:rPr>
-                <w:rFonts w:ascii="Arial" w:hAnsi="Arial" w:eastAsia="Arial" w:cs="Arial"/>
-                <w:i w:val="false"/>
-                <w:b w:val="false"/>
-                <w:u w:val="none"/>
-                <w:strike w:val="false"/>
-                <w:sz w:val="21"/>
-                <w:szCs w:val="21"/>
-                <w:color w:val="000000"/>
-              </w:rPr>
             </w:pPr>
             <w:r>
               <w:rPr>
@@ -8930,7 +6545,6 @@
                 <w:i w:val="false"/>
                 <w:b w:val="true"/>
                 <w:u w:val="none"/>
-                <w:strike w:val="false"/>
                 <w:sz w:val="22"/>
                 <w:szCs w:val="22"/>
                 <w:color w:val="063360"/>
@@ -8943,7 +6557,6 @@
                 <w:i w:val="false"/>
                 <w:b w:val="false"/>
                 <w:u w:val="none"/>
-                <w:strike w:val="false"/>
                 <w:sz w:val="21"/>
                 <w:szCs w:val="21"/>
                 <w:color w:val="000000"/>
@@ -8956,7 +6569,6 @@
                 <w:i w:val="false"/>
                 <w:b w:val="false"/>
                 <w:u w:val="none"/>
-                <w:strike w:val="false"/>
                 <w:sz w:val="21"/>
                 <w:szCs w:val="21"/>
                 <w:color w:val="000000"/>
@@ -8969,7 +6581,6 @@
                 <w:i w:val="false"/>
                 <w:b w:val="false"/>
                 <w:u w:val="none"/>
-                <w:strike w:val="false"/>
                 <w:sz w:val="21"/>
                 <w:szCs w:val="21"/>
                 <w:color w:val="000000"/>
@@ -8982,7 +6593,6 @@
                 <w:i w:val="false"/>
                 <w:b w:val="false"/>
                 <w:u w:val="none"/>
-                <w:strike w:val="false"/>
                 <w:sz w:val="21"/>
                 <w:szCs w:val="21"/>
                 <w:color w:val="000000"/>
@@ -8995,7 +6605,6 @@
                 <w:i w:val="false"/>
                 <w:b w:val="false"/>
                 <w:u w:val="none"/>
-                <w:strike w:val="false"/>
                 <w:sz w:val="21"/>
                 <w:szCs w:val="21"/>
                 <w:color w:val="000000"/>
@@ -9008,7 +6617,6 @@
                 <w:i w:val="false"/>
                 <w:b w:val="false"/>
                 <w:u w:val="none"/>
-                <w:strike w:val="false"/>
                 <w:sz w:val="21"/>
                 <w:szCs w:val="21"/>
                 <w:color w:val="000000"/>
@@ -9021,7 +6629,6 @@
                 <w:i w:val="false"/>
                 <w:b w:val="false"/>
                 <w:u w:val="none"/>
-                <w:strike w:val="false"/>
                 <w:sz w:val="21"/>
                 <w:szCs w:val="21"/>
                 <w:color w:val="000000"/>
@@ -9034,7 +6641,6 @@
                 <w:i w:val="false"/>
                 <w:b w:val="false"/>
                 <w:u w:val="none"/>
-                <w:strike w:val="false"/>
                 <w:sz w:val="21"/>
                 <w:szCs w:val="21"/>
                 <w:color w:val="000000"/>
@@ -9047,7 +6653,6 @@
                 <w:i w:val="false"/>
                 <w:b w:val="false"/>
                 <w:u w:val="none"/>
-                <w:strike w:val="false"/>
                 <w:sz w:val="21"/>
                 <w:szCs w:val="21"/>
                 <w:color w:val="000000"/>
@@ -9060,7 +6665,6 @@
                 <w:i w:val="false"/>
                 <w:b w:val="false"/>
                 <w:u w:val="none"/>
-                <w:strike w:val="false"/>
                 <w:sz w:val="21"/>
                 <w:szCs w:val="21"/>
                 <w:color w:val="000000"/>
@@ -9073,7 +6677,6 @@
                 <w:i w:val="false"/>
                 <w:b w:val="false"/>
                 <w:u w:val="none"/>
-                <w:strike w:val="false"/>
                 <w:sz w:val="21"/>
                 <w:szCs w:val="21"/>
                 <w:color w:val="000000"/>
@@ -9111,16 +6714,6 @@
               </w:pBdr>
               <w:spacing w:after="200" w:before="200" w:line="240"/>
               <w:ind w:left="200" w:right="200" w:firstLine="0" w:firstLineChars="0"/>
-              <w:rPr>
-                <w:rFonts w:ascii="Arial" w:hAnsi="Arial" w:eastAsia="Arial" w:cs="Arial"/>
-                <w:i w:val="false"/>
-                <w:b w:val="false"/>
-                <w:u w:val="none"/>
-                <w:strike w:val="false"/>
-                <w:sz w:val="21"/>
-                <w:szCs w:val="21"/>
-                <w:color w:val="000000"/>
-              </w:rPr>
             </w:pPr>
             <w:r>
               <w:rPr>
@@ -9128,7 +6721,6 @@
                 <w:i w:val="false"/>
                 <w:b w:val="true"/>
                 <w:u w:val="none"/>
-                <w:strike w:val="false"/>
                 <w:sz w:val="22"/>
                 <w:szCs w:val="22"/>
                 <w:color w:val="063360"/>
@@ -9141,7 +6733,6 @@
                 <w:i w:val="false"/>
                 <w:b w:val="false"/>
                 <w:u w:val="none"/>
-                <w:strike w:val="false"/>
                 <w:sz w:val="21"/>
                 <w:szCs w:val="21"/>
                 <w:color w:val="000000"/>
@@ -9154,7 +6745,6 @@
                 <w:i w:val="false"/>
                 <w:b w:val="false"/>
                 <w:u w:val="none"/>
-                <w:strike w:val="false"/>
                 <w:sz w:val="21"/>
                 <w:szCs w:val="21"/>
                 <w:color w:val="000000"/>
@@ -9167,7 +6757,6 @@
                 <w:i w:val="false"/>
                 <w:b w:val="false"/>
                 <w:u w:val="none"/>
-                <w:strike w:val="false"/>
                 <w:sz w:val="21"/>
                 <w:szCs w:val="21"/>
                 <w:color w:val="000000"/>
@@ -9180,7 +6769,6 @@
                 <w:i w:val="false"/>
                 <w:b w:val="false"/>
                 <w:u w:val="none"/>
-                <w:strike w:val="false"/>
                 <w:sz w:val="21"/>
                 <w:szCs w:val="21"/>
                 <w:color w:val="000000"/>
@@ -9193,7 +6781,6 @@
                 <w:i w:val="false"/>
                 <w:b w:val="false"/>
                 <w:u w:val="none"/>
-                <w:strike w:val="false"/>
                 <w:sz w:val="21"/>
                 <w:szCs w:val="21"/>
                 <w:color w:val="000000"/>
@@ -9206,7 +6793,6 @@
                 <w:i w:val="false"/>
                 <w:b w:val="false"/>
                 <w:u w:val="none"/>
-                <w:strike w:val="false"/>
                 <w:sz w:val="21"/>
                 <w:szCs w:val="21"/>
                 <w:color w:val="000000"/>
@@ -9219,7 +6805,6 @@
                 <w:i w:val="false"/>
                 <w:b w:val="false"/>
                 <w:u w:val="none"/>
-                <w:strike w:val="false"/>
                 <w:sz w:val="21"/>
                 <w:szCs w:val="21"/>
                 <w:color w:val="000000"/>
@@ -9232,7 +6817,6 @@
                 <w:i w:val="false"/>
                 <w:b w:val="false"/>
                 <w:u w:val="none"/>
-                <w:strike w:val="false"/>
                 <w:sz w:val="21"/>
                 <w:szCs w:val="21"/>
                 <w:color w:val="000000"/>
@@ -9245,7 +6829,6 @@
                 <w:i w:val="false"/>
                 <w:b w:val="false"/>
                 <w:u w:val="none"/>
-                <w:strike w:val="false"/>
                 <w:sz w:val="21"/>
                 <w:szCs w:val="21"/>
                 <w:color w:val="000000"/>
@@ -9258,7 +6841,6 @@
                 <w:i w:val="false"/>
                 <w:b w:val="false"/>
                 <w:u w:val="none"/>
-                <w:strike w:val="false"/>
                 <w:sz w:val="21"/>
                 <w:szCs w:val="21"/>
                 <w:color w:val="000000"/>
@@ -9271,7 +6853,6 @@
                 <w:i w:val="false"/>
                 <w:b w:val="false"/>
                 <w:u w:val="none"/>
-                <w:strike w:val="false"/>
                 <w:sz w:val="21"/>
                 <w:szCs w:val="21"/>
                 <w:color w:val="000000"/>
@@ -9285,6 +6866,7 @@
         <w:trPr>
           <w:trHeight w:val="2592" w:hRule="atLeast"/>
         </w:trPr>
+        body3
         <w:tc>
           <w:tcPr>
             <w:tcBorders>
@@ -9314,16 +6896,6 @@
               </w:pBdr>
               <w:spacing w:after="200" w:before="200" w:line="240"/>
               <w:ind w:left="200" w:right="200" w:firstLine="0" w:firstLineChars="0"/>
-              <w:rPr>
-                <w:rFonts w:ascii="Arial" w:hAnsi="Arial" w:eastAsia="Arial" w:cs="Arial"/>
-                <w:i w:val="false"/>
-                <w:b w:val="false"/>
-                <w:u w:val="none"/>
-                <w:strike w:val="false"/>
-                <w:sz w:val="21"/>
-                <w:szCs w:val="21"/>
-                <w:color w:val="000000"/>
-              </w:rPr>
             </w:pPr>
             <w:r>
               <w:rPr>
@@ -9331,7 +6903,6 @@
                 <w:i w:val="false"/>
                 <w:b w:val="true"/>
                 <w:u w:val="none"/>
-                <w:strike w:val="false"/>
                 <w:sz w:val="22"/>
                 <w:szCs w:val="22"/>
                 <w:color w:val="063360"/>
@@ -9344,7 +6915,6 @@
                 <w:i w:val="false"/>
                 <w:b w:val="false"/>
                 <w:u w:val="none"/>
-                <w:strike w:val="false"/>
                 <w:sz w:val="21"/>
                 <w:szCs w:val="21"/>
                 <w:color w:val="000000"/>
@@ -9357,7 +6927,6 @@
                 <w:i w:val="false"/>
                 <w:b w:val="false"/>
                 <w:u w:val="none"/>
-                <w:strike w:val="false"/>
                 <w:sz w:val="21"/>
                 <w:szCs w:val="21"/>
                 <w:color w:val="000000"/>
@@ -9370,7 +6939,6 @@
                 <w:i w:val="false"/>
                 <w:b w:val="false"/>
                 <w:u w:val="none"/>
-                <w:strike w:val="false"/>
                 <w:sz w:val="21"/>
                 <w:szCs w:val="21"/>
                 <w:color w:val="000000"/>
@@ -9383,7 +6951,6 @@
                 <w:i w:val="false"/>
                 <w:b w:val="false"/>
                 <w:u w:val="none"/>
-                <w:strike w:val="false"/>
                 <w:sz w:val="21"/>
                 <w:szCs w:val="21"/>
                 <w:color w:val="000000"/>
@@ -9396,7 +6963,6 @@
                 <w:i w:val="false"/>
                 <w:b w:val="false"/>
                 <w:u w:val="none"/>
-                <w:strike w:val="false"/>
                 <w:sz w:val="21"/>
                 <w:szCs w:val="21"/>
                 <w:color w:val="000000"/>
@@ -9409,7 +6975,6 @@
                 <w:i w:val="false"/>
                 <w:b w:val="false"/>
                 <w:u w:val="none"/>
-                <w:strike w:val="false"/>
                 <w:sz w:val="21"/>
                 <w:szCs w:val="21"/>
                 <w:color w:val="000000"/>
@@ -9422,7 +6987,6 @@
                 <w:i w:val="false"/>
                 <w:b w:val="false"/>
                 <w:u w:val="none"/>
-                <w:strike w:val="false"/>
                 <w:sz w:val="21"/>
                 <w:szCs w:val="21"/>
                 <w:color w:val="000000"/>
@@ -9435,7 +6999,6 @@
                 <w:i w:val="false"/>
                 <w:b w:val="false"/>
                 <w:u w:val="none"/>
-                <w:strike w:val="false"/>
                 <w:sz w:val="21"/>
                 <w:szCs w:val="21"/>
                 <w:color w:val="000000"/>
@@ -9448,7 +7011,6 @@
                 <w:i w:val="false"/>
                 <w:b w:val="false"/>
                 <w:u w:val="none"/>
-                <w:strike w:val="false"/>
                 <w:sz w:val="21"/>
                 <w:szCs w:val="21"/>
                 <w:color w:val="000000"/>
@@ -9461,7 +7023,6 @@
                 <w:i w:val="false"/>
                 <w:b w:val="false"/>
                 <w:u w:val="none"/>
-                <w:strike w:val="false"/>
                 <w:sz w:val="21"/>
                 <w:szCs w:val="21"/>
                 <w:color w:val="000000"/>
@@ -9474,7 +7035,6 @@
                 <w:i w:val="false"/>
                 <w:b w:val="false"/>
                 <w:u w:val="none"/>
-                <w:strike w:val="false"/>
                 <w:sz w:val="21"/>
                 <w:szCs w:val="21"/>
                 <w:color w:val="000000"/>
@@ -9512,16 +7072,6 @@
               </w:pBdr>
               <w:spacing w:after="200" w:before="200" w:line="240"/>
               <w:ind w:left="200" w:right="200" w:firstLine="0" w:firstLineChars="0"/>
-              <w:rPr>
-                <w:rFonts w:ascii="Arial" w:hAnsi="Arial" w:eastAsia="Arial" w:cs="Arial"/>
-                <w:i w:val="false"/>
-                <w:b w:val="false"/>
-                <w:u w:val="none"/>
-                <w:strike w:val="false"/>
-                <w:sz w:val="21"/>
-                <w:szCs w:val="21"/>
-                <w:color w:val="000000"/>
-              </w:rPr>
             </w:pPr>
             <w:r>
               <w:rPr>
@@ -9529,7 +7079,6 @@
                 <w:i w:val="false"/>
                 <w:b w:val="true"/>
                 <w:u w:val="none"/>
-                <w:strike w:val="false"/>
                 <w:sz w:val="22"/>
                 <w:szCs w:val="22"/>
                 <w:color w:val="063360"/>
@@ -9542,7 +7091,6 @@
                 <w:i w:val="false"/>
                 <w:b w:val="false"/>
                 <w:u w:val="none"/>
-                <w:strike w:val="false"/>
                 <w:sz w:val="21"/>
                 <w:szCs w:val="21"/>
                 <w:color w:val="000000"/>
@@ -9555,7 +7103,6 @@
                 <w:i w:val="false"/>
                 <w:b w:val="false"/>
                 <w:u w:val="none"/>
-                <w:strike w:val="false"/>
                 <w:sz w:val="21"/>
                 <w:szCs w:val="21"/>
                 <w:color w:val="000000"/>
@@ -9568,7 +7115,6 @@
                 <w:i w:val="false"/>
                 <w:b w:val="false"/>
                 <w:u w:val="none"/>
-                <w:strike w:val="false"/>
                 <w:sz w:val="21"/>
                 <w:szCs w:val="21"/>
                 <w:color w:val="000000"/>
@@ -9581,7 +7127,6 @@
                 <w:i w:val="false"/>
                 <w:b w:val="false"/>
                 <w:u w:val="none"/>
-                <w:strike w:val="false"/>
                 <w:sz w:val="21"/>
                 <w:szCs w:val="21"/>
                 <w:color w:val="000000"/>
@@ -9594,7 +7139,6 @@
                 <w:i w:val="false"/>
                 <w:b w:val="false"/>
                 <w:u w:val="none"/>
-                <w:strike w:val="false"/>
                 <w:sz w:val="21"/>
                 <w:szCs w:val="21"/>
                 <w:color w:val="000000"/>
@@ -9607,7 +7151,6 @@
                 <w:i w:val="false"/>
                 <w:b w:val="false"/>
                 <w:u w:val="none"/>
-                <w:strike w:val="false"/>
                 <w:sz w:val="21"/>
                 <w:szCs w:val="21"/>
                 <w:color w:val="000000"/>
@@ -9620,7 +7163,6 @@
                 <w:i w:val="false"/>
                 <w:b w:val="false"/>
                 <w:u w:val="none"/>
-                <w:strike w:val="false"/>
                 <w:sz w:val="21"/>
                 <w:szCs w:val="21"/>
                 <w:color w:val="000000"/>
@@ -9633,7 +7175,6 @@
                 <w:i w:val="false"/>
                 <w:b w:val="false"/>
                 <w:u w:val="none"/>
-                <w:strike w:val="false"/>
                 <w:sz w:val="21"/>
                 <w:szCs w:val="21"/>
                 <w:color w:val="000000"/>
@@ -9646,7 +7187,6 @@
                 <w:i w:val="false"/>
                 <w:b w:val="false"/>
                 <w:u w:val="none"/>
-                <w:strike w:val="false"/>
                 <w:sz w:val="21"/>
                 <w:szCs w:val="21"/>
                 <w:color w:val="000000"/>
@@ -9659,7 +7199,6 @@
                 <w:i w:val="false"/>
                 <w:b w:val="false"/>
                 <w:u w:val="none"/>
-                <w:strike w:val="false"/>
                 <w:sz w:val="21"/>
                 <w:szCs w:val="21"/>
                 <w:color w:val="000000"/>
@@ -9672,7 +7211,6 @@
                 <w:i w:val="false"/>
                 <w:b w:val="false"/>
                 <w:u w:val="none"/>
-                <w:strike w:val="false"/>
                 <w:sz w:val="21"/>
                 <w:szCs w:val="21"/>
                 <w:color w:val="000000"/>
@@ -9686,6 +7224,7 @@
         <w:trPr>
           <w:trHeight w:val="2592" w:hRule="atLeast"/>
         </w:trPr>
+        body4
         <w:tc>
           <w:tcPr>
             <w:tcBorders>
@@ -9715,16 +7254,6 @@
               </w:pBdr>
               <w:spacing w:after="200" w:before="200" w:line="240"/>
               <w:ind w:left="200" w:right="200" w:firstLine="0" w:firstLineChars="0"/>
-              <w:rPr>
-                <w:rFonts w:ascii="Arial" w:hAnsi="Arial" w:eastAsia="Arial" w:cs="Arial"/>
-                <w:i w:val="false"/>
-                <w:b w:val="false"/>
-                <w:u w:val="none"/>
-                <w:strike w:val="false"/>
-                <w:sz w:val="21"/>
-                <w:szCs w:val="21"/>
-                <w:color w:val="000000"/>
-              </w:rPr>
             </w:pPr>
             <w:r>
               <w:rPr>
@@ -9732,7 +7261,6 @@
                 <w:i w:val="false"/>
                 <w:b w:val="true"/>
                 <w:u w:val="none"/>
-                <w:strike w:val="false"/>
                 <w:sz w:val="22"/>
                 <w:szCs w:val="22"/>
                 <w:color w:val="063360"/>
@@ -9745,7 +7273,6 @@
                 <w:i w:val="false"/>
                 <w:b w:val="false"/>
                 <w:u w:val="none"/>
-                <w:strike w:val="false"/>
                 <w:sz w:val="21"/>
                 <w:szCs w:val="21"/>
                 <w:color w:val="000000"/>
@@ -9758,7 +7285,6 @@
                 <w:i w:val="false"/>
                 <w:b w:val="false"/>
                 <w:u w:val="none"/>
-                <w:strike w:val="false"/>
                 <w:sz w:val="21"/>
                 <w:szCs w:val="21"/>
                 <w:color w:val="000000"/>
@@ -9771,7 +7297,6 @@
                 <w:i w:val="false"/>
                 <w:b w:val="false"/>
                 <w:u w:val="none"/>
-                <w:strike w:val="false"/>
                 <w:sz w:val="21"/>
                 <w:szCs w:val="21"/>
                 <w:color w:val="000000"/>
@@ -9784,7 +7309,6 @@
                 <w:i w:val="false"/>
                 <w:b w:val="false"/>
                 <w:u w:val="none"/>
-                <w:strike w:val="false"/>
                 <w:sz w:val="21"/>
                 <w:szCs w:val="21"/>
                 <w:color w:val="000000"/>
@@ -9797,7 +7321,6 @@
                 <w:i w:val="false"/>
                 <w:b w:val="false"/>
                 <w:u w:val="none"/>
-                <w:strike w:val="false"/>
                 <w:sz w:val="21"/>
                 <w:szCs w:val="21"/>
                 <w:color w:val="000000"/>
@@ -9810,7 +7333,6 @@
                 <w:i w:val="false"/>
                 <w:b w:val="false"/>
                 <w:u w:val="none"/>
-                <w:strike w:val="false"/>
                 <w:sz w:val="21"/>
                 <w:szCs w:val="21"/>
                 <w:color w:val="000000"/>
@@ -9823,7 +7345,6 @@
                 <w:i w:val="false"/>
                 <w:b w:val="false"/>
                 <w:u w:val="none"/>
-                <w:strike w:val="false"/>
                 <w:sz w:val="21"/>
                 <w:szCs w:val="21"/>
                 <w:color w:val="000000"/>
@@ -9836,7 +7357,6 @@
                 <w:i w:val="false"/>
                 <w:b w:val="false"/>
                 <w:u w:val="none"/>
-                <w:strike w:val="false"/>
                 <w:sz w:val="21"/>
                 <w:szCs w:val="21"/>
                 <w:color w:val="000000"/>
@@ -9849,7 +7369,6 @@
                 <w:i w:val="false"/>
                 <w:b w:val="false"/>
                 <w:u w:val="none"/>
-                <w:strike w:val="false"/>
                 <w:sz w:val="21"/>
                 <w:szCs w:val="21"/>
                 <w:color w:val="000000"/>
@@ -9862,7 +7381,6 @@
                 <w:i w:val="false"/>
                 <w:b w:val="false"/>
                 <w:u w:val="none"/>
-                <w:strike w:val="false"/>
                 <w:sz w:val="21"/>
                 <w:szCs w:val="21"/>
                 <w:color w:val="000000"/>
@@ -9875,7 +7393,6 @@
                 <w:i w:val="false"/>
                 <w:b w:val="false"/>
                 <w:u w:val="none"/>
-                <w:strike w:val="false"/>
                 <w:sz w:val="21"/>
                 <w:szCs w:val="21"/>
                 <w:color w:val="000000"/>
@@ -9913,16 +7430,6 @@
               </w:pBdr>
               <w:spacing w:after="200" w:before="200" w:line="240"/>
               <w:ind w:left="200" w:right="200" w:firstLine="0" w:firstLineChars="0"/>
-              <w:rPr>
-                <w:rFonts w:ascii="Arial" w:hAnsi="Arial" w:eastAsia="Arial" w:cs="Arial"/>
-                <w:i w:val="false"/>
-                <w:b w:val="false"/>
-                <w:u w:val="none"/>
-                <w:strike w:val="false"/>
-                <w:sz w:val="21"/>
-                <w:szCs w:val="21"/>
-                <w:color w:val="000000"/>
-              </w:rPr>
             </w:pPr>
             <w:r>
               <w:rPr>
@@ -9930,7 +7437,6 @@
                 <w:i w:val="false"/>
                 <w:b w:val="true"/>
                 <w:u w:val="none"/>
-                <w:strike w:val="false"/>
                 <w:sz w:val="22"/>
                 <w:szCs w:val="22"/>
                 <w:color w:val="063360"/>
@@ -9943,7 +7449,6 @@
                 <w:i w:val="false"/>
                 <w:b w:val="false"/>
                 <w:u w:val="none"/>
-                <w:strike w:val="false"/>
                 <w:sz w:val="21"/>
                 <w:szCs w:val="21"/>
                 <w:color w:val="000000"/>
@@ -9956,7 +7461,6 @@
                 <w:i w:val="false"/>
                 <w:b w:val="false"/>
                 <w:u w:val="none"/>
-                <w:strike w:val="false"/>
                 <w:sz w:val="21"/>
                 <w:szCs w:val="21"/>
                 <w:color w:val="000000"/>
@@ -9969,7 +7473,6 @@
                 <w:i w:val="false"/>
                 <w:b w:val="false"/>
                 <w:u w:val="none"/>
-                <w:strike w:val="false"/>
                 <w:sz w:val="21"/>
                 <w:szCs w:val="21"/>
                 <w:color w:val="000000"/>
@@ -9982,7 +7485,6 @@
                 <w:i w:val="false"/>
                 <w:b w:val="false"/>
                 <w:u w:val="none"/>
-                <w:strike w:val="false"/>
                 <w:sz w:val="21"/>
                 <w:szCs w:val="21"/>
                 <w:color w:val="000000"/>
@@ -9995,7 +7497,6 @@
                 <w:i w:val="false"/>
                 <w:b w:val="false"/>
                 <w:u w:val="none"/>
-                <w:strike w:val="false"/>
                 <w:sz w:val="21"/>
                 <w:szCs w:val="21"/>
                 <w:color w:val="000000"/>
@@ -10008,7 +7509,6 @@
                 <w:i w:val="false"/>
                 <w:b w:val="false"/>
                 <w:u w:val="none"/>
-                <w:strike w:val="false"/>
                 <w:sz w:val="21"/>
                 <w:szCs w:val="21"/>
                 <w:color w:val="000000"/>
@@ -10021,7 +7521,6 @@
                 <w:i w:val="false"/>
                 <w:b w:val="false"/>
                 <w:u w:val="none"/>
-                <w:strike w:val="false"/>
                 <w:sz w:val="21"/>
                 <w:szCs w:val="21"/>
                 <w:color w:val="000000"/>
@@ -10034,7 +7533,6 @@
                 <w:i w:val="false"/>
                 <w:b w:val="false"/>
                 <w:u w:val="none"/>
-                <w:strike w:val="false"/>
                 <w:sz w:val="21"/>
                 <w:szCs w:val="21"/>
                 <w:color w:val="000000"/>
@@ -10047,7 +7545,6 @@
                 <w:i w:val="false"/>
                 <w:b w:val="false"/>
                 <w:u w:val="none"/>
-                <w:strike w:val="false"/>
                 <w:sz w:val="21"/>
                 <w:szCs w:val="21"/>
                 <w:color w:val="000000"/>
@@ -10060,7 +7557,6 @@
                 <w:i w:val="false"/>
                 <w:b w:val="false"/>
                 <w:u w:val="none"/>
-                <w:strike w:val="false"/>
                 <w:sz w:val="21"/>
                 <w:szCs w:val="21"/>
                 <w:color w:val="000000"/>
@@ -10073,7 +7569,6 @@
                 <w:i w:val="false"/>
                 <w:b w:val="false"/>
                 <w:u w:val="none"/>
-                <w:strike w:val="false"/>
                 <w:sz w:val="21"/>
                 <w:szCs w:val="21"/>
                 <w:color w:val="000000"/>
@@ -10084,11 +7579,11 @@
         </w:tc>
       </w:tr>
     </w:tbl>
-    <w:sectPr>
-      <w:pgMar w:header="708" w:bottom="1008" w:top="1008" w:right="1152" w:left="1152" w:footer="708" w:gutter="0"/>
+    <w:sectPr w:officer="true">
+      <w:pgMar w:header="720" w:bottom="1008" w:top="1008" w:right="1152" w:left="1152" w:footer="720" w:gutter="720"/>
       <w:pgSz w:h="16838" w:w="11906" w:orient="portrait"/>
+      <w:cols/>
       <w:type w:val="continuous"/>
-      <w:cols/>
     </w:sectPr>
   </w:body>
 </w:document>

--- a/docs/handouts/Oct12_session1_handouts.docx
+++ b/docs/handouts/Oct12_session1_handouts.docx
@@ -5618,7 +5618,7 @@
           <w:szCs w:val="22"/>
           <w:color w:val="000000"/>
         </w:rPr>
-        <w:t xml:space="preserve">If the trainer uses the wall matrix: draw a stripe in your group's colour across each excerpt slip, then tape each slip in the cell that matches your answer (row: the question it does not answer; column: act, ask first or do not act).</w:t>
+        <w:t xml:space="preserve">If the trainer uses the wall board: write each excerpt number (1 to 4) in your group's colour in the cell that matches your answer (row: the question it does not answer; column: act, ask first or do not act).</w:t>
       </w:r>
     </w:p>
     <w:p>
@@ -5769,7 +5769,7 @@
       </w:tblGrid>
       <w:tr>
         <w:trPr>
-          <w:trHeight w:val="3168" w:hRule="atLeast"/>
+          <w:trHeight w:val="1584" w:hRule="atLeast"/>
         </w:trPr>
         body1
         <w:tc>
@@ -5808,8 +5808,8 @@
                 <w:i w:val="false"/>
                 <w:b w:val="true"/>
                 <w:u w:val="none"/>
-                <w:sz w:val="28"/>
-                <w:szCs w:val="28"/>
+                <w:sz w:val="22"/>
+                <w:szCs w:val="22"/>
                 <w:color w:val="063360"/>
               </w:rPr>
               <w:t xml:space="preserve">Excerpt 1</w:t>
@@ -5820,8 +5820,8 @@
                 <w:i w:val="false"/>
                 <w:b w:val="false"/>
                 <w:u w:val="none"/>
-                <w:sz w:val="32"/>
-                <w:szCs w:val="32"/>
+                <w:sz w:val="21"/>
+                <w:szCs w:val="21"/>
                 <w:color w:val="000000"/>
               </w:rPr>
               <w:br/>
@@ -5832,8 +5832,8 @@
                 <w:i w:val="false"/>
                 <w:b w:val="false"/>
                 <w:u w:val="none"/>
-                <w:sz w:val="32"/>
-                <w:szCs w:val="32"/>
+                <w:sz w:val="21"/>
+                <w:szCs w:val="21"/>
                 <w:color w:val="000000"/>
               </w:rPr>
               <w:t xml:space="preserve">Fatal collisions on camera roads fell 32% over two years.</w:t>
@@ -5876,8 +5876,8 @@
                 <w:i w:val="false"/>
                 <w:b w:val="true"/>
                 <w:u w:val="none"/>
-                <w:sz w:val="28"/>
-                <w:szCs w:val="28"/>
+                <w:sz w:val="22"/>
+                <w:szCs w:val="22"/>
                 <w:color w:val="063360"/>
               </w:rPr>
               <w:t xml:space="preserve">Excerpt 2</w:t>
@@ -5888,8 +5888,8 @@
                 <w:i w:val="false"/>
                 <w:b w:val="false"/>
                 <w:u w:val="none"/>
-                <w:sz w:val="32"/>
-                <w:szCs w:val="32"/>
+                <w:sz w:val="21"/>
+                <w:szCs w:val="21"/>
                 <w:color w:val="000000"/>
               </w:rPr>
               <w:br/>
@@ -5900,8 +5900,8 @@
                 <w:i w:val="false"/>
                 <w:b w:val="false"/>
                 <w:u w:val="none"/>
-                <w:sz w:val="32"/>
-                <w:szCs w:val="32"/>
+                <w:sz w:val="21"/>
+                <w:szCs w:val="21"/>
                 <w:color w:val="000000"/>
               </w:rPr>
               <w:t xml:space="preserve">The effect of cameras on speed is -3.4 km/h, 95% confidence interval -3.6 to -3.1.</w:t>
@@ -5911,7 +5911,7 @@
       </w:tr>
       <w:tr>
         <w:trPr>
-          <w:trHeight w:val="3168" w:hRule="atLeast"/>
+          <w:trHeight w:val="1584" w:hRule="atLeast"/>
         </w:trPr>
         body2
         <w:tc>
@@ -5950,8 +5950,8 @@
                 <w:i w:val="false"/>
                 <w:b w:val="true"/>
                 <w:u w:val="none"/>
-                <w:sz w:val="28"/>
-                <w:szCs w:val="28"/>
+                <w:sz w:val="22"/>
+                <w:szCs w:val="22"/>
                 <w:color w:val="063360"/>
               </w:rPr>
               <w:t xml:space="preserve">Excerpt 3</w:t>
@@ -5962,8 +5962,8 @@
                 <w:i w:val="false"/>
                 <w:b w:val="false"/>
                 <w:u w:val="none"/>
-                <w:sz w:val="32"/>
-                <w:szCs w:val="32"/>
+                <w:sz w:val="21"/>
+                <w:szCs w:val="21"/>
                 <w:color w:val="000000"/>
               </w:rPr>
               <w:br/>
@@ -5974,8 +5974,8 @@
                 <w:i w:val="false"/>
                 <w:b w:val="false"/>
                 <w:u w:val="none"/>
-                <w:sz w:val="32"/>
-                <w:szCs w:val="32"/>
+                <w:sz w:val="21"/>
+                <w:szCs w:val="21"/>
                 <w:color w:val="000000"/>
               </w:rPr>
               <w:t xml:space="preserve">The fall in speed is statistically significant (p &lt; 0.001), so every road should get a camera.</w:t>
@@ -6018,8 +6018,8 @@
                 <w:i w:val="false"/>
                 <w:b w:val="true"/>
                 <w:u w:val="none"/>
-                <w:sz w:val="28"/>
-                <w:szCs w:val="28"/>
+                <w:sz w:val="22"/>
+                <w:szCs w:val="22"/>
                 <w:color w:val="063360"/>
               </w:rPr>
               <w:t xml:space="preserve">Excerpt 4</w:t>
@@ -6030,8 +6030,8 @@
                 <w:i w:val="false"/>
                 <w:b w:val="false"/>
                 <w:u w:val="none"/>
-                <w:sz w:val="32"/>
-                <w:szCs w:val="32"/>
+                <w:sz w:val="21"/>
+                <w:szCs w:val="21"/>
                 <w:color w:val="000000"/>
               </w:rPr>
               <w:br/>
@@ -6042,8 +6042,8 @@
                 <w:i w:val="false"/>
                 <w:b w:val="false"/>
                 <w:u w:val="none"/>
-                <w:sz w:val="32"/>
-                <w:szCs w:val="32"/>
+                <w:sz w:val="21"/>
+                <w:szCs w:val="21"/>
                 <w:color w:val="000000"/>
               </w:rPr>
               <w:t xml:space="preserve">Speed fell 3.4 km/h on camera roads and did not change on roads without them.</w:t>

--- a/docs/handouts/Oct12_session1_handouts.docx
+++ b/docs/handouts/Oct12_session1_handouts.docx
@@ -21,6 +21,7 @@
           <w:i w:val="false"/>
           <w:b w:val="false"/>
           <w:u w:val="none"/>
+          <w:strike w:val="false"/>
           <w:sz w:val="18"/>
           <w:szCs w:val="18"/>
           <w:color w:val="545860"/>
@@ -47,11 +48,12 @@
           <w:i w:val="false"/>
           <w:b w:val="true"/>
           <w:u w:val="none"/>
+          <w:strike w:val="false"/>
           <w:sz w:val="36"/>
           <w:szCs w:val="36"/>
           <w:color w:val="063360"/>
         </w:rPr>
-        <w:t xml:space="preserve">By hand: ten roads</w:t>
+        <w:t xml:space="preserve">By hand: ten businesses</w:t>
       </w:r>
     </w:p>
     <w:p>
@@ -73,11 +75,12 @@
           <w:i w:val="false"/>
           <w:b w:val="false"/>
           <w:u w:val="none"/>
+          <w:strike w:val="false"/>
           <w:sz w:val="22"/>
           <w:szCs w:val="22"/>
           <w:color w:val="000000"/>
         </w:rPr>
-        <w:t xml:space="preserve">Ten roads that got speed cameras. Injury collisions per road in 2019, before the cameras.</w:t>
+        <w:t xml:space="preserve">Ten businesses in the rest of the city. Waste each one sent to landfill in the year before GreenWaste, in tonnes.</w:t>
       </w:r>
     </w:p>
     <w:tbl xmlns:a="http://schemas.openxmlformats.org/drawingml/2006/main" xmlns:pic="http://schemas.openxmlformats.org/drawingml/2006/picture">
@@ -87,9 +90,9 @@
         <w:tblLook w:firstRow="1" w:lastRow="0" w:firstColumn="0" w:lastColumn="0" w:noHBand="0" w:noVBand="1"/>
       </w:tblPr>
       <w:tblGrid>
-        <w:gridCol w:w="2016"/>
-        <w:gridCol w:w="3168"/>
         <w:gridCol w:w="2304"/>
+        <w:gridCol w:w="1728"/>
+        <w:gridCol w:w="2592"/>
       </w:tblGrid>
       <w:tr>
         <w:trPr>
@@ -116,7 +119,6 @@
           </w:tcPr>
           <w:p>
             <w:pPr>
-              <w:pStyle w:val="Normal"/>
               <w:jc w:val="left"/>
               <w:pBdr>
                 <w:bottom w:val="none" w:sz="0" w:space="0" w:color="000000"/>
@@ -126,18 +128,29 @@
               </w:pBdr>
               <w:spacing w:after="80" w:before="80" w:line="240"/>
               <w:ind w:left="80" w:right="80" w:firstLine="0" w:firstLineChars="0"/>
-            </w:pPr>
-            <w:r>
-              <w:rPr>
-                <w:rFonts w:ascii="Arial" w:hAnsi="DejaVu Sans" w:eastAsia="DejaVu Sans" w:cs="DejaVu Sans"/>
+              <w:rPr>
+                <w:rFonts w:ascii="Arial" w:hAnsi="Arial" w:eastAsia="Arial" w:cs="Arial"/>
                 <w:i w:val="false"/>
                 <w:b w:val="true"/>
                 <w:u w:val="none"/>
+                <w:strike w:val="false"/>
                 <w:sz w:val="21"/>
                 <w:szCs w:val="21"/>
                 <w:color w:val="063360"/>
               </w:rPr>
-              <w:t xml:space="preserve">Road</w:t>
+            </w:pPr>
+            <w:r>
+              <w:rPr>
+                <w:rFonts w:ascii="Arial" w:hAnsi="Arial" w:eastAsia="Arial" w:cs="Arial"/>
+                <w:i w:val="false"/>
+                <w:b w:val="true"/>
+                <w:u w:val="none"/>
+                <w:strike w:val="false"/>
+                <w:sz w:val="21"/>
+                <w:szCs w:val="21"/>
+                <w:color w:val="063360"/>
+              </w:rPr>
+              <w:t xml:space="preserve">Business</w:t>
             </w:r>
           </w:p>
         </w:tc>
@@ -160,7 +173,6 @@
           </w:tcPr>
           <w:p>
             <w:pPr>
-              <w:pStyle w:val="Normal"/>
               <w:jc w:val="left"/>
               <w:pBdr>
                 <w:bottom w:val="none" w:sz="0" w:space="0" w:color="000000"/>
@@ -170,18 +182,29 @@
               </w:pBdr>
               <w:spacing w:after="80" w:before="80" w:line="240"/>
               <w:ind w:left="80" w:right="80" w:firstLine="0" w:firstLineChars="0"/>
-            </w:pPr>
-            <w:r>
-              <w:rPr>
-                <w:rFonts w:ascii="Arial" w:hAnsi="DejaVu Sans" w:eastAsia="DejaVu Sans" w:cs="DejaVu Sans"/>
+              <w:rPr>
+                <w:rFonts w:ascii="Arial" w:hAnsi="Arial" w:eastAsia="Arial" w:cs="Arial"/>
                 <w:i w:val="false"/>
                 <w:b w:val="true"/>
                 <w:u w:val="none"/>
+                <w:strike w:val="false"/>
                 <w:sz w:val="21"/>
                 <w:szCs w:val="21"/>
                 <w:color w:val="063360"/>
               </w:rPr>
-              <w:t xml:space="preserve">Type</w:t>
+            </w:pPr>
+            <w:r>
+              <w:rPr>
+                <w:rFonts w:ascii="Arial" w:hAnsi="Arial" w:eastAsia="Arial" w:cs="Arial"/>
+                <w:i w:val="false"/>
+                <w:b w:val="true"/>
+                <w:u w:val="none"/>
+                <w:strike w:val="false"/>
+                <w:sz w:val="21"/>
+                <w:szCs w:val="21"/>
+                <w:color w:val="063360"/>
+              </w:rPr>
+              <w:t xml:space="preserve">Staff</w:t>
             </w:r>
           </w:p>
         </w:tc>
@@ -204,7 +227,6 @@
           </w:tcPr>
           <w:p>
             <w:pPr>
-              <w:pStyle w:val="Normal"/>
               <w:jc w:val="left"/>
               <w:pBdr>
                 <w:bottom w:val="none" w:sz="0" w:space="0" w:color="000000"/>
@@ -214,18 +236,29 @@
               </w:pBdr>
               <w:spacing w:after="80" w:before="80" w:line="240"/>
               <w:ind w:left="80" w:right="80" w:firstLine="0" w:firstLineChars="0"/>
-            </w:pPr>
-            <w:r>
-              <w:rPr>
-                <w:rFonts w:ascii="Arial" w:hAnsi="DejaVu Sans" w:eastAsia="DejaVu Sans" w:cs="DejaVu Sans"/>
+              <w:rPr>
+                <w:rFonts w:ascii="Arial" w:hAnsi="Arial" w:eastAsia="Arial" w:cs="Arial"/>
                 <w:i w:val="false"/>
                 <w:b w:val="true"/>
                 <w:u w:val="none"/>
+                <w:strike w:val="false"/>
                 <w:sz w:val="21"/>
                 <w:szCs w:val="21"/>
                 <w:color w:val="063360"/>
               </w:rPr>
-              <w:t xml:space="preserve">Injury collisions</w:t>
+            </w:pPr>
+            <w:r>
+              <w:rPr>
+                <w:rFonts w:ascii="Arial" w:hAnsi="Arial" w:eastAsia="Arial" w:cs="Arial"/>
+                <w:i w:val="false"/>
+                <w:b w:val="true"/>
+                <w:u w:val="none"/>
+                <w:strike w:val="false"/>
+                <w:sz w:val="21"/>
+                <w:szCs w:val="21"/>
+                <w:color w:val="063360"/>
+              </w:rPr>
+              <w:t xml:space="preserve">Landfill (tonnes)</w:t>
             </w:r>
           </w:p>
         </w:tc>
@@ -254,7 +287,6 @@
           </w:tcPr>
           <w:p>
             <w:pPr>
-              <w:pStyle w:val="Normal"/>
               <w:jc w:val="left"/>
               <w:pBdr>
                 <w:bottom w:val="none" w:sz="0" w:space="0" w:color="000000"/>
@@ -264,18 +296,29 @@
               </w:pBdr>
               <w:spacing w:after="80" w:before="80" w:line="240"/>
               <w:ind w:left="80" w:right="80" w:firstLine="0" w:firstLineChars="0"/>
-            </w:pPr>
-            <w:r>
-              <w:rPr>
-                <w:rFonts w:ascii="Arial" w:hAnsi="DejaVu Sans" w:eastAsia="DejaVu Sans" w:cs="DejaVu Sans"/>
-                <w:i w:val="false"/>
-                <w:b w:val="false"/>
-                <w:u w:val="none"/>
-                <w:sz w:val="21"/>
-                <w:szCs w:val="21"/>
-                <w:color w:val="000000"/>
-              </w:rPr>
-              <w:t xml:space="preserve">SEC08-013</w:t>
+              <w:rPr>
+                <w:rFonts w:ascii="Arial" w:hAnsi="Arial" w:eastAsia="Arial" w:cs="Arial"/>
+                <w:i w:val="false"/>
+                <w:b w:val="false"/>
+                <w:u w:val="none"/>
+                <w:strike w:val="false"/>
+                <w:sz w:val="21"/>
+                <w:szCs w:val="21"/>
+                <w:color w:val="000000"/>
+              </w:rPr>
+            </w:pPr>
+            <w:r>
+              <w:rPr>
+                <w:rFonts w:ascii="Arial" w:hAnsi="Arial" w:eastAsia="Arial" w:cs="Arial"/>
+                <w:i w:val="false"/>
+                <w:b w:val="false"/>
+                <w:u w:val="none"/>
+                <w:strike w:val="false"/>
+                <w:sz w:val="21"/>
+                <w:szCs w:val="21"/>
+                <w:color w:val="000000"/>
+              </w:rPr>
+              <w:t xml:space="preserve">B00755</w:t>
             </w:r>
           </w:p>
         </w:tc>
@@ -298,7 +341,6 @@
           </w:tcPr>
           <w:p>
             <w:pPr>
-              <w:pStyle w:val="Normal"/>
               <w:jc w:val="left"/>
               <w:pBdr>
                 <w:bottom w:val="none" w:sz="0" w:space="0" w:color="000000"/>
@@ -308,18 +350,29 @@
               </w:pBdr>
               <w:spacing w:after="80" w:before="80" w:line="240"/>
               <w:ind w:left="80" w:right="80" w:firstLine="0" w:firstLineChars="0"/>
-            </w:pPr>
-            <w:r>
-              <w:rPr>
-                <w:rFonts w:ascii="Arial" w:hAnsi="DejaVu Sans" w:eastAsia="DejaVu Sans" w:cs="DejaVu Sans"/>
-                <w:i w:val="false"/>
-                <w:b w:val="false"/>
-                <w:u w:val="none"/>
-                <w:sz w:val="21"/>
-                <w:szCs w:val="21"/>
-                <w:color w:val="000000"/>
-              </w:rPr>
-              <w:t xml:space="preserve">urban arterial</w:t>
+              <w:rPr>
+                <w:rFonts w:ascii="Arial" w:hAnsi="Arial" w:eastAsia="Arial" w:cs="Arial"/>
+                <w:i w:val="false"/>
+                <w:b w:val="false"/>
+                <w:u w:val="none"/>
+                <w:strike w:val="false"/>
+                <w:sz w:val="21"/>
+                <w:szCs w:val="21"/>
+                <w:color w:val="000000"/>
+              </w:rPr>
+            </w:pPr>
+            <w:r>
+              <w:rPr>
+                <w:rFonts w:ascii="Arial" w:hAnsi="Arial" w:eastAsia="Arial" w:cs="Arial"/>
+                <w:i w:val="false"/>
+                <w:b w:val="false"/>
+                <w:u w:val="none"/>
+                <w:strike w:val="false"/>
+                <w:sz w:val="21"/>
+                <w:szCs w:val="21"/>
+                <w:color w:val="000000"/>
+              </w:rPr>
+              <w:t xml:space="preserve">5</w:t>
             </w:r>
           </w:p>
         </w:tc>
@@ -342,7 +395,6 @@
           </w:tcPr>
           <w:p>
             <w:pPr>
-              <w:pStyle w:val="Normal"/>
               <w:jc w:val="left"/>
               <w:pBdr>
                 <w:bottom w:val="none" w:sz="0" w:space="0" w:color="000000"/>
@@ -352,18 +404,29 @@
               </w:pBdr>
               <w:spacing w:after="80" w:before="80" w:line="240"/>
               <w:ind w:left="80" w:right="80" w:firstLine="0" w:firstLineChars="0"/>
-            </w:pPr>
-            <w:r>
-              <w:rPr>
-                <w:rFonts w:ascii="Arial" w:hAnsi="DejaVu Sans" w:eastAsia="DejaVu Sans" w:cs="DejaVu Sans"/>
-                <w:i w:val="false"/>
-                <w:b w:val="false"/>
-                <w:u w:val="none"/>
-                <w:sz w:val="21"/>
-                <w:szCs w:val="21"/>
-                <w:color w:val="000000"/>
-              </w:rPr>
-              <w:t xml:space="preserve">5</w:t>
+              <w:rPr>
+                <w:rFonts w:ascii="Arial" w:hAnsi="Arial" w:eastAsia="Arial" w:cs="Arial"/>
+                <w:i w:val="false"/>
+                <w:b w:val="false"/>
+                <w:u w:val="none"/>
+                <w:strike w:val="false"/>
+                <w:sz w:val="21"/>
+                <w:szCs w:val="21"/>
+                <w:color w:val="000000"/>
+              </w:rPr>
+            </w:pPr>
+            <w:r>
+              <w:rPr>
+                <w:rFonts w:ascii="Arial" w:hAnsi="Arial" w:eastAsia="Arial" w:cs="Arial"/>
+                <w:i w:val="false"/>
+                <w:b w:val="false"/>
+                <w:u w:val="none"/>
+                <w:strike w:val="false"/>
+                <w:sz w:val="21"/>
+                <w:szCs w:val="21"/>
+                <w:color w:val="000000"/>
+              </w:rPr>
+              <w:t xml:space="preserve">3</w:t>
             </w:r>
           </w:p>
         </w:tc>
@@ -392,7 +455,6 @@
           </w:tcPr>
           <w:p>
             <w:pPr>
-              <w:pStyle w:val="Normal"/>
               <w:jc w:val="left"/>
               <w:pBdr>
                 <w:bottom w:val="none" w:sz="0" w:space="0" w:color="000000"/>
@@ -402,18 +464,29 @@
               </w:pBdr>
               <w:spacing w:after="80" w:before="80" w:line="240"/>
               <w:ind w:left="80" w:right="80" w:firstLine="0" w:firstLineChars="0"/>
-            </w:pPr>
-            <w:r>
-              <w:rPr>
-                <w:rFonts w:ascii="Arial" w:hAnsi="DejaVu Sans" w:eastAsia="DejaVu Sans" w:cs="DejaVu Sans"/>
-                <w:i w:val="false"/>
-                <w:b w:val="false"/>
-                <w:u w:val="none"/>
-                <w:sz w:val="21"/>
-                <w:szCs w:val="21"/>
-                <w:color w:val="000000"/>
-              </w:rPr>
-              <w:t xml:space="preserve">SEC10-021</w:t>
+              <w:rPr>
+                <w:rFonts w:ascii="Arial" w:hAnsi="Arial" w:eastAsia="Arial" w:cs="Arial"/>
+                <w:i w:val="false"/>
+                <w:b w:val="false"/>
+                <w:u w:val="none"/>
+                <w:strike w:val="false"/>
+                <w:sz w:val="21"/>
+                <w:szCs w:val="21"/>
+                <w:color w:val="000000"/>
+              </w:rPr>
+            </w:pPr>
+            <w:r>
+              <w:rPr>
+                <w:rFonts w:ascii="Arial" w:hAnsi="Arial" w:eastAsia="Arial" w:cs="Arial"/>
+                <w:i w:val="false"/>
+                <w:b w:val="false"/>
+                <w:u w:val="none"/>
+                <w:strike w:val="false"/>
+                <w:sz w:val="21"/>
+                <w:szCs w:val="21"/>
+                <w:color w:val="000000"/>
+              </w:rPr>
+              <w:t xml:space="preserve">B04954</w:t>
             </w:r>
           </w:p>
         </w:tc>
@@ -436,7 +509,6 @@
           </w:tcPr>
           <w:p>
             <w:pPr>
-              <w:pStyle w:val="Normal"/>
               <w:jc w:val="left"/>
               <w:pBdr>
                 <w:bottom w:val="none" w:sz="0" w:space="0" w:color="000000"/>
@@ -446,18 +518,29 @@
               </w:pBdr>
               <w:spacing w:after="80" w:before="80" w:line="240"/>
               <w:ind w:left="80" w:right="80" w:firstLine="0" w:firstLineChars="0"/>
-            </w:pPr>
-            <w:r>
-              <w:rPr>
-                <w:rFonts w:ascii="Arial" w:hAnsi="DejaVu Sans" w:eastAsia="DejaVu Sans" w:cs="DejaVu Sans"/>
-                <w:i w:val="false"/>
-                <w:b w:val="false"/>
-                <w:u w:val="none"/>
-                <w:sz w:val="21"/>
-                <w:szCs w:val="21"/>
-                <w:color w:val="000000"/>
-              </w:rPr>
-              <w:t xml:space="preserve">suburban arterial</w:t>
+              <w:rPr>
+                <w:rFonts w:ascii="Arial" w:hAnsi="Arial" w:eastAsia="Arial" w:cs="Arial"/>
+                <w:i w:val="false"/>
+                <w:b w:val="false"/>
+                <w:u w:val="none"/>
+                <w:strike w:val="false"/>
+                <w:sz w:val="21"/>
+                <w:szCs w:val="21"/>
+                <w:color w:val="000000"/>
+              </w:rPr>
+            </w:pPr>
+            <w:r>
+              <w:rPr>
+                <w:rFonts w:ascii="Arial" w:hAnsi="Arial" w:eastAsia="Arial" w:cs="Arial"/>
+                <w:i w:val="false"/>
+                <w:b w:val="false"/>
+                <w:u w:val="none"/>
+                <w:strike w:val="false"/>
+                <w:sz w:val="21"/>
+                <w:szCs w:val="21"/>
+                <w:color w:val="000000"/>
+              </w:rPr>
+              <w:t xml:space="preserve">4</w:t>
             </w:r>
           </w:p>
         </w:tc>
@@ -480,7 +563,6 @@
           </w:tcPr>
           <w:p>
             <w:pPr>
-              <w:pStyle w:val="Normal"/>
               <w:jc w:val="left"/>
               <w:pBdr>
                 <w:bottom w:val="none" w:sz="0" w:space="0" w:color="000000"/>
@@ -490,18 +572,29 @@
               </w:pBdr>
               <w:spacing w:after="80" w:before="80" w:line="240"/>
               <w:ind w:left="80" w:right="80" w:firstLine="0" w:firstLineChars="0"/>
-            </w:pPr>
-            <w:r>
-              <w:rPr>
-                <w:rFonts w:ascii="Arial" w:hAnsi="DejaVu Sans" w:eastAsia="DejaVu Sans" w:cs="DejaVu Sans"/>
-                <w:i w:val="false"/>
-                <w:b w:val="false"/>
-                <w:u w:val="none"/>
-                <w:sz w:val="21"/>
-                <w:szCs w:val="21"/>
-                <w:color w:val="000000"/>
-              </w:rPr>
-              <w:t xml:space="preserve">6</w:t>
+              <w:rPr>
+                <w:rFonts w:ascii="Arial" w:hAnsi="Arial" w:eastAsia="Arial" w:cs="Arial"/>
+                <w:i w:val="false"/>
+                <w:b w:val="false"/>
+                <w:u w:val="none"/>
+                <w:strike w:val="false"/>
+                <w:sz w:val="21"/>
+                <w:szCs w:val="21"/>
+                <w:color w:val="000000"/>
+              </w:rPr>
+            </w:pPr>
+            <w:r>
+              <w:rPr>
+                <w:rFonts w:ascii="Arial" w:hAnsi="Arial" w:eastAsia="Arial" w:cs="Arial"/>
+                <w:i w:val="false"/>
+                <w:b w:val="false"/>
+                <w:u w:val="none"/>
+                <w:strike w:val="false"/>
+                <w:sz w:val="21"/>
+                <w:szCs w:val="21"/>
+                <w:color w:val="000000"/>
+              </w:rPr>
+              <w:t xml:space="preserve">4</w:t>
             </w:r>
           </w:p>
         </w:tc>
@@ -530,7 +623,6 @@
           </w:tcPr>
           <w:p>
             <w:pPr>
-              <w:pStyle w:val="Normal"/>
               <w:jc w:val="left"/>
               <w:pBdr>
                 <w:bottom w:val="none" w:sz="0" w:space="0" w:color="000000"/>
@@ -540,18 +632,29 @@
               </w:pBdr>
               <w:spacing w:after="80" w:before="80" w:line="240"/>
               <w:ind w:left="80" w:right="80" w:firstLine="0" w:firstLineChars="0"/>
-            </w:pPr>
-            <w:r>
-              <w:rPr>
-                <w:rFonts w:ascii="Arial" w:hAnsi="DejaVu Sans" w:eastAsia="DejaVu Sans" w:cs="DejaVu Sans"/>
-                <w:i w:val="false"/>
-                <w:b w:val="false"/>
-                <w:u w:val="none"/>
-                <w:sz w:val="21"/>
-                <w:szCs w:val="21"/>
-                <w:color w:val="000000"/>
-              </w:rPr>
-              <w:t xml:space="preserve">SEC10-024</w:t>
+              <w:rPr>
+                <w:rFonts w:ascii="Arial" w:hAnsi="Arial" w:eastAsia="Arial" w:cs="Arial"/>
+                <w:i w:val="false"/>
+                <w:b w:val="false"/>
+                <w:u w:val="none"/>
+                <w:strike w:val="false"/>
+                <w:sz w:val="21"/>
+                <w:szCs w:val="21"/>
+                <w:color w:val="000000"/>
+              </w:rPr>
+            </w:pPr>
+            <w:r>
+              <w:rPr>
+                <w:rFonts w:ascii="Arial" w:hAnsi="Arial" w:eastAsia="Arial" w:cs="Arial"/>
+                <w:i w:val="false"/>
+                <w:b w:val="false"/>
+                <w:u w:val="none"/>
+                <w:strike w:val="false"/>
+                <w:sz w:val="21"/>
+                <w:szCs w:val="21"/>
+                <w:color w:val="000000"/>
+              </w:rPr>
+              <w:t xml:space="preserve">B01673</w:t>
             </w:r>
           </w:p>
         </w:tc>
@@ -574,7 +677,6 @@
           </w:tcPr>
           <w:p>
             <w:pPr>
-              <w:pStyle w:val="Normal"/>
               <w:jc w:val="left"/>
               <w:pBdr>
                 <w:bottom w:val="none" w:sz="0" w:space="0" w:color="000000"/>
@@ -584,18 +686,29 @@
               </w:pBdr>
               <w:spacing w:after="80" w:before="80" w:line="240"/>
               <w:ind w:left="80" w:right="80" w:firstLine="0" w:firstLineChars="0"/>
-            </w:pPr>
-            <w:r>
-              <w:rPr>
-                <w:rFonts w:ascii="Arial" w:hAnsi="DejaVu Sans" w:eastAsia="DejaVu Sans" w:cs="DejaVu Sans"/>
-                <w:i w:val="false"/>
-                <w:b w:val="false"/>
-                <w:u w:val="none"/>
-                <w:sz w:val="21"/>
-                <w:szCs w:val="21"/>
-                <w:color w:val="000000"/>
-              </w:rPr>
-              <w:t xml:space="preserve">urban arterial</w:t>
+              <w:rPr>
+                <w:rFonts w:ascii="Arial" w:hAnsi="Arial" w:eastAsia="Arial" w:cs="Arial"/>
+                <w:i w:val="false"/>
+                <w:b w:val="false"/>
+                <w:u w:val="none"/>
+                <w:strike w:val="false"/>
+                <w:sz w:val="21"/>
+                <w:szCs w:val="21"/>
+                <w:color w:val="000000"/>
+              </w:rPr>
+            </w:pPr>
+            <w:r>
+              <w:rPr>
+                <w:rFonts w:ascii="Arial" w:hAnsi="Arial" w:eastAsia="Arial" w:cs="Arial"/>
+                <w:i w:val="false"/>
+                <w:b w:val="false"/>
+                <w:u w:val="none"/>
+                <w:strike w:val="false"/>
+                <w:sz w:val="21"/>
+                <w:szCs w:val="21"/>
+                <w:color w:val="000000"/>
+              </w:rPr>
+              <w:t xml:space="preserve">3</w:t>
             </w:r>
           </w:p>
         </w:tc>
@@ -618,7 +731,6 @@
           </w:tcPr>
           <w:p>
             <w:pPr>
-              <w:pStyle w:val="Normal"/>
               <w:jc w:val="left"/>
               <w:pBdr>
                 <w:bottom w:val="none" w:sz="0" w:space="0" w:color="000000"/>
@@ -628,18 +740,29 @@
               </w:pBdr>
               <w:spacing w:after="80" w:before="80" w:line="240"/>
               <w:ind w:left="80" w:right="80" w:firstLine="0" w:firstLineChars="0"/>
-            </w:pPr>
-            <w:r>
-              <w:rPr>
-                <w:rFonts w:ascii="Arial" w:hAnsi="DejaVu Sans" w:eastAsia="DejaVu Sans" w:cs="DejaVu Sans"/>
-                <w:i w:val="false"/>
-                <w:b w:val="false"/>
-                <w:u w:val="none"/>
-                <w:sz w:val="21"/>
-                <w:szCs w:val="21"/>
-                <w:color w:val="000000"/>
-              </w:rPr>
-              <w:t xml:space="preserve">7</w:t>
+              <w:rPr>
+                <w:rFonts w:ascii="Arial" w:hAnsi="Arial" w:eastAsia="Arial" w:cs="Arial"/>
+                <w:i w:val="false"/>
+                <w:b w:val="false"/>
+                <w:u w:val="none"/>
+                <w:strike w:val="false"/>
+                <w:sz w:val="21"/>
+                <w:szCs w:val="21"/>
+                <w:color w:val="000000"/>
+              </w:rPr>
+            </w:pPr>
+            <w:r>
+              <w:rPr>
+                <w:rFonts w:ascii="Arial" w:hAnsi="Arial" w:eastAsia="Arial" w:cs="Arial"/>
+                <w:i w:val="false"/>
+                <w:b w:val="false"/>
+                <w:u w:val="none"/>
+                <w:strike w:val="false"/>
+                <w:sz w:val="21"/>
+                <w:szCs w:val="21"/>
+                <w:color w:val="000000"/>
+              </w:rPr>
+              <w:t xml:space="preserve">5</w:t>
             </w:r>
           </w:p>
         </w:tc>
@@ -668,7 +791,6 @@
           </w:tcPr>
           <w:p>
             <w:pPr>
-              <w:pStyle w:val="Normal"/>
               <w:jc w:val="left"/>
               <w:pBdr>
                 <w:bottom w:val="none" w:sz="0" w:space="0" w:color="000000"/>
@@ -678,18 +800,29 @@
               </w:pBdr>
               <w:spacing w:after="80" w:before="80" w:line="240"/>
               <w:ind w:left="80" w:right="80" w:firstLine="0" w:firstLineChars="0"/>
-            </w:pPr>
-            <w:r>
-              <w:rPr>
-                <w:rFonts w:ascii="Arial" w:hAnsi="DejaVu Sans" w:eastAsia="DejaVu Sans" w:cs="DejaVu Sans"/>
-                <w:i w:val="false"/>
-                <w:b w:val="false"/>
-                <w:u w:val="none"/>
-                <w:sz w:val="21"/>
-                <w:szCs w:val="21"/>
-                <w:color w:val="000000"/>
-              </w:rPr>
-              <w:t xml:space="preserve">SEC12-020</w:t>
+              <w:rPr>
+                <w:rFonts w:ascii="Arial" w:hAnsi="Arial" w:eastAsia="Arial" w:cs="Arial"/>
+                <w:i w:val="false"/>
+                <w:b w:val="false"/>
+                <w:u w:val="none"/>
+                <w:strike w:val="false"/>
+                <w:sz w:val="21"/>
+                <w:szCs w:val="21"/>
+                <w:color w:val="000000"/>
+              </w:rPr>
+            </w:pPr>
+            <w:r>
+              <w:rPr>
+                <w:rFonts w:ascii="Arial" w:hAnsi="Arial" w:eastAsia="Arial" w:cs="Arial"/>
+                <w:i w:val="false"/>
+                <w:b w:val="false"/>
+                <w:u w:val="none"/>
+                <w:strike w:val="false"/>
+                <w:sz w:val="21"/>
+                <w:szCs w:val="21"/>
+                <w:color w:val="000000"/>
+              </w:rPr>
+              <w:t xml:space="preserve">B07507</w:t>
             </w:r>
           </w:p>
         </w:tc>
@@ -712,7 +845,6 @@
           </w:tcPr>
           <w:p>
             <w:pPr>
-              <w:pStyle w:val="Normal"/>
               <w:jc w:val="left"/>
               <w:pBdr>
                 <w:bottom w:val="none" w:sz="0" w:space="0" w:color="000000"/>
@@ -722,18 +854,29 @@
               </w:pBdr>
               <w:spacing w:after="80" w:before="80" w:line="240"/>
               <w:ind w:left="80" w:right="80" w:firstLine="0" w:firstLineChars="0"/>
-            </w:pPr>
-            <w:r>
-              <w:rPr>
-                <w:rFonts w:ascii="Arial" w:hAnsi="DejaVu Sans" w:eastAsia="DejaVu Sans" w:cs="DejaVu Sans"/>
-                <w:i w:val="false"/>
-                <w:b w:val="false"/>
-                <w:u w:val="none"/>
-                <w:sz w:val="21"/>
-                <w:szCs w:val="21"/>
-                <w:color w:val="000000"/>
-              </w:rPr>
-              <w:t xml:space="preserve">ring road</w:t>
+              <w:rPr>
+                <w:rFonts w:ascii="Arial" w:hAnsi="Arial" w:eastAsia="Arial" w:cs="Arial"/>
+                <w:i w:val="false"/>
+                <w:b w:val="false"/>
+                <w:u w:val="none"/>
+                <w:strike w:val="false"/>
+                <w:sz w:val="21"/>
+                <w:szCs w:val="21"/>
+                <w:color w:val="000000"/>
+              </w:rPr>
+            </w:pPr>
+            <w:r>
+              <w:rPr>
+                <w:rFonts w:ascii="Arial" w:hAnsi="Arial" w:eastAsia="Arial" w:cs="Arial"/>
+                <w:i w:val="false"/>
+                <w:b w:val="false"/>
+                <w:u w:val="none"/>
+                <w:strike w:val="false"/>
+                <w:sz w:val="21"/>
+                <w:szCs w:val="21"/>
+                <w:color w:val="000000"/>
+              </w:rPr>
+              <w:t xml:space="preserve">4</w:t>
             </w:r>
           </w:p>
         </w:tc>
@@ -756,7 +899,6 @@
           </w:tcPr>
           <w:p>
             <w:pPr>
-              <w:pStyle w:val="Normal"/>
               <w:jc w:val="left"/>
               <w:pBdr>
                 <w:bottom w:val="none" w:sz="0" w:space="0" w:color="000000"/>
@@ -766,18 +908,29 @@
               </w:pBdr>
               <w:spacing w:after="80" w:before="80" w:line="240"/>
               <w:ind w:left="80" w:right="80" w:firstLine="0" w:firstLineChars="0"/>
-            </w:pPr>
-            <w:r>
-              <w:rPr>
-                <w:rFonts w:ascii="Arial" w:hAnsi="DejaVu Sans" w:eastAsia="DejaVu Sans" w:cs="DejaVu Sans"/>
-                <w:i w:val="false"/>
-                <w:b w:val="false"/>
-                <w:u w:val="none"/>
-                <w:sz w:val="21"/>
-                <w:szCs w:val="21"/>
-                <w:color w:val="000000"/>
-              </w:rPr>
-              <w:t xml:space="preserve">7</w:t>
+              <w:rPr>
+                <w:rFonts w:ascii="Arial" w:hAnsi="Arial" w:eastAsia="Arial" w:cs="Arial"/>
+                <w:i w:val="false"/>
+                <w:b w:val="false"/>
+                <w:u w:val="none"/>
+                <w:strike w:val="false"/>
+                <w:sz w:val="21"/>
+                <w:szCs w:val="21"/>
+                <w:color w:val="000000"/>
+              </w:rPr>
+            </w:pPr>
+            <w:r>
+              <w:rPr>
+                <w:rFonts w:ascii="Arial" w:hAnsi="Arial" w:eastAsia="Arial" w:cs="Arial"/>
+                <w:i w:val="false"/>
+                <w:b w:val="false"/>
+                <w:u w:val="none"/>
+                <w:strike w:val="false"/>
+                <w:sz w:val="21"/>
+                <w:szCs w:val="21"/>
+                <w:color w:val="000000"/>
+              </w:rPr>
+              <w:t xml:space="preserve">5</w:t>
             </w:r>
           </w:p>
         </w:tc>
@@ -806,7 +959,6 @@
           </w:tcPr>
           <w:p>
             <w:pPr>
-              <w:pStyle w:val="Normal"/>
               <w:jc w:val="left"/>
               <w:pBdr>
                 <w:bottom w:val="none" w:sz="0" w:space="0" w:color="000000"/>
@@ -816,18 +968,29 @@
               </w:pBdr>
               <w:spacing w:after="80" w:before="80" w:line="240"/>
               <w:ind w:left="80" w:right="80" w:firstLine="0" w:firstLineChars="0"/>
-            </w:pPr>
-            <w:r>
-              <w:rPr>
-                <w:rFonts w:ascii="Arial" w:hAnsi="DejaVu Sans" w:eastAsia="DejaVu Sans" w:cs="DejaVu Sans"/>
-                <w:i w:val="false"/>
-                <w:b w:val="false"/>
-                <w:u w:val="none"/>
-                <w:sz w:val="21"/>
-                <w:szCs w:val="21"/>
-                <w:color w:val="000000"/>
-              </w:rPr>
-              <w:t xml:space="preserve">SEC04-033</w:t>
+              <w:rPr>
+                <w:rFonts w:ascii="Arial" w:hAnsi="Arial" w:eastAsia="Arial" w:cs="Arial"/>
+                <w:i w:val="false"/>
+                <w:b w:val="false"/>
+                <w:u w:val="none"/>
+                <w:strike w:val="false"/>
+                <w:sz w:val="21"/>
+                <w:szCs w:val="21"/>
+                <w:color w:val="000000"/>
+              </w:rPr>
+            </w:pPr>
+            <w:r>
+              <w:rPr>
+                <w:rFonts w:ascii="Arial" w:hAnsi="Arial" w:eastAsia="Arial" w:cs="Arial"/>
+                <w:i w:val="false"/>
+                <w:b w:val="false"/>
+                <w:u w:val="none"/>
+                <w:strike w:val="false"/>
+                <w:sz w:val="21"/>
+                <w:szCs w:val="21"/>
+                <w:color w:val="000000"/>
+              </w:rPr>
+              <w:t xml:space="preserve">B08013</w:t>
             </w:r>
           </w:p>
         </w:tc>
@@ -850,7 +1013,6 @@
           </w:tcPr>
           <w:p>
             <w:pPr>
-              <w:pStyle w:val="Normal"/>
               <w:jc w:val="left"/>
               <w:pBdr>
                 <w:bottom w:val="none" w:sz="0" w:space="0" w:color="000000"/>
@@ -860,18 +1022,29 @@
               </w:pBdr>
               <w:spacing w:after="80" w:before="80" w:line="240"/>
               <w:ind w:left="80" w:right="80" w:firstLine="0" w:firstLineChars="0"/>
-            </w:pPr>
-            <w:r>
-              <w:rPr>
-                <w:rFonts w:ascii="Arial" w:hAnsi="DejaVu Sans" w:eastAsia="DejaVu Sans" w:cs="DejaVu Sans"/>
-                <w:i w:val="false"/>
-                <w:b w:val="false"/>
-                <w:u w:val="none"/>
-                <w:sz w:val="21"/>
-                <w:szCs w:val="21"/>
-                <w:color w:val="000000"/>
-              </w:rPr>
-              <w:t xml:space="preserve">urban arterial</w:t>
+              <w:rPr>
+                <w:rFonts w:ascii="Arial" w:hAnsi="Arial" w:eastAsia="Arial" w:cs="Arial"/>
+                <w:i w:val="false"/>
+                <w:b w:val="false"/>
+                <w:u w:val="none"/>
+                <w:strike w:val="false"/>
+                <w:sz w:val="21"/>
+                <w:szCs w:val="21"/>
+                <w:color w:val="000000"/>
+              </w:rPr>
+            </w:pPr>
+            <w:r>
+              <w:rPr>
+                <w:rFonts w:ascii="Arial" w:hAnsi="Arial" w:eastAsia="Arial" w:cs="Arial"/>
+                <w:i w:val="false"/>
+                <w:b w:val="false"/>
+                <w:u w:val="none"/>
+                <w:strike w:val="false"/>
+                <w:sz w:val="21"/>
+                <w:szCs w:val="21"/>
+                <w:color w:val="000000"/>
+              </w:rPr>
+              <w:t xml:space="preserve">3</w:t>
             </w:r>
           </w:p>
         </w:tc>
@@ -894,7 +1067,6 @@
           </w:tcPr>
           <w:p>
             <w:pPr>
-              <w:pStyle w:val="Normal"/>
               <w:jc w:val="left"/>
               <w:pBdr>
                 <w:bottom w:val="none" w:sz="0" w:space="0" w:color="000000"/>
@@ -904,18 +1076,29 @@
               </w:pBdr>
               <w:spacing w:after="80" w:before="80" w:line="240"/>
               <w:ind w:left="80" w:right="80" w:firstLine="0" w:firstLineChars="0"/>
-            </w:pPr>
-            <w:r>
-              <w:rPr>
-                <w:rFonts w:ascii="Arial" w:hAnsi="DejaVu Sans" w:eastAsia="DejaVu Sans" w:cs="DejaVu Sans"/>
-                <w:i w:val="false"/>
-                <w:b w:val="false"/>
-                <w:u w:val="none"/>
-                <w:sz w:val="21"/>
-                <w:szCs w:val="21"/>
-                <w:color w:val="000000"/>
-              </w:rPr>
-              <w:t xml:space="preserve">8</w:t>
+              <w:rPr>
+                <w:rFonts w:ascii="Arial" w:hAnsi="Arial" w:eastAsia="Arial" w:cs="Arial"/>
+                <w:i w:val="false"/>
+                <w:b w:val="false"/>
+                <w:u w:val="none"/>
+                <w:strike w:val="false"/>
+                <w:sz w:val="21"/>
+                <w:szCs w:val="21"/>
+                <w:color w:val="000000"/>
+              </w:rPr>
+            </w:pPr>
+            <w:r>
+              <w:rPr>
+                <w:rFonts w:ascii="Arial" w:hAnsi="Arial" w:eastAsia="Arial" w:cs="Arial"/>
+                <w:i w:val="false"/>
+                <w:b w:val="false"/>
+                <w:u w:val="none"/>
+                <w:strike w:val="false"/>
+                <w:sz w:val="21"/>
+                <w:szCs w:val="21"/>
+                <w:color w:val="000000"/>
+              </w:rPr>
+              <w:t xml:space="preserve">6</w:t>
             </w:r>
           </w:p>
         </w:tc>
@@ -944,7 +1127,6 @@
           </w:tcPr>
           <w:p>
             <w:pPr>
-              <w:pStyle w:val="Normal"/>
               <w:jc w:val="left"/>
               <w:pBdr>
                 <w:bottom w:val="none" w:sz="0" w:space="0" w:color="000000"/>
@@ -954,18 +1136,29 @@
               </w:pBdr>
               <w:spacing w:after="80" w:before="80" w:line="240"/>
               <w:ind w:left="80" w:right="80" w:firstLine="0" w:firstLineChars="0"/>
-            </w:pPr>
-            <w:r>
-              <w:rPr>
-                <w:rFonts w:ascii="Arial" w:hAnsi="DejaVu Sans" w:eastAsia="DejaVu Sans" w:cs="DejaVu Sans"/>
-                <w:i w:val="false"/>
-                <w:b w:val="false"/>
-                <w:u w:val="none"/>
-                <w:sz w:val="21"/>
-                <w:szCs w:val="21"/>
-                <w:color w:val="000000"/>
-              </w:rPr>
-              <w:t xml:space="preserve">SEC02-023</w:t>
+              <w:rPr>
+                <w:rFonts w:ascii="Arial" w:hAnsi="Arial" w:eastAsia="Arial" w:cs="Arial"/>
+                <w:i w:val="false"/>
+                <w:b w:val="false"/>
+                <w:u w:val="none"/>
+                <w:strike w:val="false"/>
+                <w:sz w:val="21"/>
+                <w:szCs w:val="21"/>
+                <w:color w:val="000000"/>
+              </w:rPr>
+            </w:pPr>
+            <w:r>
+              <w:rPr>
+                <w:rFonts w:ascii="Arial" w:hAnsi="Arial" w:eastAsia="Arial" w:cs="Arial"/>
+                <w:i w:val="false"/>
+                <w:b w:val="false"/>
+                <w:u w:val="none"/>
+                <w:strike w:val="false"/>
+                <w:sz w:val="21"/>
+                <w:szCs w:val="21"/>
+                <w:color w:val="000000"/>
+              </w:rPr>
+              <w:t xml:space="preserve">B01274</w:t>
             </w:r>
           </w:p>
         </w:tc>
@@ -988,7 +1181,6 @@
           </w:tcPr>
           <w:p>
             <w:pPr>
-              <w:pStyle w:val="Normal"/>
               <w:jc w:val="left"/>
               <w:pBdr>
                 <w:bottom w:val="none" w:sz="0" w:space="0" w:color="000000"/>
@@ -998,18 +1190,29 @@
               </w:pBdr>
               <w:spacing w:after="80" w:before="80" w:line="240"/>
               <w:ind w:left="80" w:right="80" w:firstLine="0" w:firstLineChars="0"/>
-            </w:pPr>
-            <w:r>
-              <w:rPr>
-                <w:rFonts w:ascii="Arial" w:hAnsi="DejaVu Sans" w:eastAsia="DejaVu Sans" w:cs="DejaVu Sans"/>
-                <w:i w:val="false"/>
-                <w:b w:val="false"/>
-                <w:u w:val="none"/>
-                <w:sz w:val="21"/>
-                <w:szCs w:val="21"/>
-                <w:color w:val="000000"/>
-              </w:rPr>
-              <w:t xml:space="preserve">ring road</w:t>
+              <w:rPr>
+                <w:rFonts w:ascii="Arial" w:hAnsi="Arial" w:eastAsia="Arial" w:cs="Arial"/>
+                <w:i w:val="false"/>
+                <w:b w:val="false"/>
+                <w:u w:val="none"/>
+                <w:strike w:val="false"/>
+                <w:sz w:val="21"/>
+                <w:szCs w:val="21"/>
+                <w:color w:val="000000"/>
+              </w:rPr>
+            </w:pPr>
+            <w:r>
+              <w:rPr>
+                <w:rFonts w:ascii="Arial" w:hAnsi="Arial" w:eastAsia="Arial" w:cs="Arial"/>
+                <w:i w:val="false"/>
+                <w:b w:val="false"/>
+                <w:u w:val="none"/>
+                <w:strike w:val="false"/>
+                <w:sz w:val="21"/>
+                <w:szCs w:val="21"/>
+                <w:color w:val="000000"/>
+              </w:rPr>
+              <w:t xml:space="preserve">5</w:t>
             </w:r>
           </w:p>
         </w:tc>
@@ -1032,7 +1235,6 @@
           </w:tcPr>
           <w:p>
             <w:pPr>
-              <w:pStyle w:val="Normal"/>
               <w:jc w:val="left"/>
               <w:pBdr>
                 <w:bottom w:val="none" w:sz="0" w:space="0" w:color="000000"/>
@@ -1042,18 +1244,29 @@
               </w:pBdr>
               <w:spacing w:after="80" w:before="80" w:line="240"/>
               <w:ind w:left="80" w:right="80" w:firstLine="0" w:firstLineChars="0"/>
-            </w:pPr>
-            <w:r>
-              <w:rPr>
-                <w:rFonts w:ascii="Arial" w:hAnsi="DejaVu Sans" w:eastAsia="DejaVu Sans" w:cs="DejaVu Sans"/>
-                <w:i w:val="false"/>
-                <w:b w:val="false"/>
-                <w:u w:val="none"/>
-                <w:sz w:val="21"/>
-                <w:szCs w:val="21"/>
-                <w:color w:val="000000"/>
-              </w:rPr>
-              <w:t xml:space="preserve">12</w:t>
+              <w:rPr>
+                <w:rFonts w:ascii="Arial" w:hAnsi="Arial" w:eastAsia="Arial" w:cs="Arial"/>
+                <w:i w:val="false"/>
+                <w:b w:val="false"/>
+                <w:u w:val="none"/>
+                <w:strike w:val="false"/>
+                <w:sz w:val="21"/>
+                <w:szCs w:val="21"/>
+                <w:color w:val="000000"/>
+              </w:rPr>
+            </w:pPr>
+            <w:r>
+              <w:rPr>
+                <w:rFonts w:ascii="Arial" w:hAnsi="Arial" w:eastAsia="Arial" w:cs="Arial"/>
+                <w:i w:val="false"/>
+                <w:b w:val="false"/>
+                <w:u w:val="none"/>
+                <w:strike w:val="false"/>
+                <w:sz w:val="21"/>
+                <w:szCs w:val="21"/>
+                <w:color w:val="000000"/>
+              </w:rPr>
+              <w:t xml:space="preserve">7</w:t>
             </w:r>
           </w:p>
         </w:tc>
@@ -1082,7 +1295,6 @@
           </w:tcPr>
           <w:p>
             <w:pPr>
-              <w:pStyle w:val="Normal"/>
               <w:jc w:val="left"/>
               <w:pBdr>
                 <w:bottom w:val="none" w:sz="0" w:space="0" w:color="000000"/>
@@ -1092,18 +1304,29 @@
               </w:pBdr>
               <w:spacing w:after="80" w:before="80" w:line="240"/>
               <w:ind w:left="80" w:right="80" w:firstLine="0" w:firstLineChars="0"/>
-            </w:pPr>
-            <w:r>
-              <w:rPr>
-                <w:rFonts w:ascii="Arial" w:hAnsi="DejaVu Sans" w:eastAsia="DejaVu Sans" w:cs="DejaVu Sans"/>
-                <w:i w:val="false"/>
-                <w:b w:val="false"/>
-                <w:u w:val="none"/>
-                <w:sz w:val="21"/>
-                <w:szCs w:val="21"/>
-                <w:color w:val="000000"/>
-              </w:rPr>
-              <w:t xml:space="preserve">SEC10-047</w:t>
+              <w:rPr>
+                <w:rFonts w:ascii="Arial" w:hAnsi="Arial" w:eastAsia="Arial" w:cs="Arial"/>
+                <w:i w:val="false"/>
+                <w:b w:val="false"/>
+                <w:u w:val="none"/>
+                <w:strike w:val="false"/>
+                <w:sz w:val="21"/>
+                <w:szCs w:val="21"/>
+                <w:color w:val="000000"/>
+              </w:rPr>
+            </w:pPr>
+            <w:r>
+              <w:rPr>
+                <w:rFonts w:ascii="Arial" w:hAnsi="Arial" w:eastAsia="Arial" w:cs="Arial"/>
+                <w:i w:val="false"/>
+                <w:b w:val="false"/>
+                <w:u w:val="none"/>
+                <w:strike w:val="false"/>
+                <w:sz w:val="21"/>
+                <w:szCs w:val="21"/>
+                <w:color w:val="000000"/>
+              </w:rPr>
+              <w:t xml:space="preserve">B02136</w:t>
             </w:r>
           </w:p>
         </w:tc>
@@ -1126,7 +1349,6 @@
           </w:tcPr>
           <w:p>
             <w:pPr>
-              <w:pStyle w:val="Normal"/>
               <w:jc w:val="left"/>
               <w:pBdr>
                 <w:bottom w:val="none" w:sz="0" w:space="0" w:color="000000"/>
@@ -1136,18 +1358,29 @@
               </w:pBdr>
               <w:spacing w:after="80" w:before="80" w:line="240"/>
               <w:ind w:left="80" w:right="80" w:firstLine="0" w:firstLineChars="0"/>
-            </w:pPr>
-            <w:r>
-              <w:rPr>
-                <w:rFonts w:ascii="Arial" w:hAnsi="DejaVu Sans" w:eastAsia="DejaVu Sans" w:cs="DejaVu Sans"/>
-                <w:i w:val="false"/>
-                <w:b w:val="false"/>
-                <w:u w:val="none"/>
-                <w:sz w:val="21"/>
-                <w:szCs w:val="21"/>
-                <w:color w:val="000000"/>
-              </w:rPr>
-              <w:t xml:space="preserve">school corridor</w:t>
+              <w:rPr>
+                <w:rFonts w:ascii="Arial" w:hAnsi="Arial" w:eastAsia="Arial" w:cs="Arial"/>
+                <w:i w:val="false"/>
+                <w:b w:val="false"/>
+                <w:u w:val="none"/>
+                <w:strike w:val="false"/>
+                <w:sz w:val="21"/>
+                <w:szCs w:val="21"/>
+                <w:color w:val="000000"/>
+              </w:rPr>
+            </w:pPr>
+            <w:r>
+              <w:rPr>
+                <w:rFonts w:ascii="Arial" w:hAnsi="Arial" w:eastAsia="Arial" w:cs="Arial"/>
+                <w:i w:val="false"/>
+                <w:b w:val="false"/>
+                <w:u w:val="none"/>
+                <w:strike w:val="false"/>
+                <w:sz w:val="21"/>
+                <w:szCs w:val="21"/>
+                <w:color w:val="000000"/>
+              </w:rPr>
+              <w:t xml:space="preserve">4</w:t>
             </w:r>
           </w:p>
         </w:tc>
@@ -1170,7 +1403,6 @@
           </w:tcPr>
           <w:p>
             <w:pPr>
-              <w:pStyle w:val="Normal"/>
               <w:jc w:val="left"/>
               <w:pBdr>
                 <w:bottom w:val="none" w:sz="0" w:space="0" w:color="000000"/>
@@ -1180,18 +1412,29 @@
               </w:pBdr>
               <w:spacing w:after="80" w:before="80" w:line="240"/>
               <w:ind w:left="80" w:right="80" w:firstLine="0" w:firstLineChars="0"/>
-            </w:pPr>
-            <w:r>
-              <w:rPr>
-                <w:rFonts w:ascii="Arial" w:hAnsi="DejaVu Sans" w:eastAsia="DejaVu Sans" w:cs="DejaVu Sans"/>
-                <w:i w:val="false"/>
-                <w:b w:val="false"/>
-                <w:u w:val="none"/>
-                <w:sz w:val="21"/>
-                <w:szCs w:val="21"/>
-                <w:color w:val="000000"/>
-              </w:rPr>
-              <w:t xml:space="preserve">13</w:t>
+              <w:rPr>
+                <w:rFonts w:ascii="Arial" w:hAnsi="Arial" w:eastAsia="Arial" w:cs="Arial"/>
+                <w:i w:val="false"/>
+                <w:b w:val="false"/>
+                <w:u w:val="none"/>
+                <w:strike w:val="false"/>
+                <w:sz w:val="21"/>
+                <w:szCs w:val="21"/>
+                <w:color w:val="000000"/>
+              </w:rPr>
+            </w:pPr>
+            <w:r>
+              <w:rPr>
+                <w:rFonts w:ascii="Arial" w:hAnsi="Arial" w:eastAsia="Arial" w:cs="Arial"/>
+                <w:i w:val="false"/>
+                <w:b w:val="false"/>
+                <w:u w:val="none"/>
+                <w:strike w:val="false"/>
+                <w:sz w:val="21"/>
+                <w:szCs w:val="21"/>
+                <w:color w:val="000000"/>
+              </w:rPr>
+              <w:t xml:space="preserve">7</w:t>
             </w:r>
           </w:p>
         </w:tc>
@@ -1220,7 +1463,6 @@
           </w:tcPr>
           <w:p>
             <w:pPr>
-              <w:pStyle w:val="Normal"/>
               <w:jc w:val="left"/>
               <w:pBdr>
                 <w:bottom w:val="none" w:sz="0" w:space="0" w:color="000000"/>
@@ -1230,18 +1472,29 @@
               </w:pBdr>
               <w:spacing w:after="80" w:before="80" w:line="240"/>
               <w:ind w:left="80" w:right="80" w:firstLine="0" w:firstLineChars="0"/>
-            </w:pPr>
-            <w:r>
-              <w:rPr>
-                <w:rFonts w:ascii="Arial" w:hAnsi="DejaVu Sans" w:eastAsia="DejaVu Sans" w:cs="DejaVu Sans"/>
-                <w:i w:val="false"/>
-                <w:b w:val="false"/>
-                <w:u w:val="none"/>
-                <w:sz w:val="21"/>
-                <w:szCs w:val="21"/>
-                <w:color w:val="000000"/>
-              </w:rPr>
-              <w:t xml:space="preserve">SEC08-002</w:t>
+              <w:rPr>
+                <w:rFonts w:ascii="Arial" w:hAnsi="Arial" w:eastAsia="Arial" w:cs="Arial"/>
+                <w:i w:val="false"/>
+                <w:b w:val="false"/>
+                <w:u w:val="none"/>
+                <w:strike w:val="false"/>
+                <w:sz w:val="21"/>
+                <w:szCs w:val="21"/>
+                <w:color w:val="000000"/>
+              </w:rPr>
+            </w:pPr>
+            <w:r>
+              <w:rPr>
+                <w:rFonts w:ascii="Arial" w:hAnsi="Arial" w:eastAsia="Arial" w:cs="Arial"/>
+                <w:i w:val="false"/>
+                <w:b w:val="false"/>
+                <w:u w:val="none"/>
+                <w:strike w:val="false"/>
+                <w:sz w:val="21"/>
+                <w:szCs w:val="21"/>
+                <w:color w:val="000000"/>
+              </w:rPr>
+              <w:t xml:space="preserve">B03791</w:t>
             </w:r>
           </w:p>
         </w:tc>
@@ -1264,7 +1517,6 @@
           </w:tcPr>
           <w:p>
             <w:pPr>
-              <w:pStyle w:val="Normal"/>
               <w:jc w:val="left"/>
               <w:pBdr>
                 <w:bottom w:val="none" w:sz="0" w:space="0" w:color="000000"/>
@@ -1274,18 +1526,29 @@
               </w:pBdr>
               <w:spacing w:after="80" w:before="80" w:line="240"/>
               <w:ind w:left="80" w:right="80" w:firstLine="0" w:firstLineChars="0"/>
-            </w:pPr>
-            <w:r>
-              <w:rPr>
-                <w:rFonts w:ascii="Arial" w:hAnsi="DejaVu Sans" w:eastAsia="DejaVu Sans" w:cs="DejaVu Sans"/>
-                <w:i w:val="false"/>
-                <w:b w:val="false"/>
-                <w:u w:val="none"/>
-                <w:sz w:val="21"/>
-                <w:szCs w:val="21"/>
-                <w:color w:val="000000"/>
-              </w:rPr>
-              <w:t xml:space="preserve">suburban arterial</w:t>
+              <w:rPr>
+                <w:rFonts w:ascii="Arial" w:hAnsi="Arial" w:eastAsia="Arial" w:cs="Arial"/>
+                <w:i w:val="false"/>
+                <w:b w:val="false"/>
+                <w:u w:val="none"/>
+                <w:strike w:val="false"/>
+                <w:sz w:val="21"/>
+                <w:szCs w:val="21"/>
+                <w:color w:val="000000"/>
+              </w:rPr>
+            </w:pPr>
+            <w:r>
+              <w:rPr>
+                <w:rFonts w:ascii="Arial" w:hAnsi="Arial" w:eastAsia="Arial" w:cs="Arial"/>
+                <w:i w:val="false"/>
+                <w:b w:val="false"/>
+                <w:u w:val="none"/>
+                <w:strike w:val="false"/>
+                <w:sz w:val="21"/>
+                <w:szCs w:val="21"/>
+                <w:color w:val="000000"/>
+              </w:rPr>
+              <w:t xml:space="preserve">7</w:t>
             </w:r>
           </w:p>
         </w:tc>
@@ -1308,7 +1571,6 @@
           </w:tcPr>
           <w:p>
             <w:pPr>
-              <w:pStyle w:val="Normal"/>
               <w:jc w:val="left"/>
               <w:pBdr>
                 <w:bottom w:val="none" w:sz="0" w:space="0" w:color="000000"/>
@@ -1318,18 +1580,29 @@
               </w:pBdr>
               <w:spacing w:after="80" w:before="80" w:line="240"/>
               <w:ind w:left="80" w:right="80" w:firstLine="0" w:firstLineChars="0"/>
-            </w:pPr>
-            <w:r>
-              <w:rPr>
-                <w:rFonts w:ascii="Arial" w:hAnsi="DejaVu Sans" w:eastAsia="DejaVu Sans" w:cs="DejaVu Sans"/>
-                <w:i w:val="false"/>
-                <w:b w:val="false"/>
-                <w:u w:val="none"/>
-                <w:sz w:val="21"/>
-                <w:szCs w:val="21"/>
-                <w:color w:val="000000"/>
-              </w:rPr>
-              <w:t xml:space="preserve">16</w:t>
+              <w:rPr>
+                <w:rFonts w:ascii="Arial" w:hAnsi="Arial" w:eastAsia="Arial" w:cs="Arial"/>
+                <w:i w:val="false"/>
+                <w:b w:val="false"/>
+                <w:u w:val="none"/>
+                <w:strike w:val="false"/>
+                <w:sz w:val="21"/>
+                <w:szCs w:val="21"/>
+                <w:color w:val="000000"/>
+              </w:rPr>
+            </w:pPr>
+            <w:r>
+              <w:rPr>
+                <w:rFonts w:ascii="Arial" w:hAnsi="Arial" w:eastAsia="Arial" w:cs="Arial"/>
+                <w:i w:val="false"/>
+                <w:b w:val="false"/>
+                <w:u w:val="none"/>
+                <w:strike w:val="false"/>
+                <w:sz w:val="21"/>
+                <w:szCs w:val="21"/>
+                <w:color w:val="000000"/>
+              </w:rPr>
+              <w:t xml:space="preserve">8</w:t>
             </w:r>
           </w:p>
         </w:tc>
@@ -1358,7 +1631,6 @@
           </w:tcPr>
           <w:p>
             <w:pPr>
-              <w:pStyle w:val="Normal"/>
               <w:jc w:val="left"/>
               <w:pBdr>
                 <w:bottom w:val="none" w:sz="0" w:space="0" w:color="000000"/>
@@ -1368,18 +1640,29 @@
               </w:pBdr>
               <w:spacing w:after="80" w:before="80" w:line="240"/>
               <w:ind w:left="80" w:right="80" w:firstLine="0" w:firstLineChars="0"/>
-            </w:pPr>
-            <w:r>
-              <w:rPr>
-                <w:rFonts w:ascii="Arial" w:hAnsi="DejaVu Sans" w:eastAsia="DejaVu Sans" w:cs="DejaVu Sans"/>
-                <w:i w:val="false"/>
-                <w:b w:val="false"/>
-                <w:u w:val="none"/>
-                <w:sz w:val="21"/>
-                <w:szCs w:val="21"/>
-                <w:color w:val="000000"/>
-              </w:rPr>
-              <w:t xml:space="preserve">SEC06-011</w:t>
+              <w:rPr>
+                <w:rFonts w:ascii="Arial" w:hAnsi="Arial" w:eastAsia="Arial" w:cs="Arial"/>
+                <w:i w:val="false"/>
+                <w:b w:val="false"/>
+                <w:u w:val="none"/>
+                <w:strike w:val="false"/>
+                <w:sz w:val="21"/>
+                <w:szCs w:val="21"/>
+                <w:color w:val="000000"/>
+              </w:rPr>
+            </w:pPr>
+            <w:r>
+              <w:rPr>
+                <w:rFonts w:ascii="Arial" w:hAnsi="Arial" w:eastAsia="Arial" w:cs="Arial"/>
+                <w:i w:val="false"/>
+                <w:b w:val="false"/>
+                <w:u w:val="none"/>
+                <w:strike w:val="false"/>
+                <w:sz w:val="21"/>
+                <w:szCs w:val="21"/>
+                <w:color w:val="000000"/>
+              </w:rPr>
+              <w:t xml:space="preserve">B05600</w:t>
             </w:r>
           </w:p>
         </w:tc>
@@ -1402,7 +1685,6 @@
           </w:tcPr>
           <w:p>
             <w:pPr>
-              <w:pStyle w:val="Normal"/>
               <w:jc w:val="left"/>
               <w:pBdr>
                 <w:bottom w:val="none" w:sz="0" w:space="0" w:color="000000"/>
@@ -1412,18 +1694,29 @@
               </w:pBdr>
               <w:spacing w:after="80" w:before="80" w:line="240"/>
               <w:ind w:left="80" w:right="80" w:firstLine="0" w:firstLineChars="0"/>
-            </w:pPr>
-            <w:r>
-              <w:rPr>
-                <w:rFonts w:ascii="Arial" w:hAnsi="DejaVu Sans" w:eastAsia="DejaVu Sans" w:cs="DejaVu Sans"/>
-                <w:i w:val="false"/>
-                <w:b w:val="false"/>
-                <w:u w:val="none"/>
-                <w:sz w:val="21"/>
-                <w:szCs w:val="21"/>
-                <w:color w:val="000000"/>
-              </w:rPr>
-              <w:t xml:space="preserve">suburban arterial</w:t>
+              <w:rPr>
+                <w:rFonts w:ascii="Arial" w:hAnsi="Arial" w:eastAsia="Arial" w:cs="Arial"/>
+                <w:i w:val="false"/>
+                <w:b w:val="false"/>
+                <w:u w:val="none"/>
+                <w:strike w:val="false"/>
+                <w:sz w:val="21"/>
+                <w:szCs w:val="21"/>
+                <w:color w:val="000000"/>
+              </w:rPr>
+            </w:pPr>
+            <w:r>
+              <w:rPr>
+                <w:rFonts w:ascii="Arial" w:hAnsi="Arial" w:eastAsia="Arial" w:cs="Arial"/>
+                <w:i w:val="false"/>
+                <w:b w:val="false"/>
+                <w:u w:val="none"/>
+                <w:strike w:val="false"/>
+                <w:sz w:val="21"/>
+                <w:szCs w:val="21"/>
+                <w:color w:val="000000"/>
+              </w:rPr>
+              <w:t xml:space="preserve">8</w:t>
             </w:r>
           </w:p>
         </w:tc>
@@ -1446,7 +1739,6 @@
           </w:tcPr>
           <w:p>
             <w:pPr>
-              <w:pStyle w:val="Normal"/>
               <w:jc w:val="left"/>
               <w:pBdr>
                 <w:bottom w:val="none" w:sz="0" w:space="0" w:color="000000"/>
@@ -1456,18 +1748,29 @@
               </w:pBdr>
               <w:spacing w:after="80" w:before="80" w:line="240"/>
               <w:ind w:left="80" w:right="80" w:firstLine="0" w:firstLineChars="0"/>
-            </w:pPr>
-            <w:r>
-              <w:rPr>
-                <w:rFonts w:ascii="Arial" w:hAnsi="DejaVu Sans" w:eastAsia="DejaVu Sans" w:cs="DejaVu Sans"/>
-                <w:i w:val="false"/>
-                <w:b w:val="false"/>
-                <w:u w:val="none"/>
-                <w:sz w:val="21"/>
-                <w:szCs w:val="21"/>
-                <w:color w:val="000000"/>
-              </w:rPr>
-              <w:t xml:space="preserve">19</w:t>
+              <w:rPr>
+                <w:rFonts w:ascii="Arial" w:hAnsi="Arial" w:eastAsia="Arial" w:cs="Arial"/>
+                <w:i w:val="false"/>
+                <w:b w:val="false"/>
+                <w:u w:val="none"/>
+                <w:strike w:val="false"/>
+                <w:sz w:val="21"/>
+                <w:szCs w:val="21"/>
+                <w:color w:val="000000"/>
+              </w:rPr>
+            </w:pPr>
+            <w:r>
+              <w:rPr>
+                <w:rFonts w:ascii="Arial" w:hAnsi="Arial" w:eastAsia="Arial" w:cs="Arial"/>
+                <w:i w:val="false"/>
+                <w:b w:val="false"/>
+                <w:u w:val="none"/>
+                <w:strike w:val="false"/>
+                <w:sz w:val="21"/>
+                <w:szCs w:val="21"/>
+                <w:color w:val="000000"/>
+              </w:rPr>
+              <w:t xml:space="preserve">9</w:t>
             </w:r>
           </w:p>
         </w:tc>
@@ -1496,7 +1799,6 @@
           </w:tcPr>
           <w:p>
             <w:pPr>
-              <w:pStyle w:val="Normal"/>
               <w:jc w:val="left"/>
               <w:pBdr>
                 <w:bottom w:val="none" w:sz="0" w:space="0" w:color="000000"/>
@@ -1506,18 +1808,29 @@
               </w:pBdr>
               <w:spacing w:after="80" w:before="80" w:line="240"/>
               <w:ind w:left="80" w:right="80" w:firstLine="0" w:firstLineChars="0"/>
-            </w:pPr>
-            <w:r>
-              <w:rPr>
-                <w:rFonts w:ascii="Arial" w:hAnsi="DejaVu Sans" w:eastAsia="DejaVu Sans" w:cs="DejaVu Sans"/>
-                <w:i w:val="false"/>
-                <w:b w:val="false"/>
-                <w:u w:val="none"/>
-                <w:sz w:val="21"/>
-                <w:szCs w:val="21"/>
-                <w:color w:val="000000"/>
-              </w:rPr>
-              <w:t xml:space="preserve">SEC05-018</w:t>
+              <w:rPr>
+                <w:rFonts w:ascii="Arial" w:hAnsi="Arial" w:eastAsia="Arial" w:cs="Arial"/>
+                <w:i w:val="false"/>
+                <w:b w:val="false"/>
+                <w:u w:val="none"/>
+                <w:strike w:val="false"/>
+                <w:sz w:val="21"/>
+                <w:szCs w:val="21"/>
+                <w:color w:val="000000"/>
+              </w:rPr>
+            </w:pPr>
+            <w:r>
+              <w:rPr>
+                <w:rFonts w:ascii="Arial" w:hAnsi="Arial" w:eastAsia="Arial" w:cs="Arial"/>
+                <w:i w:val="false"/>
+                <w:b w:val="false"/>
+                <w:u w:val="none"/>
+                <w:strike w:val="false"/>
+                <w:sz w:val="21"/>
+                <w:szCs w:val="21"/>
+                <w:color w:val="000000"/>
+              </w:rPr>
+              <w:t xml:space="preserve">B03836</w:t>
             </w:r>
           </w:p>
         </w:tc>
@@ -1540,7 +1853,6 @@
           </w:tcPr>
           <w:p>
             <w:pPr>
-              <w:pStyle w:val="Normal"/>
               <w:jc w:val="left"/>
               <w:pBdr>
                 <w:bottom w:val="none" w:sz="0" w:space="0" w:color="000000"/>
@@ -1550,18 +1862,29 @@
               </w:pBdr>
               <w:spacing w:after="80" w:before="80" w:line="240"/>
               <w:ind w:left="80" w:right="80" w:firstLine="0" w:firstLineChars="0"/>
-            </w:pPr>
-            <w:r>
-              <w:rPr>
-                <w:rFonts w:ascii="Arial" w:hAnsi="DejaVu Sans" w:eastAsia="DejaVu Sans" w:cs="DejaVu Sans"/>
-                <w:i w:val="false"/>
-                <w:b w:val="false"/>
-                <w:u w:val="none"/>
-                <w:sz w:val="21"/>
-                <w:szCs w:val="21"/>
-                <w:color w:val="000000"/>
-              </w:rPr>
-              <w:t xml:space="preserve">ring road</w:t>
+              <w:rPr>
+                <w:rFonts w:ascii="Arial" w:hAnsi="Arial" w:eastAsia="Arial" w:cs="Arial"/>
+                <w:i w:val="false"/>
+                <w:b w:val="false"/>
+                <w:u w:val="none"/>
+                <w:strike w:val="false"/>
+                <w:sz w:val="21"/>
+                <w:szCs w:val="21"/>
+                <w:color w:val="000000"/>
+              </w:rPr>
+            </w:pPr>
+            <w:r>
+              <w:rPr>
+                <w:rFonts w:ascii="Arial" w:hAnsi="Arial" w:eastAsia="Arial" w:cs="Arial"/>
+                <w:i w:val="false"/>
+                <w:b w:val="false"/>
+                <w:u w:val="none"/>
+                <w:strike w:val="false"/>
+                <w:sz w:val="21"/>
+                <w:szCs w:val="21"/>
+                <w:color w:val="000000"/>
+              </w:rPr>
+              <w:t xml:space="preserve">30</w:t>
             </w:r>
           </w:p>
         </w:tc>
@@ -1584,7 +1907,6 @@
           </w:tcPr>
           <w:p>
             <w:pPr>
-              <w:pStyle w:val="Normal"/>
               <w:jc w:val="left"/>
               <w:pBdr>
                 <w:bottom w:val="none" w:sz="0" w:space="0" w:color="000000"/>
@@ -1594,18 +1916,29 @@
               </w:pBdr>
               <w:spacing w:after="80" w:before="80" w:line="240"/>
               <w:ind w:left="80" w:right="80" w:firstLine="0" w:firstLineChars="0"/>
-            </w:pPr>
-            <w:r>
-              <w:rPr>
-                <w:rFonts w:ascii="Arial" w:hAnsi="DejaVu Sans" w:eastAsia="DejaVu Sans" w:cs="DejaVu Sans"/>
-                <w:i w:val="false"/>
-                <w:b w:val="false"/>
-                <w:u w:val="none"/>
-                <w:sz w:val="21"/>
-                <w:szCs w:val="21"/>
-                <w:color w:val="000000"/>
-              </w:rPr>
-              <w:t xml:space="preserve">42</w:t>
+              <w:rPr>
+                <w:rFonts w:ascii="Arial" w:hAnsi="Arial" w:eastAsia="Arial" w:cs="Arial"/>
+                <w:i w:val="false"/>
+                <w:b w:val="false"/>
+                <w:u w:val="none"/>
+                <w:strike w:val="false"/>
+                <w:sz w:val="21"/>
+                <w:szCs w:val="21"/>
+                <w:color w:val="000000"/>
+              </w:rPr>
+            </w:pPr>
+            <w:r>
+              <w:rPr>
+                <w:rFonts w:ascii="Arial" w:hAnsi="Arial" w:eastAsia="Arial" w:cs="Arial"/>
+                <w:i w:val="false"/>
+                <w:b w:val="false"/>
+                <w:u w:val="none"/>
+                <w:strike w:val="false"/>
+                <w:sz w:val="21"/>
+                <w:szCs w:val="21"/>
+                <w:color w:val="000000"/>
+              </w:rPr>
+              <w:t xml:space="preserve">46</w:t>
             </w:r>
           </w:p>
         </w:tc>
@@ -1630,6 +1963,7 @@
           <w:i w:val="true"/>
           <w:b w:val="false"/>
           <w:u w:val="none"/>
+          <w:strike w:val="false"/>
           <w:sz w:val="17"/>
           <w:szCs w:val="17"/>
           <w:color w:val="545860"/>
@@ -1656,6 +1990,7 @@
           <w:i w:val="false"/>
           <w:b w:val="true"/>
           <w:u w:val="none"/>
+          <w:strike w:val="false"/>
           <w:sz w:val="26"/>
           <w:szCs w:val="26"/>
           <w:color w:val="215A9E"/>
@@ -1682,11 +2017,12 @@
           <w:i w:val="false"/>
           <w:b w:val="false"/>
           <w:u w:val="none"/>
+          <w:strike w:val="false"/>
           <w:sz w:val="22"/>
           <w:szCs w:val="22"/>
           <w:color w:val="000000"/>
         </w:rPr>
-        <w:t xml:space="preserve">The mean (the average) number of collisions per road:  ________</w:t>
+        <w:t xml:space="preserve">The mean (the average) landfill per business:  ________</w:t>
       </w:r>
     </w:p>
     <w:p>
@@ -1708,11 +2044,12 @@
           <w:i w:val="false"/>
           <w:b w:val="false"/>
           <w:u w:val="none"/>
+          <w:strike w:val="false"/>
           <w:sz w:val="22"/>
           <w:szCs w:val="22"/>
           <w:color w:val="000000"/>
         </w:rPr>
-        <w:t xml:space="preserve">How many of the ten roads are below the mean?  ________</w:t>
+        <w:t xml:space="preserve">How many of the ten businesses are below the mean?  ________</w:t>
       </w:r>
     </w:p>
     <w:p>
@@ -1734,11 +2071,12 @@
           <w:i w:val="false"/>
           <w:b w:val="false"/>
           <w:u w:val="none"/>
+          <w:strike w:val="false"/>
           <w:sz w:val="22"/>
           <w:szCs w:val="22"/>
           <w:color w:val="000000"/>
         </w:rPr>
-        <w:t xml:space="preserve">The median (the middle road when they are in order):  ________</w:t>
+        <w:t xml:space="preserve">The median (the middle business when they are in order):  ________</w:t>
       </w:r>
     </w:p>
     <w:p>
@@ -1760,11 +2098,12 @@
           <w:i w:val="false"/>
           <w:b w:val="true"/>
           <w:u w:val="none"/>
+          <w:strike w:val="false"/>
           <w:sz w:val="26"/>
           <w:szCs w:val="26"/>
           <w:color w:val="215A9E"/>
         </w:rPr>
-        <w:t xml:space="preserve">2. Remove the busiest road</w:t>
+        <w:t xml:space="preserve">2. Remove the largest business</w:t>
       </w:r>
     </w:p>
     <w:p>
@@ -1786,6 +2125,7 @@
           <w:i w:val="false"/>
           <w:b w:val="false"/>
           <w:u w:val="none"/>
+          <w:strike w:val="false"/>
           <w:sz w:val="22"/>
           <w:szCs w:val="22"/>
           <w:color w:val="000000"/>
@@ -1812,6 +2152,7 @@
           <w:i w:val="false"/>
           <w:b w:val="false"/>
           <w:u w:val="none"/>
+          <w:strike w:val="false"/>
           <w:sz w:val="22"/>
           <w:szCs w:val="22"/>
           <w:color w:val="000000"/>
@@ -1838,6 +2179,7 @@
           <w:i w:val="false"/>
           <w:b w:val="false"/>
           <w:u w:val="none"/>
+          <w:strike w:val="false"/>
           <w:sz w:val="22"/>
           <w:szCs w:val="22"/>
           <w:color w:val="B5BEC9"/>
@@ -1864,6 +2206,7 @@
           <w:i w:val="false"/>
           <w:b w:val="false"/>
           <w:u w:val="none"/>
+          <w:strike w:val="false"/>
           <w:sz w:val="22"/>
           <w:szCs w:val="22"/>
           <w:color w:val="B5BEC9"/>
@@ -1896,6 +2239,7 @@
           <w:i w:val="false"/>
           <w:b w:val="false"/>
           <w:u w:val="none"/>
+          <w:strike w:val="false"/>
           <w:sz w:val="18"/>
           <w:szCs w:val="18"/>
           <w:color w:val="545860"/>
@@ -1922,11 +2266,12 @@
           <w:i w:val="false"/>
           <w:b w:val="true"/>
           <w:u w:val="none"/>
+          <w:strike w:val="false"/>
           <w:sz w:val="36"/>
           <w:szCs w:val="36"/>
           <w:color w:val="063360"/>
         </w:rPr>
-        <w:t xml:space="preserve">By hand: the speed table</w:t>
+        <w:t xml:space="preserve">By hand: the landfill table</w:t>
       </w:r>
     </w:p>
     <w:p>
@@ -1948,11 +2293,12 @@
           <w:i w:val="false"/>
           <w:b w:val="false"/>
           <w:u w:val="none"/>
+          <w:strike w:val="false"/>
           <w:sz w:val="22"/>
           <w:szCs w:val="22"/>
           <w:color w:val="000000"/>
         </w:rPr>
-        <w:t xml:space="preserve">Average speed on the roads, before and after the cameras. Fill in the empty cells.</w:t>
+        <w:t xml:space="preserve">Average landfill per business in the rest of the city (tonnes per year), before GreenWaste and 12 months after. Fill in the empty cells.</w:t>
       </w:r>
     </w:p>
     <w:tbl xmlns:a="http://schemas.openxmlformats.org/drawingml/2006/main" xmlns:pic="http://schemas.openxmlformats.org/drawingml/2006/picture">
@@ -1992,7 +2338,6 @@
           </w:tcPr>
           <w:p>
             <w:pPr>
-              <w:pStyle w:val="Normal"/>
               <w:jc w:val="left"/>
               <w:pBdr>
                 <w:bottom w:val="none" w:sz="0" w:space="0" w:color="000000"/>
@@ -2002,18 +2347,29 @@
               </w:pBdr>
               <w:spacing w:after="80" w:before="80" w:line="240"/>
               <w:ind w:left="80" w:right="80" w:firstLine="0" w:firstLineChars="0"/>
-            </w:pPr>
-            <w:r>
-              <w:rPr>
-                <w:rFonts w:ascii="Arial" w:hAnsi="DejaVu Sans" w:eastAsia="DejaVu Sans" w:cs="DejaVu Sans"/>
+              <w:rPr>
+                <w:rFonts w:ascii="Arial" w:hAnsi="Arial" w:eastAsia="Arial" w:cs="Arial"/>
                 <w:i w:val="false"/>
                 <w:b w:val="true"/>
                 <w:u w:val="none"/>
+                <w:strike w:val="false"/>
                 <w:sz w:val="21"/>
                 <w:szCs w:val="21"/>
                 <w:color w:val="063360"/>
               </w:rPr>
-              <w:t xml:space="preserve">Average speed (km/h)</w:t>
+            </w:pPr>
+            <w:r>
+              <w:rPr>
+                <w:rFonts w:ascii="Arial" w:hAnsi="Arial" w:eastAsia="Arial" w:cs="Arial"/>
+                <w:i w:val="false"/>
+                <w:b w:val="true"/>
+                <w:u w:val="none"/>
+                <w:strike w:val="false"/>
+                <w:sz w:val="21"/>
+                <w:szCs w:val="21"/>
+                <w:color w:val="063360"/>
+              </w:rPr>
+              <w:t xml:space="preserve">Average landfill (tonnes)</w:t>
             </w:r>
           </w:p>
         </w:tc>
@@ -2036,7 +2392,6 @@
           </w:tcPr>
           <w:p>
             <w:pPr>
-              <w:pStyle w:val="Normal"/>
               <w:jc w:val="left"/>
               <w:pBdr>
                 <w:bottom w:val="none" w:sz="0" w:space="0" w:color="000000"/>
@@ -2046,18 +2401,29 @@
               </w:pBdr>
               <w:spacing w:after="80" w:before="80" w:line="240"/>
               <w:ind w:left="80" w:right="80" w:firstLine="0" w:firstLineChars="0"/>
-            </w:pPr>
-            <w:r>
-              <w:rPr>
-                <w:rFonts w:ascii="Arial" w:hAnsi="DejaVu Sans" w:eastAsia="DejaVu Sans" w:cs="DejaVu Sans"/>
+              <w:rPr>
+                <w:rFonts w:ascii="Arial" w:hAnsi="Arial" w:eastAsia="Arial" w:cs="Arial"/>
                 <w:i w:val="false"/>
                 <w:b w:val="true"/>
                 <w:u w:val="none"/>
+                <w:strike w:val="false"/>
                 <w:sz w:val="21"/>
                 <w:szCs w:val="21"/>
                 <w:color w:val="063360"/>
               </w:rPr>
-              <w:t xml:space="preserve">2019</w:t>
+            </w:pPr>
+            <w:r>
+              <w:rPr>
+                <w:rFonts w:ascii="Arial" w:hAnsi="Arial" w:eastAsia="Arial" w:cs="Arial"/>
+                <w:i w:val="false"/>
+                <w:b w:val="true"/>
+                <w:u w:val="none"/>
+                <w:strike w:val="false"/>
+                <w:sz w:val="21"/>
+                <w:szCs w:val="21"/>
+                <w:color w:val="063360"/>
+              </w:rPr>
+              <w:t xml:space="preserve">Before</w:t>
             </w:r>
           </w:p>
         </w:tc>
@@ -2080,7 +2446,6 @@
           </w:tcPr>
           <w:p>
             <w:pPr>
-              <w:pStyle w:val="Normal"/>
               <w:jc w:val="left"/>
               <w:pBdr>
                 <w:bottom w:val="none" w:sz="0" w:space="0" w:color="000000"/>
@@ -2090,18 +2455,29 @@
               </w:pBdr>
               <w:spacing w:after="80" w:before="80" w:line="240"/>
               <w:ind w:left="80" w:right="80" w:firstLine="0" w:firstLineChars="0"/>
-            </w:pPr>
-            <w:r>
-              <w:rPr>
-                <w:rFonts w:ascii="Arial" w:hAnsi="DejaVu Sans" w:eastAsia="DejaVu Sans" w:cs="DejaVu Sans"/>
+              <w:rPr>
+                <w:rFonts w:ascii="Arial" w:hAnsi="Arial" w:eastAsia="Arial" w:cs="Arial"/>
                 <w:i w:val="false"/>
                 <w:b w:val="true"/>
                 <w:u w:val="none"/>
+                <w:strike w:val="false"/>
                 <w:sz w:val="21"/>
                 <w:szCs w:val="21"/>
                 <w:color w:val="063360"/>
               </w:rPr>
-              <w:t xml:space="preserve">2021</w:t>
+            </w:pPr>
+            <w:r>
+              <w:rPr>
+                <w:rFonts w:ascii="Arial" w:hAnsi="Arial" w:eastAsia="Arial" w:cs="Arial"/>
+                <w:i w:val="false"/>
+                <w:b w:val="true"/>
+                <w:u w:val="none"/>
+                <w:strike w:val="false"/>
+                <w:sz w:val="21"/>
+                <w:szCs w:val="21"/>
+                <w:color w:val="063360"/>
+              </w:rPr>
+              <w:t xml:space="preserve">After</w:t>
             </w:r>
           </w:p>
         </w:tc>
@@ -2124,7 +2500,6 @@
           </w:tcPr>
           <w:p>
             <w:pPr>
-              <w:pStyle w:val="Normal"/>
               <w:jc w:val="left"/>
               <w:pBdr>
                 <w:bottom w:val="none" w:sz="0" w:space="0" w:color="000000"/>
@@ -2134,13 +2509,24 @@
               </w:pBdr>
               <w:spacing w:after="80" w:before="80" w:line="240"/>
               <w:ind w:left="80" w:right="80" w:firstLine="0" w:firstLineChars="0"/>
-            </w:pPr>
-            <w:r>
-              <w:rPr>
-                <w:rFonts w:ascii="Arial" w:hAnsi="DejaVu Sans" w:eastAsia="DejaVu Sans" w:cs="DejaVu Sans"/>
+              <w:rPr>
+                <w:rFonts w:ascii="Arial" w:hAnsi="Arial" w:eastAsia="Arial" w:cs="Arial"/>
                 <w:i w:val="false"/>
                 <w:b w:val="true"/>
                 <w:u w:val="none"/>
+                <w:strike w:val="false"/>
+                <w:sz w:val="21"/>
+                <w:szCs w:val="21"/>
+                <w:color w:val="063360"/>
+              </w:rPr>
+            </w:pPr>
+            <w:r>
+              <w:rPr>
+                <w:rFonts w:ascii="Arial" w:hAnsi="Arial" w:eastAsia="Arial" w:cs="Arial"/>
+                <w:i w:val="false"/>
+                <w:b w:val="true"/>
+                <w:u w:val="none"/>
+                <w:strike w:val="false"/>
                 <w:sz w:val="21"/>
                 <w:szCs w:val="21"/>
                 <w:color w:val="063360"/>
@@ -2174,7 +2560,6 @@
           </w:tcPr>
           <w:p>
             <w:pPr>
-              <w:pStyle w:val="Normal"/>
               <w:jc w:val="left"/>
               <w:pBdr>
                 <w:bottom w:val="none" w:sz="0" w:space="0" w:color="000000"/>
@@ -2184,18 +2569,29 @@
               </w:pBdr>
               <w:spacing w:after="80" w:before="80" w:line="240"/>
               <w:ind w:left="80" w:right="80" w:firstLine="0" w:firstLineChars="0"/>
-            </w:pPr>
-            <w:r>
-              <w:rPr>
-                <w:rFonts w:ascii="Arial" w:hAnsi="DejaVu Sans" w:eastAsia="DejaVu Sans" w:cs="DejaVu Sans"/>
-                <w:i w:val="false"/>
-                <w:b w:val="false"/>
-                <w:u w:val="none"/>
-                <w:sz w:val="21"/>
-                <w:szCs w:val="21"/>
-                <w:color w:val="000000"/>
-              </w:rPr>
-              <w:t xml:space="preserve">Camera roads</w:t>
+              <w:rPr>
+                <w:rFonts w:ascii="Arial" w:hAnsi="Arial" w:eastAsia="Arial" w:cs="Arial"/>
+                <w:i w:val="false"/>
+                <w:b w:val="false"/>
+                <w:u w:val="none"/>
+                <w:strike w:val="false"/>
+                <w:sz w:val="21"/>
+                <w:szCs w:val="21"/>
+                <w:color w:val="000000"/>
+              </w:rPr>
+            </w:pPr>
+            <w:r>
+              <w:rPr>
+                <w:rFonts w:ascii="Arial" w:hAnsi="Arial" w:eastAsia="Arial" w:cs="Arial"/>
+                <w:i w:val="false"/>
+                <w:b w:val="false"/>
+                <w:u w:val="none"/>
+                <w:strike w:val="false"/>
+                <w:sz w:val="21"/>
+                <w:szCs w:val="21"/>
+                <w:color w:val="000000"/>
+              </w:rPr>
+              <w:t xml:space="preserve">Took part</w:t>
             </w:r>
           </w:p>
         </w:tc>
@@ -2218,7 +2614,6 @@
           </w:tcPr>
           <w:p>
             <w:pPr>
-              <w:pStyle w:val="Normal"/>
               <w:jc w:val="left"/>
               <w:pBdr>
                 <w:bottom w:val="none" w:sz="0" w:space="0" w:color="000000"/>
@@ -2228,18 +2623,29 @@
               </w:pBdr>
               <w:spacing w:after="80" w:before="80" w:line="240"/>
               <w:ind w:left="80" w:right="80" w:firstLine="0" w:firstLineChars="0"/>
-            </w:pPr>
-            <w:r>
-              <w:rPr>
-                <w:rFonts w:ascii="Arial" w:hAnsi="DejaVu Sans" w:eastAsia="DejaVu Sans" w:cs="DejaVu Sans"/>
-                <w:i w:val="false"/>
-                <w:b w:val="false"/>
-                <w:u w:val="none"/>
-                <w:sz w:val="21"/>
-                <w:szCs w:val="21"/>
-                <w:color w:val="000000"/>
-              </w:rPr>
-              <w:t xml:space="preserve">73.17</w:t>
+              <w:rPr>
+                <w:rFonts w:ascii="Arial" w:hAnsi="Arial" w:eastAsia="Arial" w:cs="Arial"/>
+                <w:i w:val="false"/>
+                <w:b w:val="false"/>
+                <w:u w:val="none"/>
+                <w:strike w:val="false"/>
+                <w:sz w:val="21"/>
+                <w:szCs w:val="21"/>
+                <w:color w:val="000000"/>
+              </w:rPr>
+            </w:pPr>
+            <w:r>
+              <w:rPr>
+                <w:rFonts w:ascii="Arial" w:hAnsi="Arial" w:eastAsia="Arial" w:cs="Arial"/>
+                <w:i w:val="false"/>
+                <w:b w:val="false"/>
+                <w:u w:val="none"/>
+                <w:strike w:val="false"/>
+                <w:sz w:val="21"/>
+                <w:szCs w:val="21"/>
+                <w:color w:val="000000"/>
+              </w:rPr>
+              <w:t xml:space="preserve">6.63</w:t>
             </w:r>
           </w:p>
         </w:tc>
@@ -2262,7 +2668,6 @@
           </w:tcPr>
           <w:p>
             <w:pPr>
-              <w:pStyle w:val="Normal"/>
               <w:jc w:val="left"/>
               <w:pBdr>
                 <w:bottom w:val="none" w:sz="0" w:space="0" w:color="000000"/>
@@ -2272,18 +2677,29 @@
               </w:pBdr>
               <w:spacing w:after="80" w:before="80" w:line="240"/>
               <w:ind w:left="80" w:right="80" w:firstLine="0" w:firstLineChars="0"/>
-            </w:pPr>
-            <w:r>
-              <w:rPr>
-                <w:rFonts w:ascii="Arial" w:hAnsi="DejaVu Sans" w:eastAsia="DejaVu Sans" w:cs="DejaVu Sans"/>
-                <w:i w:val="false"/>
-                <w:b w:val="false"/>
-                <w:u w:val="none"/>
-                <w:sz w:val="21"/>
-                <w:szCs w:val="21"/>
-                <w:color w:val="000000"/>
-              </w:rPr>
-              <w:t xml:space="preserve">69.80</w:t>
+              <w:rPr>
+                <w:rFonts w:ascii="Arial" w:hAnsi="Arial" w:eastAsia="Arial" w:cs="Arial"/>
+                <w:i w:val="false"/>
+                <w:b w:val="false"/>
+                <w:u w:val="none"/>
+                <w:strike w:val="false"/>
+                <w:sz w:val="21"/>
+                <w:szCs w:val="21"/>
+                <w:color w:val="000000"/>
+              </w:rPr>
+            </w:pPr>
+            <w:r>
+              <w:rPr>
+                <w:rFonts w:ascii="Arial" w:hAnsi="Arial" w:eastAsia="Arial" w:cs="Arial"/>
+                <w:i w:val="false"/>
+                <w:b w:val="false"/>
+                <w:u w:val="none"/>
+                <w:strike w:val="false"/>
+                <w:sz w:val="21"/>
+                <w:szCs w:val="21"/>
+                <w:color w:val="000000"/>
+              </w:rPr>
+              <w:t xml:space="preserve">3.35</w:t>
             </w:r>
           </w:p>
         </w:tc>
@@ -2306,7 +2722,6 @@
           </w:tcPr>
           <w:p>
             <w:pPr>
-              <w:pStyle w:val="Normal"/>
               <w:jc w:val="left"/>
               <w:pBdr>
                 <w:bottom w:val="none" w:sz="0" w:space="0" w:color="000000"/>
@@ -2316,13 +2731,24 @@
               </w:pBdr>
               <w:spacing w:after="80" w:before="80" w:line="240"/>
               <w:ind w:left="80" w:right="80" w:firstLine="0" w:firstLineChars="0"/>
-            </w:pPr>
-            <w:r>
-              <w:rPr>
-                <w:rFonts w:ascii="Arial" w:hAnsi="DejaVu Sans" w:eastAsia="DejaVu Sans" w:cs="DejaVu Sans"/>
-                <w:i w:val="false"/>
-                <w:b w:val="false"/>
-                <w:u w:val="none"/>
+              <w:rPr>
+                <w:rFonts w:ascii="Arial" w:hAnsi="Arial" w:eastAsia="Arial" w:cs="Arial"/>
+                <w:i w:val="false"/>
+                <w:b w:val="false"/>
+                <w:u w:val="none"/>
+                <w:strike w:val="false"/>
+                <w:sz w:val="21"/>
+                <w:szCs w:val="21"/>
+                <w:color w:val="000000"/>
+              </w:rPr>
+            </w:pPr>
+            <w:r>
+              <w:rPr>
+                <w:rFonts w:ascii="Arial" w:hAnsi="Arial" w:eastAsia="Arial" w:cs="Arial"/>
+                <w:i w:val="false"/>
+                <w:b w:val="false"/>
+                <w:u w:val="none"/>
+                <w:strike w:val="false"/>
                 <w:sz w:val="21"/>
                 <w:szCs w:val="21"/>
                 <w:color w:val="000000"/>
@@ -2356,7 +2782,6 @@
           </w:tcPr>
           <w:p>
             <w:pPr>
-              <w:pStyle w:val="Normal"/>
               <w:jc w:val="left"/>
               <w:pBdr>
                 <w:bottom w:val="none" w:sz="0" w:space="0" w:color="000000"/>
@@ -2366,18 +2791,29 @@
               </w:pBdr>
               <w:spacing w:after="80" w:before="80" w:line="240"/>
               <w:ind w:left="80" w:right="80" w:firstLine="0" w:firstLineChars="0"/>
-            </w:pPr>
-            <w:r>
-              <w:rPr>
-                <w:rFonts w:ascii="Arial" w:hAnsi="DejaVu Sans" w:eastAsia="DejaVu Sans" w:cs="DejaVu Sans"/>
-                <w:i w:val="false"/>
-                <w:b w:val="false"/>
-                <w:u w:val="none"/>
-                <w:sz w:val="21"/>
-                <w:szCs w:val="21"/>
-                <w:color w:val="000000"/>
-              </w:rPr>
-              <w:t xml:space="preserve">Roads without cameras</w:t>
+              <w:rPr>
+                <w:rFonts w:ascii="Arial" w:hAnsi="Arial" w:eastAsia="Arial" w:cs="Arial"/>
+                <w:i w:val="false"/>
+                <w:b w:val="false"/>
+                <w:u w:val="none"/>
+                <w:strike w:val="false"/>
+                <w:sz w:val="21"/>
+                <w:szCs w:val="21"/>
+                <w:color w:val="000000"/>
+              </w:rPr>
+            </w:pPr>
+            <w:r>
+              <w:rPr>
+                <w:rFonts w:ascii="Arial" w:hAnsi="Arial" w:eastAsia="Arial" w:cs="Arial"/>
+                <w:i w:val="false"/>
+                <w:b w:val="false"/>
+                <w:u w:val="none"/>
+                <w:strike w:val="false"/>
+                <w:sz w:val="21"/>
+                <w:szCs w:val="21"/>
+                <w:color w:val="000000"/>
+              </w:rPr>
+              <w:t xml:space="preserve">Did not take part</w:t>
             </w:r>
           </w:p>
         </w:tc>
@@ -2400,7 +2836,6 @@
           </w:tcPr>
           <w:p>
             <w:pPr>
-              <w:pStyle w:val="Normal"/>
               <w:jc w:val="left"/>
               <w:pBdr>
                 <w:bottom w:val="none" w:sz="0" w:space="0" w:color="000000"/>
@@ -2410,18 +2845,29 @@
               </w:pBdr>
               <w:spacing w:after="80" w:before="80" w:line="240"/>
               <w:ind w:left="80" w:right="80" w:firstLine="0" w:firstLineChars="0"/>
-            </w:pPr>
-            <w:r>
-              <w:rPr>
-                <w:rFonts w:ascii="Arial" w:hAnsi="DejaVu Sans" w:eastAsia="DejaVu Sans" w:cs="DejaVu Sans"/>
-                <w:i w:val="false"/>
-                <w:b w:val="false"/>
-                <w:u w:val="none"/>
-                <w:sz w:val="21"/>
-                <w:szCs w:val="21"/>
-                <w:color w:val="000000"/>
-              </w:rPr>
-              <w:t xml:space="preserve">67.07</w:t>
+              <w:rPr>
+                <w:rFonts w:ascii="Arial" w:hAnsi="Arial" w:eastAsia="Arial" w:cs="Arial"/>
+                <w:i w:val="false"/>
+                <w:b w:val="false"/>
+                <w:u w:val="none"/>
+                <w:strike w:val="false"/>
+                <w:sz w:val="21"/>
+                <w:szCs w:val="21"/>
+                <w:color w:val="000000"/>
+              </w:rPr>
+            </w:pPr>
+            <w:r>
+              <w:rPr>
+                <w:rFonts w:ascii="Arial" w:hAnsi="Arial" w:eastAsia="Arial" w:cs="Arial"/>
+                <w:i w:val="false"/>
+                <w:b w:val="false"/>
+                <w:u w:val="none"/>
+                <w:strike w:val="false"/>
+                <w:sz w:val="21"/>
+                <w:szCs w:val="21"/>
+                <w:color w:val="000000"/>
+              </w:rPr>
+              <w:t xml:space="preserve">11.17</w:t>
             </w:r>
           </w:p>
         </w:tc>
@@ -2444,7 +2890,6 @@
           </w:tcPr>
           <w:p>
             <w:pPr>
-              <w:pStyle w:val="Normal"/>
               <w:jc w:val="left"/>
               <w:pBdr>
                 <w:bottom w:val="none" w:sz="0" w:space="0" w:color="000000"/>
@@ -2454,18 +2899,29 @@
               </w:pBdr>
               <w:spacing w:after="80" w:before="80" w:line="240"/>
               <w:ind w:left="80" w:right="80" w:firstLine="0" w:firstLineChars="0"/>
-            </w:pPr>
-            <w:r>
-              <w:rPr>
-                <w:rFonts w:ascii="Arial" w:hAnsi="DejaVu Sans" w:eastAsia="DejaVu Sans" w:cs="DejaVu Sans"/>
-                <w:i w:val="false"/>
-                <w:b w:val="false"/>
-                <w:u w:val="none"/>
-                <w:sz w:val="21"/>
-                <w:szCs w:val="21"/>
-                <w:color w:val="000000"/>
-              </w:rPr>
-              <w:t xml:space="preserve">67.05</w:t>
+              <w:rPr>
+                <w:rFonts w:ascii="Arial" w:hAnsi="Arial" w:eastAsia="Arial" w:cs="Arial"/>
+                <w:i w:val="false"/>
+                <w:b w:val="false"/>
+                <w:u w:val="none"/>
+                <w:strike w:val="false"/>
+                <w:sz w:val="21"/>
+                <w:szCs w:val="21"/>
+                <w:color w:val="000000"/>
+              </w:rPr>
+            </w:pPr>
+            <w:r>
+              <w:rPr>
+                <w:rFonts w:ascii="Arial" w:hAnsi="Arial" w:eastAsia="Arial" w:cs="Arial"/>
+                <w:i w:val="false"/>
+                <w:b w:val="false"/>
+                <w:u w:val="none"/>
+                <w:strike w:val="false"/>
+                <w:sz w:val="21"/>
+                <w:szCs w:val="21"/>
+                <w:color w:val="000000"/>
+              </w:rPr>
+              <w:t xml:space="preserve">10.58</w:t>
             </w:r>
           </w:p>
         </w:tc>
@@ -2488,7 +2944,6 @@
           </w:tcPr>
           <w:p>
             <w:pPr>
-              <w:pStyle w:val="Normal"/>
               <w:jc w:val="left"/>
               <w:pBdr>
                 <w:bottom w:val="none" w:sz="0" w:space="0" w:color="000000"/>
@@ -2498,13 +2953,24 @@
               </w:pBdr>
               <w:spacing w:after="80" w:before="80" w:line="240"/>
               <w:ind w:left="80" w:right="80" w:firstLine="0" w:firstLineChars="0"/>
-            </w:pPr>
-            <w:r>
-              <w:rPr>
-                <w:rFonts w:ascii="Arial" w:hAnsi="DejaVu Sans" w:eastAsia="DejaVu Sans" w:cs="DejaVu Sans"/>
-                <w:i w:val="false"/>
-                <w:b w:val="false"/>
-                <w:u w:val="none"/>
+              <w:rPr>
+                <w:rFonts w:ascii="Arial" w:hAnsi="Arial" w:eastAsia="Arial" w:cs="Arial"/>
+                <w:i w:val="false"/>
+                <w:b w:val="false"/>
+                <w:u w:val="none"/>
+                <w:strike w:val="false"/>
+                <w:sz w:val="21"/>
+                <w:szCs w:val="21"/>
+                <w:color w:val="000000"/>
+              </w:rPr>
+            </w:pPr>
+            <w:r>
+              <w:rPr>
+                <w:rFonts w:ascii="Arial" w:hAnsi="Arial" w:eastAsia="Arial" w:cs="Arial"/>
+                <w:i w:val="false"/>
+                <w:b w:val="false"/>
+                <w:u w:val="none"/>
+                <w:strike w:val="false"/>
                 <w:sz w:val="21"/>
                 <w:szCs w:val="21"/>
                 <w:color w:val="000000"/>
@@ -2538,7 +3004,6 @@
           </w:tcPr>
           <w:p>
             <w:pPr>
-              <w:pStyle w:val="Normal"/>
               <w:jc w:val="left"/>
               <w:pBdr>
                 <w:bottom w:val="none" w:sz="0" w:space="0" w:color="000000"/>
@@ -2548,13 +3013,24 @@
               </w:pBdr>
               <w:spacing w:after="80" w:before="80" w:line="240"/>
               <w:ind w:left="80" w:right="80" w:firstLine="0" w:firstLineChars="0"/>
-            </w:pPr>
-            <w:r>
-              <w:rPr>
-                <w:rFonts w:ascii="Arial" w:hAnsi="DejaVu Sans" w:eastAsia="DejaVu Sans" w:cs="DejaVu Sans"/>
-                <w:i w:val="false"/>
-                <w:b w:val="false"/>
-                <w:u w:val="none"/>
+              <w:rPr>
+                <w:rFonts w:ascii="Arial" w:hAnsi="Arial" w:eastAsia="Arial" w:cs="Arial"/>
+                <w:i w:val="false"/>
+                <w:b w:val="false"/>
+                <w:u w:val="none"/>
+                <w:strike w:val="false"/>
+                <w:sz w:val="21"/>
+                <w:szCs w:val="21"/>
+                <w:color w:val="000000"/>
+              </w:rPr>
+            </w:pPr>
+            <w:r>
+              <w:rPr>
+                <w:rFonts w:ascii="Arial" w:hAnsi="Arial" w:eastAsia="Arial" w:cs="Arial"/>
+                <w:i w:val="false"/>
+                <w:b w:val="false"/>
+                <w:u w:val="none"/>
+                <w:strike w:val="false"/>
                 <w:sz w:val="21"/>
                 <w:szCs w:val="21"/>
                 <w:color w:val="000000"/>
@@ -2582,7 +3058,6 @@
           </w:tcPr>
           <w:p>
             <w:pPr>
-              <w:pStyle w:val="Normal"/>
               <w:jc w:val="left"/>
               <w:pBdr>
                 <w:bottom w:val="none" w:sz="0" w:space="0" w:color="000000"/>
@@ -2592,13 +3067,24 @@
               </w:pBdr>
               <w:spacing w:after="80" w:before="80" w:line="240"/>
               <w:ind w:left="80" w:right="80" w:firstLine="0" w:firstLineChars="0"/>
-            </w:pPr>
-            <w:r>
-              <w:rPr>
-                <w:rFonts w:ascii="Arial" w:hAnsi="DejaVu Sans" w:eastAsia="DejaVu Sans" w:cs="DejaVu Sans"/>
-                <w:i w:val="false"/>
-                <w:b w:val="false"/>
-                <w:u w:val="none"/>
+              <w:rPr>
+                <w:rFonts w:ascii="Arial" w:hAnsi="Arial" w:eastAsia="Arial" w:cs="Arial"/>
+                <w:i w:val="false"/>
+                <w:b w:val="false"/>
+                <w:u w:val="none"/>
+                <w:strike w:val="false"/>
+                <w:sz w:val="21"/>
+                <w:szCs w:val="21"/>
+                <w:color w:val="000000"/>
+              </w:rPr>
+            </w:pPr>
+            <w:r>
+              <w:rPr>
+                <w:rFonts w:ascii="Arial" w:hAnsi="Arial" w:eastAsia="Arial" w:cs="Arial"/>
+                <w:i w:val="false"/>
+                <w:b w:val="false"/>
+                <w:u w:val="none"/>
+                <w:strike w:val="false"/>
                 <w:sz w:val="21"/>
                 <w:szCs w:val="21"/>
                 <w:color w:val="000000"/>
@@ -2626,7 +3112,6 @@
           </w:tcPr>
           <w:p>
             <w:pPr>
-              <w:pStyle w:val="Normal"/>
               <w:jc w:val="left"/>
               <w:pBdr>
                 <w:bottom w:val="none" w:sz="0" w:space="0" w:color="000000"/>
@@ -2636,13 +3121,24 @@
               </w:pBdr>
               <w:spacing w:after="80" w:before="80" w:line="240"/>
               <w:ind w:left="80" w:right="80" w:firstLine="0" w:firstLineChars="0"/>
-            </w:pPr>
-            <w:r>
-              <w:rPr>
-                <w:rFonts w:ascii="Arial" w:hAnsi="DejaVu Sans" w:eastAsia="DejaVu Sans" w:cs="DejaVu Sans"/>
-                <w:i w:val="false"/>
-                <w:b w:val="false"/>
-                <w:u w:val="none"/>
+              <w:rPr>
+                <w:rFonts w:ascii="Arial" w:hAnsi="Arial" w:eastAsia="Arial" w:cs="Arial"/>
+                <w:i w:val="false"/>
+                <w:b w:val="false"/>
+                <w:u w:val="none"/>
+                <w:strike w:val="false"/>
+                <w:sz w:val="21"/>
+                <w:szCs w:val="21"/>
+                <w:color w:val="000000"/>
+              </w:rPr>
+            </w:pPr>
+            <w:r>
+              <w:rPr>
+                <w:rFonts w:ascii="Arial" w:hAnsi="Arial" w:eastAsia="Arial" w:cs="Arial"/>
+                <w:i w:val="false"/>
+                <w:b w:val="false"/>
+                <w:u w:val="none"/>
+                <w:strike w:val="false"/>
                 <w:sz w:val="21"/>
                 <w:szCs w:val="21"/>
                 <w:color w:val="000000"/>
@@ -2670,7 +3166,6 @@
           </w:tcPr>
           <w:p>
             <w:pPr>
-              <w:pStyle w:val="Normal"/>
               <w:jc w:val="left"/>
               <w:pBdr>
                 <w:bottom w:val="none" w:sz="0" w:space="0" w:color="000000"/>
@@ -2680,13 +3175,24 @@
               </w:pBdr>
               <w:spacing w:after="80" w:before="80" w:line="240"/>
               <w:ind w:left="80" w:right="80" w:firstLine="0" w:firstLineChars="0"/>
-            </w:pPr>
-            <w:r>
-              <w:rPr>
-                <w:rFonts w:ascii="Arial" w:hAnsi="DejaVu Sans" w:eastAsia="DejaVu Sans" w:cs="DejaVu Sans"/>
-                <w:i w:val="false"/>
-                <w:b w:val="false"/>
-                <w:u w:val="none"/>
+              <w:rPr>
+                <w:rFonts w:ascii="Arial" w:hAnsi="Arial" w:eastAsia="Arial" w:cs="Arial"/>
+                <w:i w:val="false"/>
+                <w:b w:val="false"/>
+                <w:u w:val="none"/>
+                <w:strike w:val="false"/>
+                <w:sz w:val="21"/>
+                <w:szCs w:val="21"/>
+                <w:color w:val="000000"/>
+              </w:rPr>
+            </w:pPr>
+            <w:r>
+              <w:rPr>
+                <w:rFonts w:ascii="Arial" w:hAnsi="Arial" w:eastAsia="Arial" w:cs="Arial"/>
+                <w:i w:val="false"/>
+                <w:b w:val="false"/>
+                <w:u w:val="none"/>
+                <w:strike w:val="false"/>
                 <w:sz w:val="21"/>
                 <w:szCs w:val="21"/>
                 <w:color w:val="000000"/>
@@ -2716,6 +3222,7 @@
           <w:i w:val="true"/>
           <w:b w:val="false"/>
           <w:u w:val="none"/>
+          <w:strike w:val="false"/>
           <w:sz w:val="17"/>
           <w:szCs w:val="17"/>
           <w:color w:val="545860"/>
@@ -2742,6 +3249,7 @@
           <w:i w:val="false"/>
           <w:b w:val="false"/>
           <w:u w:val="none"/>
+          <w:strike w:val="false"/>
           <w:sz w:val="22"/>
           <w:szCs w:val="22"/>
           <w:color w:val="000000"/>
@@ -2768,11 +3276,12 @@
           <w:i w:val="false"/>
           <w:b w:val="false"/>
           <w:u w:val="none"/>
+          <w:strike w:val="false"/>
           <w:sz w:val="22"/>
           <w:szCs w:val="22"/>
           <w:color w:val="000000"/>
         </w:rPr>
-        <w:t xml:space="preserve">The change on camera roads:  ________     The gap in 2021:  ________     The gap in 2019:  ________</w:t>
+        <w:t xml:space="preserve">The change for those that took part:  ________     The gap after:  ________     The gap before:  ________</w:t>
       </w:r>
     </w:p>
     <w:p>
@@ -2794,11 +3303,12 @@
           <w:i w:val="false"/>
           <w:b w:val="false"/>
           <w:u w:val="none"/>
+          <w:strike w:val="false"/>
           <w:sz w:val="22"/>
           <w:szCs w:val="22"/>
           <w:color w:val="000000"/>
         </w:rPr>
-        <w:t xml:space="preserve">Which of these three numbers is the effect of the cameras on speed? Why are the other two numbers not the effect?</w:t>
+        <w:t xml:space="preserve">Which of these three numbers is the effect of GreenWaste on landfill? Why are the other two numbers not the effect?</w:t>
       </w:r>
     </w:p>
     <w:p>
@@ -2820,6 +3330,7 @@
           <w:i w:val="false"/>
           <w:b w:val="false"/>
           <w:u w:val="none"/>
+          <w:strike w:val="false"/>
           <w:sz w:val="22"/>
           <w:szCs w:val="22"/>
           <w:color w:val="B5BEC9"/>
@@ -2846,6 +3357,7 @@
           <w:i w:val="false"/>
           <w:b w:val="false"/>
           <w:u w:val="none"/>
+          <w:strike w:val="false"/>
           <w:sz w:val="22"/>
           <w:szCs w:val="22"/>
           <w:color w:val="B5BEC9"/>
@@ -2872,6 +3384,7 @@
           <w:i w:val="false"/>
           <w:b w:val="true"/>
           <w:u w:val="none"/>
+          <w:strike w:val="false"/>
           <w:sz w:val="26"/>
           <w:szCs w:val="26"/>
           <w:color w:val="215A9E"/>
@@ -2898,11 +3411,12 @@
           <w:i w:val="false"/>
           <w:b w:val="false"/>
           <w:u w:val="none"/>
+          <w:strike w:val="false"/>
           <w:sz w:val="22"/>
           <w:szCs w:val="22"/>
           <w:color w:val="000000"/>
         </w:rPr>
-        <w:t xml:space="preserve">Three evaluations each report 1.8 fewer injury collisions per road. The decision rule: act only if the cameras prevent at least 2.0 injury collisions per road. For each report, tick one box.</w:t>
+        <w:t xml:space="preserve">Three evaluations of GreenWaste each report 1.8 tonnes less landfill per business per year. The city's target: at least 2.0 tonnes less. For each report, tick one box.</w:t>
       </w:r>
     </w:p>
     <w:tbl xmlns:a="http://schemas.openxmlformats.org/drawingml/2006/main" xmlns:pic="http://schemas.openxmlformats.org/drawingml/2006/picture">
@@ -2943,7 +3457,6 @@
           </w:tcPr>
           <w:p>
             <w:pPr>
-              <w:pStyle w:val="Normal"/>
               <w:jc w:val="left"/>
               <w:pBdr>
                 <w:bottom w:val="none" w:sz="0" w:space="0" w:color="000000"/>
@@ -2953,13 +3466,24 @@
               </w:pBdr>
               <w:spacing w:after="80" w:before="80" w:line="240"/>
               <w:ind w:left="80" w:right="80" w:firstLine="0" w:firstLineChars="0"/>
-            </w:pPr>
-            <w:r>
-              <w:rPr>
-                <w:rFonts w:ascii="Arial" w:hAnsi="DejaVu Sans" w:eastAsia="DejaVu Sans" w:cs="DejaVu Sans"/>
+              <w:rPr>
+                <w:rFonts w:ascii="Arial" w:hAnsi="Arial" w:eastAsia="Arial" w:cs="Arial"/>
                 <w:i w:val="false"/>
                 <w:b w:val="true"/>
                 <w:u w:val="none"/>
+                <w:strike w:val="false"/>
+                <w:sz w:val="21"/>
+                <w:szCs w:val="21"/>
+                <w:color w:val="063360"/>
+              </w:rPr>
+            </w:pPr>
+            <w:r>
+              <w:rPr>
+                <w:rFonts w:ascii="Arial" w:hAnsi="Arial" w:eastAsia="Arial" w:cs="Arial"/>
+                <w:i w:val="false"/>
+                <w:b w:val="true"/>
+                <w:u w:val="none"/>
+                <w:strike w:val="false"/>
                 <w:sz w:val="21"/>
                 <w:szCs w:val="21"/>
                 <w:color w:val="063360"/>
@@ -2987,7 +3511,6 @@
           </w:tcPr>
           <w:p>
             <w:pPr>
-              <w:pStyle w:val="Normal"/>
               <w:jc w:val="left"/>
               <w:pBdr>
                 <w:bottom w:val="none" w:sz="0" w:space="0" w:color="000000"/>
@@ -2997,13 +3520,24 @@
               </w:pBdr>
               <w:spacing w:after="80" w:before="80" w:line="240"/>
               <w:ind w:left="80" w:right="80" w:firstLine="0" w:firstLineChars="0"/>
-            </w:pPr>
-            <w:r>
-              <w:rPr>
-                <w:rFonts w:ascii="Arial" w:hAnsi="DejaVu Sans" w:eastAsia="DejaVu Sans" w:cs="DejaVu Sans"/>
+              <w:rPr>
+                <w:rFonts w:ascii="Arial" w:hAnsi="Arial" w:eastAsia="Arial" w:cs="Arial"/>
                 <w:i w:val="false"/>
                 <w:b w:val="true"/>
                 <w:u w:val="none"/>
+                <w:strike w:val="false"/>
+                <w:sz w:val="21"/>
+                <w:szCs w:val="21"/>
+                <w:color w:val="063360"/>
+              </w:rPr>
+            </w:pPr>
+            <w:r>
+              <w:rPr>
+                <w:rFonts w:ascii="Arial" w:hAnsi="Arial" w:eastAsia="Arial" w:cs="Arial"/>
+                <w:i w:val="false"/>
+                <w:b w:val="true"/>
+                <w:u w:val="none"/>
+                <w:strike w:val="false"/>
                 <w:sz w:val="21"/>
                 <w:szCs w:val="21"/>
                 <w:color w:val="063360"/>
@@ -3031,7 +3565,6 @@
           </w:tcPr>
           <w:p>
             <w:pPr>
-              <w:pStyle w:val="Normal"/>
               <w:jc w:val="left"/>
               <w:pBdr>
                 <w:bottom w:val="none" w:sz="0" w:space="0" w:color="000000"/>
@@ -3041,13 +3574,24 @@
               </w:pBdr>
               <w:spacing w:after="80" w:before="80" w:line="240"/>
               <w:ind w:left="80" w:right="80" w:firstLine="0" w:firstLineChars="0"/>
-            </w:pPr>
-            <w:r>
-              <w:rPr>
-                <w:rFonts w:ascii="Arial" w:hAnsi="DejaVu Sans" w:eastAsia="DejaVu Sans" w:cs="DejaVu Sans"/>
+              <w:rPr>
+                <w:rFonts w:ascii="Arial" w:hAnsi="Arial" w:eastAsia="Arial" w:cs="Arial"/>
                 <w:i w:val="false"/>
                 <w:b w:val="true"/>
                 <w:u w:val="none"/>
+                <w:strike w:val="false"/>
+                <w:sz w:val="21"/>
+                <w:szCs w:val="21"/>
+                <w:color w:val="063360"/>
+              </w:rPr>
+            </w:pPr>
+            <w:r>
+              <w:rPr>
+                <w:rFonts w:ascii="Arial" w:hAnsi="Arial" w:eastAsia="Arial" w:cs="Arial"/>
+                <w:i w:val="false"/>
+                <w:b w:val="true"/>
+                <w:u w:val="none"/>
+                <w:strike w:val="false"/>
                 <w:sz w:val="21"/>
                 <w:szCs w:val="21"/>
                 <w:color w:val="063360"/>
@@ -3075,7 +3619,6 @@
           </w:tcPr>
           <w:p>
             <w:pPr>
-              <w:pStyle w:val="Normal"/>
               <w:jc w:val="left"/>
               <w:pBdr>
                 <w:bottom w:val="none" w:sz="0" w:space="0" w:color="000000"/>
@@ -3085,13 +3628,24 @@
               </w:pBdr>
               <w:spacing w:after="80" w:before="80" w:line="240"/>
               <w:ind w:left="80" w:right="80" w:firstLine="0" w:firstLineChars="0"/>
-            </w:pPr>
-            <w:r>
-              <w:rPr>
-                <w:rFonts w:ascii="Arial" w:hAnsi="DejaVu Sans" w:eastAsia="DejaVu Sans" w:cs="DejaVu Sans"/>
+              <w:rPr>
+                <w:rFonts w:ascii="Arial" w:hAnsi="Arial" w:eastAsia="Arial" w:cs="Arial"/>
                 <w:i w:val="false"/>
                 <w:b w:val="true"/>
                 <w:u w:val="none"/>
+                <w:strike w:val="false"/>
+                <w:sz w:val="21"/>
+                <w:szCs w:val="21"/>
+                <w:color w:val="063360"/>
+              </w:rPr>
+            </w:pPr>
+            <w:r>
+              <w:rPr>
+                <w:rFonts w:ascii="Arial" w:hAnsi="Arial" w:eastAsia="Arial" w:cs="Arial"/>
+                <w:i w:val="false"/>
+                <w:b w:val="true"/>
+                <w:u w:val="none"/>
+                <w:strike w:val="false"/>
                 <w:sz w:val="21"/>
                 <w:szCs w:val="21"/>
                 <w:color w:val="063360"/>
@@ -3119,7 +3673,6 @@
           </w:tcPr>
           <w:p>
             <w:pPr>
-              <w:pStyle w:val="Normal"/>
               <w:jc w:val="left"/>
               <w:pBdr>
                 <w:bottom w:val="none" w:sz="0" w:space="0" w:color="000000"/>
@@ -3129,13 +3682,24 @@
               </w:pBdr>
               <w:spacing w:after="80" w:before="80" w:line="240"/>
               <w:ind w:left="80" w:right="80" w:firstLine="0" w:firstLineChars="0"/>
-            </w:pPr>
-            <w:r>
-              <w:rPr>
-                <w:rFonts w:ascii="Arial" w:hAnsi="DejaVu Sans" w:eastAsia="DejaVu Sans" w:cs="DejaVu Sans"/>
+              <w:rPr>
+                <w:rFonts w:ascii="Arial" w:hAnsi="Arial" w:eastAsia="Arial" w:cs="Arial"/>
                 <w:i w:val="false"/>
                 <w:b w:val="true"/>
                 <w:u w:val="none"/>
+                <w:strike w:val="false"/>
+                <w:sz w:val="21"/>
+                <w:szCs w:val="21"/>
+                <w:color w:val="063360"/>
+              </w:rPr>
+            </w:pPr>
+            <w:r>
+              <w:rPr>
+                <w:rFonts w:ascii="Arial" w:hAnsi="Arial" w:eastAsia="Arial" w:cs="Arial"/>
+                <w:i w:val="false"/>
+                <w:b w:val="true"/>
+                <w:u w:val="none"/>
+                <w:strike w:val="false"/>
                 <w:sz w:val="21"/>
                 <w:szCs w:val="21"/>
                 <w:color w:val="063360"/>
@@ -3169,7 +3733,6 @@
           </w:tcPr>
           <w:p>
             <w:pPr>
-              <w:pStyle w:val="Normal"/>
               <w:jc w:val="left"/>
               <w:pBdr>
                 <w:bottom w:val="none" w:sz="0" w:space="0" w:color="000000"/>
@@ -3179,13 +3742,24 @@
               </w:pBdr>
               <w:spacing w:after="80" w:before="80" w:line="240"/>
               <w:ind w:left="80" w:right="80" w:firstLine="0" w:firstLineChars="0"/>
-            </w:pPr>
-            <w:r>
-              <w:rPr>
-                <w:rFonts w:ascii="Arial" w:hAnsi="DejaVu Sans" w:eastAsia="DejaVu Sans" w:cs="DejaVu Sans"/>
-                <w:i w:val="false"/>
-                <w:b w:val="false"/>
-                <w:u w:val="none"/>
+              <w:rPr>
+                <w:rFonts w:ascii="Arial" w:hAnsi="Arial" w:eastAsia="Arial" w:cs="Arial"/>
+                <w:i w:val="false"/>
+                <w:b w:val="false"/>
+                <w:u w:val="none"/>
+                <w:strike w:val="false"/>
+                <w:sz w:val="21"/>
+                <w:szCs w:val="21"/>
+                <w:color w:val="000000"/>
+              </w:rPr>
+            </w:pPr>
+            <w:r>
+              <w:rPr>
+                <w:rFonts w:ascii="Arial" w:hAnsi="Arial" w:eastAsia="Arial" w:cs="Arial"/>
+                <w:i w:val="false"/>
+                <w:b w:val="false"/>
+                <w:u w:val="none"/>
+                <w:strike w:val="false"/>
                 <w:sz w:val="21"/>
                 <w:szCs w:val="21"/>
                 <w:color w:val="000000"/>
@@ -3213,7 +3787,6 @@
           </w:tcPr>
           <w:p>
             <w:pPr>
-              <w:pStyle w:val="Normal"/>
               <w:jc w:val="left"/>
               <w:pBdr>
                 <w:bottom w:val="none" w:sz="0" w:space="0" w:color="000000"/>
@@ -3223,13 +3796,24 @@
               </w:pBdr>
               <w:spacing w:after="80" w:before="80" w:line="240"/>
               <w:ind w:left="80" w:right="80" w:firstLine="0" w:firstLineChars="0"/>
-            </w:pPr>
-            <w:r>
-              <w:rPr>
-                <w:rFonts w:ascii="Arial" w:hAnsi="DejaVu Sans" w:eastAsia="DejaVu Sans" w:cs="DejaVu Sans"/>
-                <w:i w:val="false"/>
-                <w:b w:val="false"/>
-                <w:u w:val="none"/>
+              <w:rPr>
+                <w:rFonts w:ascii="Arial" w:hAnsi="Arial" w:eastAsia="Arial" w:cs="Arial"/>
+                <w:i w:val="false"/>
+                <w:b w:val="false"/>
+                <w:u w:val="none"/>
+                <w:strike w:val="false"/>
+                <w:sz w:val="21"/>
+                <w:szCs w:val="21"/>
+                <w:color w:val="000000"/>
+              </w:rPr>
+            </w:pPr>
+            <w:r>
+              <w:rPr>
+                <w:rFonts w:ascii="Arial" w:hAnsi="Arial" w:eastAsia="Arial" w:cs="Arial"/>
+                <w:i w:val="false"/>
+                <w:b w:val="false"/>
+                <w:u w:val="none"/>
+                <w:strike w:val="false"/>
                 <w:sz w:val="21"/>
                 <w:szCs w:val="21"/>
                 <w:color w:val="000000"/>
@@ -3257,7 +3841,6 @@
           </w:tcPr>
           <w:p>
             <w:pPr>
-              <w:pStyle w:val="Normal"/>
               <w:jc w:val="left"/>
               <w:pBdr>
                 <w:bottom w:val="none" w:sz="0" w:space="0" w:color="000000"/>
@@ -3267,13 +3850,24 @@
               </w:pBdr>
               <w:spacing w:after="80" w:before="80" w:line="240"/>
               <w:ind w:left="80" w:right="80" w:firstLine="0" w:firstLineChars="0"/>
-            </w:pPr>
-            <w:r>
-              <w:rPr>
-                <w:rFonts w:ascii="Arial" w:hAnsi="DejaVu Sans" w:eastAsia="DejaVu Sans" w:cs="DejaVu Sans"/>
-                <w:i w:val="false"/>
-                <w:b w:val="false"/>
-                <w:u w:val="none"/>
+              <w:rPr>
+                <w:rFonts w:ascii="Arial" w:hAnsi="Arial" w:eastAsia="Arial" w:cs="Arial"/>
+                <w:i w:val="false"/>
+                <w:b w:val="false"/>
+                <w:u w:val="none"/>
+                <w:strike w:val="false"/>
+                <w:sz w:val="21"/>
+                <w:szCs w:val="21"/>
+                <w:color w:val="000000"/>
+              </w:rPr>
+            </w:pPr>
+            <w:r>
+              <w:rPr>
+                <w:rFonts w:ascii="Arial" w:hAnsi="Arial" w:eastAsia="Arial" w:cs="Arial"/>
+                <w:i w:val="false"/>
+                <w:b w:val="false"/>
+                <w:u w:val="none"/>
+                <w:strike w:val="false"/>
                 <w:sz w:val="21"/>
                 <w:szCs w:val="21"/>
                 <w:color w:val="000000"/>
@@ -3301,7 +3895,6 @@
           </w:tcPr>
           <w:p>
             <w:pPr>
-              <w:pStyle w:val="Normal"/>
               <w:jc w:val="left"/>
               <w:pBdr>
                 <w:bottom w:val="none" w:sz="0" w:space="0" w:color="000000"/>
@@ -3311,13 +3904,24 @@
               </w:pBdr>
               <w:spacing w:after="80" w:before="80" w:line="240"/>
               <w:ind w:left="80" w:right="80" w:firstLine="0" w:firstLineChars="0"/>
-            </w:pPr>
-            <w:r>
-              <w:rPr>
-                <w:rFonts w:ascii="Arial" w:hAnsi="DejaVu Sans" w:eastAsia="DejaVu Sans" w:cs="DejaVu Sans"/>
-                <w:i w:val="false"/>
-                <w:b w:val="false"/>
-                <w:u w:val="none"/>
+              <w:rPr>
+                <w:rFonts w:ascii="Arial" w:hAnsi="Arial" w:eastAsia="Arial" w:cs="Arial"/>
+                <w:i w:val="false"/>
+                <w:b w:val="false"/>
+                <w:u w:val="none"/>
+                <w:strike w:val="false"/>
+                <w:sz w:val="21"/>
+                <w:szCs w:val="21"/>
+                <w:color w:val="000000"/>
+              </w:rPr>
+            </w:pPr>
+            <w:r>
+              <w:rPr>
+                <w:rFonts w:ascii="Arial" w:hAnsi="Arial" w:eastAsia="Arial" w:cs="Arial"/>
+                <w:i w:val="false"/>
+                <w:b w:val="false"/>
+                <w:u w:val="none"/>
+                <w:strike w:val="false"/>
                 <w:sz w:val="21"/>
                 <w:szCs w:val="21"/>
                 <w:color w:val="000000"/>
@@ -3345,7 +3949,6 @@
           </w:tcPr>
           <w:p>
             <w:pPr>
-              <w:pStyle w:val="Normal"/>
               <w:jc w:val="left"/>
               <w:pBdr>
                 <w:bottom w:val="none" w:sz="0" w:space="0" w:color="000000"/>
@@ -3355,13 +3958,24 @@
               </w:pBdr>
               <w:spacing w:after="80" w:before="80" w:line="240"/>
               <w:ind w:left="80" w:right="80" w:firstLine="0" w:firstLineChars="0"/>
-            </w:pPr>
-            <w:r>
-              <w:rPr>
-                <w:rFonts w:ascii="Arial" w:hAnsi="DejaVu Sans" w:eastAsia="DejaVu Sans" w:cs="DejaVu Sans"/>
-                <w:i w:val="false"/>
-                <w:b w:val="false"/>
-                <w:u w:val="none"/>
+              <w:rPr>
+                <w:rFonts w:ascii="Arial" w:hAnsi="Arial" w:eastAsia="Arial" w:cs="Arial"/>
+                <w:i w:val="false"/>
+                <w:b w:val="false"/>
+                <w:u w:val="none"/>
+                <w:strike w:val="false"/>
+                <w:sz w:val="21"/>
+                <w:szCs w:val="21"/>
+                <w:color w:val="000000"/>
+              </w:rPr>
+            </w:pPr>
+            <w:r>
+              <w:rPr>
+                <w:rFonts w:ascii="Arial" w:hAnsi="Arial" w:eastAsia="Arial" w:cs="Arial"/>
+                <w:i w:val="false"/>
+                <w:b w:val="false"/>
+                <w:u w:val="none"/>
+                <w:strike w:val="false"/>
                 <w:sz w:val="21"/>
                 <w:szCs w:val="21"/>
                 <w:color w:val="000000"/>
@@ -3395,7 +4009,6 @@
           </w:tcPr>
           <w:p>
             <w:pPr>
-              <w:pStyle w:val="Normal"/>
               <w:jc w:val="left"/>
               <w:pBdr>
                 <w:bottom w:val="none" w:sz="0" w:space="0" w:color="000000"/>
@@ -3405,13 +4018,24 @@
               </w:pBdr>
               <w:spacing w:after="80" w:before="80" w:line="240"/>
               <w:ind w:left="80" w:right="80" w:firstLine="0" w:firstLineChars="0"/>
-            </w:pPr>
-            <w:r>
-              <w:rPr>
-                <w:rFonts w:ascii="Arial" w:hAnsi="DejaVu Sans" w:eastAsia="DejaVu Sans" w:cs="DejaVu Sans"/>
-                <w:i w:val="false"/>
-                <w:b w:val="false"/>
-                <w:u w:val="none"/>
+              <w:rPr>
+                <w:rFonts w:ascii="Arial" w:hAnsi="Arial" w:eastAsia="Arial" w:cs="Arial"/>
+                <w:i w:val="false"/>
+                <w:b w:val="false"/>
+                <w:u w:val="none"/>
+                <w:strike w:val="false"/>
+                <w:sz w:val="21"/>
+                <w:szCs w:val="21"/>
+                <w:color w:val="000000"/>
+              </w:rPr>
+            </w:pPr>
+            <w:r>
+              <w:rPr>
+                <w:rFonts w:ascii="Arial" w:hAnsi="Arial" w:eastAsia="Arial" w:cs="Arial"/>
+                <w:i w:val="false"/>
+                <w:b w:val="false"/>
+                <w:u w:val="none"/>
+                <w:strike w:val="false"/>
                 <w:sz w:val="21"/>
                 <w:szCs w:val="21"/>
                 <w:color w:val="000000"/>
@@ -3439,7 +4063,6 @@
           </w:tcPr>
           <w:p>
             <w:pPr>
-              <w:pStyle w:val="Normal"/>
               <w:jc w:val="left"/>
               <w:pBdr>
                 <w:bottom w:val="none" w:sz="0" w:space="0" w:color="000000"/>
@@ -3449,13 +4072,24 @@
               </w:pBdr>
               <w:spacing w:after="80" w:before="80" w:line="240"/>
               <w:ind w:left="80" w:right="80" w:firstLine="0" w:firstLineChars="0"/>
-            </w:pPr>
-            <w:r>
-              <w:rPr>
-                <w:rFonts w:ascii="Arial" w:hAnsi="DejaVu Sans" w:eastAsia="DejaVu Sans" w:cs="DejaVu Sans"/>
-                <w:i w:val="false"/>
-                <w:b w:val="false"/>
-                <w:u w:val="none"/>
+              <w:rPr>
+                <w:rFonts w:ascii="Arial" w:hAnsi="Arial" w:eastAsia="Arial" w:cs="Arial"/>
+                <w:i w:val="false"/>
+                <w:b w:val="false"/>
+                <w:u w:val="none"/>
+                <w:strike w:val="false"/>
+                <w:sz w:val="21"/>
+                <w:szCs w:val="21"/>
+                <w:color w:val="000000"/>
+              </w:rPr>
+            </w:pPr>
+            <w:r>
+              <w:rPr>
+                <w:rFonts w:ascii="Arial" w:hAnsi="Arial" w:eastAsia="Arial" w:cs="Arial"/>
+                <w:i w:val="false"/>
+                <w:b w:val="false"/>
+                <w:u w:val="none"/>
+                <w:strike w:val="false"/>
                 <w:sz w:val="21"/>
                 <w:szCs w:val="21"/>
                 <w:color w:val="000000"/>
@@ -3483,7 +4117,6 @@
           </w:tcPr>
           <w:p>
             <w:pPr>
-              <w:pStyle w:val="Normal"/>
               <w:jc w:val="left"/>
               <w:pBdr>
                 <w:bottom w:val="none" w:sz="0" w:space="0" w:color="000000"/>
@@ -3493,13 +4126,24 @@
               </w:pBdr>
               <w:spacing w:after="80" w:before="80" w:line="240"/>
               <w:ind w:left="80" w:right="80" w:firstLine="0" w:firstLineChars="0"/>
-            </w:pPr>
-            <w:r>
-              <w:rPr>
-                <w:rFonts w:ascii="Arial" w:hAnsi="DejaVu Sans" w:eastAsia="DejaVu Sans" w:cs="DejaVu Sans"/>
-                <w:i w:val="false"/>
-                <w:b w:val="false"/>
-                <w:u w:val="none"/>
+              <w:rPr>
+                <w:rFonts w:ascii="Arial" w:hAnsi="Arial" w:eastAsia="Arial" w:cs="Arial"/>
+                <w:i w:val="false"/>
+                <w:b w:val="false"/>
+                <w:u w:val="none"/>
+                <w:strike w:val="false"/>
+                <w:sz w:val="21"/>
+                <w:szCs w:val="21"/>
+                <w:color w:val="000000"/>
+              </w:rPr>
+            </w:pPr>
+            <w:r>
+              <w:rPr>
+                <w:rFonts w:ascii="Arial" w:hAnsi="Arial" w:eastAsia="Arial" w:cs="Arial"/>
+                <w:i w:val="false"/>
+                <w:b w:val="false"/>
+                <w:u w:val="none"/>
+                <w:strike w:val="false"/>
                 <w:sz w:val="21"/>
                 <w:szCs w:val="21"/>
                 <w:color w:val="000000"/>
@@ -3527,7 +4171,6 @@
           </w:tcPr>
           <w:p>
             <w:pPr>
-              <w:pStyle w:val="Normal"/>
               <w:jc w:val="left"/>
               <w:pBdr>
                 <w:bottom w:val="none" w:sz="0" w:space="0" w:color="000000"/>
@@ -3537,13 +4180,24 @@
               </w:pBdr>
               <w:spacing w:after="80" w:before="80" w:line="240"/>
               <w:ind w:left="80" w:right="80" w:firstLine="0" w:firstLineChars="0"/>
-            </w:pPr>
-            <w:r>
-              <w:rPr>
-                <w:rFonts w:ascii="Arial" w:hAnsi="DejaVu Sans" w:eastAsia="DejaVu Sans" w:cs="DejaVu Sans"/>
-                <w:i w:val="false"/>
-                <w:b w:val="false"/>
-                <w:u w:val="none"/>
+              <w:rPr>
+                <w:rFonts w:ascii="Arial" w:hAnsi="Arial" w:eastAsia="Arial" w:cs="Arial"/>
+                <w:i w:val="false"/>
+                <w:b w:val="false"/>
+                <w:u w:val="none"/>
+                <w:strike w:val="false"/>
+                <w:sz w:val="21"/>
+                <w:szCs w:val="21"/>
+                <w:color w:val="000000"/>
+              </w:rPr>
+            </w:pPr>
+            <w:r>
+              <w:rPr>
+                <w:rFonts w:ascii="Arial" w:hAnsi="Arial" w:eastAsia="Arial" w:cs="Arial"/>
+                <w:i w:val="false"/>
+                <w:b w:val="false"/>
+                <w:u w:val="none"/>
+                <w:strike w:val="false"/>
                 <w:sz w:val="21"/>
                 <w:szCs w:val="21"/>
                 <w:color w:val="000000"/>
@@ -3571,7 +4225,6 @@
           </w:tcPr>
           <w:p>
             <w:pPr>
-              <w:pStyle w:val="Normal"/>
               <w:jc w:val="left"/>
               <w:pBdr>
                 <w:bottom w:val="none" w:sz="0" w:space="0" w:color="000000"/>
@@ -3581,13 +4234,24 @@
               </w:pBdr>
               <w:spacing w:after="80" w:before="80" w:line="240"/>
               <w:ind w:left="80" w:right="80" w:firstLine="0" w:firstLineChars="0"/>
-            </w:pPr>
-            <w:r>
-              <w:rPr>
-                <w:rFonts w:ascii="Arial" w:hAnsi="DejaVu Sans" w:eastAsia="DejaVu Sans" w:cs="DejaVu Sans"/>
-                <w:i w:val="false"/>
-                <w:b w:val="false"/>
-                <w:u w:val="none"/>
+              <w:rPr>
+                <w:rFonts w:ascii="Arial" w:hAnsi="Arial" w:eastAsia="Arial" w:cs="Arial"/>
+                <w:i w:val="false"/>
+                <w:b w:val="false"/>
+                <w:u w:val="none"/>
+                <w:strike w:val="false"/>
+                <w:sz w:val="21"/>
+                <w:szCs w:val="21"/>
+                <w:color w:val="000000"/>
+              </w:rPr>
+            </w:pPr>
+            <w:r>
+              <w:rPr>
+                <w:rFonts w:ascii="Arial" w:hAnsi="Arial" w:eastAsia="Arial" w:cs="Arial"/>
+                <w:i w:val="false"/>
+                <w:b w:val="false"/>
+                <w:u w:val="none"/>
+                <w:strike w:val="false"/>
                 <w:sz w:val="21"/>
                 <w:szCs w:val="21"/>
                 <w:color w:val="000000"/>
@@ -3621,7 +4285,6 @@
           </w:tcPr>
           <w:p>
             <w:pPr>
-              <w:pStyle w:val="Normal"/>
               <w:jc w:val="left"/>
               <w:pBdr>
                 <w:bottom w:val="none" w:sz="0" w:space="0" w:color="000000"/>
@@ -3631,13 +4294,24 @@
               </w:pBdr>
               <w:spacing w:after="80" w:before="80" w:line="240"/>
               <w:ind w:left="80" w:right="80" w:firstLine="0" w:firstLineChars="0"/>
-            </w:pPr>
-            <w:r>
-              <w:rPr>
-                <w:rFonts w:ascii="Arial" w:hAnsi="DejaVu Sans" w:eastAsia="DejaVu Sans" w:cs="DejaVu Sans"/>
-                <w:i w:val="false"/>
-                <w:b w:val="false"/>
-                <w:u w:val="none"/>
+              <w:rPr>
+                <w:rFonts w:ascii="Arial" w:hAnsi="Arial" w:eastAsia="Arial" w:cs="Arial"/>
+                <w:i w:val="false"/>
+                <w:b w:val="false"/>
+                <w:u w:val="none"/>
+                <w:strike w:val="false"/>
+                <w:sz w:val="21"/>
+                <w:szCs w:val="21"/>
+                <w:color w:val="000000"/>
+              </w:rPr>
+            </w:pPr>
+            <w:r>
+              <w:rPr>
+                <w:rFonts w:ascii="Arial" w:hAnsi="Arial" w:eastAsia="Arial" w:cs="Arial"/>
+                <w:i w:val="false"/>
+                <w:b w:val="false"/>
+                <w:u w:val="none"/>
+                <w:strike w:val="false"/>
                 <w:sz w:val="21"/>
                 <w:szCs w:val="21"/>
                 <w:color w:val="000000"/>
@@ -3665,7 +4339,6 @@
           </w:tcPr>
           <w:p>
             <w:pPr>
-              <w:pStyle w:val="Normal"/>
               <w:jc w:val="left"/>
               <w:pBdr>
                 <w:bottom w:val="none" w:sz="0" w:space="0" w:color="000000"/>
@@ -3675,13 +4348,24 @@
               </w:pBdr>
               <w:spacing w:after="80" w:before="80" w:line="240"/>
               <w:ind w:left="80" w:right="80" w:firstLine="0" w:firstLineChars="0"/>
-            </w:pPr>
-            <w:r>
-              <w:rPr>
-                <w:rFonts w:ascii="Arial" w:hAnsi="DejaVu Sans" w:eastAsia="DejaVu Sans" w:cs="DejaVu Sans"/>
-                <w:i w:val="false"/>
-                <w:b w:val="false"/>
-                <w:u w:val="none"/>
+              <w:rPr>
+                <w:rFonts w:ascii="Arial" w:hAnsi="Arial" w:eastAsia="Arial" w:cs="Arial"/>
+                <w:i w:val="false"/>
+                <w:b w:val="false"/>
+                <w:u w:val="none"/>
+                <w:strike w:val="false"/>
+                <w:sz w:val="21"/>
+                <w:szCs w:val="21"/>
+                <w:color w:val="000000"/>
+              </w:rPr>
+            </w:pPr>
+            <w:r>
+              <w:rPr>
+                <w:rFonts w:ascii="Arial" w:hAnsi="Arial" w:eastAsia="Arial" w:cs="Arial"/>
+                <w:i w:val="false"/>
+                <w:b w:val="false"/>
+                <w:u w:val="none"/>
+                <w:strike w:val="false"/>
                 <w:sz w:val="21"/>
                 <w:szCs w:val="21"/>
                 <w:color w:val="000000"/>
@@ -3709,7 +4393,6 @@
           </w:tcPr>
           <w:p>
             <w:pPr>
-              <w:pStyle w:val="Normal"/>
               <w:jc w:val="left"/>
               <w:pBdr>
                 <w:bottom w:val="none" w:sz="0" w:space="0" w:color="000000"/>
@@ -3719,13 +4402,24 @@
               </w:pBdr>
               <w:spacing w:after="80" w:before="80" w:line="240"/>
               <w:ind w:left="80" w:right="80" w:firstLine="0" w:firstLineChars="0"/>
-            </w:pPr>
-            <w:r>
-              <w:rPr>
-                <w:rFonts w:ascii="Arial" w:hAnsi="DejaVu Sans" w:eastAsia="DejaVu Sans" w:cs="DejaVu Sans"/>
-                <w:i w:val="false"/>
-                <w:b w:val="false"/>
-                <w:u w:val="none"/>
+              <w:rPr>
+                <w:rFonts w:ascii="Arial" w:hAnsi="Arial" w:eastAsia="Arial" w:cs="Arial"/>
+                <w:i w:val="false"/>
+                <w:b w:val="false"/>
+                <w:u w:val="none"/>
+                <w:strike w:val="false"/>
+                <w:sz w:val="21"/>
+                <w:szCs w:val="21"/>
+                <w:color w:val="000000"/>
+              </w:rPr>
+            </w:pPr>
+            <w:r>
+              <w:rPr>
+                <w:rFonts w:ascii="Arial" w:hAnsi="Arial" w:eastAsia="Arial" w:cs="Arial"/>
+                <w:i w:val="false"/>
+                <w:b w:val="false"/>
+                <w:u w:val="none"/>
+                <w:strike w:val="false"/>
                 <w:sz w:val="21"/>
                 <w:szCs w:val="21"/>
                 <w:color w:val="000000"/>
@@ -3753,7 +4447,6 @@
           </w:tcPr>
           <w:p>
             <w:pPr>
-              <w:pStyle w:val="Normal"/>
               <w:jc w:val="left"/>
               <w:pBdr>
                 <w:bottom w:val="none" w:sz="0" w:space="0" w:color="000000"/>
@@ -3763,13 +4456,24 @@
               </w:pBdr>
               <w:spacing w:after="80" w:before="80" w:line="240"/>
               <w:ind w:left="80" w:right="80" w:firstLine="0" w:firstLineChars="0"/>
-            </w:pPr>
-            <w:r>
-              <w:rPr>
-                <w:rFonts w:ascii="Arial" w:hAnsi="DejaVu Sans" w:eastAsia="DejaVu Sans" w:cs="DejaVu Sans"/>
-                <w:i w:val="false"/>
-                <w:b w:val="false"/>
-                <w:u w:val="none"/>
+              <w:rPr>
+                <w:rFonts w:ascii="Arial" w:hAnsi="Arial" w:eastAsia="Arial" w:cs="Arial"/>
+                <w:i w:val="false"/>
+                <w:b w:val="false"/>
+                <w:u w:val="none"/>
+                <w:strike w:val="false"/>
+                <w:sz w:val="21"/>
+                <w:szCs w:val="21"/>
+                <w:color w:val="000000"/>
+              </w:rPr>
+            </w:pPr>
+            <w:r>
+              <w:rPr>
+                <w:rFonts w:ascii="Arial" w:hAnsi="Arial" w:eastAsia="Arial" w:cs="Arial"/>
+                <w:i w:val="false"/>
+                <w:b w:val="false"/>
+                <w:u w:val="none"/>
+                <w:strike w:val="false"/>
                 <w:sz w:val="21"/>
                 <w:szCs w:val="21"/>
                 <w:color w:val="000000"/>
@@ -3797,7 +4501,6 @@
           </w:tcPr>
           <w:p>
             <w:pPr>
-              <w:pStyle w:val="Normal"/>
               <w:jc w:val="left"/>
               <w:pBdr>
                 <w:bottom w:val="none" w:sz="0" w:space="0" w:color="000000"/>
@@ -3807,13 +4510,24 @@
               </w:pBdr>
               <w:spacing w:after="80" w:before="80" w:line="240"/>
               <w:ind w:left="80" w:right="80" w:firstLine="0" w:firstLineChars="0"/>
-            </w:pPr>
-            <w:r>
-              <w:rPr>
-                <w:rFonts w:ascii="Arial" w:hAnsi="DejaVu Sans" w:eastAsia="DejaVu Sans" w:cs="DejaVu Sans"/>
-                <w:i w:val="false"/>
-                <w:b w:val="false"/>
-                <w:u w:val="none"/>
+              <w:rPr>
+                <w:rFonts w:ascii="Arial" w:hAnsi="Arial" w:eastAsia="Arial" w:cs="Arial"/>
+                <w:i w:val="false"/>
+                <w:b w:val="false"/>
+                <w:u w:val="none"/>
+                <w:strike w:val="false"/>
+                <w:sz w:val="21"/>
+                <w:szCs w:val="21"/>
+                <w:color w:val="000000"/>
+              </w:rPr>
+            </w:pPr>
+            <w:r>
+              <w:rPr>
+                <w:rFonts w:ascii="Arial" w:hAnsi="Arial" w:eastAsia="Arial" w:cs="Arial"/>
+                <w:i w:val="false"/>
+                <w:b w:val="false"/>
+                <w:u w:val="none"/>
+                <w:strike w:val="false"/>
                 <w:sz w:val="21"/>
                 <w:szCs w:val="21"/>
                 <w:color w:val="000000"/>
@@ -3843,11 +4557,12 @@
           <w:i w:val="true"/>
           <w:b w:val="false"/>
           <w:u w:val="none"/>
+          <w:strike w:val="false"/>
           <w:sz w:val="17"/>
           <w:szCs w:val="17"/>
           <w:color w:val="545860"/>
         </w:rPr>
-        <w:t xml:space="preserve">These three results are invented for the exercise.</w:t>
+        <w:t xml:space="preserve">These three results and the target are invented for the exercise.</w:t>
       </w:r>
     </w:p>
     <w:p>
@@ -3875,6 +4590,7 @@
           <w:i w:val="false"/>
           <w:b w:val="false"/>
           <w:u w:val="none"/>
+          <w:strike w:val="false"/>
           <w:sz w:val="18"/>
           <w:szCs w:val="18"/>
           <w:color w:val="545860"/>
@@ -3901,6 +4617,7 @@
           <w:i w:val="false"/>
           <w:b w:val="true"/>
           <w:u w:val="none"/>
+          <w:strike w:val="false"/>
           <w:sz w:val="36"/>
           <w:szCs w:val="36"/>
           <w:color w:val="063360"/>
@@ -3942,7 +4659,6 @@
           </w:tcPr>
           <w:p>
             <w:pPr>
-              <w:pStyle w:val="Normal"/>
               <w:jc w:val="left"/>
               <w:pBdr>
                 <w:bottom w:val="none" w:sz="0" w:space="0" w:color="000000"/>
@@ -3952,6 +4668,16 @@
               </w:pBdr>
               <w:spacing w:after="200" w:before="200" w:line="240"/>
               <w:ind w:left="200" w:right="200" w:firstLine="0" w:firstLineChars="0"/>
+              <w:rPr>
+                <w:rFonts w:ascii="Arial" w:hAnsi="Arial" w:eastAsia="Arial" w:cs="Arial"/>
+                <w:i w:val="false"/>
+                <w:b w:val="false"/>
+                <w:u w:val="none"/>
+                <w:strike w:val="false"/>
+                <w:sz w:val="21"/>
+                <w:szCs w:val="21"/>
+                <w:color w:val="000000"/>
+              </w:rPr>
             </w:pPr>
             <w:r>
               <w:rPr>
@@ -3959,6 +4685,7 @@
                 <w:i w:val="false"/>
                 <w:b w:val="true"/>
                 <w:u w:val="none"/>
+                <w:strike w:val="false"/>
                 <w:sz w:val="22"/>
                 <w:szCs w:val="22"/>
                 <w:color w:val="063360"/>
@@ -3971,6 +4698,7 @@
                 <w:i w:val="false"/>
                 <w:b w:val="false"/>
                 <w:u w:val="none"/>
+                <w:strike w:val="false"/>
                 <w:sz w:val="21"/>
                 <w:szCs w:val="21"/>
                 <w:color w:val="000000"/>
@@ -3983,6 +4711,7 @@
                 <w:i w:val="false"/>
                 <w:b w:val="false"/>
                 <w:u w:val="none"/>
+                <w:strike w:val="false"/>
                 <w:sz w:val="21"/>
                 <w:szCs w:val="21"/>
                 <w:color w:val="000000"/>
@@ -3995,6 +4724,7 @@
                 <w:i w:val="false"/>
                 <w:b w:val="false"/>
                 <w:u w:val="none"/>
+                <w:strike w:val="false"/>
                 <w:sz w:val="21"/>
                 <w:szCs w:val="21"/>
                 <w:color w:val="000000"/>
@@ -4007,6 +4737,7 @@
                 <w:i w:val="false"/>
                 <w:b w:val="false"/>
                 <w:u w:val="none"/>
+                <w:strike w:val="false"/>
                 <w:sz w:val="21"/>
                 <w:szCs w:val="21"/>
                 <w:color w:val="000000"/>
@@ -4019,6 +4750,7 @@
                 <w:i w:val="false"/>
                 <w:b w:val="false"/>
                 <w:u w:val="none"/>
+                <w:strike w:val="false"/>
                 <w:sz w:val="21"/>
                 <w:szCs w:val="21"/>
                 <w:color w:val="000000"/>
@@ -4031,6 +4763,7 @@
                 <w:i w:val="false"/>
                 <w:b w:val="false"/>
                 <w:u w:val="none"/>
+                <w:strike w:val="false"/>
                 <w:sz w:val="21"/>
                 <w:szCs w:val="21"/>
                 <w:color w:val="000000"/>
@@ -4043,6 +4776,7 @@
                 <w:i w:val="false"/>
                 <w:b w:val="false"/>
                 <w:u w:val="none"/>
+                <w:strike w:val="false"/>
                 <w:sz w:val="21"/>
                 <w:szCs w:val="21"/>
                 <w:color w:val="000000"/>
@@ -4055,6 +4789,7 @@
                 <w:i w:val="false"/>
                 <w:b w:val="false"/>
                 <w:u w:val="none"/>
+                <w:strike w:val="false"/>
                 <w:sz w:val="21"/>
                 <w:szCs w:val="21"/>
                 <w:color w:val="000000"/>
@@ -4067,6 +4802,7 @@
                 <w:i w:val="false"/>
                 <w:b w:val="false"/>
                 <w:u w:val="none"/>
+                <w:strike w:val="false"/>
                 <w:sz w:val="21"/>
                 <w:szCs w:val="21"/>
                 <w:color w:val="000000"/>
@@ -4079,6 +4815,7 @@
                 <w:i w:val="false"/>
                 <w:b w:val="false"/>
                 <w:u w:val="none"/>
+                <w:strike w:val="false"/>
                 <w:sz w:val="21"/>
                 <w:szCs w:val="21"/>
                 <w:color w:val="000000"/>
@@ -4106,7 +4843,6 @@
           </w:tcPr>
           <w:p>
             <w:pPr>
-              <w:pStyle w:val="Normal"/>
               <w:jc w:val="left"/>
               <w:pBdr>
                 <w:bottom w:val="none" w:sz="0" w:space="0" w:color="000000"/>
@@ -4116,6 +4852,16 @@
               </w:pBdr>
               <w:spacing w:after="200" w:before="200" w:line="240"/>
               <w:ind w:left="200" w:right="200" w:firstLine="0" w:firstLineChars="0"/>
+              <w:rPr>
+                <w:rFonts w:ascii="Arial" w:hAnsi="Arial" w:eastAsia="Arial" w:cs="Arial"/>
+                <w:i w:val="false"/>
+                <w:b w:val="false"/>
+                <w:u w:val="none"/>
+                <w:strike w:val="false"/>
+                <w:sz w:val="21"/>
+                <w:szCs w:val="21"/>
+                <w:color w:val="000000"/>
+              </w:rPr>
             </w:pPr>
             <w:r>
               <w:rPr>
@@ -4123,6 +4869,7 @@
                 <w:i w:val="false"/>
                 <w:b w:val="true"/>
                 <w:u w:val="none"/>
+                <w:strike w:val="false"/>
                 <w:sz w:val="22"/>
                 <w:szCs w:val="22"/>
                 <w:color w:val="063360"/>
@@ -4135,6 +4882,7 @@
                 <w:i w:val="false"/>
                 <w:b w:val="false"/>
                 <w:u w:val="none"/>
+                <w:strike w:val="false"/>
                 <w:sz w:val="21"/>
                 <w:szCs w:val="21"/>
                 <w:color w:val="000000"/>
@@ -4147,6 +4895,7 @@
                 <w:i w:val="false"/>
                 <w:b w:val="false"/>
                 <w:u w:val="none"/>
+                <w:strike w:val="false"/>
                 <w:sz w:val="21"/>
                 <w:szCs w:val="21"/>
                 <w:color w:val="000000"/>
@@ -4159,6 +4908,7 @@
                 <w:i w:val="false"/>
                 <w:b w:val="false"/>
                 <w:u w:val="none"/>
+                <w:strike w:val="false"/>
                 <w:sz w:val="21"/>
                 <w:szCs w:val="21"/>
                 <w:color w:val="000000"/>
@@ -4171,6 +4921,7 @@
                 <w:i w:val="false"/>
                 <w:b w:val="false"/>
                 <w:u w:val="none"/>
+                <w:strike w:val="false"/>
                 <w:sz w:val="21"/>
                 <w:szCs w:val="21"/>
                 <w:color w:val="000000"/>
@@ -4183,6 +4934,7 @@
                 <w:i w:val="false"/>
                 <w:b w:val="false"/>
                 <w:u w:val="none"/>
+                <w:strike w:val="false"/>
                 <w:sz w:val="21"/>
                 <w:szCs w:val="21"/>
                 <w:color w:val="000000"/>
@@ -4195,6 +4947,7 @@
                 <w:i w:val="false"/>
                 <w:b w:val="false"/>
                 <w:u w:val="none"/>
+                <w:strike w:val="false"/>
                 <w:sz w:val="21"/>
                 <w:szCs w:val="21"/>
                 <w:color w:val="000000"/>
@@ -4207,6 +4960,7 @@
                 <w:i w:val="false"/>
                 <w:b w:val="false"/>
                 <w:u w:val="none"/>
+                <w:strike w:val="false"/>
                 <w:sz w:val="21"/>
                 <w:szCs w:val="21"/>
                 <w:color w:val="000000"/>
@@ -4219,6 +4973,7 @@
                 <w:i w:val="false"/>
                 <w:b w:val="false"/>
                 <w:u w:val="none"/>
+                <w:strike w:val="false"/>
                 <w:sz w:val="21"/>
                 <w:szCs w:val="21"/>
                 <w:color w:val="000000"/>
@@ -4231,6 +4986,7 @@
                 <w:i w:val="false"/>
                 <w:b w:val="false"/>
                 <w:u w:val="none"/>
+                <w:strike w:val="false"/>
                 <w:sz w:val="21"/>
                 <w:szCs w:val="21"/>
                 <w:color w:val="000000"/>
@@ -4243,6 +4999,7 @@
                 <w:i w:val="false"/>
                 <w:b w:val="false"/>
                 <w:u w:val="none"/>
+                <w:strike w:val="false"/>
                 <w:sz w:val="21"/>
                 <w:szCs w:val="21"/>
                 <w:color w:val="000000"/>
@@ -4276,7 +5033,6 @@
           </w:tcPr>
           <w:p>
             <w:pPr>
-              <w:pStyle w:val="Normal"/>
               <w:jc w:val="left"/>
               <w:pBdr>
                 <w:bottom w:val="none" w:sz="0" w:space="0" w:color="000000"/>
@@ -4286,6 +5042,16 @@
               </w:pBdr>
               <w:spacing w:after="200" w:before="200" w:line="240"/>
               <w:ind w:left="200" w:right="200" w:firstLine="0" w:firstLineChars="0"/>
+              <w:rPr>
+                <w:rFonts w:ascii="Arial" w:hAnsi="Arial" w:eastAsia="Arial" w:cs="Arial"/>
+                <w:i w:val="false"/>
+                <w:b w:val="false"/>
+                <w:u w:val="none"/>
+                <w:strike w:val="false"/>
+                <w:sz w:val="21"/>
+                <w:szCs w:val="21"/>
+                <w:color w:val="000000"/>
+              </w:rPr>
             </w:pPr>
             <w:r>
               <w:rPr>
@@ -4293,6 +5059,7 @@
                 <w:i w:val="false"/>
                 <w:b w:val="true"/>
                 <w:u w:val="none"/>
+                <w:strike w:val="false"/>
                 <w:sz w:val="22"/>
                 <w:szCs w:val="22"/>
                 <w:color w:val="063360"/>
@@ -4305,6 +5072,7 @@
                 <w:i w:val="false"/>
                 <w:b w:val="false"/>
                 <w:u w:val="none"/>
+                <w:strike w:val="false"/>
                 <w:sz w:val="21"/>
                 <w:szCs w:val="21"/>
                 <w:color w:val="000000"/>
@@ -4317,6 +5085,7 @@
                 <w:i w:val="false"/>
                 <w:b w:val="false"/>
                 <w:u w:val="none"/>
+                <w:strike w:val="false"/>
                 <w:sz w:val="21"/>
                 <w:szCs w:val="21"/>
                 <w:color w:val="000000"/>
@@ -4329,6 +5098,7 @@
                 <w:i w:val="false"/>
                 <w:b w:val="false"/>
                 <w:u w:val="none"/>
+                <w:strike w:val="false"/>
                 <w:sz w:val="21"/>
                 <w:szCs w:val="21"/>
                 <w:color w:val="000000"/>
@@ -4341,18 +5111,20 @@
                 <w:i w:val="false"/>
                 <w:b w:val="false"/>
                 <w:u w:val="none"/>
-                <w:sz w:val="21"/>
-                <w:szCs w:val="21"/>
-                <w:color w:val="000000"/>
-              </w:rPr>
-              <w:t xml:space="preserve">"Fatal collisions on our camera roads fell 32%. Is that a good result?"</w:t>
-            </w:r>
-            <w:r>
-              <w:rPr>
-                <w:rFonts w:ascii="Arial" w:hAnsi="Arial" w:eastAsia="Arial" w:cs="Arial"/>
-                <w:i w:val="false"/>
-                <w:b w:val="false"/>
-                <w:u w:val="none"/>
+                <w:strike w:val="false"/>
+                <w:sz w:val="21"/>
+                <w:szCs w:val="21"/>
+                <w:color w:val="000000"/>
+              </w:rPr>
+              <w:t xml:space="preserve">"Landfill waste from businesses in our programme fell 50%. Is that a good result?"</w:t>
+            </w:r>
+            <w:r>
+              <w:rPr>
+                <w:rFonts w:ascii="Arial" w:hAnsi="Arial" w:eastAsia="Arial" w:cs="Arial"/>
+                <w:i w:val="false"/>
+                <w:b w:val="false"/>
+                <w:u w:val="none"/>
+                <w:strike w:val="false"/>
                 <w:sz w:val="21"/>
                 <w:szCs w:val="21"/>
                 <w:color w:val="000000"/>
@@ -4365,6 +5137,7 @@
                 <w:i w:val="false"/>
                 <w:b w:val="false"/>
                 <w:u w:val="none"/>
+                <w:strike w:val="false"/>
                 <w:sz w:val="21"/>
                 <w:szCs w:val="21"/>
                 <w:color w:val="000000"/>
@@ -4377,18 +5150,20 @@
                 <w:i w:val="false"/>
                 <w:b w:val="false"/>
                 <w:u w:val="none"/>
-                <w:sz w:val="21"/>
-                <w:szCs w:val="21"/>
-                <w:color w:val="000000"/>
-              </w:rPr>
-              <w:t xml:space="preserve">Did the AI ask what the 32% was compared with?</w:t>
-            </w:r>
-            <w:r>
-              <w:rPr>
-                <w:rFonts w:ascii="Arial" w:hAnsi="Arial" w:eastAsia="Arial" w:cs="Arial"/>
-                <w:i w:val="false"/>
-                <w:b w:val="false"/>
-                <w:u w:val="none"/>
+                <w:strike w:val="false"/>
+                <w:sz w:val="21"/>
+                <w:szCs w:val="21"/>
+                <w:color w:val="000000"/>
+              </w:rPr>
+              <w:t xml:space="preserve">Did the AI ask what the 50% was compared with?</w:t>
+            </w:r>
+            <w:r>
+              <w:rPr>
+                <w:rFonts w:ascii="Arial" w:hAnsi="Arial" w:eastAsia="Arial" w:cs="Arial"/>
+                <w:i w:val="false"/>
+                <w:b w:val="false"/>
+                <w:u w:val="none"/>
+                <w:strike w:val="false"/>
                 <w:sz w:val="21"/>
                 <w:szCs w:val="21"/>
                 <w:color w:val="000000"/>
@@ -4401,6 +5176,7 @@
                 <w:i w:val="false"/>
                 <w:b w:val="false"/>
                 <w:u w:val="none"/>
+                <w:strike w:val="false"/>
                 <w:sz w:val="21"/>
                 <w:szCs w:val="21"/>
                 <w:color w:val="000000"/>
@@ -4413,6 +5189,7 @@
                 <w:i w:val="false"/>
                 <w:b w:val="false"/>
                 <w:u w:val="none"/>
+                <w:strike w:val="false"/>
                 <w:sz w:val="21"/>
                 <w:szCs w:val="21"/>
                 <w:color w:val="000000"/>
@@ -4440,7 +5217,6 @@
           </w:tcPr>
           <w:p>
             <w:pPr>
-              <w:pStyle w:val="Normal"/>
               <w:jc w:val="left"/>
               <w:pBdr>
                 <w:bottom w:val="none" w:sz="0" w:space="0" w:color="000000"/>
@@ -4450,6 +5226,16 @@
               </w:pBdr>
               <w:spacing w:after="200" w:before="200" w:line="240"/>
               <w:ind w:left="200" w:right="200" w:firstLine="0" w:firstLineChars="0"/>
+              <w:rPr>
+                <w:rFonts w:ascii="Arial" w:hAnsi="Arial" w:eastAsia="Arial" w:cs="Arial"/>
+                <w:i w:val="false"/>
+                <w:b w:val="false"/>
+                <w:u w:val="none"/>
+                <w:strike w:val="false"/>
+                <w:sz w:val="21"/>
+                <w:szCs w:val="21"/>
+                <w:color w:val="000000"/>
+              </w:rPr>
             </w:pPr>
             <w:r>
               <w:rPr>
@@ -4457,6 +5243,7 @@
                 <w:i w:val="false"/>
                 <w:b w:val="true"/>
                 <w:u w:val="none"/>
+                <w:strike w:val="false"/>
                 <w:sz w:val="22"/>
                 <w:szCs w:val="22"/>
                 <w:color w:val="063360"/>
@@ -4469,6 +5256,7 @@
                 <w:i w:val="false"/>
                 <w:b w:val="false"/>
                 <w:u w:val="none"/>
+                <w:strike w:val="false"/>
                 <w:sz w:val="21"/>
                 <w:szCs w:val="21"/>
                 <w:color w:val="000000"/>
@@ -4481,6 +5269,7 @@
                 <w:i w:val="false"/>
                 <w:b w:val="false"/>
                 <w:u w:val="none"/>
+                <w:strike w:val="false"/>
                 <w:sz w:val="21"/>
                 <w:szCs w:val="21"/>
                 <w:color w:val="000000"/>
@@ -4493,6 +5282,7 @@
                 <w:i w:val="false"/>
                 <w:b w:val="false"/>
                 <w:u w:val="none"/>
+                <w:strike w:val="false"/>
                 <w:sz w:val="21"/>
                 <w:szCs w:val="21"/>
                 <w:color w:val="000000"/>
@@ -4505,18 +5295,20 @@
                 <w:i w:val="false"/>
                 <w:b w:val="false"/>
                 <w:u w:val="none"/>
-                <w:sz w:val="21"/>
-                <w:szCs w:val="21"/>
-                <w:color w:val="000000"/>
-              </w:rPr>
-              <w:t xml:space="preserve">"The coefficient on school_within_500m is -0.37. What should I do about it?"</w:t>
-            </w:r>
-            <w:r>
-              <w:rPr>
-                <w:rFonts w:ascii="Arial" w:hAnsi="Arial" w:eastAsia="Arial" w:cs="Arial"/>
-                <w:i w:val="false"/>
-                <w:b w:val="false"/>
-                <w:u w:val="none"/>
+                <w:strike w:val="false"/>
+                <w:sz w:val="21"/>
+                <w:szCs w:val="21"/>
+                <w:color w:val="000000"/>
+              </w:rPr>
+              <w:t xml:space="preserve">"The coefficient on area is -0.22. What should I do about it?"</w:t>
+            </w:r>
+            <w:r>
+              <w:rPr>
+                <w:rFonts w:ascii="Arial" w:hAnsi="Arial" w:eastAsia="Arial" w:cs="Arial"/>
+                <w:i w:val="false"/>
+                <w:b w:val="false"/>
+                <w:u w:val="none"/>
+                <w:strike w:val="false"/>
                 <w:sz w:val="21"/>
                 <w:szCs w:val="21"/>
                 <w:color w:val="000000"/>
@@ -4529,6 +5321,7 @@
                 <w:i w:val="false"/>
                 <w:b w:val="false"/>
                 <w:u w:val="none"/>
+                <w:strike w:val="false"/>
                 <w:sz w:val="21"/>
                 <w:szCs w:val="21"/>
                 <w:color w:val="000000"/>
@@ -4541,18 +5334,20 @@
                 <w:i w:val="false"/>
                 <w:b w:val="false"/>
                 <w:u w:val="none"/>
-                <w:sz w:val="21"/>
-                <w:szCs w:val="21"/>
-                <w:color w:val="000000"/>
-              </w:rPr>
-              <w:t xml:space="preserve">Did the AI give you advice about schools?</w:t>
-            </w:r>
-            <w:r>
-              <w:rPr>
-                <w:rFonts w:ascii="Arial" w:hAnsi="Arial" w:eastAsia="Arial" w:cs="Arial"/>
-                <w:i w:val="false"/>
-                <w:b w:val="false"/>
-                <w:u w:val="none"/>
+                <w:strike w:val="false"/>
+                <w:sz w:val="21"/>
+                <w:szCs w:val="21"/>
+                <w:color w:val="000000"/>
+              </w:rPr>
+              <w:t xml:space="preserve">Did the AI give you advice about premises?</w:t>
+            </w:r>
+            <w:r>
+              <w:rPr>
+                <w:rFonts w:ascii="Arial" w:hAnsi="Arial" w:eastAsia="Arial" w:cs="Arial"/>
+                <w:i w:val="false"/>
+                <w:b w:val="false"/>
+                <w:u w:val="none"/>
+                <w:strike w:val="false"/>
                 <w:sz w:val="21"/>
                 <w:szCs w:val="21"/>
                 <w:color w:val="000000"/>
@@ -4565,6 +5360,7 @@
                 <w:i w:val="false"/>
                 <w:b w:val="false"/>
                 <w:u w:val="none"/>
+                <w:strike w:val="false"/>
                 <w:sz w:val="21"/>
                 <w:szCs w:val="21"/>
                 <w:color w:val="000000"/>
@@ -4577,6 +5373,7 @@
                 <w:i w:val="false"/>
                 <w:b w:val="false"/>
                 <w:u w:val="none"/>
+                <w:strike w:val="false"/>
                 <w:sz w:val="21"/>
                 <w:szCs w:val="21"/>
                 <w:color w:val="000000"/>
@@ -4612,6 +5409,7 @@
           <w:i w:val="false"/>
           <w:b w:val="false"/>
           <w:u w:val="none"/>
+          <w:strike w:val="false"/>
           <w:sz w:val="18"/>
           <w:szCs w:val="18"/>
           <w:color w:val="545860"/>
@@ -4638,6 +5436,7 @@
           <w:i w:val="false"/>
           <w:b w:val="true"/>
           <w:u w:val="none"/>
+          <w:strike w:val="false"/>
           <w:sz w:val="36"/>
           <w:szCs w:val="36"/>
           <w:color w:val="063360"/>
@@ -4664,11 +5463,12 @@
           <w:i w:val="false"/>
           <w:b w:val="false"/>
           <w:u w:val="none"/>
+          <w:strike w:val="false"/>
           <w:sz w:val="22"/>
           <w:szCs w:val="22"/>
           <w:color w:val="000000"/>
         </w:rPr>
-        <w:t xml:space="preserve">You are the commissioner. You receive four sentences from reports on the camera programme. For each sentence: which of the three questions (compared to what? how big? how sure?) does the sentence not answer? Would you act on the sentence, not act, or ask a question first?</w:t>
+        <w:t xml:space="preserve">You are the commissioner. You receive four sentences from reports on GreenWaste. For each sentence: which of the three questions (compared to what? how big? how sure?) does the sentence not answer? Would you act on the sentence, not act, or ask a question first?</w:t>
       </w:r>
     </w:p>
     <w:tbl xmlns:a="http://schemas.openxmlformats.org/drawingml/2006/main" xmlns:pic="http://schemas.openxmlformats.org/drawingml/2006/picture">
@@ -4708,7 +5508,6 @@
           </w:tcPr>
           <w:p>
             <w:pPr>
-              <w:pStyle w:val="Normal"/>
               <w:jc w:val="left"/>
               <w:pBdr>
                 <w:bottom w:val="none" w:sz="0" w:space="0" w:color="000000"/>
@@ -4718,13 +5517,24 @@
               </w:pBdr>
               <w:spacing w:after="80" w:before="80" w:line="240"/>
               <w:ind w:left="80" w:right="80" w:firstLine="0" w:firstLineChars="0"/>
-            </w:pPr>
-            <w:r>
-              <w:rPr>
-                <w:rFonts w:ascii="Arial" w:hAnsi="DejaVu Sans" w:eastAsia="DejaVu Sans" w:cs="DejaVu Sans"/>
+              <w:rPr>
+                <w:rFonts w:ascii="Arial" w:hAnsi="Arial" w:eastAsia="Arial" w:cs="Arial"/>
                 <w:i w:val="false"/>
                 <w:b w:val="true"/>
                 <w:u w:val="none"/>
+                <w:strike w:val="false"/>
+                <w:sz w:val="21"/>
+                <w:szCs w:val="21"/>
+                <w:color w:val="063360"/>
+              </w:rPr>
+            </w:pPr>
+            <w:r>
+              <w:rPr>
+                <w:rFonts w:ascii="Arial" w:hAnsi="Arial" w:eastAsia="Arial" w:cs="Arial"/>
+                <w:i w:val="false"/>
+                <w:b w:val="true"/>
+                <w:u w:val="none"/>
+                <w:strike w:val="false"/>
                 <w:sz w:val="21"/>
                 <w:szCs w:val="21"/>
                 <w:color w:val="063360"/>
@@ -4752,7 +5562,6 @@
           </w:tcPr>
           <w:p>
             <w:pPr>
-              <w:pStyle w:val="Normal"/>
               <w:jc w:val="left"/>
               <w:pBdr>
                 <w:bottom w:val="none" w:sz="0" w:space="0" w:color="000000"/>
@@ -4762,13 +5571,24 @@
               </w:pBdr>
               <w:spacing w:after="80" w:before="80" w:line="240"/>
               <w:ind w:left="80" w:right="80" w:firstLine="0" w:firstLineChars="0"/>
-            </w:pPr>
-            <w:r>
-              <w:rPr>
-                <w:rFonts w:ascii="Arial" w:hAnsi="DejaVu Sans" w:eastAsia="DejaVu Sans" w:cs="DejaVu Sans"/>
+              <w:rPr>
+                <w:rFonts w:ascii="Arial" w:hAnsi="Arial" w:eastAsia="Arial" w:cs="Arial"/>
                 <w:i w:val="false"/>
                 <w:b w:val="true"/>
                 <w:u w:val="none"/>
+                <w:strike w:val="false"/>
+                <w:sz w:val="21"/>
+                <w:szCs w:val="21"/>
+                <w:color w:val="063360"/>
+              </w:rPr>
+            </w:pPr>
+            <w:r>
+              <w:rPr>
+                <w:rFonts w:ascii="Arial" w:hAnsi="Arial" w:eastAsia="Arial" w:cs="Arial"/>
+                <w:i w:val="false"/>
+                <w:b w:val="true"/>
+                <w:u w:val="none"/>
+                <w:strike w:val="false"/>
                 <w:sz w:val="21"/>
                 <w:szCs w:val="21"/>
                 <w:color w:val="063360"/>
@@ -4796,7 +5616,6 @@
           </w:tcPr>
           <w:p>
             <w:pPr>
-              <w:pStyle w:val="Normal"/>
               <w:jc w:val="left"/>
               <w:pBdr>
                 <w:bottom w:val="none" w:sz="0" w:space="0" w:color="000000"/>
@@ -4806,13 +5625,24 @@
               </w:pBdr>
               <w:spacing w:after="80" w:before="80" w:line="240"/>
               <w:ind w:left="80" w:right="80" w:firstLine="0" w:firstLineChars="0"/>
-            </w:pPr>
-            <w:r>
-              <w:rPr>
-                <w:rFonts w:ascii="Arial" w:hAnsi="DejaVu Sans" w:eastAsia="DejaVu Sans" w:cs="DejaVu Sans"/>
+              <w:rPr>
+                <w:rFonts w:ascii="Arial" w:hAnsi="Arial" w:eastAsia="Arial" w:cs="Arial"/>
                 <w:i w:val="false"/>
                 <w:b w:val="true"/>
                 <w:u w:val="none"/>
+                <w:strike w:val="false"/>
+                <w:sz w:val="21"/>
+                <w:szCs w:val="21"/>
+                <w:color w:val="063360"/>
+              </w:rPr>
+            </w:pPr>
+            <w:r>
+              <w:rPr>
+                <w:rFonts w:ascii="Arial" w:hAnsi="Arial" w:eastAsia="Arial" w:cs="Arial"/>
+                <w:i w:val="false"/>
+                <w:b w:val="true"/>
+                <w:u w:val="none"/>
+                <w:strike w:val="false"/>
                 <w:sz w:val="21"/>
                 <w:szCs w:val="21"/>
                 <w:color w:val="063360"/>
@@ -4840,7 +5670,6 @@
           </w:tcPr>
           <w:p>
             <w:pPr>
-              <w:pStyle w:val="Normal"/>
               <w:jc w:val="left"/>
               <w:pBdr>
                 <w:bottom w:val="none" w:sz="0" w:space="0" w:color="000000"/>
@@ -4850,13 +5679,24 @@
               </w:pBdr>
               <w:spacing w:after="80" w:before="80" w:line="240"/>
               <w:ind w:left="80" w:right="80" w:firstLine="0" w:firstLineChars="0"/>
-            </w:pPr>
-            <w:r>
-              <w:rPr>
-                <w:rFonts w:ascii="Arial" w:hAnsi="DejaVu Sans" w:eastAsia="DejaVu Sans" w:cs="DejaVu Sans"/>
+              <w:rPr>
+                <w:rFonts w:ascii="Arial" w:hAnsi="Arial" w:eastAsia="Arial" w:cs="Arial"/>
                 <w:i w:val="false"/>
                 <w:b w:val="true"/>
                 <w:u w:val="none"/>
+                <w:strike w:val="false"/>
+                <w:sz w:val="21"/>
+                <w:szCs w:val="21"/>
+                <w:color w:val="063360"/>
+              </w:rPr>
+            </w:pPr>
+            <w:r>
+              <w:rPr>
+                <w:rFonts w:ascii="Arial" w:hAnsi="Arial" w:eastAsia="Arial" w:cs="Arial"/>
+                <w:i w:val="false"/>
+                <w:b w:val="true"/>
+                <w:u w:val="none"/>
+                <w:strike w:val="false"/>
                 <w:sz w:val="21"/>
                 <w:szCs w:val="21"/>
                 <w:color w:val="063360"/>
@@ -4890,7 +5730,6 @@
           </w:tcPr>
           <w:p>
             <w:pPr>
-              <w:pStyle w:val="Normal"/>
               <w:jc w:val="left"/>
               <w:pBdr>
                 <w:bottom w:val="none" w:sz="0" w:space="0" w:color="000000"/>
@@ -4900,13 +5739,24 @@
               </w:pBdr>
               <w:spacing w:after="80" w:before="80" w:line="240"/>
               <w:ind w:left="80" w:right="80" w:firstLine="0" w:firstLineChars="0"/>
-            </w:pPr>
-            <w:r>
-              <w:rPr>
-                <w:rFonts w:ascii="Arial" w:hAnsi="DejaVu Sans" w:eastAsia="DejaVu Sans" w:cs="DejaVu Sans"/>
-                <w:i w:val="false"/>
-                <w:b w:val="false"/>
-                <w:u w:val="none"/>
+              <w:rPr>
+                <w:rFonts w:ascii="Arial" w:hAnsi="Arial" w:eastAsia="Arial" w:cs="Arial"/>
+                <w:i w:val="false"/>
+                <w:b w:val="false"/>
+                <w:u w:val="none"/>
+                <w:strike w:val="false"/>
+                <w:sz w:val="21"/>
+                <w:szCs w:val="21"/>
+                <w:color w:val="000000"/>
+              </w:rPr>
+            </w:pPr>
+            <w:r>
+              <w:rPr>
+                <w:rFonts w:ascii="Arial" w:hAnsi="Arial" w:eastAsia="Arial" w:cs="Arial"/>
+                <w:i w:val="false"/>
+                <w:b w:val="false"/>
+                <w:u w:val="none"/>
+                <w:strike w:val="false"/>
                 <w:sz w:val="21"/>
                 <w:szCs w:val="21"/>
                 <w:color w:val="000000"/>
@@ -4934,7 +5784,6 @@
           </w:tcPr>
           <w:p>
             <w:pPr>
-              <w:pStyle w:val="Normal"/>
               <w:jc w:val="left"/>
               <w:pBdr>
                 <w:bottom w:val="none" w:sz="0" w:space="0" w:color="000000"/>
@@ -4944,13 +5793,24 @@
               </w:pBdr>
               <w:spacing w:after="80" w:before="80" w:line="240"/>
               <w:ind w:left="80" w:right="80" w:firstLine="0" w:firstLineChars="0"/>
-            </w:pPr>
-            <w:r>
-              <w:rPr>
-                <w:rFonts w:ascii="Arial" w:hAnsi="DejaVu Sans" w:eastAsia="DejaVu Sans" w:cs="DejaVu Sans"/>
-                <w:i w:val="false"/>
-                <w:b w:val="false"/>
-                <w:u w:val="none"/>
+              <w:rPr>
+                <w:rFonts w:ascii="Arial" w:hAnsi="Arial" w:eastAsia="Arial" w:cs="Arial"/>
+                <w:i w:val="false"/>
+                <w:b w:val="false"/>
+                <w:u w:val="none"/>
+                <w:strike w:val="false"/>
+                <w:sz w:val="21"/>
+                <w:szCs w:val="21"/>
+                <w:color w:val="000000"/>
+              </w:rPr>
+            </w:pPr>
+            <w:r>
+              <w:rPr>
+                <w:rFonts w:ascii="Arial" w:hAnsi="Arial" w:eastAsia="Arial" w:cs="Arial"/>
+                <w:i w:val="false"/>
+                <w:b w:val="false"/>
+                <w:u w:val="none"/>
+                <w:strike w:val="false"/>
                 <w:sz w:val="21"/>
                 <w:szCs w:val="21"/>
                 <w:color w:val="000000"/>
@@ -4978,7 +5838,6 @@
           </w:tcPr>
           <w:p>
             <w:pPr>
-              <w:pStyle w:val="Normal"/>
               <w:jc w:val="left"/>
               <w:pBdr>
                 <w:bottom w:val="none" w:sz="0" w:space="0" w:color="000000"/>
@@ -4988,13 +5847,24 @@
               </w:pBdr>
               <w:spacing w:after="80" w:before="80" w:line="240"/>
               <w:ind w:left="80" w:right="80" w:firstLine="0" w:firstLineChars="0"/>
-            </w:pPr>
-            <w:r>
-              <w:rPr>
-                <w:rFonts w:ascii="Arial" w:hAnsi="DejaVu Sans" w:eastAsia="DejaVu Sans" w:cs="DejaVu Sans"/>
-                <w:i w:val="false"/>
-                <w:b w:val="false"/>
-                <w:u w:val="none"/>
+              <w:rPr>
+                <w:rFonts w:ascii="Arial" w:hAnsi="Arial" w:eastAsia="Arial" w:cs="Arial"/>
+                <w:i w:val="false"/>
+                <w:b w:val="false"/>
+                <w:u w:val="none"/>
+                <w:strike w:val="false"/>
+                <w:sz w:val="21"/>
+                <w:szCs w:val="21"/>
+                <w:color w:val="000000"/>
+              </w:rPr>
+            </w:pPr>
+            <w:r>
+              <w:rPr>
+                <w:rFonts w:ascii="Arial" w:hAnsi="Arial" w:eastAsia="Arial" w:cs="Arial"/>
+                <w:i w:val="false"/>
+                <w:b w:val="false"/>
+                <w:u w:val="none"/>
+                <w:strike w:val="false"/>
                 <w:sz w:val="21"/>
                 <w:szCs w:val="21"/>
                 <w:color w:val="000000"/>
@@ -5022,7 +5892,6 @@
           </w:tcPr>
           <w:p>
             <w:pPr>
-              <w:pStyle w:val="Normal"/>
               <w:jc w:val="left"/>
               <w:pBdr>
                 <w:bottom w:val="none" w:sz="0" w:space="0" w:color="000000"/>
@@ -5032,13 +5901,24 @@
               </w:pBdr>
               <w:spacing w:after="80" w:before="80" w:line="240"/>
               <w:ind w:left="80" w:right="80" w:firstLine="0" w:firstLineChars="0"/>
-            </w:pPr>
-            <w:r>
-              <w:rPr>
-                <w:rFonts w:ascii="Arial" w:hAnsi="DejaVu Sans" w:eastAsia="DejaVu Sans" w:cs="DejaVu Sans"/>
-                <w:i w:val="false"/>
-                <w:b w:val="false"/>
-                <w:u w:val="none"/>
+              <w:rPr>
+                <w:rFonts w:ascii="Arial" w:hAnsi="Arial" w:eastAsia="Arial" w:cs="Arial"/>
+                <w:i w:val="false"/>
+                <w:b w:val="false"/>
+                <w:u w:val="none"/>
+                <w:strike w:val="false"/>
+                <w:sz w:val="21"/>
+                <w:szCs w:val="21"/>
+                <w:color w:val="000000"/>
+              </w:rPr>
+            </w:pPr>
+            <w:r>
+              <w:rPr>
+                <w:rFonts w:ascii="Arial" w:hAnsi="Arial" w:eastAsia="Arial" w:cs="Arial"/>
+                <w:i w:val="false"/>
+                <w:b w:val="false"/>
+                <w:u w:val="none"/>
+                <w:strike w:val="false"/>
                 <w:sz w:val="21"/>
                 <w:szCs w:val="21"/>
                 <w:color w:val="000000"/>
@@ -5072,7 +5952,6 @@
           </w:tcPr>
           <w:p>
             <w:pPr>
-              <w:pStyle w:val="Normal"/>
               <w:jc w:val="left"/>
               <w:pBdr>
                 <w:bottom w:val="none" w:sz="0" w:space="0" w:color="000000"/>
@@ -5082,13 +5961,24 @@
               </w:pBdr>
               <w:spacing w:after="80" w:before="80" w:line="240"/>
               <w:ind w:left="80" w:right="80" w:firstLine="0" w:firstLineChars="0"/>
-            </w:pPr>
-            <w:r>
-              <w:rPr>
-                <w:rFonts w:ascii="Arial" w:hAnsi="DejaVu Sans" w:eastAsia="DejaVu Sans" w:cs="DejaVu Sans"/>
-                <w:i w:val="false"/>
-                <w:b w:val="false"/>
-                <w:u w:val="none"/>
+              <w:rPr>
+                <w:rFonts w:ascii="Arial" w:hAnsi="Arial" w:eastAsia="Arial" w:cs="Arial"/>
+                <w:i w:val="false"/>
+                <w:b w:val="false"/>
+                <w:u w:val="none"/>
+                <w:strike w:val="false"/>
+                <w:sz w:val="21"/>
+                <w:szCs w:val="21"/>
+                <w:color w:val="000000"/>
+              </w:rPr>
+            </w:pPr>
+            <w:r>
+              <w:rPr>
+                <w:rFonts w:ascii="Arial" w:hAnsi="Arial" w:eastAsia="Arial" w:cs="Arial"/>
+                <w:i w:val="false"/>
+                <w:b w:val="false"/>
+                <w:u w:val="none"/>
+                <w:strike w:val="false"/>
                 <w:sz w:val="21"/>
                 <w:szCs w:val="21"/>
                 <w:color w:val="000000"/>
@@ -5116,7 +6006,6 @@
           </w:tcPr>
           <w:p>
             <w:pPr>
-              <w:pStyle w:val="Normal"/>
               <w:jc w:val="left"/>
               <w:pBdr>
                 <w:bottom w:val="none" w:sz="0" w:space="0" w:color="000000"/>
@@ -5126,13 +6015,24 @@
               </w:pBdr>
               <w:spacing w:after="80" w:before="80" w:line="240"/>
               <w:ind w:left="80" w:right="80" w:firstLine="0" w:firstLineChars="0"/>
-            </w:pPr>
-            <w:r>
-              <w:rPr>
-                <w:rFonts w:ascii="Arial" w:hAnsi="DejaVu Sans" w:eastAsia="DejaVu Sans" w:cs="DejaVu Sans"/>
-                <w:i w:val="false"/>
-                <w:b w:val="false"/>
-                <w:u w:val="none"/>
+              <w:rPr>
+                <w:rFonts w:ascii="Arial" w:hAnsi="Arial" w:eastAsia="Arial" w:cs="Arial"/>
+                <w:i w:val="false"/>
+                <w:b w:val="false"/>
+                <w:u w:val="none"/>
+                <w:strike w:val="false"/>
+                <w:sz w:val="21"/>
+                <w:szCs w:val="21"/>
+                <w:color w:val="000000"/>
+              </w:rPr>
+            </w:pPr>
+            <w:r>
+              <w:rPr>
+                <w:rFonts w:ascii="Arial" w:hAnsi="Arial" w:eastAsia="Arial" w:cs="Arial"/>
+                <w:i w:val="false"/>
+                <w:b w:val="false"/>
+                <w:u w:val="none"/>
+                <w:strike w:val="false"/>
                 <w:sz w:val="21"/>
                 <w:szCs w:val="21"/>
                 <w:color w:val="000000"/>
@@ -5160,7 +6060,6 @@
           </w:tcPr>
           <w:p>
             <w:pPr>
-              <w:pStyle w:val="Normal"/>
               <w:jc w:val="left"/>
               <w:pBdr>
                 <w:bottom w:val="none" w:sz="0" w:space="0" w:color="000000"/>
@@ -5170,13 +6069,24 @@
               </w:pBdr>
               <w:spacing w:after="80" w:before="80" w:line="240"/>
               <w:ind w:left="80" w:right="80" w:firstLine="0" w:firstLineChars="0"/>
-            </w:pPr>
-            <w:r>
-              <w:rPr>
-                <w:rFonts w:ascii="Arial" w:hAnsi="DejaVu Sans" w:eastAsia="DejaVu Sans" w:cs="DejaVu Sans"/>
-                <w:i w:val="false"/>
-                <w:b w:val="false"/>
-                <w:u w:val="none"/>
+              <w:rPr>
+                <w:rFonts w:ascii="Arial" w:hAnsi="Arial" w:eastAsia="Arial" w:cs="Arial"/>
+                <w:i w:val="false"/>
+                <w:b w:val="false"/>
+                <w:u w:val="none"/>
+                <w:strike w:val="false"/>
+                <w:sz w:val="21"/>
+                <w:szCs w:val="21"/>
+                <w:color w:val="000000"/>
+              </w:rPr>
+            </w:pPr>
+            <w:r>
+              <w:rPr>
+                <w:rFonts w:ascii="Arial" w:hAnsi="Arial" w:eastAsia="Arial" w:cs="Arial"/>
+                <w:i w:val="false"/>
+                <w:b w:val="false"/>
+                <w:u w:val="none"/>
+                <w:strike w:val="false"/>
                 <w:sz w:val="21"/>
                 <w:szCs w:val="21"/>
                 <w:color w:val="000000"/>
@@ -5204,7 +6114,6 @@
           </w:tcPr>
           <w:p>
             <w:pPr>
-              <w:pStyle w:val="Normal"/>
               <w:jc w:val="left"/>
               <w:pBdr>
                 <w:bottom w:val="none" w:sz="0" w:space="0" w:color="000000"/>
@@ -5214,13 +6123,24 @@
               </w:pBdr>
               <w:spacing w:after="80" w:before="80" w:line="240"/>
               <w:ind w:left="80" w:right="80" w:firstLine="0" w:firstLineChars="0"/>
-            </w:pPr>
-            <w:r>
-              <w:rPr>
-                <w:rFonts w:ascii="Arial" w:hAnsi="DejaVu Sans" w:eastAsia="DejaVu Sans" w:cs="DejaVu Sans"/>
-                <w:i w:val="false"/>
-                <w:b w:val="false"/>
-                <w:u w:val="none"/>
+              <w:rPr>
+                <w:rFonts w:ascii="Arial" w:hAnsi="Arial" w:eastAsia="Arial" w:cs="Arial"/>
+                <w:i w:val="false"/>
+                <w:b w:val="false"/>
+                <w:u w:val="none"/>
+                <w:strike w:val="false"/>
+                <w:sz w:val="21"/>
+                <w:szCs w:val="21"/>
+                <w:color w:val="000000"/>
+              </w:rPr>
+            </w:pPr>
+            <w:r>
+              <w:rPr>
+                <w:rFonts w:ascii="Arial" w:hAnsi="Arial" w:eastAsia="Arial" w:cs="Arial"/>
+                <w:i w:val="false"/>
+                <w:b w:val="false"/>
+                <w:u w:val="none"/>
+                <w:strike w:val="false"/>
                 <w:sz w:val="21"/>
                 <w:szCs w:val="21"/>
                 <w:color w:val="000000"/>
@@ -5254,7 +6174,6 @@
           </w:tcPr>
           <w:p>
             <w:pPr>
-              <w:pStyle w:val="Normal"/>
               <w:jc w:val="left"/>
               <w:pBdr>
                 <w:bottom w:val="none" w:sz="0" w:space="0" w:color="000000"/>
@@ -5264,13 +6183,24 @@
               </w:pBdr>
               <w:spacing w:after="80" w:before="80" w:line="240"/>
               <w:ind w:left="80" w:right="80" w:firstLine="0" w:firstLineChars="0"/>
-            </w:pPr>
-            <w:r>
-              <w:rPr>
-                <w:rFonts w:ascii="Arial" w:hAnsi="DejaVu Sans" w:eastAsia="DejaVu Sans" w:cs="DejaVu Sans"/>
-                <w:i w:val="false"/>
-                <w:b w:val="false"/>
-                <w:u w:val="none"/>
+              <w:rPr>
+                <w:rFonts w:ascii="Arial" w:hAnsi="Arial" w:eastAsia="Arial" w:cs="Arial"/>
+                <w:i w:val="false"/>
+                <w:b w:val="false"/>
+                <w:u w:val="none"/>
+                <w:strike w:val="false"/>
+                <w:sz w:val="21"/>
+                <w:szCs w:val="21"/>
+                <w:color w:val="000000"/>
+              </w:rPr>
+            </w:pPr>
+            <w:r>
+              <w:rPr>
+                <w:rFonts w:ascii="Arial" w:hAnsi="Arial" w:eastAsia="Arial" w:cs="Arial"/>
+                <w:i w:val="false"/>
+                <w:b w:val="false"/>
+                <w:u w:val="none"/>
+                <w:strike w:val="false"/>
                 <w:sz w:val="21"/>
                 <w:szCs w:val="21"/>
                 <w:color w:val="000000"/>
@@ -5298,7 +6228,6 @@
           </w:tcPr>
           <w:p>
             <w:pPr>
-              <w:pStyle w:val="Normal"/>
               <w:jc w:val="left"/>
               <w:pBdr>
                 <w:bottom w:val="none" w:sz="0" w:space="0" w:color="000000"/>
@@ -5308,13 +6237,24 @@
               </w:pBdr>
               <w:spacing w:after="80" w:before="80" w:line="240"/>
               <w:ind w:left="80" w:right="80" w:firstLine="0" w:firstLineChars="0"/>
-            </w:pPr>
-            <w:r>
-              <w:rPr>
-                <w:rFonts w:ascii="Arial" w:hAnsi="DejaVu Sans" w:eastAsia="DejaVu Sans" w:cs="DejaVu Sans"/>
-                <w:i w:val="false"/>
-                <w:b w:val="false"/>
-                <w:u w:val="none"/>
+              <w:rPr>
+                <w:rFonts w:ascii="Arial" w:hAnsi="Arial" w:eastAsia="Arial" w:cs="Arial"/>
+                <w:i w:val="false"/>
+                <w:b w:val="false"/>
+                <w:u w:val="none"/>
+                <w:strike w:val="false"/>
+                <w:sz w:val="21"/>
+                <w:szCs w:val="21"/>
+                <w:color w:val="000000"/>
+              </w:rPr>
+            </w:pPr>
+            <w:r>
+              <w:rPr>
+                <w:rFonts w:ascii="Arial" w:hAnsi="Arial" w:eastAsia="Arial" w:cs="Arial"/>
+                <w:i w:val="false"/>
+                <w:b w:val="false"/>
+                <w:u w:val="none"/>
+                <w:strike w:val="false"/>
                 <w:sz w:val="21"/>
                 <w:szCs w:val="21"/>
                 <w:color w:val="000000"/>
@@ -5342,7 +6282,6 @@
           </w:tcPr>
           <w:p>
             <w:pPr>
-              <w:pStyle w:val="Normal"/>
               <w:jc w:val="left"/>
               <w:pBdr>
                 <w:bottom w:val="none" w:sz="0" w:space="0" w:color="000000"/>
@@ -5352,13 +6291,24 @@
               </w:pBdr>
               <w:spacing w:after="80" w:before="80" w:line="240"/>
               <w:ind w:left="80" w:right="80" w:firstLine="0" w:firstLineChars="0"/>
-            </w:pPr>
-            <w:r>
-              <w:rPr>
-                <w:rFonts w:ascii="Arial" w:hAnsi="DejaVu Sans" w:eastAsia="DejaVu Sans" w:cs="DejaVu Sans"/>
-                <w:i w:val="false"/>
-                <w:b w:val="false"/>
-                <w:u w:val="none"/>
+              <w:rPr>
+                <w:rFonts w:ascii="Arial" w:hAnsi="Arial" w:eastAsia="Arial" w:cs="Arial"/>
+                <w:i w:val="false"/>
+                <w:b w:val="false"/>
+                <w:u w:val="none"/>
+                <w:strike w:val="false"/>
+                <w:sz w:val="21"/>
+                <w:szCs w:val="21"/>
+                <w:color w:val="000000"/>
+              </w:rPr>
+            </w:pPr>
+            <w:r>
+              <w:rPr>
+                <w:rFonts w:ascii="Arial" w:hAnsi="Arial" w:eastAsia="Arial" w:cs="Arial"/>
+                <w:i w:val="false"/>
+                <w:b w:val="false"/>
+                <w:u w:val="none"/>
+                <w:strike w:val="false"/>
                 <w:sz w:val="21"/>
                 <w:szCs w:val="21"/>
                 <w:color w:val="000000"/>
@@ -5386,7 +6336,6 @@
           </w:tcPr>
           <w:p>
             <w:pPr>
-              <w:pStyle w:val="Normal"/>
               <w:jc w:val="left"/>
               <w:pBdr>
                 <w:bottom w:val="none" w:sz="0" w:space="0" w:color="000000"/>
@@ -5396,13 +6345,24 @@
               </w:pBdr>
               <w:spacing w:after="80" w:before="80" w:line="240"/>
               <w:ind w:left="80" w:right="80" w:firstLine="0" w:firstLineChars="0"/>
-            </w:pPr>
-            <w:r>
-              <w:rPr>
-                <w:rFonts w:ascii="Arial" w:hAnsi="DejaVu Sans" w:eastAsia="DejaVu Sans" w:cs="DejaVu Sans"/>
-                <w:i w:val="false"/>
-                <w:b w:val="false"/>
-                <w:u w:val="none"/>
+              <w:rPr>
+                <w:rFonts w:ascii="Arial" w:hAnsi="Arial" w:eastAsia="Arial" w:cs="Arial"/>
+                <w:i w:val="false"/>
+                <w:b w:val="false"/>
+                <w:u w:val="none"/>
+                <w:strike w:val="false"/>
+                <w:sz w:val="21"/>
+                <w:szCs w:val="21"/>
+                <w:color w:val="000000"/>
+              </w:rPr>
+            </w:pPr>
+            <w:r>
+              <w:rPr>
+                <w:rFonts w:ascii="Arial" w:hAnsi="Arial" w:eastAsia="Arial" w:cs="Arial"/>
+                <w:i w:val="false"/>
+                <w:b w:val="false"/>
+                <w:u w:val="none"/>
+                <w:strike w:val="false"/>
                 <w:sz w:val="21"/>
                 <w:szCs w:val="21"/>
                 <w:color w:val="000000"/>
@@ -5436,7 +6396,6 @@
           </w:tcPr>
           <w:p>
             <w:pPr>
-              <w:pStyle w:val="Normal"/>
               <w:jc w:val="left"/>
               <w:pBdr>
                 <w:bottom w:val="none" w:sz="0" w:space="0" w:color="000000"/>
@@ -5446,13 +6405,24 @@
               </w:pBdr>
               <w:spacing w:after="80" w:before="80" w:line="240"/>
               <w:ind w:left="80" w:right="80" w:firstLine="0" w:firstLineChars="0"/>
-            </w:pPr>
-            <w:r>
-              <w:rPr>
-                <w:rFonts w:ascii="Arial" w:hAnsi="DejaVu Sans" w:eastAsia="DejaVu Sans" w:cs="DejaVu Sans"/>
-                <w:i w:val="false"/>
-                <w:b w:val="false"/>
-                <w:u w:val="none"/>
+              <w:rPr>
+                <w:rFonts w:ascii="Arial" w:hAnsi="Arial" w:eastAsia="Arial" w:cs="Arial"/>
+                <w:i w:val="false"/>
+                <w:b w:val="false"/>
+                <w:u w:val="none"/>
+                <w:strike w:val="false"/>
+                <w:sz w:val="21"/>
+                <w:szCs w:val="21"/>
+                <w:color w:val="000000"/>
+              </w:rPr>
+            </w:pPr>
+            <w:r>
+              <w:rPr>
+                <w:rFonts w:ascii="Arial" w:hAnsi="Arial" w:eastAsia="Arial" w:cs="Arial"/>
+                <w:i w:val="false"/>
+                <w:b w:val="false"/>
+                <w:u w:val="none"/>
+                <w:strike w:val="false"/>
                 <w:sz w:val="21"/>
                 <w:szCs w:val="21"/>
                 <w:color w:val="000000"/>
@@ -5480,7 +6450,6 @@
           </w:tcPr>
           <w:p>
             <w:pPr>
-              <w:pStyle w:val="Normal"/>
               <w:jc w:val="left"/>
               <w:pBdr>
                 <w:bottom w:val="none" w:sz="0" w:space="0" w:color="000000"/>
@@ -5490,13 +6459,24 @@
               </w:pBdr>
               <w:spacing w:after="80" w:before="80" w:line="240"/>
               <w:ind w:left="80" w:right="80" w:firstLine="0" w:firstLineChars="0"/>
-            </w:pPr>
-            <w:r>
-              <w:rPr>
-                <w:rFonts w:ascii="Arial" w:hAnsi="DejaVu Sans" w:eastAsia="DejaVu Sans" w:cs="DejaVu Sans"/>
-                <w:i w:val="false"/>
-                <w:b w:val="false"/>
-                <w:u w:val="none"/>
+              <w:rPr>
+                <w:rFonts w:ascii="Arial" w:hAnsi="Arial" w:eastAsia="Arial" w:cs="Arial"/>
+                <w:i w:val="false"/>
+                <w:b w:val="false"/>
+                <w:u w:val="none"/>
+                <w:strike w:val="false"/>
+                <w:sz w:val="21"/>
+                <w:szCs w:val="21"/>
+                <w:color w:val="000000"/>
+              </w:rPr>
+            </w:pPr>
+            <w:r>
+              <w:rPr>
+                <w:rFonts w:ascii="Arial" w:hAnsi="Arial" w:eastAsia="Arial" w:cs="Arial"/>
+                <w:i w:val="false"/>
+                <w:b w:val="false"/>
+                <w:u w:val="none"/>
+                <w:strike w:val="false"/>
                 <w:sz w:val="21"/>
                 <w:szCs w:val="21"/>
                 <w:color w:val="000000"/>
@@ -5524,7 +6504,6 @@
           </w:tcPr>
           <w:p>
             <w:pPr>
-              <w:pStyle w:val="Normal"/>
               <w:jc w:val="left"/>
               <w:pBdr>
                 <w:bottom w:val="none" w:sz="0" w:space="0" w:color="000000"/>
@@ -5534,13 +6513,24 @@
               </w:pBdr>
               <w:spacing w:after="80" w:before="80" w:line="240"/>
               <w:ind w:left="80" w:right="80" w:firstLine="0" w:firstLineChars="0"/>
-            </w:pPr>
-            <w:r>
-              <w:rPr>
-                <w:rFonts w:ascii="Arial" w:hAnsi="DejaVu Sans" w:eastAsia="DejaVu Sans" w:cs="DejaVu Sans"/>
-                <w:i w:val="false"/>
-                <w:b w:val="false"/>
-                <w:u w:val="none"/>
+              <w:rPr>
+                <w:rFonts w:ascii="Arial" w:hAnsi="Arial" w:eastAsia="Arial" w:cs="Arial"/>
+                <w:i w:val="false"/>
+                <w:b w:val="false"/>
+                <w:u w:val="none"/>
+                <w:strike w:val="false"/>
+                <w:sz w:val="21"/>
+                <w:szCs w:val="21"/>
+                <w:color w:val="000000"/>
+              </w:rPr>
+            </w:pPr>
+            <w:r>
+              <w:rPr>
+                <w:rFonts w:ascii="Arial" w:hAnsi="Arial" w:eastAsia="Arial" w:cs="Arial"/>
+                <w:i w:val="false"/>
+                <w:b w:val="false"/>
+                <w:u w:val="none"/>
+                <w:strike w:val="false"/>
                 <w:sz w:val="21"/>
                 <w:szCs w:val="21"/>
                 <w:color w:val="000000"/>
@@ -5568,7 +6558,6 @@
           </w:tcPr>
           <w:p>
             <w:pPr>
-              <w:pStyle w:val="Normal"/>
               <w:jc w:val="left"/>
               <w:pBdr>
                 <w:bottom w:val="none" w:sz="0" w:space="0" w:color="000000"/>
@@ -5578,13 +6567,24 @@
               </w:pBdr>
               <w:spacing w:after="80" w:before="80" w:line="240"/>
               <w:ind w:left="80" w:right="80" w:firstLine="0" w:firstLineChars="0"/>
-            </w:pPr>
-            <w:r>
-              <w:rPr>
-                <w:rFonts w:ascii="Arial" w:hAnsi="DejaVu Sans" w:eastAsia="DejaVu Sans" w:cs="DejaVu Sans"/>
-                <w:i w:val="false"/>
-                <w:b w:val="false"/>
-                <w:u w:val="none"/>
+              <w:rPr>
+                <w:rFonts w:ascii="Arial" w:hAnsi="Arial" w:eastAsia="Arial" w:cs="Arial"/>
+                <w:i w:val="false"/>
+                <w:b w:val="false"/>
+                <w:u w:val="none"/>
+                <w:strike w:val="false"/>
+                <w:sz w:val="21"/>
+                <w:szCs w:val="21"/>
+                <w:color w:val="000000"/>
+              </w:rPr>
+            </w:pPr>
+            <w:r>
+              <w:rPr>
+                <w:rFonts w:ascii="Arial" w:hAnsi="Arial" w:eastAsia="Arial" w:cs="Arial"/>
+                <w:i w:val="false"/>
+                <w:b w:val="false"/>
+                <w:u w:val="none"/>
+                <w:strike w:val="false"/>
                 <w:sz w:val="21"/>
                 <w:szCs w:val="21"/>
                 <w:color w:val="000000"/>
@@ -5614,6 +6614,7 @@
           <w:i w:val="false"/>
           <w:b w:val="true"/>
           <w:u w:val="none"/>
+          <w:strike w:val="false"/>
           <w:sz w:val="22"/>
           <w:szCs w:val="22"/>
           <w:color w:val="000000"/>
@@ -5640,6 +6641,7 @@
           <w:i w:val="false"/>
           <w:b w:val="false"/>
           <w:u w:val="none"/>
+          <w:strike w:val="false"/>
           <w:sz w:val="22"/>
           <w:szCs w:val="22"/>
           <w:color w:val="000000"/>
@@ -5666,6 +6668,7 @@
           <w:i w:val="false"/>
           <w:b w:val="false"/>
           <w:u w:val="none"/>
+          <w:strike w:val="false"/>
           <w:sz w:val="22"/>
           <w:szCs w:val="22"/>
           <w:color w:val="B5BEC9"/>
@@ -5692,6 +6695,7 @@
           <w:i w:val="false"/>
           <w:b w:val="false"/>
           <w:u w:val="none"/>
+          <w:strike w:val="false"/>
           <w:sz w:val="22"/>
           <w:szCs w:val="22"/>
           <w:color w:val="B5BEC9"/>
@@ -5724,6 +6728,7 @@
           <w:i w:val="false"/>
           <w:b w:val="false"/>
           <w:u w:val="none"/>
+          <w:strike w:val="false"/>
           <w:sz w:val="18"/>
           <w:szCs w:val="18"/>
           <w:color w:val="545860"/>
@@ -5750,6 +6755,7 @@
           <w:i w:val="false"/>
           <w:b w:val="true"/>
           <w:u w:val="none"/>
+          <w:strike w:val="false"/>
           <w:sz w:val="36"/>
           <w:szCs w:val="36"/>
           <w:color w:val="063360"/>
@@ -5791,7 +6797,6 @@
           </w:tcPr>
           <w:p>
             <w:pPr>
-              <w:pStyle w:val="Normal"/>
               <w:jc w:val="left"/>
               <w:pBdr>
                 <w:bottom w:val="none" w:sz="0" w:space="0" w:color="000000"/>
@@ -5801,6 +6806,16 @@
               </w:pBdr>
               <w:spacing w:after="200" w:before="200" w:line="240"/>
               <w:ind w:left="200" w:right="200" w:firstLine="0" w:firstLineChars="0"/>
+              <w:rPr>
+                <w:rFonts w:ascii="Arial" w:hAnsi="Arial" w:eastAsia="Arial" w:cs="Arial"/>
+                <w:i w:val="false"/>
+                <w:b w:val="false"/>
+                <w:u w:val="none"/>
+                <w:strike w:val="false"/>
+                <w:sz w:val="21"/>
+                <w:szCs w:val="21"/>
+                <w:color w:val="000000"/>
+              </w:rPr>
             </w:pPr>
             <w:r>
               <w:rPr>
@@ -5808,6 +6823,7 @@
                 <w:i w:val="false"/>
                 <w:b w:val="true"/>
                 <w:u w:val="none"/>
+                <w:strike w:val="false"/>
                 <w:sz w:val="28"/>
                 <w:szCs w:val="28"/>
                 <w:color w:val="063360"/>
@@ -5820,6 +6836,7 @@
                 <w:i w:val="false"/>
                 <w:b w:val="false"/>
                 <w:u w:val="none"/>
+                <w:strike w:val="false"/>
                 <w:sz w:val="32"/>
                 <w:szCs w:val="32"/>
                 <w:color w:val="000000"/>
@@ -5832,11 +6849,12 @@
                 <w:i w:val="false"/>
                 <w:b w:val="false"/>
                 <w:u w:val="none"/>
+                <w:strike w:val="false"/>
                 <w:sz w:val="32"/>
                 <w:szCs w:val="32"/>
                 <w:color w:val="000000"/>
               </w:rPr>
-              <w:t xml:space="preserve">Fatal collisions on camera roads fell 32% over two years.</w:t>
+              <w:t xml:space="preserve">Landfill waste from businesses in GreenWaste fell 50% in a year.</w:t>
             </w:r>
           </w:p>
         </w:tc>
@@ -5859,7 +6877,6 @@
           </w:tcPr>
           <w:p>
             <w:pPr>
-              <w:pStyle w:val="Normal"/>
               <w:jc w:val="left"/>
               <w:pBdr>
                 <w:bottom w:val="none" w:sz="0" w:space="0" w:color="000000"/>
@@ -5869,6 +6886,16 @@
               </w:pBdr>
               <w:spacing w:after="200" w:before="200" w:line="240"/>
               <w:ind w:left="200" w:right="200" w:firstLine="0" w:firstLineChars="0"/>
+              <w:rPr>
+                <w:rFonts w:ascii="Arial" w:hAnsi="Arial" w:eastAsia="Arial" w:cs="Arial"/>
+                <w:i w:val="false"/>
+                <w:b w:val="false"/>
+                <w:u w:val="none"/>
+                <w:strike w:val="false"/>
+                <w:sz w:val="21"/>
+                <w:szCs w:val="21"/>
+                <w:color w:val="000000"/>
+              </w:rPr>
             </w:pPr>
             <w:r>
               <w:rPr>
@@ -5876,6 +6903,7 @@
                 <w:i w:val="false"/>
                 <w:b w:val="true"/>
                 <w:u w:val="none"/>
+                <w:strike w:val="false"/>
                 <w:sz w:val="28"/>
                 <w:szCs w:val="28"/>
                 <w:color w:val="063360"/>
@@ -5888,6 +6916,7 @@
                 <w:i w:val="false"/>
                 <w:b w:val="false"/>
                 <w:u w:val="none"/>
+                <w:strike w:val="false"/>
                 <w:sz w:val="32"/>
                 <w:szCs w:val="32"/>
                 <w:color w:val="000000"/>
@@ -5900,11 +6929,12 @@
                 <w:i w:val="false"/>
                 <w:b w:val="false"/>
                 <w:u w:val="none"/>
+                <w:strike w:val="false"/>
                 <w:sz w:val="32"/>
                 <w:szCs w:val="32"/>
                 <w:color w:val="000000"/>
               </w:rPr>
-              <w:t xml:space="preserve">The effect of cameras on speed is -3.4 km/h, 95% confidence interval -3.6 to -3.1.</w:t>
+              <w:t xml:space="preserve">The effect of GreenWaste on landfill is -2.69 tonnes per business, 95% confidence interval -2.75 to -2.64.</w:t>
             </w:r>
           </w:p>
         </w:tc>
@@ -5933,7 +6963,6 @@
           </w:tcPr>
           <w:p>
             <w:pPr>
-              <w:pStyle w:val="Normal"/>
               <w:jc w:val="left"/>
               <w:pBdr>
                 <w:bottom w:val="none" w:sz="0" w:space="0" w:color="000000"/>
@@ -5943,6 +6972,16 @@
               </w:pBdr>
               <w:spacing w:after="200" w:before="200" w:line="240"/>
               <w:ind w:left="200" w:right="200" w:firstLine="0" w:firstLineChars="0"/>
+              <w:rPr>
+                <w:rFonts w:ascii="Arial" w:hAnsi="Arial" w:eastAsia="Arial" w:cs="Arial"/>
+                <w:i w:val="false"/>
+                <w:b w:val="false"/>
+                <w:u w:val="none"/>
+                <w:strike w:val="false"/>
+                <w:sz w:val="21"/>
+                <w:szCs w:val="21"/>
+                <w:color w:val="000000"/>
+              </w:rPr>
             </w:pPr>
             <w:r>
               <w:rPr>
@@ -5950,6 +6989,7 @@
                 <w:i w:val="false"/>
                 <w:b w:val="true"/>
                 <w:u w:val="none"/>
+                <w:strike w:val="false"/>
                 <w:sz w:val="28"/>
                 <w:szCs w:val="28"/>
                 <w:color w:val="063360"/>
@@ -5962,6 +7002,7 @@
                 <w:i w:val="false"/>
                 <w:b w:val="false"/>
                 <w:u w:val="none"/>
+                <w:strike w:val="false"/>
                 <w:sz w:val="32"/>
                 <w:szCs w:val="32"/>
                 <w:color w:val="000000"/>
@@ -5974,11 +7015,12 @@
                 <w:i w:val="false"/>
                 <w:b w:val="false"/>
                 <w:u w:val="none"/>
+                <w:strike w:val="false"/>
                 <w:sz w:val="32"/>
                 <w:szCs w:val="32"/>
                 <w:color w:val="000000"/>
               </w:rPr>
-              <w:t xml:space="preserve">The fall in speed is statistically significant (p &lt; 0.001), so every road should get a camera.</w:t>
+              <w:t xml:space="preserve">The fall in landfill is statistically significant (p &lt; 0.001), so every business in the country should join GreenWaste.</w:t>
             </w:r>
           </w:p>
         </w:tc>
@@ -6001,7 +7043,6 @@
           </w:tcPr>
           <w:p>
             <w:pPr>
-              <w:pStyle w:val="Normal"/>
               <w:jc w:val="left"/>
               <w:pBdr>
                 <w:bottom w:val="none" w:sz="0" w:space="0" w:color="000000"/>
@@ -6011,6 +7052,16 @@
               </w:pBdr>
               <w:spacing w:after="200" w:before="200" w:line="240"/>
               <w:ind w:left="200" w:right="200" w:firstLine="0" w:firstLineChars="0"/>
+              <w:rPr>
+                <w:rFonts w:ascii="Arial" w:hAnsi="Arial" w:eastAsia="Arial" w:cs="Arial"/>
+                <w:i w:val="false"/>
+                <w:b w:val="false"/>
+                <w:u w:val="none"/>
+                <w:strike w:val="false"/>
+                <w:sz w:val="21"/>
+                <w:szCs w:val="21"/>
+                <w:color w:val="000000"/>
+              </w:rPr>
             </w:pPr>
             <w:r>
               <w:rPr>
@@ -6018,6 +7069,7 @@
                 <w:i w:val="false"/>
                 <w:b w:val="true"/>
                 <w:u w:val="none"/>
+                <w:strike w:val="false"/>
                 <w:sz w:val="28"/>
                 <w:szCs w:val="28"/>
                 <w:color w:val="063360"/>
@@ -6030,6 +7082,7 @@
                 <w:i w:val="false"/>
                 <w:b w:val="false"/>
                 <w:u w:val="none"/>
+                <w:strike w:val="false"/>
                 <w:sz w:val="32"/>
                 <w:szCs w:val="32"/>
                 <w:color w:val="000000"/>
@@ -6042,11 +7095,12 @@
                 <w:i w:val="false"/>
                 <w:b w:val="false"/>
                 <w:u w:val="none"/>
+                <w:strike w:val="false"/>
                 <w:sz w:val="32"/>
                 <w:szCs w:val="32"/>
                 <w:color w:val="000000"/>
               </w:rPr>
-              <w:t xml:space="preserve">Speed fell 3.4 km/h on camera roads and did not change on roads without them.</w:t>
+              <w:t xml:space="preserve">Landfill fell 3.3 tonnes per business among those that took part and 0.6 tonnes among those that did not.</w:t>
             </w:r>
           </w:p>
         </w:tc>
@@ -6071,6 +7125,7 @@
           <w:i w:val="true"/>
           <w:b w:val="false"/>
           <w:u w:val="none"/>
+          <w:strike w:val="false"/>
           <w:sz w:val="17"/>
           <w:szCs w:val="17"/>
           <w:color w:val="545860"/>
@@ -6103,6 +7158,7 @@
           <w:i w:val="false"/>
           <w:b w:val="false"/>
           <w:u w:val="none"/>
+          <w:strike w:val="false"/>
           <w:sz w:val="18"/>
           <w:szCs w:val="18"/>
           <w:color w:val="545860"/>
@@ -6129,6 +7185,7 @@
           <w:i w:val="false"/>
           <w:b w:val="true"/>
           <w:u w:val="none"/>
+          <w:strike w:val="false"/>
           <w:sz w:val="36"/>
           <w:szCs w:val="36"/>
           <w:color w:val="063360"/>
@@ -6170,7 +7227,6 @@
           </w:tcPr>
           <w:p>
             <w:pPr>
-              <w:pStyle w:val="Normal"/>
               <w:jc w:val="left"/>
               <w:pBdr>
                 <w:bottom w:val="none" w:sz="0" w:space="0" w:color="000000"/>
@@ -6180,6 +7236,16 @@
               </w:pBdr>
               <w:spacing w:after="200" w:before="200" w:line="240"/>
               <w:ind w:left="200" w:right="200" w:firstLine="0" w:firstLineChars="0"/>
+              <w:rPr>
+                <w:rFonts w:ascii="Arial" w:hAnsi="Arial" w:eastAsia="Arial" w:cs="Arial"/>
+                <w:i w:val="false"/>
+                <w:b w:val="false"/>
+                <w:u w:val="none"/>
+                <w:strike w:val="false"/>
+                <w:sz w:val="21"/>
+                <w:szCs w:val="21"/>
+                <w:color w:val="000000"/>
+              </w:rPr>
             </w:pPr>
             <w:r>
               <w:rPr>
@@ -6187,6 +7253,7 @@
                 <w:i w:val="false"/>
                 <w:b w:val="true"/>
                 <w:u w:val="none"/>
+                <w:strike w:val="false"/>
                 <w:sz w:val="22"/>
                 <w:szCs w:val="22"/>
                 <w:color w:val="063360"/>
@@ -6199,6 +7266,7 @@
                 <w:i w:val="false"/>
                 <w:b w:val="false"/>
                 <w:u w:val="none"/>
+                <w:strike w:val="false"/>
                 <w:sz w:val="21"/>
                 <w:szCs w:val="21"/>
                 <w:color w:val="000000"/>
@@ -6211,6 +7279,7 @@
                 <w:i w:val="false"/>
                 <w:b w:val="false"/>
                 <w:u w:val="none"/>
+                <w:strike w:val="false"/>
                 <w:sz w:val="21"/>
                 <w:szCs w:val="21"/>
                 <w:color w:val="000000"/>
@@ -6223,6 +7292,7 @@
                 <w:i w:val="false"/>
                 <w:b w:val="false"/>
                 <w:u w:val="none"/>
+                <w:strike w:val="false"/>
                 <w:sz w:val="21"/>
                 <w:szCs w:val="21"/>
                 <w:color w:val="000000"/>
@@ -6235,6 +7305,7 @@
                 <w:i w:val="false"/>
                 <w:b w:val="false"/>
                 <w:u w:val="none"/>
+                <w:strike w:val="false"/>
                 <w:sz w:val="21"/>
                 <w:szCs w:val="21"/>
                 <w:color w:val="000000"/>
@@ -6247,6 +7318,7 @@
                 <w:i w:val="false"/>
                 <w:b w:val="false"/>
                 <w:u w:val="none"/>
+                <w:strike w:val="false"/>
                 <w:sz w:val="21"/>
                 <w:szCs w:val="21"/>
                 <w:color w:val="000000"/>
@@ -6259,6 +7331,7 @@
                 <w:i w:val="false"/>
                 <w:b w:val="false"/>
                 <w:u w:val="none"/>
+                <w:strike w:val="false"/>
                 <w:sz w:val="21"/>
                 <w:szCs w:val="21"/>
                 <w:color w:val="000000"/>
@@ -6271,6 +7344,7 @@
                 <w:i w:val="false"/>
                 <w:b w:val="false"/>
                 <w:u w:val="none"/>
+                <w:strike w:val="false"/>
                 <w:sz w:val="21"/>
                 <w:szCs w:val="21"/>
                 <w:color w:val="000000"/>
@@ -6283,6 +7357,7 @@
                 <w:i w:val="false"/>
                 <w:b w:val="false"/>
                 <w:u w:val="none"/>
+                <w:strike w:val="false"/>
                 <w:sz w:val="21"/>
                 <w:szCs w:val="21"/>
                 <w:color w:val="000000"/>
@@ -6295,6 +7370,7 @@
                 <w:i w:val="false"/>
                 <w:b w:val="false"/>
                 <w:u w:val="none"/>
+                <w:strike w:val="false"/>
                 <w:sz w:val="21"/>
                 <w:szCs w:val="21"/>
                 <w:color w:val="000000"/>
@@ -6307,6 +7383,7 @@
                 <w:i w:val="false"/>
                 <w:b w:val="false"/>
                 <w:u w:val="none"/>
+                <w:strike w:val="false"/>
                 <w:sz w:val="21"/>
                 <w:szCs w:val="21"/>
                 <w:color w:val="000000"/>
@@ -6319,6 +7396,7 @@
                 <w:i w:val="false"/>
                 <w:b w:val="false"/>
                 <w:u w:val="none"/>
+                <w:strike w:val="false"/>
                 <w:sz w:val="21"/>
                 <w:szCs w:val="21"/>
                 <w:color w:val="000000"/>
@@ -6346,7 +7424,6 @@
           </w:tcPr>
           <w:p>
             <w:pPr>
-              <w:pStyle w:val="Normal"/>
               <w:jc w:val="left"/>
               <w:pBdr>
                 <w:bottom w:val="none" w:sz="0" w:space="0" w:color="000000"/>
@@ -6356,6 +7433,16 @@
               </w:pBdr>
               <w:spacing w:after="200" w:before="200" w:line="240"/>
               <w:ind w:left="200" w:right="200" w:firstLine="0" w:firstLineChars="0"/>
+              <w:rPr>
+                <w:rFonts w:ascii="Arial" w:hAnsi="Arial" w:eastAsia="Arial" w:cs="Arial"/>
+                <w:i w:val="false"/>
+                <w:b w:val="false"/>
+                <w:u w:val="none"/>
+                <w:strike w:val="false"/>
+                <w:sz w:val="21"/>
+                <w:szCs w:val="21"/>
+                <w:color w:val="000000"/>
+              </w:rPr>
             </w:pPr>
             <w:r>
               <w:rPr>
@@ -6363,6 +7450,7 @@
                 <w:i w:val="false"/>
                 <w:b w:val="true"/>
                 <w:u w:val="none"/>
+                <w:strike w:val="false"/>
                 <w:sz w:val="22"/>
                 <w:szCs w:val="22"/>
                 <w:color w:val="063360"/>
@@ -6375,6 +7463,7 @@
                 <w:i w:val="false"/>
                 <w:b w:val="false"/>
                 <w:u w:val="none"/>
+                <w:strike w:val="false"/>
                 <w:sz w:val="21"/>
                 <w:szCs w:val="21"/>
                 <w:color w:val="000000"/>
@@ -6387,6 +7476,7 @@
                 <w:i w:val="false"/>
                 <w:b w:val="false"/>
                 <w:u w:val="none"/>
+                <w:strike w:val="false"/>
                 <w:sz w:val="21"/>
                 <w:szCs w:val="21"/>
                 <w:color w:val="000000"/>
@@ -6399,6 +7489,7 @@
                 <w:i w:val="false"/>
                 <w:b w:val="false"/>
                 <w:u w:val="none"/>
+                <w:strike w:val="false"/>
                 <w:sz w:val="21"/>
                 <w:szCs w:val="21"/>
                 <w:color w:val="000000"/>
@@ -6411,6 +7502,7 @@
                 <w:i w:val="false"/>
                 <w:b w:val="false"/>
                 <w:u w:val="none"/>
+                <w:strike w:val="false"/>
                 <w:sz w:val="21"/>
                 <w:szCs w:val="21"/>
                 <w:color w:val="000000"/>
@@ -6423,6 +7515,7 @@
                 <w:i w:val="false"/>
                 <w:b w:val="false"/>
                 <w:u w:val="none"/>
+                <w:strike w:val="false"/>
                 <w:sz w:val="21"/>
                 <w:szCs w:val="21"/>
                 <w:color w:val="000000"/>
@@ -6435,6 +7528,7 @@
                 <w:i w:val="false"/>
                 <w:b w:val="false"/>
                 <w:u w:val="none"/>
+                <w:strike w:val="false"/>
                 <w:sz w:val="21"/>
                 <w:szCs w:val="21"/>
                 <w:color w:val="000000"/>
@@ -6447,6 +7541,7 @@
                 <w:i w:val="false"/>
                 <w:b w:val="false"/>
                 <w:u w:val="none"/>
+                <w:strike w:val="false"/>
                 <w:sz w:val="21"/>
                 <w:szCs w:val="21"/>
                 <w:color w:val="000000"/>
@@ -6459,6 +7554,7 @@
                 <w:i w:val="false"/>
                 <w:b w:val="false"/>
                 <w:u w:val="none"/>
+                <w:strike w:val="false"/>
                 <w:sz w:val="21"/>
                 <w:szCs w:val="21"/>
                 <w:color w:val="000000"/>
@@ -6471,6 +7567,7 @@
                 <w:i w:val="false"/>
                 <w:b w:val="false"/>
                 <w:u w:val="none"/>
+                <w:strike w:val="false"/>
                 <w:sz w:val="21"/>
                 <w:szCs w:val="21"/>
                 <w:color w:val="000000"/>
@@ -6483,6 +7580,7 @@
                 <w:i w:val="false"/>
                 <w:b w:val="false"/>
                 <w:u w:val="none"/>
+                <w:strike w:val="false"/>
                 <w:sz w:val="21"/>
                 <w:szCs w:val="21"/>
                 <w:color w:val="000000"/>
@@ -6495,6 +7593,7 @@
                 <w:i w:val="false"/>
                 <w:b w:val="false"/>
                 <w:u w:val="none"/>
+                <w:strike w:val="false"/>
                 <w:sz w:val="21"/>
                 <w:szCs w:val="21"/>
                 <w:color w:val="000000"/>
@@ -6528,7 +7627,6 @@
           </w:tcPr>
           <w:p>
             <w:pPr>
-              <w:pStyle w:val="Normal"/>
               <w:jc w:val="left"/>
               <w:pBdr>
                 <w:bottom w:val="none" w:sz="0" w:space="0" w:color="000000"/>
@@ -6538,6 +7636,16 @@
               </w:pBdr>
               <w:spacing w:after="200" w:before="200" w:line="240"/>
               <w:ind w:left="200" w:right="200" w:firstLine="0" w:firstLineChars="0"/>
+              <w:rPr>
+                <w:rFonts w:ascii="Arial" w:hAnsi="Arial" w:eastAsia="Arial" w:cs="Arial"/>
+                <w:i w:val="false"/>
+                <w:b w:val="false"/>
+                <w:u w:val="none"/>
+                <w:strike w:val="false"/>
+                <w:sz w:val="21"/>
+                <w:szCs w:val="21"/>
+                <w:color w:val="000000"/>
+              </w:rPr>
             </w:pPr>
             <w:r>
               <w:rPr>
@@ -6545,6 +7653,7 @@
                 <w:i w:val="false"/>
                 <w:b w:val="true"/>
                 <w:u w:val="none"/>
+                <w:strike w:val="false"/>
                 <w:sz w:val="22"/>
                 <w:szCs w:val="22"/>
                 <w:color w:val="063360"/>
@@ -6557,6 +7666,7 @@
                 <w:i w:val="false"/>
                 <w:b w:val="false"/>
                 <w:u w:val="none"/>
+                <w:strike w:val="false"/>
                 <w:sz w:val="21"/>
                 <w:szCs w:val="21"/>
                 <w:color w:val="000000"/>
@@ -6569,6 +7679,7 @@
                 <w:i w:val="false"/>
                 <w:b w:val="false"/>
                 <w:u w:val="none"/>
+                <w:strike w:val="false"/>
                 <w:sz w:val="21"/>
                 <w:szCs w:val="21"/>
                 <w:color w:val="000000"/>
@@ -6581,6 +7692,7 @@
                 <w:i w:val="false"/>
                 <w:b w:val="false"/>
                 <w:u w:val="none"/>
+                <w:strike w:val="false"/>
                 <w:sz w:val="21"/>
                 <w:szCs w:val="21"/>
                 <w:color w:val="000000"/>
@@ -6593,6 +7705,7 @@
                 <w:i w:val="false"/>
                 <w:b w:val="false"/>
                 <w:u w:val="none"/>
+                <w:strike w:val="false"/>
                 <w:sz w:val="21"/>
                 <w:szCs w:val="21"/>
                 <w:color w:val="000000"/>
@@ -6605,6 +7718,7 @@
                 <w:i w:val="false"/>
                 <w:b w:val="false"/>
                 <w:u w:val="none"/>
+                <w:strike w:val="false"/>
                 <w:sz w:val="21"/>
                 <w:szCs w:val="21"/>
                 <w:color w:val="000000"/>
@@ -6617,6 +7731,7 @@
                 <w:i w:val="false"/>
                 <w:b w:val="false"/>
                 <w:u w:val="none"/>
+                <w:strike w:val="false"/>
                 <w:sz w:val="21"/>
                 <w:szCs w:val="21"/>
                 <w:color w:val="000000"/>
@@ -6629,6 +7744,7 @@
                 <w:i w:val="false"/>
                 <w:b w:val="false"/>
                 <w:u w:val="none"/>
+                <w:strike w:val="false"/>
                 <w:sz w:val="21"/>
                 <w:szCs w:val="21"/>
                 <w:color w:val="000000"/>
@@ -6641,6 +7757,7 @@
                 <w:i w:val="false"/>
                 <w:b w:val="false"/>
                 <w:u w:val="none"/>
+                <w:strike w:val="false"/>
                 <w:sz w:val="21"/>
                 <w:szCs w:val="21"/>
                 <w:color w:val="000000"/>
@@ -6653,6 +7770,7 @@
                 <w:i w:val="false"/>
                 <w:b w:val="false"/>
                 <w:u w:val="none"/>
+                <w:strike w:val="false"/>
                 <w:sz w:val="21"/>
                 <w:szCs w:val="21"/>
                 <w:color w:val="000000"/>
@@ -6665,6 +7783,7 @@
                 <w:i w:val="false"/>
                 <w:b w:val="false"/>
                 <w:u w:val="none"/>
+                <w:strike w:val="false"/>
                 <w:sz w:val="21"/>
                 <w:szCs w:val="21"/>
                 <w:color w:val="000000"/>
@@ -6677,6 +7796,7 @@
                 <w:i w:val="false"/>
                 <w:b w:val="false"/>
                 <w:u w:val="none"/>
+                <w:strike w:val="false"/>
                 <w:sz w:val="21"/>
                 <w:szCs w:val="21"/>
                 <w:color w:val="000000"/>
@@ -6704,7 +7824,6 @@
           </w:tcPr>
           <w:p>
             <w:pPr>
-              <w:pStyle w:val="Normal"/>
               <w:jc w:val="left"/>
               <w:pBdr>
                 <w:bottom w:val="none" w:sz="0" w:space="0" w:color="000000"/>
@@ -6714,6 +7833,16 @@
               </w:pBdr>
               <w:spacing w:after="200" w:before="200" w:line="240"/>
               <w:ind w:left="200" w:right="200" w:firstLine="0" w:firstLineChars="0"/>
+              <w:rPr>
+                <w:rFonts w:ascii="Arial" w:hAnsi="Arial" w:eastAsia="Arial" w:cs="Arial"/>
+                <w:i w:val="false"/>
+                <w:b w:val="false"/>
+                <w:u w:val="none"/>
+                <w:strike w:val="false"/>
+                <w:sz w:val="21"/>
+                <w:szCs w:val="21"/>
+                <w:color w:val="000000"/>
+              </w:rPr>
             </w:pPr>
             <w:r>
               <w:rPr>
@@ -6721,6 +7850,7 @@
                 <w:i w:val="false"/>
                 <w:b w:val="true"/>
                 <w:u w:val="none"/>
+                <w:strike w:val="false"/>
                 <w:sz w:val="22"/>
                 <w:szCs w:val="22"/>
                 <w:color w:val="063360"/>
@@ -6733,6 +7863,7 @@
                 <w:i w:val="false"/>
                 <w:b w:val="false"/>
                 <w:u w:val="none"/>
+                <w:strike w:val="false"/>
                 <w:sz w:val="21"/>
                 <w:szCs w:val="21"/>
                 <w:color w:val="000000"/>
@@ -6745,6 +7876,7 @@
                 <w:i w:val="false"/>
                 <w:b w:val="false"/>
                 <w:u w:val="none"/>
+                <w:strike w:val="false"/>
                 <w:sz w:val="21"/>
                 <w:szCs w:val="21"/>
                 <w:color w:val="000000"/>
@@ -6757,6 +7889,7 @@
                 <w:i w:val="false"/>
                 <w:b w:val="false"/>
                 <w:u w:val="none"/>
+                <w:strike w:val="false"/>
                 <w:sz w:val="21"/>
                 <w:szCs w:val="21"/>
                 <w:color w:val="000000"/>
@@ -6769,6 +7902,7 @@
                 <w:i w:val="false"/>
                 <w:b w:val="false"/>
                 <w:u w:val="none"/>
+                <w:strike w:val="false"/>
                 <w:sz w:val="21"/>
                 <w:szCs w:val="21"/>
                 <w:color w:val="000000"/>
@@ -6781,6 +7915,7 @@
                 <w:i w:val="false"/>
                 <w:b w:val="false"/>
                 <w:u w:val="none"/>
+                <w:strike w:val="false"/>
                 <w:sz w:val="21"/>
                 <w:szCs w:val="21"/>
                 <w:color w:val="000000"/>
@@ -6793,6 +7928,7 @@
                 <w:i w:val="false"/>
                 <w:b w:val="false"/>
                 <w:u w:val="none"/>
+                <w:strike w:val="false"/>
                 <w:sz w:val="21"/>
                 <w:szCs w:val="21"/>
                 <w:color w:val="000000"/>
@@ -6805,6 +7941,7 @@
                 <w:i w:val="false"/>
                 <w:b w:val="false"/>
                 <w:u w:val="none"/>
+                <w:strike w:val="false"/>
                 <w:sz w:val="21"/>
                 <w:szCs w:val="21"/>
                 <w:color w:val="000000"/>
@@ -6817,6 +7954,7 @@
                 <w:i w:val="false"/>
                 <w:b w:val="false"/>
                 <w:u w:val="none"/>
+                <w:strike w:val="false"/>
                 <w:sz w:val="21"/>
                 <w:szCs w:val="21"/>
                 <w:color w:val="000000"/>
@@ -6829,6 +7967,7 @@
                 <w:i w:val="false"/>
                 <w:b w:val="false"/>
                 <w:u w:val="none"/>
+                <w:strike w:val="false"/>
                 <w:sz w:val="21"/>
                 <w:szCs w:val="21"/>
                 <w:color w:val="000000"/>
@@ -6841,6 +7980,7 @@
                 <w:i w:val="false"/>
                 <w:b w:val="false"/>
                 <w:u w:val="none"/>
+                <w:strike w:val="false"/>
                 <w:sz w:val="21"/>
                 <w:szCs w:val="21"/>
                 <w:color w:val="000000"/>
@@ -6853,6 +7993,7 @@
                 <w:i w:val="false"/>
                 <w:b w:val="false"/>
                 <w:u w:val="none"/>
+                <w:strike w:val="false"/>
                 <w:sz w:val="21"/>
                 <w:szCs w:val="21"/>
                 <w:color w:val="000000"/>
@@ -6886,7 +8027,6 @@
           </w:tcPr>
           <w:p>
             <w:pPr>
-              <w:pStyle w:val="Normal"/>
               <w:jc w:val="left"/>
               <w:pBdr>
                 <w:bottom w:val="none" w:sz="0" w:space="0" w:color="000000"/>
@@ -6896,6 +8036,16 @@
               </w:pBdr>
               <w:spacing w:after="200" w:before="200" w:line="240"/>
               <w:ind w:left="200" w:right="200" w:firstLine="0" w:firstLineChars="0"/>
+              <w:rPr>
+                <w:rFonts w:ascii="Arial" w:hAnsi="Arial" w:eastAsia="Arial" w:cs="Arial"/>
+                <w:i w:val="false"/>
+                <w:b w:val="false"/>
+                <w:u w:val="none"/>
+                <w:strike w:val="false"/>
+                <w:sz w:val="21"/>
+                <w:szCs w:val="21"/>
+                <w:color w:val="000000"/>
+              </w:rPr>
             </w:pPr>
             <w:r>
               <w:rPr>
@@ -6903,6 +8053,7 @@
                 <w:i w:val="false"/>
                 <w:b w:val="true"/>
                 <w:u w:val="none"/>
+                <w:strike w:val="false"/>
                 <w:sz w:val="22"/>
                 <w:szCs w:val="22"/>
                 <w:color w:val="063360"/>
@@ -6915,6 +8066,7 @@
                 <w:i w:val="false"/>
                 <w:b w:val="false"/>
                 <w:u w:val="none"/>
+                <w:strike w:val="false"/>
                 <w:sz w:val="21"/>
                 <w:szCs w:val="21"/>
                 <w:color w:val="000000"/>
@@ -6927,6 +8079,7 @@
                 <w:i w:val="false"/>
                 <w:b w:val="false"/>
                 <w:u w:val="none"/>
+                <w:strike w:val="false"/>
                 <w:sz w:val="21"/>
                 <w:szCs w:val="21"/>
                 <w:color w:val="000000"/>
@@ -6939,6 +8092,7 @@
                 <w:i w:val="false"/>
                 <w:b w:val="false"/>
                 <w:u w:val="none"/>
+                <w:strike w:val="false"/>
                 <w:sz w:val="21"/>
                 <w:szCs w:val="21"/>
                 <w:color w:val="000000"/>
@@ -6951,6 +8105,7 @@
                 <w:i w:val="false"/>
                 <w:b w:val="false"/>
                 <w:u w:val="none"/>
+                <w:strike w:val="false"/>
                 <w:sz w:val="21"/>
                 <w:szCs w:val="21"/>
                 <w:color w:val="000000"/>
@@ -6963,6 +8118,7 @@
                 <w:i w:val="false"/>
                 <w:b w:val="false"/>
                 <w:u w:val="none"/>
+                <w:strike w:val="false"/>
                 <w:sz w:val="21"/>
                 <w:szCs w:val="21"/>
                 <w:color w:val="000000"/>
@@ -6975,6 +8131,7 @@
                 <w:i w:val="false"/>
                 <w:b w:val="false"/>
                 <w:u w:val="none"/>
+                <w:strike w:val="false"/>
                 <w:sz w:val="21"/>
                 <w:szCs w:val="21"/>
                 <w:color w:val="000000"/>
@@ -6987,6 +8144,7 @@
                 <w:i w:val="false"/>
                 <w:b w:val="false"/>
                 <w:u w:val="none"/>
+                <w:strike w:val="false"/>
                 <w:sz w:val="21"/>
                 <w:szCs w:val="21"/>
                 <w:color w:val="000000"/>
@@ -6999,6 +8157,7 @@
                 <w:i w:val="false"/>
                 <w:b w:val="false"/>
                 <w:u w:val="none"/>
+                <w:strike w:val="false"/>
                 <w:sz w:val="21"/>
                 <w:szCs w:val="21"/>
                 <w:color w:val="000000"/>
@@ -7011,6 +8170,7 @@
                 <w:i w:val="false"/>
                 <w:b w:val="false"/>
                 <w:u w:val="none"/>
+                <w:strike w:val="false"/>
                 <w:sz w:val="21"/>
                 <w:szCs w:val="21"/>
                 <w:color w:val="000000"/>
@@ -7023,6 +8183,7 @@
                 <w:i w:val="false"/>
                 <w:b w:val="false"/>
                 <w:u w:val="none"/>
+                <w:strike w:val="false"/>
                 <w:sz w:val="21"/>
                 <w:szCs w:val="21"/>
                 <w:color w:val="000000"/>
@@ -7035,6 +8196,7 @@
                 <w:i w:val="false"/>
                 <w:b w:val="false"/>
                 <w:u w:val="none"/>
+                <w:strike w:val="false"/>
                 <w:sz w:val="21"/>
                 <w:szCs w:val="21"/>
                 <w:color w:val="000000"/>
@@ -7062,7 +8224,6 @@
           </w:tcPr>
           <w:p>
             <w:pPr>
-              <w:pStyle w:val="Normal"/>
               <w:jc w:val="left"/>
               <w:pBdr>
                 <w:bottom w:val="none" w:sz="0" w:space="0" w:color="000000"/>
@@ -7072,6 +8233,16 @@
               </w:pBdr>
               <w:spacing w:after="200" w:before="200" w:line="240"/>
               <w:ind w:left="200" w:right="200" w:firstLine="0" w:firstLineChars="0"/>
+              <w:rPr>
+                <w:rFonts w:ascii="Arial" w:hAnsi="Arial" w:eastAsia="Arial" w:cs="Arial"/>
+                <w:i w:val="false"/>
+                <w:b w:val="false"/>
+                <w:u w:val="none"/>
+                <w:strike w:val="false"/>
+                <w:sz w:val="21"/>
+                <w:szCs w:val="21"/>
+                <w:color w:val="000000"/>
+              </w:rPr>
             </w:pPr>
             <w:r>
               <w:rPr>
@@ -7079,6 +8250,7 @@
                 <w:i w:val="false"/>
                 <w:b w:val="true"/>
                 <w:u w:val="none"/>
+                <w:strike w:val="false"/>
                 <w:sz w:val="22"/>
                 <w:szCs w:val="22"/>
                 <w:color w:val="063360"/>
@@ -7091,6 +8263,7 @@
                 <w:i w:val="false"/>
                 <w:b w:val="false"/>
                 <w:u w:val="none"/>
+                <w:strike w:val="false"/>
                 <w:sz w:val="21"/>
                 <w:szCs w:val="21"/>
                 <w:color w:val="000000"/>
@@ -7103,6 +8276,7 @@
                 <w:i w:val="false"/>
                 <w:b w:val="false"/>
                 <w:u w:val="none"/>
+                <w:strike w:val="false"/>
                 <w:sz w:val="21"/>
                 <w:szCs w:val="21"/>
                 <w:color w:val="000000"/>
@@ -7115,6 +8289,7 @@
                 <w:i w:val="false"/>
                 <w:b w:val="false"/>
                 <w:u w:val="none"/>
+                <w:strike w:val="false"/>
                 <w:sz w:val="21"/>
                 <w:szCs w:val="21"/>
                 <w:color w:val="000000"/>
@@ -7127,6 +8302,7 @@
                 <w:i w:val="false"/>
                 <w:b w:val="false"/>
                 <w:u w:val="none"/>
+                <w:strike w:val="false"/>
                 <w:sz w:val="21"/>
                 <w:szCs w:val="21"/>
                 <w:color w:val="000000"/>
@@ -7139,6 +8315,7 @@
                 <w:i w:val="false"/>
                 <w:b w:val="false"/>
                 <w:u w:val="none"/>
+                <w:strike w:val="false"/>
                 <w:sz w:val="21"/>
                 <w:szCs w:val="21"/>
                 <w:color w:val="000000"/>
@@ -7151,6 +8328,7 @@
                 <w:i w:val="false"/>
                 <w:b w:val="false"/>
                 <w:u w:val="none"/>
+                <w:strike w:val="false"/>
                 <w:sz w:val="21"/>
                 <w:szCs w:val="21"/>
                 <w:color w:val="000000"/>
@@ -7163,6 +8341,7 @@
                 <w:i w:val="false"/>
                 <w:b w:val="false"/>
                 <w:u w:val="none"/>
+                <w:strike w:val="false"/>
                 <w:sz w:val="21"/>
                 <w:szCs w:val="21"/>
                 <w:color w:val="000000"/>
@@ -7175,6 +8354,7 @@
                 <w:i w:val="false"/>
                 <w:b w:val="false"/>
                 <w:u w:val="none"/>
+                <w:strike w:val="false"/>
                 <w:sz w:val="21"/>
                 <w:szCs w:val="21"/>
                 <w:color w:val="000000"/>
@@ -7187,6 +8367,7 @@
                 <w:i w:val="false"/>
                 <w:b w:val="false"/>
                 <w:u w:val="none"/>
+                <w:strike w:val="false"/>
                 <w:sz w:val="21"/>
                 <w:szCs w:val="21"/>
                 <w:color w:val="000000"/>
@@ -7199,6 +8380,7 @@
                 <w:i w:val="false"/>
                 <w:b w:val="false"/>
                 <w:u w:val="none"/>
+                <w:strike w:val="false"/>
                 <w:sz w:val="21"/>
                 <w:szCs w:val="21"/>
                 <w:color w:val="000000"/>
@@ -7211,6 +8393,7 @@
                 <w:i w:val="false"/>
                 <w:b w:val="false"/>
                 <w:u w:val="none"/>
+                <w:strike w:val="false"/>
                 <w:sz w:val="21"/>
                 <w:szCs w:val="21"/>
                 <w:color w:val="000000"/>
@@ -7244,7 +8427,6 @@
           </w:tcPr>
           <w:p>
             <w:pPr>
-              <w:pStyle w:val="Normal"/>
               <w:jc w:val="left"/>
               <w:pBdr>
                 <w:bottom w:val="none" w:sz="0" w:space="0" w:color="000000"/>
@@ -7254,6 +8436,16 @@
               </w:pBdr>
               <w:spacing w:after="200" w:before="200" w:line="240"/>
               <w:ind w:left="200" w:right="200" w:firstLine="0" w:firstLineChars="0"/>
+              <w:rPr>
+                <w:rFonts w:ascii="Arial" w:hAnsi="Arial" w:eastAsia="Arial" w:cs="Arial"/>
+                <w:i w:val="false"/>
+                <w:b w:val="false"/>
+                <w:u w:val="none"/>
+                <w:strike w:val="false"/>
+                <w:sz w:val="21"/>
+                <w:szCs w:val="21"/>
+                <w:color w:val="000000"/>
+              </w:rPr>
             </w:pPr>
             <w:r>
               <w:rPr>
@@ -7261,6 +8453,7 @@
                 <w:i w:val="false"/>
                 <w:b w:val="true"/>
                 <w:u w:val="none"/>
+                <w:strike w:val="false"/>
                 <w:sz w:val="22"/>
                 <w:szCs w:val="22"/>
                 <w:color w:val="063360"/>
@@ -7273,6 +8466,7 @@
                 <w:i w:val="false"/>
                 <w:b w:val="false"/>
                 <w:u w:val="none"/>
+                <w:strike w:val="false"/>
                 <w:sz w:val="21"/>
                 <w:szCs w:val="21"/>
                 <w:color w:val="000000"/>
@@ -7285,6 +8479,7 @@
                 <w:i w:val="false"/>
                 <w:b w:val="false"/>
                 <w:u w:val="none"/>
+                <w:strike w:val="false"/>
                 <w:sz w:val="21"/>
                 <w:szCs w:val="21"/>
                 <w:color w:val="000000"/>
@@ -7297,6 +8492,7 @@
                 <w:i w:val="false"/>
                 <w:b w:val="false"/>
                 <w:u w:val="none"/>
+                <w:strike w:val="false"/>
                 <w:sz w:val="21"/>
                 <w:szCs w:val="21"/>
                 <w:color w:val="000000"/>
@@ -7309,6 +8505,7 @@
                 <w:i w:val="false"/>
                 <w:b w:val="false"/>
                 <w:u w:val="none"/>
+                <w:strike w:val="false"/>
                 <w:sz w:val="21"/>
                 <w:szCs w:val="21"/>
                 <w:color w:val="000000"/>
@@ -7321,6 +8518,7 @@
                 <w:i w:val="false"/>
                 <w:b w:val="false"/>
                 <w:u w:val="none"/>
+                <w:strike w:val="false"/>
                 <w:sz w:val="21"/>
                 <w:szCs w:val="21"/>
                 <w:color w:val="000000"/>
@@ -7333,6 +8531,7 @@
                 <w:i w:val="false"/>
                 <w:b w:val="false"/>
                 <w:u w:val="none"/>
+                <w:strike w:val="false"/>
                 <w:sz w:val="21"/>
                 <w:szCs w:val="21"/>
                 <w:color w:val="000000"/>
@@ -7345,6 +8544,7 @@
                 <w:i w:val="false"/>
                 <w:b w:val="false"/>
                 <w:u w:val="none"/>
+                <w:strike w:val="false"/>
                 <w:sz w:val="21"/>
                 <w:szCs w:val="21"/>
                 <w:color w:val="000000"/>
@@ -7357,6 +8557,7 @@
                 <w:i w:val="false"/>
                 <w:b w:val="false"/>
                 <w:u w:val="none"/>
+                <w:strike w:val="false"/>
                 <w:sz w:val="21"/>
                 <w:szCs w:val="21"/>
                 <w:color w:val="000000"/>
@@ -7369,6 +8570,7 @@
                 <w:i w:val="false"/>
                 <w:b w:val="false"/>
                 <w:u w:val="none"/>
+                <w:strike w:val="false"/>
                 <w:sz w:val="21"/>
                 <w:szCs w:val="21"/>
                 <w:color w:val="000000"/>
@@ -7381,6 +8583,7 @@
                 <w:i w:val="false"/>
                 <w:b w:val="false"/>
                 <w:u w:val="none"/>
+                <w:strike w:val="false"/>
                 <w:sz w:val="21"/>
                 <w:szCs w:val="21"/>
                 <w:color w:val="000000"/>
@@ -7393,6 +8596,7 @@
                 <w:i w:val="false"/>
                 <w:b w:val="false"/>
                 <w:u w:val="none"/>
+                <w:strike w:val="false"/>
                 <w:sz w:val="21"/>
                 <w:szCs w:val="21"/>
                 <w:color w:val="000000"/>
@@ -7420,7 +8624,6 @@
           </w:tcPr>
           <w:p>
             <w:pPr>
-              <w:pStyle w:val="Normal"/>
               <w:jc w:val="left"/>
               <w:pBdr>
                 <w:bottom w:val="none" w:sz="0" w:space="0" w:color="000000"/>
@@ -7430,6 +8633,16 @@
               </w:pBdr>
               <w:spacing w:after="200" w:before="200" w:line="240"/>
               <w:ind w:left="200" w:right="200" w:firstLine="0" w:firstLineChars="0"/>
+              <w:rPr>
+                <w:rFonts w:ascii="Arial" w:hAnsi="Arial" w:eastAsia="Arial" w:cs="Arial"/>
+                <w:i w:val="false"/>
+                <w:b w:val="false"/>
+                <w:u w:val="none"/>
+                <w:strike w:val="false"/>
+                <w:sz w:val="21"/>
+                <w:szCs w:val="21"/>
+                <w:color w:val="000000"/>
+              </w:rPr>
             </w:pPr>
             <w:r>
               <w:rPr>
@@ -7437,6 +8650,7 @@
                 <w:i w:val="false"/>
                 <w:b w:val="true"/>
                 <w:u w:val="none"/>
+                <w:strike w:val="false"/>
                 <w:sz w:val="22"/>
                 <w:szCs w:val="22"/>
                 <w:color w:val="063360"/>
@@ -7449,6 +8663,7 @@
                 <w:i w:val="false"/>
                 <w:b w:val="false"/>
                 <w:u w:val="none"/>
+                <w:strike w:val="false"/>
                 <w:sz w:val="21"/>
                 <w:szCs w:val="21"/>
                 <w:color w:val="000000"/>
@@ -7461,6 +8676,7 @@
                 <w:i w:val="false"/>
                 <w:b w:val="false"/>
                 <w:u w:val="none"/>
+                <w:strike w:val="false"/>
                 <w:sz w:val="21"/>
                 <w:szCs w:val="21"/>
                 <w:color w:val="000000"/>
@@ -7473,6 +8689,7 @@
                 <w:i w:val="false"/>
                 <w:b w:val="false"/>
                 <w:u w:val="none"/>
+                <w:strike w:val="false"/>
                 <w:sz w:val="21"/>
                 <w:szCs w:val="21"/>
                 <w:color w:val="000000"/>
@@ -7485,6 +8702,7 @@
                 <w:i w:val="false"/>
                 <w:b w:val="false"/>
                 <w:u w:val="none"/>
+                <w:strike w:val="false"/>
                 <w:sz w:val="21"/>
                 <w:szCs w:val="21"/>
                 <w:color w:val="000000"/>
@@ -7497,6 +8715,7 @@
                 <w:i w:val="false"/>
                 <w:b w:val="false"/>
                 <w:u w:val="none"/>
+                <w:strike w:val="false"/>
                 <w:sz w:val="21"/>
                 <w:szCs w:val="21"/>
                 <w:color w:val="000000"/>
@@ -7509,6 +8728,7 @@
                 <w:i w:val="false"/>
                 <w:b w:val="false"/>
                 <w:u w:val="none"/>
+                <w:strike w:val="false"/>
                 <w:sz w:val="21"/>
                 <w:szCs w:val="21"/>
                 <w:color w:val="000000"/>
@@ -7521,6 +8741,7 @@
                 <w:i w:val="false"/>
                 <w:b w:val="false"/>
                 <w:u w:val="none"/>
+                <w:strike w:val="false"/>
                 <w:sz w:val="21"/>
                 <w:szCs w:val="21"/>
                 <w:color w:val="000000"/>
@@ -7533,6 +8754,7 @@
                 <w:i w:val="false"/>
                 <w:b w:val="false"/>
                 <w:u w:val="none"/>
+                <w:strike w:val="false"/>
                 <w:sz w:val="21"/>
                 <w:szCs w:val="21"/>
                 <w:color w:val="000000"/>
@@ -7545,6 +8767,7 @@
                 <w:i w:val="false"/>
                 <w:b w:val="false"/>
                 <w:u w:val="none"/>
+                <w:strike w:val="false"/>
                 <w:sz w:val="21"/>
                 <w:szCs w:val="21"/>
                 <w:color w:val="000000"/>
@@ -7557,6 +8780,7 @@
                 <w:i w:val="false"/>
                 <w:b w:val="false"/>
                 <w:u w:val="none"/>
+                <w:strike w:val="false"/>
                 <w:sz w:val="21"/>
                 <w:szCs w:val="21"/>
                 <w:color w:val="000000"/>
@@ -7569,6 +8793,7 @@
                 <w:i w:val="false"/>
                 <w:b w:val="false"/>
                 <w:u w:val="none"/>
+                <w:strike w:val="false"/>
                 <w:sz w:val="21"/>
                 <w:szCs w:val="21"/>
                 <w:color w:val="000000"/>
@@ -7579,11 +8804,11 @@
         </w:tc>
       </w:tr>
     </w:tbl>
-    <w:sectPr w:officer="true">
-      <w:pgMar w:header="720" w:bottom="1008" w:top="1008" w:right="1152" w:left="1152" w:footer="720" w:gutter="720"/>
+    <w:sectPr>
+      <w:pgMar w:header="708" w:bottom="1008" w:top="1008" w:right="1152" w:left="1152" w:footer="708" w:gutter="0"/>
       <w:pgSz w:h="16838" w:w="11906" w:orient="portrait"/>
+      <w:type w:val="continuous"/>
       <w:cols/>
-      <w:type w:val="continuous"/>
     </w:sectPr>
   </w:body>
 </w:document>

--- a/docs/handouts/Oct12_session1_handouts.docx
+++ b/docs/handouts/Oct12_session1_handouts.docx
@@ -44,7 +44,7 @@
           <w:szCs w:val="44"/>
           <w:color w:val="000000"/>
         </w:rPr>
-        <w:t xml:space="preserve">Question a claim</w:t>
+        <w:t xml:space="preserve">Read a regression table</w:t>
       </w:r>
     </w:p>
     <w:p>
@@ -71,7 +71,7 @@
           <w:szCs w:val="24"/>
           <w:color w:val="000000"/>
         </w:rPr>
-        <w:t xml:space="preserve">Read the claim, make a provisional decision and write the question you would ask before acting.</w:t>
+        <w:t xml:space="preserve">Read the five terms in the slides, then use this table to state what the report supports.</w:t>
       </w:r>
     </w:p>
     <w:p>
@@ -98,7 +98,7 @@
           <w:szCs w:val="18"/>
           <w:color w:val="545860"/>
         </w:rPr>
-        <w:t xml:space="preserve">Fictional GreenWaste case | invented figures</w:t>
+        <w:t xml:space="preserve">GreenWaste is a fictional training case.</w:t>
       </w:r>
     </w:p>
     <w:p>
@@ -125,7 +125,7 @@
           <w:szCs w:val="28"/>
           <w:color w:val="000000"/>
         </w:rPr>
-        <w:t xml:space="preserve">1 Read alone first</w:t>
+        <w:t xml:space="preserve">1 Mean</w:t>
       </w:r>
     </w:p>
     <w:p>
@@ -139,6 +139,114 @@
           <w:right w:val="none" w:sz="0" w:space="0" w:color="000000"/>
         </w:pBdr>
         <w:spacing w:after="160" w:before="0" w:line="240"/>
+        <w:ind w:left="0" w:right="0" w:firstLine="0" w:firstLineChars="0"/>
+      </w:pPr>
+      <w:r>
+        <w:rPr>
+          <w:rFonts w:ascii="Arial" w:hAnsi="Arial" w:eastAsia="Arial" w:cs="Arial"/>
+          <w:i w:val="false"/>
+          <w:b w:val="false"/>
+          <w:u w:val="none"/>
+          <w:strike w:val="false"/>
+          <w:sz w:val="22"/>
+          <w:szCs w:val="22"/>
+          <w:color w:val="000000"/>
+        </w:rPr>
+        <w:t xml:space="preserve">Ten selected businesses sent 3, 4, 5, 5, 6, 7, 7, 8, 9 and 46 tonnes to landfill in one year.</w:t>
+      </w:r>
+    </w:p>
+    <w:p>
+      <w:pPr>
+        <w:pStyle w:val="Normal"/>
+        <w:jc w:val="left"/>
+        <w:pBdr>
+          <w:bottom w:val="none" w:sz="0" w:space="0" w:color="000000"/>
+          <w:top w:val="none" w:sz="0" w:space="0" w:color="000000"/>
+          <w:left w:val="none" w:sz="0" w:space="0" w:color="000000"/>
+          <w:right w:val="none" w:sz="0" w:space="0" w:color="000000"/>
+        </w:pBdr>
+        <w:spacing w:after="160" w:before="0" w:line="240"/>
+        <w:ind w:left="0" w:right="0" w:firstLine="0" w:firstLineChars="0"/>
+      </w:pPr>
+      <w:r>
+        <w:rPr>
+          <w:rFonts w:ascii="Arial" w:hAnsi="Arial" w:eastAsia="Arial" w:cs="Arial"/>
+          <w:i w:val="false"/>
+          <w:b w:val="false"/>
+          <w:u w:val="none"/>
+          <w:strike w:val="false"/>
+          <w:sz w:val="24"/>
+          <w:szCs w:val="24"/>
+          <w:color w:val="000000"/>
+        </w:rPr>
+        <w:t xml:space="preserve">Find the mean. Explain why it does not describe every business.</w:t>
+      </w:r>
+    </w:p>
+    <w:p>
+      <w:pPr>
+        <w:pStyle w:val="Normal"/>
+        <w:jc w:val="left"/>
+        <w:pBdr>
+          <w:bottom w:val="none" w:sz="0" w:space="0" w:color="000000"/>
+          <w:top w:val="none" w:sz="0" w:space="0" w:color="000000"/>
+          <w:left w:val="none" w:sz="0" w:space="0" w:color="000000"/>
+          <w:right w:val="none" w:sz="0" w:space="0" w:color="000000"/>
+        </w:pBdr>
+        <w:spacing w:after="240" w:before="0" w:line="240"/>
+        <w:ind w:left="0" w:right="0" w:firstLine="0" w:firstLineChars="0"/>
+      </w:pPr>
+      <w:r>
+        <w:rPr>
+          <w:rFonts w:ascii="Arial" w:hAnsi="Arial" w:eastAsia="Arial" w:cs="Arial"/>
+          <w:i w:val="false"/>
+          <w:b w:val="false"/>
+          <w:u w:val="none"/>
+          <w:strike w:val="false"/>
+          <w:sz w:val="24"/>
+          <w:szCs w:val="24"/>
+          <w:color w:val="B5BEC9"/>
+        </w:rPr>
+        <w:t xml:space="preserve">_______________________________________________________</w:t>
+      </w:r>
+    </w:p>
+    <w:p>
+      <w:pPr>
+        <w:pStyle w:val="Normal"/>
+        <w:jc w:val="left"/>
+        <w:pBdr>
+          <w:bottom w:val="none" w:sz="0" w:space="0" w:color="000000"/>
+          <w:top w:val="none" w:sz="0" w:space="0" w:color="000000"/>
+          <w:left w:val="none" w:sz="0" w:space="0" w:color="000000"/>
+          <w:right w:val="none" w:sz="0" w:space="0" w:color="000000"/>
+        </w:pBdr>
+        <w:spacing w:after="240" w:before="0" w:line="240"/>
+        <w:ind w:left="0" w:right="0" w:firstLine="0" w:firstLineChars="0"/>
+      </w:pPr>
+      <w:r>
+        <w:rPr>
+          <w:rFonts w:ascii="Arial" w:hAnsi="Arial" w:eastAsia="Arial" w:cs="Arial"/>
+          <w:i w:val="false"/>
+          <w:b w:val="false"/>
+          <w:u w:val="none"/>
+          <w:strike w:val="false"/>
+          <w:sz w:val="24"/>
+          <w:szCs w:val="24"/>
+          <w:color w:val="B5BEC9"/>
+        </w:rPr>
+        <w:t xml:space="preserve">_______________________________________________________</w:t>
+      </w:r>
+    </w:p>
+    <w:p>
+      <w:pPr>
+        <w:pStyle w:val="Normal"/>
+        <w:jc w:val="left"/>
+        <w:pBdr>
+          <w:bottom w:val="none" w:sz="0" w:space="0" w:color="000000"/>
+          <w:top w:val="none" w:sz="0" w:space="0" w:color="000000"/>
+          <w:left w:val="none" w:sz="0" w:space="0" w:color="000000"/>
+          <w:right w:val="none" w:sz="0" w:space="0" w:color="000000"/>
+        </w:pBdr>
+        <w:spacing w:after="120" w:before="0" w:line="240"/>
         <w:ind w:left="0" w:right="0" w:firstLine="0" w:firstLineChars="0"/>
       </w:pPr>
       <w:r>
@@ -152,7 +260,7 @@
           <w:szCs w:val="28"/>
           <w:color w:val="000000"/>
         </w:rPr>
-        <w:t xml:space="preserve">"Landfill waste from businesses in GreenWaste fell 50% in a year."</w:t>
+        <w:t xml:space="preserve">Annual waste cost regression</w:t>
       </w:r>
     </w:p>
     <w:p>
@@ -175,227 +283,11 @@
           <w:b w:val="false"/>
           <w:u w:val="none"/>
           <w:strike w:val="false"/>
-          <w:sz w:val="24"/>
-          <w:szCs w:val="24"/>
+          <w:sz w:val="22"/>
+          <w:szCs w:val="22"/>
           <w:color w:val="000000"/>
         </w:rPr>
-        <w:t xml:space="preserve">My decision   [  ] Extend   [  ] Do not extend   [  ] Ask first</w:t>
-      </w:r>
-    </w:p>
-    <w:p>
-      <w:pPr>
-        <w:pStyle w:val="Normal"/>
-        <w:jc w:val="left"/>
-        <w:pBdr>
-          <w:bottom w:val="none" w:sz="0" w:space="0" w:color="000000"/>
-          <w:top w:val="none" w:sz="0" w:space="0" w:color="000000"/>
-          <w:left w:val="none" w:sz="0" w:space="0" w:color="000000"/>
-          <w:right w:val="none" w:sz="0" w:space="0" w:color="000000"/>
-        </w:pBdr>
-        <w:spacing w:after="160" w:before="0" w:line="240"/>
-        <w:ind w:left="0" w:right="0" w:firstLine="0" w:firstLineChars="0"/>
-      </w:pPr>
-      <w:r>
-        <w:rPr>
-          <w:rFonts w:ascii="Arial" w:hAnsi="Arial" w:eastAsia="Arial" w:cs="Arial"/>
-          <w:i w:val="false"/>
-          <w:b w:val="false"/>
-          <w:u w:val="none"/>
-          <w:strike w:val="false"/>
-          <w:sz w:val="24"/>
-          <w:szCs w:val="24"/>
-          <w:color w:val="000000"/>
-        </w:rPr>
-        <w:t xml:space="preserve">My reason</w:t>
-      </w:r>
-    </w:p>
-    <w:p>
-      <w:pPr>
-        <w:pStyle w:val="Normal"/>
-        <w:jc w:val="left"/>
-        <w:pBdr>
-          <w:bottom w:val="none" w:sz="0" w:space="0" w:color="000000"/>
-          <w:top w:val="none" w:sz="0" w:space="0" w:color="000000"/>
-          <w:left w:val="none" w:sz="0" w:space="0" w:color="000000"/>
-          <w:right w:val="none" w:sz="0" w:space="0" w:color="000000"/>
-        </w:pBdr>
-        <w:spacing w:after="240" w:before="0" w:line="240"/>
-        <w:ind w:left="0" w:right="0" w:firstLine="0" w:firstLineChars="0"/>
-      </w:pPr>
-      <w:r>
-        <w:rPr>
-          <w:rFonts w:ascii="Arial" w:hAnsi="Arial" w:eastAsia="Arial" w:cs="Arial"/>
-          <w:i w:val="false"/>
-          <w:b w:val="false"/>
-          <w:u w:val="none"/>
-          <w:strike w:val="false"/>
-          <w:sz w:val="24"/>
-          <w:szCs w:val="24"/>
-          <w:color w:val="B5BEC9"/>
-        </w:rPr>
-        <w:t xml:space="preserve">_______________________________________________________</w:t>
-      </w:r>
-    </w:p>
-    <w:p>
-      <w:pPr>
-        <w:pStyle w:val="Normal"/>
-        <w:jc w:val="left"/>
-        <w:pBdr>
-          <w:bottom w:val="none" w:sz="0" w:space="0" w:color="000000"/>
-          <w:top w:val="none" w:sz="0" w:space="0" w:color="000000"/>
-          <w:left w:val="none" w:sz="0" w:space="0" w:color="000000"/>
-          <w:right w:val="none" w:sz="0" w:space="0" w:color="000000"/>
-        </w:pBdr>
-        <w:spacing w:after="240" w:before="0" w:line="240"/>
-        <w:ind w:left="0" w:right="0" w:firstLine="0" w:firstLineChars="0"/>
-      </w:pPr>
-      <w:r>
-        <w:rPr>
-          <w:rFonts w:ascii="Arial" w:hAnsi="Arial" w:eastAsia="Arial" w:cs="Arial"/>
-          <w:i w:val="false"/>
-          <w:b w:val="false"/>
-          <w:u w:val="none"/>
-          <w:strike w:val="false"/>
-          <w:sz w:val="24"/>
-          <w:szCs w:val="24"/>
-          <w:color w:val="B5BEC9"/>
-        </w:rPr>
-        <w:t xml:space="preserve">_______________________________________________________</w:t>
-      </w:r>
-    </w:p>
-    <w:p>
-      <w:pPr>
-        <w:pStyle w:val="Normal"/>
-        <w:jc w:val="left"/>
-        <w:pBdr>
-          <w:bottom w:val="none" w:sz="0" w:space="0" w:color="000000"/>
-          <w:top w:val="none" w:sz="0" w:space="0" w:color="000000"/>
-          <w:left w:val="none" w:sz="0" w:space="0" w:color="000000"/>
-          <w:right w:val="none" w:sz="0" w:space="0" w:color="000000"/>
-        </w:pBdr>
-        <w:spacing w:after="160" w:before="0" w:line="240"/>
-        <w:ind w:left="0" w:right="0" w:firstLine="0" w:firstLineChars="0"/>
-      </w:pPr>
-      <w:r>
-        <w:rPr>
-          <w:rFonts w:ascii="Arial" w:hAnsi="Arial" w:eastAsia="Arial" w:cs="Arial"/>
-          <w:i w:val="false"/>
-          <w:b w:val="false"/>
-          <w:u w:val="none"/>
-          <w:strike w:val="false"/>
-          <w:sz w:val="24"/>
-          <w:szCs w:val="24"/>
-          <w:color w:val="000000"/>
-        </w:rPr>
-        <w:t xml:space="preserve">My question for the evaluator</w:t>
-      </w:r>
-    </w:p>
-    <w:p>
-      <w:pPr>
-        <w:pStyle w:val="Normal"/>
-        <w:jc w:val="left"/>
-        <w:pBdr>
-          <w:bottom w:val="none" w:sz="0" w:space="0" w:color="000000"/>
-          <w:top w:val="none" w:sz="0" w:space="0" w:color="000000"/>
-          <w:left w:val="none" w:sz="0" w:space="0" w:color="000000"/>
-          <w:right w:val="none" w:sz="0" w:space="0" w:color="000000"/>
-        </w:pBdr>
-        <w:spacing w:after="240" w:before="0" w:line="240"/>
-        <w:ind w:left="0" w:right="0" w:firstLine="0" w:firstLineChars="0"/>
-      </w:pPr>
-      <w:r>
-        <w:rPr>
-          <w:rFonts w:ascii="Arial" w:hAnsi="Arial" w:eastAsia="Arial" w:cs="Arial"/>
-          <w:i w:val="false"/>
-          <w:b w:val="false"/>
-          <w:u w:val="none"/>
-          <w:strike w:val="false"/>
-          <w:sz w:val="24"/>
-          <w:szCs w:val="24"/>
-          <w:color w:val="B5BEC9"/>
-        </w:rPr>
-        <w:t xml:space="preserve">_______________________________________________________</w:t>
-      </w:r>
-    </w:p>
-    <w:p>
-      <w:pPr>
-        <w:pStyle w:val="Normal"/>
-        <w:jc w:val="left"/>
-        <w:pBdr>
-          <w:bottom w:val="none" w:sz="0" w:space="0" w:color="000000"/>
-          <w:top w:val="none" w:sz="0" w:space="0" w:color="000000"/>
-          <w:left w:val="none" w:sz="0" w:space="0" w:color="000000"/>
-          <w:right w:val="none" w:sz="0" w:space="0" w:color="000000"/>
-        </w:pBdr>
-        <w:spacing w:after="240" w:before="0" w:line="240"/>
-        <w:ind w:left="0" w:right="0" w:firstLine="0" w:firstLineChars="0"/>
-      </w:pPr>
-      <w:r>
-        <w:rPr>
-          <w:rFonts w:ascii="Arial" w:hAnsi="Arial" w:eastAsia="Arial" w:cs="Arial"/>
-          <w:i w:val="false"/>
-          <w:b w:val="false"/>
-          <w:u w:val="none"/>
-          <w:strike w:val="false"/>
-          <w:sz w:val="24"/>
-          <w:szCs w:val="24"/>
-          <w:color w:val="B5BEC9"/>
-        </w:rPr>
-        <w:t xml:space="preserve">_______________________________________________________</w:t>
-      </w:r>
-    </w:p>
-    <w:p>
-      <w:pPr>
-        <w:pStyle w:val="Normal"/>
-        <w:jc w:val="left"/>
-        <w:pBdr>
-          <w:bottom w:val="none" w:sz="0" w:space="0" w:color="000000"/>
-          <w:top w:val="none" w:sz="0" w:space="0" w:color="000000"/>
-          <w:left w:val="none" w:sz="0" w:space="0" w:color="000000"/>
-          <w:right w:val="none" w:sz="0" w:space="0" w:color="000000"/>
-        </w:pBdr>
-        <w:spacing w:after="120" w:before="0" w:line="240"/>
-        <w:ind w:left="0" w:right="0" w:firstLine="0" w:firstLineChars="0"/>
-      </w:pPr>
-      <w:r>
-        <w:rPr>
-          <w:rFonts w:ascii="Arial" w:hAnsi="Arial" w:eastAsia="Arial" w:cs="Arial"/>
-          <w:i w:val="false"/>
-          <w:b w:val="true"/>
-          <w:u w:val="none"/>
-          <w:strike w:val="false"/>
-          <w:sz w:val="28"/>
-          <w:szCs w:val="28"/>
-          <w:color w:val="000000"/>
-        </w:rPr>
-        <w:t xml:space="preserve">2 What could an average hide</w:t>
-      </w:r>
-    </w:p>
-    <w:p>
-      <w:pPr>
-        <w:pStyle w:val="Normal"/>
-        <w:jc w:val="left"/>
-        <w:pBdr>
-          <w:bottom w:val="none" w:sz="0" w:space="0" w:color="000000"/>
-          <w:top w:val="none" w:sz="0" w:space="0" w:color="000000"/>
-          <w:left w:val="none" w:sz="0" w:space="0" w:color="000000"/>
-          <w:right w:val="none" w:sz="0" w:space="0" w:color="000000"/>
-        </w:pBdr>
-        <w:spacing w:after="160" w:before="0" w:line="240"/>
-        <w:ind w:left="0" w:right="0" w:firstLine="0" w:firstLineChars="0"/>
-      </w:pPr>
-      <w:r>
-        <w:rPr>
-          <w:rFonts w:ascii="Arial" w:hAnsi="Arial" w:eastAsia="Arial" w:cs="Arial"/>
-          <w:i w:val="false"/>
-          <w:b w:val="false"/>
-          <w:u w:val="none"/>
-          <w:strike w:val="false"/>
-          <w:sz w:val="24"/>
-          <w:szCs w:val="24"/>
-          <w:color w:val="000000"/>
-        </w:rPr>
-        <w:t xml:space="preserve">Landfill before GreenWaste, tonnes per year, for ten businesses</w:t>
+        <w:t xml:space="preserve">The same city participants before and 12 months later. Outcome: annual waste cost in AED per business. The starting mean and the change are different rows.</w:t>
       </w:r>
     </w:p>
     <w:tbl xmlns:a="http://schemas.openxmlformats.org/drawingml/2006/main" xmlns:pic="http://schemas.openxmlformats.org/drawingml/2006/picture">
@@ -405,17 +297,234 @@
         <w:tblLook w:firstRow="1" w:lastRow="0" w:firstColumn="0" w:lastColumn="0" w:noHBand="0" w:noVBand="1"/>
       </w:tblPr>
       <w:tblGrid>
-        <w:gridCol w:w="979"/>
-        <w:gridCol w:w="979"/>
-        <w:gridCol w:w="979"/>
-        <w:gridCol w:w="979"/>
-        <w:gridCol w:w="979"/>
-        <w:gridCol w:w="979"/>
-        <w:gridCol w:w="979"/>
-        <w:gridCol w:w="979"/>
-        <w:gridCol w:w="979"/>
-        <w:gridCol w:w="979"/>
+        <w:gridCol w:w="2592"/>
+        <w:gridCol w:w="1872"/>
+        <w:gridCol w:w="3096"/>
+        <w:gridCol w:w="2232"/>
       </w:tblGrid>
+      <w:tr>
+        <w:trPr>
+          <w:trHeight w:val="360" w:hRule="auto"/>
+          <w:tblHeader/>
+        </w:trPr>
+        header1
+        <w:tc>
+          <w:tcPr>
+            <w:tcBorders>
+              <w:bottom w:val="single" w:sz="6" w:space="0" w:color="D9D9D9"/>
+              <w:top w:val="single" w:sz="6" w:space="0" w:color="D9D9D9"/>
+              <w:left w:val="single" w:sz="6" w:space="0" w:color="D9D9D9"/>
+              <w:right w:val="single" w:sz="6" w:space="0" w:color="D9D9D9"/>
+            </w:tcBorders>
+            <w:shd w:val="clear" w:color="auto" w:fill="063360"/>
+            <w:tcMar>
+              <w:top w:w="0" w:type="dxa"/>
+              <w:bottom w:w="0" w:type="dxa"/>
+              <w:left w:w="0" w:type="dxa"/>
+              <w:right w:w="0" w:type="dxa"/>
+            </w:tcMar>
+            <w:vAlign w:val="center"/>
+          </w:tcPr>
+          <w:p>
+            <w:pPr>
+              <w:jc w:val="left"/>
+              <w:pBdr>
+                <w:bottom w:val="none" w:sz="0" w:space="0" w:color="000000"/>
+                <w:top w:val="none" w:sz="0" w:space="0" w:color="000000"/>
+                <w:left w:val="none" w:sz="0" w:space="0" w:color="000000"/>
+                <w:right w:val="none" w:sz="0" w:space="0" w:color="000000"/>
+              </w:pBdr>
+              <w:spacing w:after="140" w:before="140" w:line="240"/>
+              <w:ind w:left="140" w:right="140" w:firstLine="0" w:firstLineChars="0"/>
+              <w:rPr>
+                <w:rFonts w:ascii="Arial" w:hAnsi="Arial" w:eastAsia="Arial" w:cs="Arial"/>
+                <w:i w:val="false"/>
+                <w:b w:val="true"/>
+                <w:u w:val="none"/>
+                <w:strike w:val="false"/>
+                <w:sz w:val="24"/>
+                <w:szCs w:val="24"/>
+                <w:color w:val="FFFFFF"/>
+              </w:rPr>
+            </w:pPr>
+            <w:r>
+              <w:rPr>
+                <w:rFonts w:ascii="Arial" w:hAnsi="Arial" w:eastAsia="Arial" w:cs="Arial"/>
+                <w:i w:val="false"/>
+                <w:b w:val="true"/>
+                <w:u w:val="none"/>
+                <w:strike w:val="false"/>
+                <w:sz w:val="24"/>
+                <w:szCs w:val="24"/>
+                <w:color w:val="FFFFFF"/>
+              </w:rPr>
+              <w:t xml:space="preserve">Result row</w:t>
+            </w:r>
+          </w:p>
+        </w:tc>
+        <w:tc>
+          <w:tcPr>
+            <w:tcBorders>
+              <w:bottom w:val="single" w:sz="6" w:space="0" w:color="D9D9D9"/>
+              <w:top w:val="single" w:sz="6" w:space="0" w:color="D9D9D9"/>
+              <w:left w:val="single" w:sz="6" w:space="0" w:color="D9D9D9"/>
+              <w:right w:val="single" w:sz="6" w:space="0" w:color="D9D9D9"/>
+            </w:tcBorders>
+            <w:shd w:val="clear" w:color="auto" w:fill="063360"/>
+            <w:tcMar>
+              <w:top w:w="0" w:type="dxa"/>
+              <w:bottom w:w="0" w:type="dxa"/>
+              <w:left w:w="0" w:type="dxa"/>
+              <w:right w:w="0" w:type="dxa"/>
+            </w:tcMar>
+            <w:vAlign w:val="center"/>
+          </w:tcPr>
+          <w:p>
+            <w:pPr>
+              <w:jc w:val="left"/>
+              <w:pBdr>
+                <w:bottom w:val="none" w:sz="0" w:space="0" w:color="000000"/>
+                <w:top w:val="none" w:sz="0" w:space="0" w:color="000000"/>
+                <w:left w:val="none" w:sz="0" w:space="0" w:color="000000"/>
+                <w:right w:val="none" w:sz="0" w:space="0" w:color="000000"/>
+              </w:pBdr>
+              <w:spacing w:after="140" w:before="140" w:line="240"/>
+              <w:ind w:left="140" w:right="140" w:firstLine="0" w:firstLineChars="0"/>
+              <w:rPr>
+                <w:rFonts w:ascii="Arial" w:hAnsi="Arial" w:eastAsia="Arial" w:cs="Arial"/>
+                <w:i w:val="false"/>
+                <w:b w:val="true"/>
+                <w:u w:val="none"/>
+                <w:strike w:val="false"/>
+                <w:sz w:val="24"/>
+                <w:szCs w:val="24"/>
+                <w:color w:val="FFFFFF"/>
+              </w:rPr>
+            </w:pPr>
+            <w:r>
+              <w:rPr>
+                <w:rFonts w:ascii="Arial" w:hAnsi="Arial" w:eastAsia="Arial" w:cs="Arial"/>
+                <w:i w:val="false"/>
+                <w:b w:val="true"/>
+                <w:u w:val="none"/>
+                <w:strike w:val="false"/>
+                <w:sz w:val="24"/>
+                <w:szCs w:val="24"/>
+                <w:color w:val="FFFFFF"/>
+              </w:rPr>
+              <w:t xml:space="preserve">Coefficient AED</w:t>
+            </w:r>
+          </w:p>
+        </w:tc>
+        <w:tc>
+          <w:tcPr>
+            <w:tcBorders>
+              <w:bottom w:val="single" w:sz="6" w:space="0" w:color="D9D9D9"/>
+              <w:top w:val="single" w:sz="6" w:space="0" w:color="D9D9D9"/>
+              <w:left w:val="single" w:sz="6" w:space="0" w:color="D9D9D9"/>
+              <w:right w:val="single" w:sz="6" w:space="0" w:color="D9D9D9"/>
+            </w:tcBorders>
+            <w:shd w:val="clear" w:color="auto" w:fill="063360"/>
+            <w:tcMar>
+              <w:top w:w="0" w:type="dxa"/>
+              <w:bottom w:w="0" w:type="dxa"/>
+              <w:left w:w="0" w:type="dxa"/>
+              <w:right w:w="0" w:type="dxa"/>
+            </w:tcMar>
+            <w:vAlign w:val="center"/>
+          </w:tcPr>
+          <w:p>
+            <w:pPr>
+              <w:jc w:val="left"/>
+              <w:pBdr>
+                <w:bottom w:val="none" w:sz="0" w:space="0" w:color="000000"/>
+                <w:top w:val="none" w:sz="0" w:space="0" w:color="000000"/>
+                <w:left w:val="none" w:sz="0" w:space="0" w:color="000000"/>
+                <w:right w:val="none" w:sz="0" w:space="0" w:color="000000"/>
+              </w:pBdr>
+              <w:spacing w:after="140" w:before="140" w:line="240"/>
+              <w:ind w:left="140" w:right="140" w:firstLine="0" w:firstLineChars="0"/>
+              <w:rPr>
+                <w:rFonts w:ascii="Arial" w:hAnsi="Arial" w:eastAsia="Arial" w:cs="Arial"/>
+                <w:i w:val="false"/>
+                <w:b w:val="true"/>
+                <w:u w:val="none"/>
+                <w:strike w:val="false"/>
+                <w:sz w:val="24"/>
+                <w:szCs w:val="24"/>
+                <w:color w:val="FFFFFF"/>
+              </w:rPr>
+            </w:pPr>
+            <w:r>
+              <w:rPr>
+                <w:rFonts w:ascii="Arial" w:hAnsi="Arial" w:eastAsia="Arial" w:cs="Arial"/>
+                <w:i w:val="false"/>
+                <w:b w:val="true"/>
+                <w:u w:val="none"/>
+                <w:strike w:val="false"/>
+                <w:sz w:val="24"/>
+                <w:szCs w:val="24"/>
+                <w:color w:val="FFFFFF"/>
+              </w:rPr>
+              <w:t xml:space="preserve">95% interval AED</w:t>
+            </w:r>
+          </w:p>
+        </w:tc>
+        <w:tc>
+          <w:tcPr>
+            <w:tcBorders>
+              <w:bottom w:val="single" w:sz="6" w:space="0" w:color="D9D9D9"/>
+              <w:top w:val="single" w:sz="6" w:space="0" w:color="D9D9D9"/>
+              <w:left w:val="single" w:sz="6" w:space="0" w:color="D9D9D9"/>
+              <w:right w:val="single" w:sz="6" w:space="0" w:color="D9D9D9"/>
+            </w:tcBorders>
+            <w:shd w:val="clear" w:color="auto" w:fill="063360"/>
+            <w:tcMar>
+              <w:top w:w="0" w:type="dxa"/>
+              <w:bottom w:w="0" w:type="dxa"/>
+              <w:left w:w="0" w:type="dxa"/>
+              <w:right w:w="0" w:type="dxa"/>
+            </w:tcMar>
+            <w:vAlign w:val="center"/>
+          </w:tcPr>
+          <w:p>
+            <w:pPr>
+              <w:jc w:val="left"/>
+              <w:pBdr>
+                <w:bottom w:val="none" w:sz="0" w:space="0" w:color="000000"/>
+                <w:top w:val="none" w:sz="0" w:space="0" w:color="000000"/>
+                <w:left w:val="none" w:sz="0" w:space="0" w:color="000000"/>
+                <w:right w:val="none" w:sz="0" w:space="0" w:color="000000"/>
+              </w:pBdr>
+              <w:spacing w:after="140" w:before="140" w:line="240"/>
+              <w:ind w:left="140" w:right="140" w:firstLine="0" w:firstLineChars="0"/>
+              <w:rPr>
+                <w:rFonts w:ascii="Arial" w:hAnsi="Arial" w:eastAsia="Arial" w:cs="Arial"/>
+                <w:i w:val="false"/>
+                <w:b w:val="true"/>
+                <w:u w:val="none"/>
+                <w:strike w:val="false"/>
+                <w:sz w:val="24"/>
+                <w:szCs w:val="24"/>
+                <w:color w:val="FFFFFF"/>
+              </w:rPr>
+            </w:pPr>
+            <w:r>
+              <w:rPr>
+                <w:rFonts w:ascii="Arial" w:hAnsi="Arial" w:eastAsia="Arial" w:cs="Arial"/>
+                <w:i w:val="false"/>
+                <w:b w:val="true"/>
+                <w:u w:val="none"/>
+                <w:strike w:val="false"/>
+                <w:sz w:val="24"/>
+                <w:szCs w:val="24"/>
+                <w:color w:val="FFFFFF"/>
+              </w:rPr>
+              <w:t xml:space="preserve">p-value</w:t>
+            </w:r>
+          </w:p>
+        </w:tc>
+      </w:tr>
       <w:tr>
         <w:trPr>
           <w:trHeight w:val="360" w:hRule="auto"/>
@@ -425,7 +534,7 @@
           <w:tcPr>
             <w:tcBorders>
               <w:bottom w:val="single" w:sz="6" w:space="0" w:color="D9D9D9"/>
-              <w:top w:val="none" w:sz="0" w:space="0" w:color="000000"/>
+              <w:top w:val="single" w:sz="6" w:space="0" w:color="D9D9D9"/>
               <w:left w:val="single" w:sz="6" w:space="0" w:color="D9D9D9"/>
               <w:right w:val="single" w:sz="6" w:space="0" w:color="D9D9D9"/>
             </w:tcBorders>
@@ -471,7 +580,7 @@
                 <w:szCs w:val="24"/>
                 <w:color w:val="000000"/>
               </w:rPr>
-              <w:t xml:space="preserve">3</w:t>
+              <w:t xml:space="preserve">Before GreenWaste</w:t>
             </w:r>
           </w:p>
         </w:tc>
@@ -479,7 +588,7 @@
           <w:tcPr>
             <w:tcBorders>
               <w:bottom w:val="single" w:sz="6" w:space="0" w:color="D9D9D9"/>
-              <w:top w:val="none" w:sz="0" w:space="0" w:color="000000"/>
+              <w:top w:val="single" w:sz="6" w:space="0" w:color="D9D9D9"/>
               <w:left w:val="single" w:sz="6" w:space="0" w:color="D9D9D9"/>
               <w:right w:val="single" w:sz="6" w:space="0" w:color="D9D9D9"/>
             </w:tcBorders>
@@ -525,7 +634,7 @@
                 <w:szCs w:val="24"/>
                 <w:color w:val="000000"/>
               </w:rPr>
-              <w:t xml:space="preserve">4</w:t>
+              <w:t xml:space="preserve">1,432</w:t>
             </w:r>
           </w:p>
         </w:tc>
@@ -533,7 +642,7 @@
           <w:tcPr>
             <w:tcBorders>
               <w:bottom w:val="single" w:sz="6" w:space="0" w:color="D9D9D9"/>
-              <w:top w:val="none" w:sz="0" w:space="0" w:color="000000"/>
+              <w:top w:val="single" w:sz="6" w:space="0" w:color="D9D9D9"/>
               <w:left w:val="single" w:sz="6" w:space="0" w:color="D9D9D9"/>
               <w:right w:val="single" w:sz="6" w:space="0" w:color="D9D9D9"/>
             </w:tcBorders>
@@ -579,7 +688,7 @@
                 <w:szCs w:val="24"/>
                 <w:color w:val="000000"/>
               </w:rPr>
-              <w:t xml:space="preserve">5</w:t>
+              <w:t xml:space="preserve">1,418 to 1,446</w:t>
             </w:r>
           </w:p>
         </w:tc>
@@ -587,7 +696,7 @@
           <w:tcPr>
             <w:tcBorders>
               <w:bottom w:val="single" w:sz="6" w:space="0" w:color="D9D9D9"/>
-              <w:top w:val="none" w:sz="0" w:space="0" w:color="000000"/>
+              <w:top w:val="single" w:sz="6" w:space="0" w:color="D9D9D9"/>
               <w:left w:val="single" w:sz="6" w:space="0" w:color="D9D9D9"/>
               <w:right w:val="single" w:sz="6" w:space="0" w:color="D9D9D9"/>
             </w:tcBorders>
@@ -633,19 +742,25 @@
                 <w:szCs w:val="24"/>
                 <w:color w:val="000000"/>
               </w:rPr>
-              <w:t xml:space="preserve">5</w:t>
+              <w:t xml:space="preserve">&lt; 0.001</w:t>
             </w:r>
           </w:p>
         </w:tc>
+      </w:tr>
+      <w:tr>
+        <w:trPr>
+          <w:trHeight w:val="360" w:hRule="auto"/>
+        </w:trPr>
+        body2
         <w:tc>
           <w:tcPr>
             <w:tcBorders>
               <w:bottom w:val="single" w:sz="6" w:space="0" w:color="D9D9D9"/>
-              <w:top w:val="none" w:sz="0" w:space="0" w:color="000000"/>
+              <w:top w:val="single" w:sz="6" w:space="0" w:color="D9D9D9"/>
               <w:left w:val="single" w:sz="6" w:space="0" w:color="D9D9D9"/>
               <w:right w:val="single" w:sz="6" w:space="0" w:color="D9D9D9"/>
             </w:tcBorders>
-            <w:shd w:val="clear" w:color="auto" w:fill="FFFFFF"/>
+            <w:shd w:val="clear" w:color="auto" w:fill="F1F5F9"/>
             <w:tcMar>
               <w:top w:w="0" w:type="dxa"/>
               <w:bottom w:w="0" w:type="dxa"/>
@@ -687,7 +802,7 @@
                 <w:szCs w:val="24"/>
                 <w:color w:val="000000"/>
               </w:rPr>
-              <w:t xml:space="preserve">6</w:t>
+              <w:t xml:space="preserve">After minus before</w:t>
             </w:r>
           </w:p>
         </w:tc>
@@ -695,11 +810,11 @@
           <w:tcPr>
             <w:tcBorders>
               <w:bottom w:val="single" w:sz="6" w:space="0" w:color="D9D9D9"/>
-              <w:top w:val="none" w:sz="0" w:space="0" w:color="000000"/>
+              <w:top w:val="single" w:sz="6" w:space="0" w:color="D9D9D9"/>
               <w:left w:val="single" w:sz="6" w:space="0" w:color="D9D9D9"/>
               <w:right w:val="single" w:sz="6" w:space="0" w:color="D9D9D9"/>
             </w:tcBorders>
-            <w:shd w:val="clear" w:color="auto" w:fill="FFFFFF"/>
+            <w:shd w:val="clear" w:color="auto" w:fill="F1F5F9"/>
             <w:tcMar>
               <w:top w:w="0" w:type="dxa"/>
               <w:bottom w:w="0" w:type="dxa"/>
@@ -741,7 +856,7 @@
                 <w:szCs w:val="24"/>
                 <w:color w:val="000000"/>
               </w:rPr>
-              <w:t xml:space="preserve">7</w:t>
+              <w:t xml:space="preserve">-669</w:t>
             </w:r>
           </w:p>
         </w:tc>
@@ -749,11 +864,11 @@
           <w:tcPr>
             <w:tcBorders>
               <w:bottom w:val="single" w:sz="6" w:space="0" w:color="D9D9D9"/>
-              <w:top w:val="none" w:sz="0" w:space="0" w:color="000000"/>
+              <w:top w:val="single" w:sz="6" w:space="0" w:color="D9D9D9"/>
               <w:left w:val="single" w:sz="6" w:space="0" w:color="D9D9D9"/>
               <w:right w:val="single" w:sz="6" w:space="0" w:color="D9D9D9"/>
             </w:tcBorders>
-            <w:shd w:val="clear" w:color="auto" w:fill="FFFFFF"/>
+            <w:shd w:val="clear" w:color="auto" w:fill="F1F5F9"/>
             <w:tcMar>
               <w:top w:w="0" w:type="dxa"/>
               <w:bottom w:w="0" w:type="dxa"/>
@@ -795,7 +910,7 @@
                 <w:szCs w:val="24"/>
                 <w:color w:val="000000"/>
               </w:rPr>
-              <w:t xml:space="preserve">7</w:t>
+              <w:t xml:space="preserve">-684 to -654</w:t>
             </w:r>
           </w:p>
         </w:tc>
@@ -803,11 +918,11 @@
           <w:tcPr>
             <w:tcBorders>
               <w:bottom w:val="single" w:sz="6" w:space="0" w:color="D9D9D9"/>
-              <w:top w:val="none" w:sz="0" w:space="0" w:color="000000"/>
+              <w:top w:val="single" w:sz="6" w:space="0" w:color="D9D9D9"/>
               <w:left w:val="single" w:sz="6" w:space="0" w:color="D9D9D9"/>
               <w:right w:val="single" w:sz="6" w:space="0" w:color="D9D9D9"/>
             </w:tcBorders>
-            <w:shd w:val="clear" w:color="auto" w:fill="FFFFFF"/>
+            <w:shd w:val="clear" w:color="auto" w:fill="F1F5F9"/>
             <w:tcMar>
               <w:top w:w="0" w:type="dxa"/>
               <w:bottom w:w="0" w:type="dxa"/>
@@ -849,115 +964,7 @@
                 <w:szCs w:val="24"/>
                 <w:color w:val="000000"/>
               </w:rPr>
-              <w:t xml:space="preserve">8</w:t>
-            </w:r>
-          </w:p>
-        </w:tc>
-        <w:tc>
-          <w:tcPr>
-            <w:tcBorders>
-              <w:bottom w:val="single" w:sz="6" w:space="0" w:color="D9D9D9"/>
-              <w:top w:val="none" w:sz="0" w:space="0" w:color="000000"/>
-              <w:left w:val="single" w:sz="6" w:space="0" w:color="D9D9D9"/>
-              <w:right w:val="single" w:sz="6" w:space="0" w:color="D9D9D9"/>
-            </w:tcBorders>
-            <w:shd w:val="clear" w:color="auto" w:fill="FFFFFF"/>
-            <w:tcMar>
-              <w:top w:w="0" w:type="dxa"/>
-              <w:bottom w:w="0" w:type="dxa"/>
-              <w:left w:w="0" w:type="dxa"/>
-              <w:right w:w="0" w:type="dxa"/>
-            </w:tcMar>
-            <w:vAlign w:val="center"/>
-          </w:tcPr>
-          <w:p>
-            <w:pPr>
-              <w:jc w:val="left"/>
-              <w:pBdr>
-                <w:bottom w:val="none" w:sz="0" w:space="0" w:color="000000"/>
-                <w:top w:val="none" w:sz="0" w:space="0" w:color="000000"/>
-                <w:left w:val="none" w:sz="0" w:space="0" w:color="000000"/>
-                <w:right w:val="none" w:sz="0" w:space="0" w:color="000000"/>
-              </w:pBdr>
-              <w:spacing w:after="140" w:before="140" w:line="240"/>
-              <w:ind w:left="140" w:right="140" w:firstLine="0" w:firstLineChars="0"/>
-              <w:rPr>
-                <w:rFonts w:ascii="Arial" w:hAnsi="Arial" w:eastAsia="Arial" w:cs="Arial"/>
-                <w:i w:val="false"/>
-                <w:b w:val="false"/>
-                <w:u w:val="none"/>
-                <w:strike w:val="false"/>
-                <w:sz w:val="24"/>
-                <w:szCs w:val="24"/>
-                <w:color w:val="000000"/>
-              </w:rPr>
-            </w:pPr>
-            <w:r>
-              <w:rPr>
-                <w:rFonts w:ascii="Arial" w:hAnsi="Arial" w:eastAsia="Arial" w:cs="Arial"/>
-                <w:i w:val="false"/>
-                <w:b w:val="false"/>
-                <w:u w:val="none"/>
-                <w:strike w:val="false"/>
-                <w:sz w:val="24"/>
-                <w:szCs w:val="24"/>
-                <w:color w:val="000000"/>
-              </w:rPr>
-              <w:t xml:space="preserve">9</w:t>
-            </w:r>
-          </w:p>
-        </w:tc>
-        <w:tc>
-          <w:tcPr>
-            <w:tcBorders>
-              <w:bottom w:val="single" w:sz="6" w:space="0" w:color="D9D9D9"/>
-              <w:top w:val="none" w:sz="0" w:space="0" w:color="000000"/>
-              <w:left w:val="single" w:sz="6" w:space="0" w:color="D9D9D9"/>
-              <w:right w:val="single" w:sz="6" w:space="0" w:color="D9D9D9"/>
-            </w:tcBorders>
-            <w:shd w:val="clear" w:color="auto" w:fill="FFFFFF"/>
-            <w:tcMar>
-              <w:top w:w="0" w:type="dxa"/>
-              <w:bottom w:w="0" w:type="dxa"/>
-              <w:left w:w="0" w:type="dxa"/>
-              <w:right w:w="0" w:type="dxa"/>
-            </w:tcMar>
-            <w:vAlign w:val="center"/>
-          </w:tcPr>
-          <w:p>
-            <w:pPr>
-              <w:jc w:val="left"/>
-              <w:pBdr>
-                <w:bottom w:val="none" w:sz="0" w:space="0" w:color="000000"/>
-                <w:top w:val="none" w:sz="0" w:space="0" w:color="000000"/>
-                <w:left w:val="none" w:sz="0" w:space="0" w:color="000000"/>
-                <w:right w:val="none" w:sz="0" w:space="0" w:color="000000"/>
-              </w:pBdr>
-              <w:spacing w:after="140" w:before="140" w:line="240"/>
-              <w:ind w:left="140" w:right="140" w:firstLine="0" w:firstLineChars="0"/>
-              <w:rPr>
-                <w:rFonts w:ascii="Arial" w:hAnsi="Arial" w:eastAsia="Arial" w:cs="Arial"/>
-                <w:i w:val="false"/>
-                <w:b w:val="false"/>
-                <w:u w:val="none"/>
-                <w:strike w:val="false"/>
-                <w:sz w:val="24"/>
-                <w:szCs w:val="24"/>
-                <w:color w:val="000000"/>
-              </w:rPr>
-            </w:pPr>
-            <w:r>
-              <w:rPr>
-                <w:rFonts w:ascii="Arial" w:hAnsi="Arial" w:eastAsia="Arial" w:cs="Arial"/>
-                <w:i w:val="false"/>
-                <w:b w:val="false"/>
-                <w:u w:val="none"/>
-                <w:strike w:val="false"/>
-                <w:sz w:val="24"/>
-                <w:szCs w:val="24"/>
-                <w:color w:val="000000"/>
-              </w:rPr>
-              <w:t xml:space="preserve">46</w:t>
+              <w:t xml:space="preserve">&lt; 0.001</w:t>
             </w:r>
           </w:p>
         </w:tc>
@@ -973,6 +980,33 @@
           <w:left w:val="none" w:sz="0" w:space="0" w:color="000000"/>
           <w:right w:val="none" w:sz="0" w:space="0" w:color="000000"/>
         </w:pBdr>
+        <w:spacing w:after="120" w:before="0" w:line="240"/>
+        <w:ind w:left="0" w:right="0" w:firstLine="0" w:firstLineChars="0"/>
+      </w:pPr>
+      <w:r>
+        <w:rPr>
+          <w:rFonts w:ascii="Arial" w:hAnsi="Arial" w:eastAsia="Arial" w:cs="Arial"/>
+          <w:i w:val="false"/>
+          <w:b w:val="true"/>
+          <w:u w:val="none"/>
+          <w:strike w:val="false"/>
+          <w:sz w:val="28"/>
+          <w:szCs w:val="28"/>
+          <w:color w:val="000000"/>
+        </w:rPr>
+        <w:t xml:space="preserve">2 Coefficient</w:t>
+      </w:r>
+    </w:p>
+    <w:p>
+      <w:pPr>
+        <w:pStyle w:val="Normal"/>
+        <w:jc w:val="left"/>
+        <w:pBdr>
+          <w:bottom w:val="none" w:sz="0" w:space="0" w:color="000000"/>
+          <w:top w:val="none" w:sz="0" w:space="0" w:color="000000"/>
+          <w:left w:val="none" w:sz="0" w:space="0" w:color="000000"/>
+          <w:right w:val="none" w:sz="0" w:space="0" w:color="000000"/>
+        </w:pBdr>
         <w:spacing w:after="160" w:before="0" w:line="240"/>
         <w:ind w:left="0" w:right="0" w:firstLine="0" w:firstLineChars="0"/>
       </w:pPr>
@@ -987,7 +1021,7 @@
           <w:szCs w:val="24"/>
           <w:color w:val="000000"/>
         </w:rPr>
-        <w:t xml:space="preserve">Circle the business that would most affect the mean. Would the mean describe most of these businesses? Why?</w:t>
+        <w:t xml:space="preserve">Circle the change row. Write its number, units and meaning of the sign.</w:t>
       </w:r>
     </w:p>
     <w:p>
@@ -1092,7 +1126,34 @@
           <w:szCs w:val="44"/>
           <w:color w:val="000000"/>
         </w:rPr>
-        <w:t xml:space="preserve">Triage four claims</w:t>
+        <w:t xml:space="preserve">Explain what the table supports</w:t>
+      </w:r>
+    </w:p>
+    <w:p>
+      <w:pPr>
+        <w:pStyle w:val="Normal"/>
+        <w:jc w:val="left"/>
+        <w:pBdr>
+          <w:bottom w:val="none" w:sz="0" w:space="0" w:color="000000"/>
+          <w:top w:val="none" w:sz="0" w:space="0" w:color="000000"/>
+          <w:left w:val="none" w:sz="0" w:space="0" w:color="000000"/>
+          <w:right w:val="none" w:sz="0" w:space="0" w:color="000000"/>
+        </w:pBdr>
+        <w:spacing w:after="120" w:before="0" w:line="240"/>
+        <w:ind w:left="0" w:right="0" w:firstLine="0" w:firstLineChars="0"/>
+      </w:pPr>
+      <w:r>
+        <w:rPr>
+          <w:rFonts w:ascii="Arial" w:hAnsi="Arial" w:eastAsia="Arial" w:cs="Arial"/>
+          <w:i w:val="false"/>
+          <w:b w:val="true"/>
+          <w:u w:val="none"/>
+          <w:strike w:val="false"/>
+          <w:sz w:val="28"/>
+          <w:szCs w:val="28"/>
+          <w:color w:val="000000"/>
+        </w:rPr>
+        <w:t xml:space="preserve">3 Treatment effect</w:t>
       </w:r>
     </w:p>
     <w:p>
@@ -1119,7 +1180,88 @@
           <w:szCs w:val="24"/>
           <w:color w:val="000000"/>
         </w:rPr>
-        <w:t xml:space="preserve">Read your group's four cards. For each, choose a decision and explain the evidence you still need.</w:t>
+        <w:t xml:space="preserve">Does the after/before change establish what GreenWaste caused? Explain the missing comparison.</w:t>
+      </w:r>
+    </w:p>
+    <w:p>
+      <w:pPr>
+        <w:pStyle w:val="Normal"/>
+        <w:jc w:val="left"/>
+        <w:pBdr>
+          <w:bottom w:val="none" w:sz="0" w:space="0" w:color="000000"/>
+          <w:top w:val="none" w:sz="0" w:space="0" w:color="000000"/>
+          <w:left w:val="none" w:sz="0" w:space="0" w:color="000000"/>
+          <w:right w:val="none" w:sz="0" w:space="0" w:color="000000"/>
+        </w:pBdr>
+        <w:spacing w:after="240" w:before="0" w:line="240"/>
+        <w:ind w:left="0" w:right="0" w:firstLine="0" w:firstLineChars="0"/>
+      </w:pPr>
+      <w:r>
+        <w:rPr>
+          <w:rFonts w:ascii="Arial" w:hAnsi="Arial" w:eastAsia="Arial" w:cs="Arial"/>
+          <w:i w:val="false"/>
+          <w:b w:val="false"/>
+          <w:u w:val="none"/>
+          <w:strike w:val="false"/>
+          <w:sz w:val="24"/>
+          <w:szCs w:val="24"/>
+          <w:color w:val="B5BEC9"/>
+        </w:rPr>
+        <w:t xml:space="preserve">_______________________________________________________</w:t>
+      </w:r>
+    </w:p>
+    <w:p>
+      <w:pPr>
+        <w:pStyle w:val="Normal"/>
+        <w:jc w:val="left"/>
+        <w:pBdr>
+          <w:bottom w:val="none" w:sz="0" w:space="0" w:color="000000"/>
+          <w:top w:val="none" w:sz="0" w:space="0" w:color="000000"/>
+          <w:left w:val="none" w:sz="0" w:space="0" w:color="000000"/>
+          <w:right w:val="none" w:sz="0" w:space="0" w:color="000000"/>
+        </w:pBdr>
+        <w:spacing w:after="240" w:before="0" w:line="240"/>
+        <w:ind w:left="0" w:right="0" w:firstLine="0" w:firstLineChars="0"/>
+      </w:pPr>
+      <w:r>
+        <w:rPr>
+          <w:rFonts w:ascii="Arial" w:hAnsi="Arial" w:eastAsia="Arial" w:cs="Arial"/>
+          <w:i w:val="false"/>
+          <w:b w:val="false"/>
+          <w:u w:val="none"/>
+          <w:strike w:val="false"/>
+          <w:sz w:val="24"/>
+          <w:szCs w:val="24"/>
+          <w:color w:val="B5BEC9"/>
+        </w:rPr>
+        <w:t xml:space="preserve">_______________________________________________________</w:t>
+      </w:r>
+    </w:p>
+    <w:p>
+      <w:pPr>
+        <w:pStyle w:val="Normal"/>
+        <w:jc w:val="left"/>
+        <w:pBdr>
+          <w:bottom w:val="none" w:sz="0" w:space="0" w:color="000000"/>
+          <w:top w:val="none" w:sz="0" w:space="0" w:color="000000"/>
+          <w:left w:val="none" w:sz="0" w:space="0" w:color="000000"/>
+          <w:right w:val="none" w:sz="0" w:space="0" w:color="000000"/>
+        </w:pBdr>
+        <w:spacing w:after="120" w:before="0" w:line="240"/>
+        <w:ind w:left="0" w:right="0" w:firstLine="0" w:firstLineChars="0"/>
+      </w:pPr>
+      <w:r>
+        <w:rPr>
+          <w:rFonts w:ascii="Arial" w:hAnsi="Arial" w:eastAsia="Arial" w:cs="Arial"/>
+          <w:i w:val="false"/>
+          <w:b w:val="true"/>
+          <w:u w:val="none"/>
+          <w:strike w:val="false"/>
+          <w:sz w:val="28"/>
+          <w:szCs w:val="28"/>
+          <w:color w:val="000000"/>
+        </w:rPr>
+        <w:t xml:space="preserve">4 Confidence interval</w:t>
       </w:r>
     </w:p>
     <w:p>
@@ -1146,7 +1288,61 @@
           <w:szCs w:val="24"/>
           <w:color w:val="000000"/>
         </w:rPr>
-        <w:t xml:space="preserve">Decisions: Act / Ask first / Do not act. Questions: Compared to what? / How big? / How sure?</w:t>
+        <w:t xml:space="preserve">Box the interval for the change. What does it describe? Does it show the range for individual businesses?</w:t>
+      </w:r>
+    </w:p>
+    <w:p>
+      <w:pPr>
+        <w:pStyle w:val="Normal"/>
+        <w:jc w:val="left"/>
+        <w:pBdr>
+          <w:bottom w:val="none" w:sz="0" w:space="0" w:color="000000"/>
+          <w:top w:val="none" w:sz="0" w:space="0" w:color="000000"/>
+          <w:left w:val="none" w:sz="0" w:space="0" w:color="000000"/>
+          <w:right w:val="none" w:sz="0" w:space="0" w:color="000000"/>
+        </w:pBdr>
+        <w:spacing w:after="240" w:before="0" w:line="240"/>
+        <w:ind w:left="0" w:right="0" w:firstLine="0" w:firstLineChars="0"/>
+      </w:pPr>
+      <w:r>
+        <w:rPr>
+          <w:rFonts w:ascii="Arial" w:hAnsi="Arial" w:eastAsia="Arial" w:cs="Arial"/>
+          <w:i w:val="false"/>
+          <w:b w:val="false"/>
+          <w:u w:val="none"/>
+          <w:strike w:val="false"/>
+          <w:sz w:val="24"/>
+          <w:szCs w:val="24"/>
+          <w:color w:val="B5BEC9"/>
+        </w:rPr>
+        <w:t xml:space="preserve">_______________________________________________________</w:t>
+      </w:r>
+    </w:p>
+    <w:p>
+      <w:pPr>
+        <w:pStyle w:val="Normal"/>
+        <w:jc w:val="left"/>
+        <w:pBdr>
+          <w:bottom w:val="none" w:sz="0" w:space="0" w:color="000000"/>
+          <w:top w:val="none" w:sz="0" w:space="0" w:color="000000"/>
+          <w:left w:val="none" w:sz="0" w:space="0" w:color="000000"/>
+          <w:right w:val="none" w:sz="0" w:space="0" w:color="000000"/>
+        </w:pBdr>
+        <w:spacing w:after="240" w:before="0" w:line="240"/>
+        <w:ind w:left="0" w:right="0" w:firstLine="0" w:firstLineChars="0"/>
+      </w:pPr>
+      <w:r>
+        <w:rPr>
+          <w:rFonts w:ascii="Arial" w:hAnsi="Arial" w:eastAsia="Arial" w:cs="Arial"/>
+          <w:i w:val="false"/>
+          <w:b w:val="false"/>
+          <w:u w:val="none"/>
+          <w:strike w:val="false"/>
+          <w:sz w:val="24"/>
+          <w:szCs w:val="24"/>
+          <w:color w:val="B5BEC9"/>
+        </w:rPr>
+        <w:t xml:space="preserve">_______________________________________________________</w:t>
       </w:r>
     </w:p>
     <w:p>
@@ -1173,7 +1369,7 @@
           <w:szCs w:val="28"/>
           <w:color w:val="000000"/>
         </w:rPr>
-        <w:t xml:space="preserve">Card 1</w:t>
+        <w:t xml:space="preserve">5 P value</w:t>
       </w:r>
     </w:p>
     <w:p>
@@ -1200,7 +1396,196 @@
           <w:szCs w:val="24"/>
           <w:color w:val="000000"/>
         </w:rPr>
-        <w:t xml:space="preserve">Decision __________________   Missing question __________________</w:t>
+        <w:t xml:space="preserve">Find the change row p-value. Does it give the probability that GreenWaste works or establish cause?</w:t>
+      </w:r>
+    </w:p>
+    <w:p>
+      <w:pPr>
+        <w:pStyle w:val="Normal"/>
+        <w:jc w:val="left"/>
+        <w:pBdr>
+          <w:bottom w:val="none" w:sz="0" w:space="0" w:color="000000"/>
+          <w:top w:val="none" w:sz="0" w:space="0" w:color="000000"/>
+          <w:left w:val="none" w:sz="0" w:space="0" w:color="000000"/>
+          <w:right w:val="none" w:sz="0" w:space="0" w:color="000000"/>
+        </w:pBdr>
+        <w:spacing w:after="240" w:before="0" w:line="240"/>
+        <w:ind w:left="0" w:right="0" w:firstLine="0" w:firstLineChars="0"/>
+      </w:pPr>
+      <w:r>
+        <w:rPr>
+          <w:rFonts w:ascii="Arial" w:hAnsi="Arial" w:eastAsia="Arial" w:cs="Arial"/>
+          <w:i w:val="false"/>
+          <w:b w:val="false"/>
+          <w:u w:val="none"/>
+          <w:strike w:val="false"/>
+          <w:sz w:val="24"/>
+          <w:szCs w:val="24"/>
+          <w:color w:val="B5BEC9"/>
+        </w:rPr>
+        <w:t xml:space="preserve">_______________________________________________________</w:t>
+      </w:r>
+    </w:p>
+    <w:p>
+      <w:pPr>
+        <w:pStyle w:val="Normal"/>
+        <w:jc w:val="left"/>
+        <w:pBdr>
+          <w:bottom w:val="none" w:sz="0" w:space="0" w:color="000000"/>
+          <w:top w:val="none" w:sz="0" w:space="0" w:color="000000"/>
+          <w:left w:val="none" w:sz="0" w:space="0" w:color="000000"/>
+          <w:right w:val="none" w:sz="0" w:space="0" w:color="000000"/>
+        </w:pBdr>
+        <w:spacing w:after="240" w:before="0" w:line="240"/>
+        <w:ind w:left="0" w:right="0" w:firstLine="0" w:firstLineChars="0"/>
+      </w:pPr>
+      <w:r>
+        <w:rPr>
+          <w:rFonts w:ascii="Arial" w:hAnsi="Arial" w:eastAsia="Arial" w:cs="Arial"/>
+          <w:i w:val="false"/>
+          <w:b w:val="false"/>
+          <w:u w:val="none"/>
+          <w:strike w:val="false"/>
+          <w:sz w:val="24"/>
+          <w:szCs w:val="24"/>
+          <w:color w:val="B5BEC9"/>
+        </w:rPr>
+        <w:t xml:space="preserve">_______________________________________________________</w:t>
+      </w:r>
+    </w:p>
+    <w:p>
+      <w:pPr>
+        <w:pStyle w:val="Normal"/>
+        <w:jc w:val="left"/>
+        <w:pBdr>
+          <w:bottom w:val="none" w:sz="0" w:space="0" w:color="000000"/>
+          <w:top w:val="none" w:sz="0" w:space="0" w:color="000000"/>
+          <w:left w:val="none" w:sz="0" w:space="0" w:color="000000"/>
+          <w:right w:val="none" w:sz="0" w:space="0" w:color="000000"/>
+        </w:pBdr>
+        <w:spacing w:after="120" w:before="0" w:line="240"/>
+        <w:ind w:left="0" w:right="0" w:firstLine="0" w:firstLineChars="0"/>
+      </w:pPr>
+      <w:r>
+        <w:rPr>
+          <w:rFonts w:ascii="Arial" w:hAnsi="Arial" w:eastAsia="Arial" w:cs="Arial"/>
+          <w:i w:val="false"/>
+          <w:b w:val="true"/>
+          <w:u w:val="none"/>
+          <w:strike w:val="false"/>
+          <w:sz w:val="28"/>
+          <w:szCs w:val="28"/>
+          <w:color w:val="000000"/>
+        </w:rPr>
+        <w:t xml:space="preserve">6 Read and repair</w:t>
+      </w:r>
+    </w:p>
+    <w:p>
+      <w:pPr>
+        <w:pStyle w:val="Normal"/>
+        <w:jc w:val="left"/>
+        <w:pBdr>
+          <w:bottom w:val="none" w:sz="0" w:space="0" w:color="000000"/>
+          <w:top w:val="none" w:sz="0" w:space="0" w:color="000000"/>
+          <w:left w:val="none" w:sz="0" w:space="0" w:color="000000"/>
+          <w:right w:val="none" w:sz="0" w:space="0" w:color="000000"/>
+        </w:pBdr>
+        <w:spacing w:after="160" w:before="0" w:line="240"/>
+        <w:ind w:left="0" w:right="0" w:firstLine="0" w:firstLineChars="0"/>
+      </w:pPr>
+      <w:r>
+        <w:rPr>
+          <w:rFonts w:ascii="Arial" w:hAnsi="Arial" w:eastAsia="Arial" w:cs="Arial"/>
+          <w:i w:val="false"/>
+          <w:b w:val="false"/>
+          <w:u w:val="none"/>
+          <w:strike w:val="false"/>
+          <w:sz w:val="22"/>
+          <w:szCs w:val="22"/>
+          <w:color w:val="000000"/>
+        </w:rPr>
+        <w:t xml:space="preserve">The course rule is at least 1,000 AED annual saving per business. Repair this claim: The tiny p-value proves GreenWaste caused enough saving to expand.</w:t>
+      </w:r>
+    </w:p>
+    <w:p>
+      <w:pPr>
+        <w:pStyle w:val="Normal"/>
+        <w:jc w:val="left"/>
+        <w:pBdr>
+          <w:bottom w:val="none" w:sz="0" w:space="0" w:color="000000"/>
+          <w:top w:val="none" w:sz="0" w:space="0" w:color="000000"/>
+          <w:left w:val="none" w:sz="0" w:space="0" w:color="000000"/>
+          <w:right w:val="none" w:sz="0" w:space="0" w:color="000000"/>
+        </w:pBdr>
+        <w:spacing w:after="240" w:before="0" w:line="240"/>
+        <w:ind w:left="0" w:right="0" w:firstLine="0" w:firstLineChars="0"/>
+      </w:pPr>
+      <w:r>
+        <w:rPr>
+          <w:rFonts w:ascii="Arial" w:hAnsi="Arial" w:eastAsia="Arial" w:cs="Arial"/>
+          <w:i w:val="false"/>
+          <w:b w:val="false"/>
+          <w:u w:val="none"/>
+          <w:strike w:val="false"/>
+          <w:sz w:val="24"/>
+          <w:szCs w:val="24"/>
+          <w:color w:val="B5BEC9"/>
+        </w:rPr>
+        <w:t xml:space="preserve">_______________________________________________________</w:t>
+      </w:r>
+    </w:p>
+    <w:p>
+      <w:pPr>
+        <w:pStyle w:val="Normal"/>
+        <w:jc w:val="left"/>
+        <w:pBdr>
+          <w:bottom w:val="none" w:sz="0" w:space="0" w:color="000000"/>
+          <w:top w:val="none" w:sz="0" w:space="0" w:color="000000"/>
+          <w:left w:val="none" w:sz="0" w:space="0" w:color="000000"/>
+          <w:right w:val="none" w:sz="0" w:space="0" w:color="000000"/>
+        </w:pBdr>
+        <w:spacing w:after="240" w:before="0" w:line="240"/>
+        <w:ind w:left="0" w:right="0" w:firstLine="0" w:firstLineChars="0"/>
+      </w:pPr>
+      <w:r>
+        <w:rPr>
+          <w:rFonts w:ascii="Arial" w:hAnsi="Arial" w:eastAsia="Arial" w:cs="Arial"/>
+          <w:i w:val="false"/>
+          <w:b w:val="false"/>
+          <w:u w:val="none"/>
+          <w:strike w:val="false"/>
+          <w:sz w:val="24"/>
+          <w:szCs w:val="24"/>
+          <w:color w:val="B5BEC9"/>
+        </w:rPr>
+        <w:t xml:space="preserve">_______________________________________________________</w:t>
+      </w:r>
+    </w:p>
+    <w:p>
+      <w:pPr>
+        <w:pStyle w:val="Normal"/>
+        <w:jc w:val="left"/>
+        <w:pBdr>
+          <w:bottom w:val="none" w:sz="0" w:space="0" w:color="000000"/>
+          <w:top w:val="none" w:sz="0" w:space="0" w:color="000000"/>
+          <w:left w:val="none" w:sz="0" w:space="0" w:color="000000"/>
+          <w:right w:val="none" w:sz="0" w:space="0" w:color="000000"/>
+        </w:pBdr>
+        <w:spacing w:after="120" w:before="0" w:line="240"/>
+        <w:ind w:left="0" w:right="0" w:firstLine="0" w:firstLineChars="0"/>
+      </w:pPr>
+      <w:r>
+        <w:rPr>
+          <w:rFonts w:ascii="Arial" w:hAnsi="Arial" w:eastAsia="Arial" w:cs="Arial"/>
+          <w:i w:val="false"/>
+          <w:b w:val="true"/>
+          <w:u w:val="none"/>
+          <w:strike w:val="false"/>
+          <w:sz w:val="28"/>
+          <w:szCs w:val="28"/>
+          <w:color w:val="000000"/>
+        </w:rPr>
+        <w:t xml:space="preserve">My independent reading and next question</w:t>
       </w:r>
     </w:p>
     <w:p>
@@ -1227,412 +1612,7 @@
           <w:szCs w:val="24"/>
           <w:color w:val="000000"/>
         </w:rPr>
-        <w:t xml:space="preserve">My reason or question for the evaluator</w:t>
-      </w:r>
-    </w:p>
-    <w:p>
-      <w:pPr>
-        <w:pStyle w:val="Normal"/>
-        <w:jc w:val="left"/>
-        <w:pBdr>
-          <w:bottom w:val="none" w:sz="0" w:space="0" w:color="000000"/>
-          <w:top w:val="none" w:sz="0" w:space="0" w:color="000000"/>
-          <w:left w:val="none" w:sz="0" w:space="0" w:color="000000"/>
-          <w:right w:val="none" w:sz="0" w:space="0" w:color="000000"/>
-        </w:pBdr>
-        <w:spacing w:after="240" w:before="0" w:line="240"/>
-        <w:ind w:left="0" w:right="0" w:firstLine="0" w:firstLineChars="0"/>
-      </w:pPr>
-      <w:r>
-        <w:rPr>
-          <w:rFonts w:ascii="Arial" w:hAnsi="Arial" w:eastAsia="Arial" w:cs="Arial"/>
-          <w:i w:val="false"/>
-          <w:b w:val="false"/>
-          <w:u w:val="none"/>
-          <w:strike w:val="false"/>
-          <w:sz w:val="24"/>
-          <w:szCs w:val="24"/>
-          <w:color w:val="B5BEC9"/>
-        </w:rPr>
-        <w:t xml:space="preserve">_______________________________________________________</w:t>
-      </w:r>
-    </w:p>
-    <w:p>
-      <w:pPr>
-        <w:pStyle w:val="Normal"/>
-        <w:jc w:val="left"/>
-        <w:pBdr>
-          <w:bottom w:val="none" w:sz="0" w:space="0" w:color="000000"/>
-          <w:top w:val="none" w:sz="0" w:space="0" w:color="000000"/>
-          <w:left w:val="none" w:sz="0" w:space="0" w:color="000000"/>
-          <w:right w:val="none" w:sz="0" w:space="0" w:color="000000"/>
-        </w:pBdr>
-        <w:spacing w:after="120" w:before="0" w:line="240"/>
-        <w:ind w:left="0" w:right="0" w:firstLine="0" w:firstLineChars="0"/>
-      </w:pPr>
-      <w:r>
-        <w:rPr>
-          <w:rFonts w:ascii="Arial" w:hAnsi="Arial" w:eastAsia="Arial" w:cs="Arial"/>
-          <w:i w:val="false"/>
-          <w:b w:val="true"/>
-          <w:u w:val="none"/>
-          <w:strike w:val="false"/>
-          <w:sz w:val="28"/>
-          <w:szCs w:val="28"/>
-          <w:color w:val="000000"/>
-        </w:rPr>
-        <w:t xml:space="preserve">Card 2</w:t>
-      </w:r>
-    </w:p>
-    <w:p>
-      <w:pPr>
-        <w:pStyle w:val="Normal"/>
-        <w:jc w:val="left"/>
-        <w:pBdr>
-          <w:bottom w:val="none" w:sz="0" w:space="0" w:color="000000"/>
-          <w:top w:val="none" w:sz="0" w:space="0" w:color="000000"/>
-          <w:left w:val="none" w:sz="0" w:space="0" w:color="000000"/>
-          <w:right w:val="none" w:sz="0" w:space="0" w:color="000000"/>
-        </w:pBdr>
-        <w:spacing w:after="160" w:before="0" w:line="240"/>
-        <w:ind w:left="0" w:right="0" w:firstLine="0" w:firstLineChars="0"/>
-      </w:pPr>
-      <w:r>
-        <w:rPr>
-          <w:rFonts w:ascii="Arial" w:hAnsi="Arial" w:eastAsia="Arial" w:cs="Arial"/>
-          <w:i w:val="false"/>
-          <w:b w:val="false"/>
-          <w:u w:val="none"/>
-          <w:strike w:val="false"/>
-          <w:sz w:val="24"/>
-          <w:szCs w:val="24"/>
-          <w:color w:val="000000"/>
-        </w:rPr>
-        <w:t xml:space="preserve">Decision __________________   Missing question __________________</w:t>
-      </w:r>
-    </w:p>
-    <w:p>
-      <w:pPr>
-        <w:pStyle w:val="Normal"/>
-        <w:jc w:val="left"/>
-        <w:pBdr>
-          <w:bottom w:val="none" w:sz="0" w:space="0" w:color="000000"/>
-          <w:top w:val="none" w:sz="0" w:space="0" w:color="000000"/>
-          <w:left w:val="none" w:sz="0" w:space="0" w:color="000000"/>
-          <w:right w:val="none" w:sz="0" w:space="0" w:color="000000"/>
-        </w:pBdr>
-        <w:spacing w:after="160" w:before="0" w:line="240"/>
-        <w:ind w:left="0" w:right="0" w:firstLine="0" w:firstLineChars="0"/>
-      </w:pPr>
-      <w:r>
-        <w:rPr>
-          <w:rFonts w:ascii="Arial" w:hAnsi="Arial" w:eastAsia="Arial" w:cs="Arial"/>
-          <w:i w:val="false"/>
-          <w:b w:val="false"/>
-          <w:u w:val="none"/>
-          <w:strike w:val="false"/>
-          <w:sz w:val="24"/>
-          <w:szCs w:val="24"/>
-          <w:color w:val="000000"/>
-        </w:rPr>
-        <w:t xml:space="preserve">My reason or question for the evaluator</w:t>
-      </w:r>
-    </w:p>
-    <w:p>
-      <w:pPr>
-        <w:pStyle w:val="Normal"/>
-        <w:jc w:val="left"/>
-        <w:pBdr>
-          <w:bottom w:val="none" w:sz="0" w:space="0" w:color="000000"/>
-          <w:top w:val="none" w:sz="0" w:space="0" w:color="000000"/>
-          <w:left w:val="none" w:sz="0" w:space="0" w:color="000000"/>
-          <w:right w:val="none" w:sz="0" w:space="0" w:color="000000"/>
-        </w:pBdr>
-        <w:spacing w:after="240" w:before="0" w:line="240"/>
-        <w:ind w:left="0" w:right="0" w:firstLine="0" w:firstLineChars="0"/>
-      </w:pPr>
-      <w:r>
-        <w:rPr>
-          <w:rFonts w:ascii="Arial" w:hAnsi="Arial" w:eastAsia="Arial" w:cs="Arial"/>
-          <w:i w:val="false"/>
-          <w:b w:val="false"/>
-          <w:u w:val="none"/>
-          <w:strike w:val="false"/>
-          <w:sz w:val="24"/>
-          <w:szCs w:val="24"/>
-          <w:color w:val="B5BEC9"/>
-        </w:rPr>
-        <w:t xml:space="preserve">_______________________________________________________</w:t>
-      </w:r>
-    </w:p>
-    <w:p>
-      <w:pPr>
-        <w:pStyle w:val="Normal"/>
-        <w:jc w:val="left"/>
-        <w:pBdr>
-          <w:bottom w:val="none" w:sz="0" w:space="0" w:color="000000"/>
-          <w:top w:val="none" w:sz="0" w:space="0" w:color="000000"/>
-          <w:left w:val="none" w:sz="0" w:space="0" w:color="000000"/>
-          <w:right w:val="none" w:sz="0" w:space="0" w:color="000000"/>
-        </w:pBdr>
-        <w:spacing w:after="120" w:before="0" w:line="240"/>
-        <w:ind w:left="0" w:right="0" w:firstLine="0" w:firstLineChars="0"/>
-      </w:pPr>
-      <w:r>
-        <w:rPr>
-          <w:rFonts w:ascii="Arial" w:hAnsi="Arial" w:eastAsia="Arial" w:cs="Arial"/>
-          <w:i w:val="false"/>
-          <w:b w:val="true"/>
-          <w:u w:val="none"/>
-          <w:strike w:val="false"/>
-          <w:sz w:val="28"/>
-          <w:szCs w:val="28"/>
-          <w:color w:val="000000"/>
-        </w:rPr>
-        <w:t xml:space="preserve">Card 3</w:t>
-      </w:r>
-    </w:p>
-    <w:p>
-      <w:pPr>
-        <w:pStyle w:val="Normal"/>
-        <w:jc w:val="left"/>
-        <w:pBdr>
-          <w:bottom w:val="none" w:sz="0" w:space="0" w:color="000000"/>
-          <w:top w:val="none" w:sz="0" w:space="0" w:color="000000"/>
-          <w:left w:val="none" w:sz="0" w:space="0" w:color="000000"/>
-          <w:right w:val="none" w:sz="0" w:space="0" w:color="000000"/>
-        </w:pBdr>
-        <w:spacing w:after="160" w:before="0" w:line="240"/>
-        <w:ind w:left="0" w:right="0" w:firstLine="0" w:firstLineChars="0"/>
-      </w:pPr>
-      <w:r>
-        <w:rPr>
-          <w:rFonts w:ascii="Arial" w:hAnsi="Arial" w:eastAsia="Arial" w:cs="Arial"/>
-          <w:i w:val="false"/>
-          <w:b w:val="false"/>
-          <w:u w:val="none"/>
-          <w:strike w:val="false"/>
-          <w:sz w:val="24"/>
-          <w:szCs w:val="24"/>
-          <w:color w:val="000000"/>
-        </w:rPr>
-        <w:t xml:space="preserve">Decision __________________   Missing question __________________</w:t>
-      </w:r>
-    </w:p>
-    <w:p>
-      <w:pPr>
-        <w:pStyle w:val="Normal"/>
-        <w:jc w:val="left"/>
-        <w:pBdr>
-          <w:bottom w:val="none" w:sz="0" w:space="0" w:color="000000"/>
-          <w:top w:val="none" w:sz="0" w:space="0" w:color="000000"/>
-          <w:left w:val="none" w:sz="0" w:space="0" w:color="000000"/>
-          <w:right w:val="none" w:sz="0" w:space="0" w:color="000000"/>
-        </w:pBdr>
-        <w:spacing w:after="160" w:before="0" w:line="240"/>
-        <w:ind w:left="0" w:right="0" w:firstLine="0" w:firstLineChars="0"/>
-      </w:pPr>
-      <w:r>
-        <w:rPr>
-          <w:rFonts w:ascii="Arial" w:hAnsi="Arial" w:eastAsia="Arial" w:cs="Arial"/>
-          <w:i w:val="false"/>
-          <w:b w:val="false"/>
-          <w:u w:val="none"/>
-          <w:strike w:val="false"/>
-          <w:sz w:val="24"/>
-          <w:szCs w:val="24"/>
-          <w:color w:val="000000"/>
-        </w:rPr>
-        <w:t xml:space="preserve">My reason or question for the evaluator</w:t>
-      </w:r>
-    </w:p>
-    <w:p>
-      <w:pPr>
-        <w:pStyle w:val="Normal"/>
-        <w:jc w:val="left"/>
-        <w:pBdr>
-          <w:bottom w:val="none" w:sz="0" w:space="0" w:color="000000"/>
-          <w:top w:val="none" w:sz="0" w:space="0" w:color="000000"/>
-          <w:left w:val="none" w:sz="0" w:space="0" w:color="000000"/>
-          <w:right w:val="none" w:sz="0" w:space="0" w:color="000000"/>
-        </w:pBdr>
-        <w:spacing w:after="240" w:before="0" w:line="240"/>
-        <w:ind w:left="0" w:right="0" w:firstLine="0" w:firstLineChars="0"/>
-      </w:pPr>
-      <w:r>
-        <w:rPr>
-          <w:rFonts w:ascii="Arial" w:hAnsi="Arial" w:eastAsia="Arial" w:cs="Arial"/>
-          <w:i w:val="false"/>
-          <w:b w:val="false"/>
-          <w:u w:val="none"/>
-          <w:strike w:val="false"/>
-          <w:sz w:val="24"/>
-          <w:szCs w:val="24"/>
-          <w:color w:val="B5BEC9"/>
-        </w:rPr>
-        <w:t xml:space="preserve">_______________________________________________________</w:t>
-      </w:r>
-    </w:p>
-    <w:p>
-      <w:pPr>
-        <w:pStyle w:val="Normal"/>
-        <w:jc w:val="left"/>
-        <w:pBdr>
-          <w:bottom w:val="none" w:sz="0" w:space="0" w:color="000000"/>
-          <w:top w:val="none" w:sz="0" w:space="0" w:color="000000"/>
-          <w:left w:val="none" w:sz="0" w:space="0" w:color="000000"/>
-          <w:right w:val="none" w:sz="0" w:space="0" w:color="000000"/>
-        </w:pBdr>
-        <w:spacing w:after="120" w:before="0" w:line="240"/>
-        <w:ind w:left="0" w:right="0" w:firstLine="0" w:firstLineChars="0"/>
-      </w:pPr>
-      <w:r>
-        <w:rPr>
-          <w:rFonts w:ascii="Arial" w:hAnsi="Arial" w:eastAsia="Arial" w:cs="Arial"/>
-          <w:i w:val="false"/>
-          <w:b w:val="true"/>
-          <w:u w:val="none"/>
-          <w:strike w:val="false"/>
-          <w:sz w:val="28"/>
-          <w:szCs w:val="28"/>
-          <w:color w:val="000000"/>
-        </w:rPr>
-        <w:t xml:space="preserve">Card 4</w:t>
-      </w:r>
-    </w:p>
-    <w:p>
-      <w:pPr>
-        <w:pStyle w:val="Normal"/>
-        <w:jc w:val="left"/>
-        <w:pBdr>
-          <w:bottom w:val="none" w:sz="0" w:space="0" w:color="000000"/>
-          <w:top w:val="none" w:sz="0" w:space="0" w:color="000000"/>
-          <w:left w:val="none" w:sz="0" w:space="0" w:color="000000"/>
-          <w:right w:val="none" w:sz="0" w:space="0" w:color="000000"/>
-        </w:pBdr>
-        <w:spacing w:after="160" w:before="0" w:line="240"/>
-        <w:ind w:left="0" w:right="0" w:firstLine="0" w:firstLineChars="0"/>
-      </w:pPr>
-      <w:r>
-        <w:rPr>
-          <w:rFonts w:ascii="Arial" w:hAnsi="Arial" w:eastAsia="Arial" w:cs="Arial"/>
-          <w:i w:val="false"/>
-          <w:b w:val="false"/>
-          <w:u w:val="none"/>
-          <w:strike w:val="false"/>
-          <w:sz w:val="24"/>
-          <w:szCs w:val="24"/>
-          <w:color w:val="000000"/>
-        </w:rPr>
-        <w:t xml:space="preserve">Decision __________________   Missing question __________________</w:t>
-      </w:r>
-    </w:p>
-    <w:p>
-      <w:pPr>
-        <w:pStyle w:val="Normal"/>
-        <w:jc w:val="left"/>
-        <w:pBdr>
-          <w:bottom w:val="none" w:sz="0" w:space="0" w:color="000000"/>
-          <w:top w:val="none" w:sz="0" w:space="0" w:color="000000"/>
-          <w:left w:val="none" w:sz="0" w:space="0" w:color="000000"/>
-          <w:right w:val="none" w:sz="0" w:space="0" w:color="000000"/>
-        </w:pBdr>
-        <w:spacing w:after="160" w:before="0" w:line="240"/>
-        <w:ind w:left="0" w:right="0" w:firstLine="0" w:firstLineChars="0"/>
-      </w:pPr>
-      <w:r>
-        <w:rPr>
-          <w:rFonts w:ascii="Arial" w:hAnsi="Arial" w:eastAsia="Arial" w:cs="Arial"/>
-          <w:i w:val="false"/>
-          <w:b w:val="false"/>
-          <w:u w:val="none"/>
-          <w:strike w:val="false"/>
-          <w:sz w:val="24"/>
-          <w:szCs w:val="24"/>
-          <w:color w:val="000000"/>
-        </w:rPr>
-        <w:t xml:space="preserve">My reason or question for the evaluator</w:t>
-      </w:r>
-    </w:p>
-    <w:p>
-      <w:pPr>
-        <w:pStyle w:val="Normal"/>
-        <w:jc w:val="left"/>
-        <w:pBdr>
-          <w:bottom w:val="none" w:sz="0" w:space="0" w:color="000000"/>
-          <w:top w:val="none" w:sz="0" w:space="0" w:color="000000"/>
-          <w:left w:val="none" w:sz="0" w:space="0" w:color="000000"/>
-          <w:right w:val="none" w:sz="0" w:space="0" w:color="000000"/>
-        </w:pBdr>
-        <w:spacing w:after="240" w:before="0" w:line="240"/>
-        <w:ind w:left="0" w:right="0" w:firstLine="0" w:firstLineChars="0"/>
-      </w:pPr>
-      <w:r>
-        <w:rPr>
-          <w:rFonts w:ascii="Arial" w:hAnsi="Arial" w:eastAsia="Arial" w:cs="Arial"/>
-          <w:i w:val="false"/>
-          <w:b w:val="false"/>
-          <w:u w:val="none"/>
-          <w:strike w:val="false"/>
-          <w:sz w:val="24"/>
-          <w:szCs w:val="24"/>
-          <w:color w:val="B5BEC9"/>
-        </w:rPr>
-        <w:t xml:space="preserve">_______________________________________________________</w:t>
-      </w:r>
-    </w:p>
-    <w:p>
-      <w:pPr>
-        <w:pStyle w:val="Normal"/>
-        <w:jc w:val="left"/>
-        <w:pBdr>
-          <w:bottom w:val="none" w:sz="0" w:space="0" w:color="000000"/>
-          <w:top w:val="none" w:sz="0" w:space="0" w:color="000000"/>
-          <w:left w:val="none" w:sz="0" w:space="0" w:color="000000"/>
-          <w:right w:val="none" w:sz="0" w:space="0" w:color="000000"/>
-        </w:pBdr>
-        <w:spacing w:after="120" w:before="0" w:line="240"/>
-        <w:ind w:left="0" w:right="0" w:firstLine="0" w:firstLineChars="0"/>
-      </w:pPr>
-      <w:r>
-        <w:rPr>
-          <w:rFonts w:ascii="Arial" w:hAnsi="Arial" w:eastAsia="Arial" w:cs="Arial"/>
-          <w:i w:val="false"/>
-          <w:b w:val="true"/>
-          <w:u w:val="none"/>
-          <w:strike w:val="false"/>
-          <w:sz w:val="28"/>
-          <w:szCs w:val="28"/>
-          <w:color w:val="000000"/>
-        </w:rPr>
-        <w:t xml:space="preserve">My next question from memory</w:t>
-      </w:r>
-    </w:p>
-    <w:p>
-      <w:pPr>
-        <w:pStyle w:val="Normal"/>
-        <w:jc w:val="left"/>
-        <w:pBdr>
-          <w:bottom w:val="none" w:sz="0" w:space="0" w:color="000000"/>
-          <w:top w:val="none" w:sz="0" w:space="0" w:color="000000"/>
-          <w:left w:val="none" w:sz="0" w:space="0" w:color="000000"/>
-          <w:right w:val="none" w:sz="0" w:space="0" w:color="000000"/>
-        </w:pBdr>
-        <w:spacing w:after="160" w:before="0" w:line="240"/>
-        <w:ind w:left="0" w:right="0" w:firstLine="0" w:firstLineChars="0"/>
-      </w:pPr>
-      <w:r>
-        <w:rPr>
-          <w:rFonts w:ascii="Arial" w:hAnsi="Arial" w:eastAsia="Arial" w:cs="Arial"/>
-          <w:i w:val="false"/>
-          <w:b w:val="false"/>
-          <w:u w:val="none"/>
-          <w:strike w:val="false"/>
-          <w:sz w:val="24"/>
-          <w:szCs w:val="24"/>
-          <w:color w:val="000000"/>
-        </w:rPr>
-        <w:t xml:space="preserve">Turn the cards over. Write one useful question and why its answer matters.</w:t>
+        <w:t xml:space="preserve">State the change, its interval and comparison. Ask for evidence needed before calling it a programme effect.</w:t>
       </w:r>
     </w:p>
     <w:p>
